--- a/GUIA DE BUSQUEDAS.docx
+++ b/GUIA DE BUSQUEDAS.docx
@@ -4,38 +4,362 @@
   <w:body>
     <w:p>
       <w:pPr>
-        <w:pStyle w:val="Ttulo1"/>
+        <w:spacing w:after="300"/>
+        <w:jc w:val="both"/>
+        <w:rPr>
+          <w:rFonts w:ascii="Times New Roman" w:hAnsi="Times New Roman" w:cs="Times New Roman"/>
+          <w:sz w:val="24"/>
+          <w:szCs w:val="24"/>
+        </w:rPr>
+      </w:pPr>
+      <w:r>
+        <w:pict w14:anchorId="7EF5E58B">
+          <v:rect id="_x0000_i1025" style="width:0;height:.75pt" o:hralign="center" o:hrstd="t" o:hr="t" fillcolor="#a0a0a0" stroked="f"/>
+        </w:pict>
+      </w:r>
+    </w:p>
+    <w:p>
+      <w:pPr>
+        <w:pStyle w:val="Ttulo2"/>
         <w:shd w:val="clear" w:color="auto" w:fill="FFFFFF"/>
-        <w:spacing w:before="0" w:line="480" w:lineRule="atLeast"/>
+        <w:spacing w:before="0" w:line="420" w:lineRule="atLeast"/>
+        <w:jc w:val="center"/>
         <w:textAlignment w:val="baseline"/>
         <w:rPr>
+          <w:rStyle w:val="Textoennegrita"/>
+          <w:rFonts w:ascii="inherit" w:hAnsi="inherit" w:cs="Arial"/>
+          <w:color w:val="1B2E5D"/>
+          <w:sz w:val="33"/>
+          <w:szCs w:val="33"/>
+          <w:bdr w:val="none" w:sz="0" w:space="0" w:color="auto" w:frame="1"/>
+        </w:rPr>
+      </w:pPr>
+      <w:r>
+        <w:rPr>
+          <w:rStyle w:val="Textoennegrita"/>
+          <w:rFonts w:ascii="inherit" w:hAnsi="inherit" w:cs="Arial"/>
+          <w:color w:val="1B2E5D"/>
+          <w:sz w:val="33"/>
+          <w:szCs w:val="33"/>
+          <w:bdr w:val="none" w:sz="0" w:space="0" w:color="auto" w:frame="1"/>
+        </w:rPr>
+        <w:t xml:space="preserve">MANUAL TÉCNICO DE PERFILAMIENTO Y </w:t>
+      </w:r>
+    </w:p>
+    <w:p>
+      <w:pPr>
+        <w:pStyle w:val="Ttulo2"/>
+        <w:shd w:val="clear" w:color="auto" w:fill="FFFFFF"/>
+        <w:spacing w:before="0" w:line="420" w:lineRule="atLeast"/>
+        <w:jc w:val="center"/>
+        <w:textAlignment w:val="baseline"/>
+        <w:rPr>
           <w:rFonts w:ascii="Arial" w:hAnsi="Arial" w:cs="Arial"/>
           <w:color w:val="1B2E5D"/>
-          <w:sz w:val="36"/>
-          <w:szCs w:val="36"/>
-        </w:rPr>
-      </w:pPr>
-      <w:r>
-        <w:rPr>
-          <w:rFonts w:ascii="Segoe UI Emoji" w:hAnsi="Segoe UI Emoji" w:cs="Segoe UI Emoji"/>
+          <w:sz w:val="33"/>
+          <w:szCs w:val="33"/>
+        </w:rPr>
+      </w:pPr>
+      <w:r>
+        <w:rPr>
+          <w:rStyle w:val="Textoennegrita"/>
+          <w:rFonts w:ascii="inherit" w:hAnsi="inherit" w:cs="Arial"/>
+          <w:color w:val="1B2E5D"/>
+          <w:sz w:val="33"/>
+          <w:szCs w:val="33"/>
+          <w:bdr w:val="none" w:sz="0" w:space="0" w:color="auto" w:frame="1"/>
+        </w:rPr>
+        <w:t>GEOINTELIGENCIA PROACTIVA</w:t>
+      </w:r>
+    </w:p>
+    <w:p>
+      <w:pPr>
+        <w:pStyle w:val="Ttulo3"/>
+        <w:shd w:val="clear" w:color="auto" w:fill="FFFFFF"/>
+        <w:spacing w:before="0" w:beforeAutospacing="0" w:after="0" w:afterAutospacing="0" w:line="360" w:lineRule="atLeast"/>
+        <w:jc w:val="right"/>
+        <w:textAlignment w:val="baseline"/>
+        <w:rPr>
+          <w:rFonts w:ascii="Arial" w:hAnsi="Arial" w:cs="Arial"/>
+          <w:b w:val="0"/>
+          <w:bCs w:val="0"/>
+          <w:color w:val="1B2E5D"/>
+          <w:sz w:val="30"/>
+          <w:szCs w:val="30"/>
+        </w:rPr>
+      </w:pPr>
+      <w:r>
+        <w:rPr>
+          <w:rStyle w:val="Textoennegrita"/>
+          <w:rFonts w:ascii="inherit" w:hAnsi="inherit" w:cs="Arial"/>
+          <w:color w:val="1B2E5D"/>
+          <w:sz w:val="30"/>
+          <w:szCs w:val="30"/>
+          <w:bdr w:val="none" w:sz="0" w:space="0" w:color="auto" w:frame="1"/>
+        </w:rPr>
+        <w:t>Operación del Sistema de Inteligencia Multimodal "Perfil Remoto"</w:t>
+      </w:r>
+    </w:p>
+    <w:p>
+      <w:pPr>
+        <w:spacing w:after="300"/>
+        <w:jc w:val="both"/>
+        <w:rPr>
+          <w:rFonts w:ascii="Times New Roman" w:hAnsi="Times New Roman" w:cs="Times New Roman"/>
+          <w:sz w:val="24"/>
+          <w:szCs w:val="24"/>
+        </w:rPr>
+      </w:pPr>
+      <w:r>
+        <w:pict w14:anchorId="3A740B18">
+          <v:rect id="_x0000_i1026" style="width:0;height:.75pt" o:hralign="center" o:hrstd="t" o:hr="t" fillcolor="#a0a0a0" stroked="f"/>
+        </w:pict>
+      </w:r>
+    </w:p>
+    <w:p>
+      <w:pPr>
+        <w:pStyle w:val="Ttulo3"/>
+        <w:shd w:val="clear" w:color="auto" w:fill="FFFFFF"/>
+        <w:spacing w:before="0" w:beforeAutospacing="0" w:after="0" w:afterAutospacing="0" w:line="360" w:lineRule="atLeast"/>
+        <w:jc w:val="both"/>
+        <w:textAlignment w:val="baseline"/>
+        <w:rPr>
+          <w:rFonts w:ascii="Arial" w:hAnsi="Arial" w:cs="Arial"/>
+          <w:b w:val="0"/>
+          <w:bCs w:val="0"/>
+          <w:color w:val="1B2E5D"/>
+          <w:sz w:val="30"/>
+          <w:szCs w:val="30"/>
+        </w:rPr>
+      </w:pPr>
+      <w:r>
+        <w:rPr>
+          <w:rStyle w:val="Textoennegrita"/>
+          <w:rFonts w:ascii="inherit" w:hAnsi="inherit" w:cs="Arial"/>
           <w:b/>
           <w:bCs/>
           <w:color w:val="1B2E5D"/>
-          <w:sz w:val="36"/>
-          <w:szCs w:val="36"/>
-        </w:rPr>
-        <w:t>🧠</w:t>
-      </w:r>
-      <w:r>
+          <w:sz w:val="30"/>
+          <w:szCs w:val="30"/>
+          <w:bdr w:val="none" w:sz="0" w:space="0" w:color="auto" w:frame="1"/>
+        </w:rPr>
+        <w:t>1. INTRODUCCIÓN Y OBJETIVO</w:t>
+      </w:r>
+    </w:p>
+    <w:p>
+      <w:pPr>
+        <w:pStyle w:val="NormalWeb"/>
+        <w:shd w:val="clear" w:color="auto" w:fill="FFFFFF"/>
+        <w:spacing w:before="0" w:beforeAutospacing="0" w:after="240" w:afterAutospacing="0" w:line="300" w:lineRule="atLeast"/>
+        <w:jc w:val="both"/>
+        <w:textAlignment w:val="baseline"/>
+        <w:rPr>
+          <w:rFonts w:ascii="Arial" w:hAnsi="Arial" w:cs="Arial"/>
+          <w:color w:val="1B2E5D"/>
+          <w:sz w:val="21"/>
+          <w:szCs w:val="21"/>
+        </w:rPr>
+      </w:pPr>
+      <w:r>
+        <w:rPr>
+          <w:rFonts w:ascii="Arial" w:hAnsi="Arial" w:cs="Arial"/>
+          <w:color w:val="1B2E5D"/>
+          <w:sz w:val="21"/>
+          <w:szCs w:val="21"/>
+        </w:rPr>
+        <w:t>El presente documento define los estándares de comunicación entre el analista humano y los motores de Inteligencia Artificial de Google Cloud (</w:t>
+      </w:r>
+      <w:proofErr w:type="spellStart"/>
+      <w:r>
+        <w:rPr>
+          <w:rFonts w:ascii="Arial" w:hAnsi="Arial" w:cs="Arial"/>
+          <w:color w:val="1B2E5D"/>
+          <w:sz w:val="21"/>
+          <w:szCs w:val="21"/>
+        </w:rPr>
+        <w:t>Vertex</w:t>
+      </w:r>
+      <w:proofErr w:type="spellEnd"/>
+      <w:r>
+        <w:rPr>
+          <w:rFonts w:ascii="Arial" w:hAnsi="Arial" w:cs="Arial"/>
+          <w:color w:val="1B2E5D"/>
+          <w:sz w:val="21"/>
+          <w:szCs w:val="21"/>
+        </w:rPr>
+        <w:t xml:space="preserve"> </w:t>
+      </w:r>
+      <w:proofErr w:type="spellStart"/>
+      <w:r>
+        <w:rPr>
+          <w:rFonts w:ascii="Arial" w:hAnsi="Arial" w:cs="Arial"/>
+          <w:color w:val="1B2E5D"/>
+          <w:sz w:val="21"/>
+          <w:szCs w:val="21"/>
+        </w:rPr>
+        <w:t>AI</w:t>
+      </w:r>
+      <w:proofErr w:type="spellEnd"/>
+      <w:r>
+        <w:rPr>
+          <w:rFonts w:ascii="Arial" w:hAnsi="Arial" w:cs="Arial"/>
+          <w:color w:val="1B2E5D"/>
+          <w:sz w:val="21"/>
+          <w:szCs w:val="21"/>
+        </w:rPr>
+        <w:t xml:space="preserve">, </w:t>
+      </w:r>
+      <w:proofErr w:type="spellStart"/>
+      <w:r>
+        <w:rPr>
+          <w:rFonts w:ascii="Arial" w:hAnsi="Arial" w:cs="Arial"/>
+          <w:color w:val="1B2E5D"/>
+          <w:sz w:val="21"/>
+          <w:szCs w:val="21"/>
+        </w:rPr>
+        <w:t>Vision</w:t>
+      </w:r>
+      <w:proofErr w:type="spellEnd"/>
+      <w:r>
+        <w:rPr>
+          <w:rFonts w:ascii="Arial" w:hAnsi="Arial" w:cs="Arial"/>
+          <w:color w:val="1B2E5D"/>
+          <w:sz w:val="21"/>
+          <w:szCs w:val="21"/>
+        </w:rPr>
+        <w:t xml:space="preserve">, </w:t>
+      </w:r>
+      <w:proofErr w:type="spellStart"/>
+      <w:r>
+        <w:rPr>
+          <w:rFonts w:ascii="Arial" w:hAnsi="Arial" w:cs="Arial"/>
+          <w:color w:val="1B2E5D"/>
+          <w:sz w:val="21"/>
+          <w:szCs w:val="21"/>
+        </w:rPr>
+        <w:t>Speech</w:t>
+      </w:r>
+      <w:proofErr w:type="spellEnd"/>
+      <w:r>
+        <w:rPr>
+          <w:rFonts w:ascii="Arial" w:hAnsi="Arial" w:cs="Arial"/>
+          <w:color w:val="1B2E5D"/>
+          <w:sz w:val="21"/>
+          <w:szCs w:val="21"/>
+        </w:rPr>
+        <w:t xml:space="preserve">, </w:t>
+      </w:r>
+      <w:proofErr w:type="spellStart"/>
+      <w:r>
+        <w:rPr>
+          <w:rFonts w:ascii="Arial" w:hAnsi="Arial" w:cs="Arial"/>
+          <w:color w:val="1B2E5D"/>
+          <w:sz w:val="21"/>
+          <w:szCs w:val="21"/>
+        </w:rPr>
+        <w:t>BigQuery</w:t>
+      </w:r>
+      <w:proofErr w:type="spellEnd"/>
+      <w:r>
+        <w:rPr>
+          <w:rFonts w:ascii="Arial" w:hAnsi="Arial" w:cs="Arial"/>
+          <w:color w:val="1B2E5D"/>
+          <w:sz w:val="21"/>
+          <w:szCs w:val="21"/>
+        </w:rPr>
+        <w:t xml:space="preserve"> y Natural </w:t>
+      </w:r>
+      <w:proofErr w:type="spellStart"/>
+      <w:r>
+        <w:rPr>
+          <w:rFonts w:ascii="Arial" w:hAnsi="Arial" w:cs="Arial"/>
+          <w:color w:val="1B2E5D"/>
+          <w:sz w:val="21"/>
+          <w:szCs w:val="21"/>
+        </w:rPr>
+        <w:t>Language</w:t>
+      </w:r>
+      <w:proofErr w:type="spellEnd"/>
+      <w:r>
+        <w:rPr>
+          <w:rFonts w:ascii="Arial" w:hAnsi="Arial" w:cs="Arial"/>
+          <w:color w:val="1B2E5D"/>
+          <w:sz w:val="21"/>
+          <w:szCs w:val="21"/>
+        </w:rPr>
+        <w:t>). El uso de la terminología aquí descrita garantiza que el sistema active funciones de análisis profundo y realice barridos geoespaciales de alta precisión.</w:t>
+      </w:r>
+    </w:p>
+    <w:p>
+      <w:pPr>
+        <w:spacing w:after="300"/>
+        <w:jc w:val="both"/>
+        <w:rPr>
+          <w:rFonts w:ascii="Times New Roman" w:hAnsi="Times New Roman" w:cs="Times New Roman"/>
+          <w:sz w:val="24"/>
+          <w:szCs w:val="24"/>
+        </w:rPr>
+      </w:pPr>
+      <w:r>
+        <w:pict w14:anchorId="10DA6C77">
+          <v:rect id="_x0000_i1027" style="width:0;height:.75pt" o:hralign="center" o:hrstd="t" o:hr="t" fillcolor="#a0a0a0" stroked="f"/>
+        </w:pict>
+      </w:r>
+    </w:p>
+    <w:p>
+      <w:pPr>
+        <w:pStyle w:val="Ttulo3"/>
+        <w:shd w:val="clear" w:color="auto" w:fill="FFFFFF"/>
+        <w:spacing w:before="0" w:beforeAutospacing="0" w:after="0" w:afterAutospacing="0" w:line="360" w:lineRule="atLeast"/>
+        <w:jc w:val="both"/>
+        <w:textAlignment w:val="baseline"/>
+        <w:rPr>
+          <w:rFonts w:ascii="Arial" w:hAnsi="Arial" w:cs="Arial"/>
+          <w:b w:val="0"/>
+          <w:bCs w:val="0"/>
+          <w:color w:val="1B2E5D"/>
+          <w:sz w:val="30"/>
+          <w:szCs w:val="30"/>
+        </w:rPr>
+      </w:pPr>
+      <w:r>
+        <w:rPr>
+          <w:rStyle w:val="Textoennegrita"/>
+          <w:rFonts w:ascii="inherit" w:hAnsi="inherit" w:cs="Arial"/>
+          <w:b/>
+          <w:bCs/>
+          <w:color w:val="1B2E5D"/>
+          <w:sz w:val="30"/>
+          <w:szCs w:val="30"/>
+          <w:bdr w:val="none" w:sz="0" w:space="0" w:color="auto" w:frame="1"/>
+        </w:rPr>
+        <w:t>2. GUÍA DE PERFILAMIENTO (CÓMO HABLARLE A LA IA)</w:t>
+      </w:r>
+    </w:p>
+    <w:p>
+      <w:pPr>
+        <w:pStyle w:val="Ttulo4"/>
+        <w:shd w:val="clear" w:color="auto" w:fill="FFFFFF"/>
+        <w:spacing w:before="0" w:line="360" w:lineRule="atLeast"/>
+        <w:jc w:val="both"/>
+        <w:textAlignment w:val="baseline"/>
         <w:rPr>
           <w:rFonts w:ascii="Arial" w:hAnsi="Arial" w:cs="Arial"/>
           <w:b/>
           <w:bCs/>
           <w:color w:val="1B2E5D"/>
-          <w:sz w:val="36"/>
-          <w:szCs w:val="36"/>
-        </w:rPr>
-        <w:t xml:space="preserve"> Guía para el Perfilamiento de Inteligencia</w:t>
+          <w:sz w:val="27"/>
+          <w:szCs w:val="27"/>
+        </w:rPr>
+      </w:pPr>
+      <w:r>
+        <w:rPr>
+          <w:rStyle w:val="Textoennegrita"/>
+          <w:rFonts w:ascii="inherit" w:hAnsi="inherit" w:cs="Arial"/>
+          <w:color w:val="1B2E5D"/>
+          <w:bdr w:val="none" w:sz="0" w:space="0" w:color="auto" w:frame="1"/>
+        </w:rPr>
+        <w:t>A. Palabras Clave de "Activación"</w:t>
       </w:r>
     </w:p>
     <w:p>
@@ -43,6 +367,7 @@
         <w:pStyle w:val="NormalWeb"/>
         <w:shd w:val="clear" w:color="auto" w:fill="FFFFFF"/>
         <w:spacing w:before="0" w:beforeAutospacing="0" w:after="240" w:afterAutospacing="0" w:line="300" w:lineRule="atLeast"/>
+        <w:jc w:val="both"/>
         <w:textAlignment w:val="baseline"/>
         <w:rPr>
           <w:rFonts w:ascii="Arial" w:hAnsi="Arial" w:cs="Arial"/>
@@ -58,68 +383,19 @@
           <w:sz w:val="21"/>
           <w:szCs w:val="21"/>
         </w:rPr>
-        <w:t>Para que el sistema de IA realice el barrido de 1 km y analice tus archivos con precisión técnica, utiliza estas palabras clave y estructuras en tu descripción.</w:t>
+        <w:t>Para que la IA procese los módulos de búsqueda correctos, incluya estos términos en su descripción:</w:t>
       </w:r>
     </w:p>
     <w:p>
       <w:pPr>
-        <w:pStyle w:val="Ttulo3"/>
-        <w:shd w:val="clear" w:color="auto" w:fill="FFFFFF"/>
-        <w:spacing w:before="420" w:beforeAutospacing="0" w:after="120" w:afterAutospacing="0" w:line="360" w:lineRule="atLeast"/>
-        <w:textAlignment w:val="baseline"/>
-        <w:rPr>
-          <w:rFonts w:ascii="Arial" w:hAnsi="Arial" w:cs="Arial"/>
-          <w:b w:val="0"/>
-          <w:bCs w:val="0"/>
-          <w:color w:val="1B2E5D"/>
-          <w:sz w:val="30"/>
-          <w:szCs w:val="30"/>
-        </w:rPr>
-      </w:pPr>
-      <w:r>
-        <w:rPr>
-          <w:rFonts w:ascii="Arial" w:hAnsi="Arial" w:cs="Arial"/>
-          <w:b w:val="0"/>
-          <w:bCs w:val="0"/>
-          <w:color w:val="1B2E5D"/>
-          <w:sz w:val="30"/>
-          <w:szCs w:val="30"/>
-        </w:rPr>
-        <w:t>1. Palabras Clave de "Activación" (Lo que la IA busca)</w:t>
-      </w:r>
-    </w:p>
-    <w:p>
-      <w:pPr>
-        <w:pStyle w:val="NormalWeb"/>
-        <w:shd w:val="clear" w:color="auto" w:fill="FFFFFF"/>
-        <w:spacing w:before="0" w:beforeAutospacing="0" w:after="240" w:afterAutospacing="0" w:line="300" w:lineRule="atLeast"/>
-        <w:textAlignment w:val="baseline"/>
-        <w:rPr>
-          <w:rFonts w:ascii="Arial" w:hAnsi="Arial" w:cs="Arial"/>
-          <w:color w:val="1B2E5D"/>
-          <w:sz w:val="21"/>
-          <w:szCs w:val="21"/>
-        </w:rPr>
-      </w:pPr>
-      <w:r>
-        <w:rPr>
-          <w:rFonts w:ascii="Arial" w:hAnsi="Arial" w:cs="Arial"/>
-          <w:color w:val="1B2E5D"/>
-          <w:sz w:val="21"/>
-          <w:szCs w:val="21"/>
-        </w:rPr>
-        <w:t>Usa términos específicos para que el sistema active los módulos de búsqueda correctos:</w:t>
-      </w:r>
-    </w:p>
-    <w:p>
-      <w:pPr>
         <w:numPr>
           <w:ilvl w:val="0"/>
-          <w:numId w:val="19"/>
+          <w:numId w:val="30"/>
         </w:numPr>
         <w:shd w:val="clear" w:color="auto" w:fill="FFFFFF"/>
         <w:spacing w:after="0" w:line="240" w:lineRule="auto"/>
         <w:ind w:left="960"/>
+        <w:jc w:val="both"/>
         <w:textAlignment w:val="baseline"/>
         <w:rPr>
           <w:rFonts w:ascii="inherit" w:hAnsi="inherit" w:cs="Arial"/>
@@ -139,17 +415,235 @@
           <w:szCs w:val="21"/>
           <w:bdr w:val="none" w:sz="0" w:space="0" w:color="auto" w:frame="1"/>
         </w:rPr>
-        <w:t>Para Similitud Visual:</w:t>
-      </w:r>
-      <w:r>
-        <w:rPr>
-          <w:rFonts w:ascii="inherit" w:hAnsi="inherit" w:cs="Arial"/>
-          <w:color w:val="1B2E5D"/>
-          <w:sz w:val="21"/>
-          <w:szCs w:val="21"/>
-        </w:rPr>
-        <w:t> </w:t>
-      </w:r>
+        <w:t>Similitud Visual:</w:t>
+      </w:r>
+      <w:r>
+        <w:rPr>
+          <w:rFonts w:ascii="inherit" w:hAnsi="inherit" w:cs="Arial"/>
+          <w:color w:val="1B2E5D"/>
+          <w:sz w:val="21"/>
+          <w:szCs w:val="21"/>
+        </w:rPr>
+        <w:t> "Busca patrones, trazos similares, iconografía o estilo de este grafiti."</w:t>
+      </w:r>
+    </w:p>
+    <w:p>
+      <w:pPr>
+        <w:numPr>
+          <w:ilvl w:val="0"/>
+          <w:numId w:val="30"/>
+        </w:numPr>
+        <w:shd w:val="clear" w:color="auto" w:fill="FFFFFF"/>
+        <w:spacing w:after="0" w:line="240" w:lineRule="auto"/>
+        <w:ind w:left="960"/>
+        <w:jc w:val="both"/>
+        <w:textAlignment w:val="baseline"/>
+        <w:rPr>
+          <w:rFonts w:ascii="inherit" w:hAnsi="inherit" w:cs="Arial"/>
+          <w:color w:val="1B2E5D"/>
+          <w:sz w:val="21"/>
+          <w:szCs w:val="21"/>
+        </w:rPr>
+      </w:pPr>
+      <w:r>
+        <w:rPr>
+          <w:rStyle w:val="Textoennegrita"/>
+          <w:rFonts w:ascii="inherit" w:hAnsi="inherit" w:cs="Arial"/>
+          <w:b w:val="0"/>
+          <w:bCs w:val="0"/>
+          <w:color w:val="1B2E5D"/>
+          <w:sz w:val="21"/>
+          <w:szCs w:val="21"/>
+          <w:bdr w:val="none" w:sz="0" w:space="0" w:color="auto" w:frame="1"/>
+        </w:rPr>
+        <w:t>Puntos de Acecho:</w:t>
+      </w:r>
+      <w:r>
+        <w:rPr>
+          <w:rFonts w:ascii="inherit" w:hAnsi="inherit" w:cs="Arial"/>
+          <w:color w:val="1B2E5D"/>
+          <w:sz w:val="21"/>
+          <w:szCs w:val="21"/>
+        </w:rPr>
+        <w:t> "Identifica puntos ciegos, entradas sin visibilidad, maleza alta o falta de iluminación."</w:t>
+      </w:r>
+    </w:p>
+    <w:p>
+      <w:pPr>
+        <w:numPr>
+          <w:ilvl w:val="0"/>
+          <w:numId w:val="30"/>
+        </w:numPr>
+        <w:shd w:val="clear" w:color="auto" w:fill="FFFFFF"/>
+        <w:spacing w:after="0" w:line="240" w:lineRule="auto"/>
+        <w:ind w:left="960"/>
+        <w:jc w:val="both"/>
+        <w:textAlignment w:val="baseline"/>
+        <w:rPr>
+          <w:rFonts w:ascii="inherit" w:hAnsi="inherit" w:cs="Arial"/>
+          <w:color w:val="1B2E5D"/>
+          <w:sz w:val="21"/>
+          <w:szCs w:val="21"/>
+        </w:rPr>
+      </w:pPr>
+      <w:r>
+        <w:rPr>
+          <w:rStyle w:val="Textoennegrita"/>
+          <w:rFonts w:ascii="inherit" w:hAnsi="inherit" w:cs="Arial"/>
+          <w:b w:val="0"/>
+          <w:bCs w:val="0"/>
+          <w:color w:val="1B2E5D"/>
+          <w:sz w:val="21"/>
+          <w:szCs w:val="21"/>
+          <w:bdr w:val="none" w:sz="0" w:space="0" w:color="auto" w:frame="1"/>
+        </w:rPr>
+        <w:t>Riesgo de Infraestructura:</w:t>
+      </w:r>
+      <w:r>
+        <w:rPr>
+          <w:rFonts w:ascii="inherit" w:hAnsi="inherit" w:cs="Arial"/>
+          <w:color w:val="1B2E5D"/>
+          <w:sz w:val="21"/>
+          <w:szCs w:val="21"/>
+        </w:rPr>
+        <w:t> "Ubica lotes baldíos, edificios abandonados, muros dañados o basura acumulada."</w:t>
+      </w:r>
+    </w:p>
+    <w:p>
+      <w:pPr>
+        <w:numPr>
+          <w:ilvl w:val="0"/>
+          <w:numId w:val="30"/>
+        </w:numPr>
+        <w:shd w:val="clear" w:color="auto" w:fill="FFFFFF"/>
+        <w:spacing w:after="0" w:line="240" w:lineRule="auto"/>
+        <w:ind w:left="960"/>
+        <w:jc w:val="both"/>
+        <w:textAlignment w:val="baseline"/>
+        <w:rPr>
+          <w:rFonts w:ascii="inherit" w:hAnsi="inherit" w:cs="Arial"/>
+          <w:color w:val="1B2E5D"/>
+          <w:sz w:val="21"/>
+          <w:szCs w:val="21"/>
+        </w:rPr>
+      </w:pPr>
+      <w:r>
+        <w:rPr>
+          <w:rStyle w:val="Textoennegrita"/>
+          <w:rFonts w:ascii="inherit" w:hAnsi="inherit" w:cs="Arial"/>
+          <w:b w:val="0"/>
+          <w:bCs w:val="0"/>
+          <w:color w:val="1B2E5D"/>
+          <w:sz w:val="21"/>
+          <w:szCs w:val="21"/>
+          <w:bdr w:val="none" w:sz="0" w:space="0" w:color="auto" w:frame="1"/>
+        </w:rPr>
+        <w:t>Relaciones Criminales:</w:t>
+      </w:r>
+      <w:r>
+        <w:rPr>
+          <w:rFonts w:ascii="inherit" w:hAnsi="inherit" w:cs="Arial"/>
+          <w:color w:val="1B2E5D"/>
+          <w:sz w:val="21"/>
+          <w:szCs w:val="21"/>
+        </w:rPr>
+        <w:t> "Busca firmas, alias, nombres de bandas o códigos numéricos en el texto."</w:t>
+      </w:r>
+    </w:p>
+    <w:p>
+      <w:pPr>
+        <w:pStyle w:val="Ttulo4"/>
+        <w:shd w:val="clear" w:color="auto" w:fill="FFFFFF"/>
+        <w:spacing w:before="0" w:line="360" w:lineRule="atLeast"/>
+        <w:jc w:val="both"/>
+        <w:textAlignment w:val="baseline"/>
+        <w:rPr>
+          <w:rFonts w:ascii="Arial" w:hAnsi="Arial" w:cs="Arial"/>
+          <w:color w:val="1B2E5D"/>
+          <w:sz w:val="27"/>
+          <w:szCs w:val="27"/>
+        </w:rPr>
+      </w:pPr>
+      <w:r>
+        <w:rPr>
+          <w:rStyle w:val="Textoennegrita"/>
+          <w:rFonts w:ascii="inherit" w:hAnsi="inherit" w:cs="Arial"/>
+          <w:color w:val="1B2E5D"/>
+          <w:bdr w:val="none" w:sz="0" w:space="0" w:color="auto" w:frame="1"/>
+        </w:rPr>
+        <w:t>B. Estructura de la "Contextualización Perfecta"</w:t>
+      </w:r>
+    </w:p>
+    <w:p>
+      <w:pPr>
+        <w:pStyle w:val="NormalWeb"/>
+        <w:shd w:val="clear" w:color="auto" w:fill="FFFFFF"/>
+        <w:spacing w:before="0" w:beforeAutospacing="0" w:after="240" w:afterAutospacing="0" w:line="300" w:lineRule="atLeast"/>
+        <w:jc w:val="both"/>
+        <w:textAlignment w:val="baseline"/>
+        <w:rPr>
+          <w:rFonts w:ascii="Arial" w:hAnsi="Arial" w:cs="Arial"/>
+          <w:color w:val="1B2E5D"/>
+          <w:sz w:val="21"/>
+          <w:szCs w:val="21"/>
+        </w:rPr>
+      </w:pPr>
+      <w:r>
+        <w:rPr>
+          <w:rFonts w:ascii="Arial" w:hAnsi="Arial" w:cs="Arial"/>
+          <w:color w:val="1B2E5D"/>
+          <w:sz w:val="21"/>
+          <w:szCs w:val="21"/>
+        </w:rPr>
+        <w:t>Siga este formato para una precisión del 1000%:</w:t>
+      </w:r>
+    </w:p>
+    <w:p>
+      <w:pPr>
+        <w:pStyle w:val="NormalWeb"/>
+        <w:shd w:val="clear" w:color="auto" w:fill="FFFFFF"/>
+        <w:spacing w:before="0" w:beforeAutospacing="0" w:after="0" w:afterAutospacing="0" w:line="300" w:lineRule="atLeast"/>
+        <w:jc w:val="both"/>
+        <w:textAlignment w:val="baseline"/>
+        <w:rPr>
+          <w:rFonts w:ascii="Arial" w:hAnsi="Arial" w:cs="Arial"/>
+          <w:color w:val="1B2E5D"/>
+          <w:sz w:val="21"/>
+          <w:szCs w:val="21"/>
+        </w:rPr>
+      </w:pPr>
+      <w:r>
+        <w:rPr>
+          <w:rStyle w:val="Textoennegrita"/>
+          <w:rFonts w:ascii="inherit" w:hAnsi="inherit" w:cs="Arial"/>
+          <w:b w:val="0"/>
+          <w:bCs w:val="0"/>
+          <w:color w:val="1B2E5D"/>
+          <w:sz w:val="21"/>
+          <w:szCs w:val="21"/>
+          <w:bdr w:val="none" w:sz="0" w:space="0" w:color="auto" w:frame="1"/>
+        </w:rPr>
+        <w:t>[OBJETIVO] + [ENTORNO] + [EXPECTATIVA]</w:t>
+      </w:r>
+    </w:p>
+    <w:p>
+      <w:pPr>
+        <w:numPr>
+          <w:ilvl w:val="0"/>
+          <w:numId w:val="31"/>
+        </w:numPr>
+        <w:shd w:val="clear" w:color="auto" w:fill="FFFFFF"/>
+        <w:spacing w:after="0" w:line="240" w:lineRule="auto"/>
+        <w:ind w:left="960"/>
+        <w:jc w:val="both"/>
+        <w:textAlignment w:val="baseline"/>
+        <w:rPr>
+          <w:rFonts w:ascii="inherit" w:hAnsi="inherit" w:cs="Arial"/>
+          <w:color w:val="1B2E5D"/>
+          <w:sz w:val="21"/>
+          <w:szCs w:val="21"/>
+        </w:rPr>
+      </w:pPr>
       <w:r>
         <w:rPr>
           <w:rStyle w:val="nfasis"/>
@@ -159,7 +653,270 @@
           <w:szCs w:val="21"/>
           <w:bdr w:val="none" w:sz="0" w:space="0" w:color="auto" w:frame="1"/>
         </w:rPr>
-        <w:t>"Busca </w:t>
+        <w:t>Ejemplo:</w:t>
+      </w:r>
+      <w:r>
+        <w:rPr>
+          <w:rFonts w:ascii="inherit" w:hAnsi="inherit" w:cs="Arial"/>
+          <w:color w:val="1B2E5D"/>
+          <w:sz w:val="21"/>
+          <w:szCs w:val="21"/>
+        </w:rPr>
+        <w:t> "Analiza el entorno por </w:t>
+      </w:r>
+      <w:r>
+        <w:rPr>
+          <w:rStyle w:val="Textoennegrita"/>
+          <w:rFonts w:ascii="inherit" w:hAnsi="inherit" w:cs="Arial"/>
+          <w:b w:val="0"/>
+          <w:bCs w:val="0"/>
+          <w:color w:val="1B2E5D"/>
+          <w:sz w:val="21"/>
+          <w:szCs w:val="21"/>
+          <w:bdr w:val="none" w:sz="0" w:space="0" w:color="auto" w:frame="1"/>
+        </w:rPr>
+        <w:t>puntos de acecho</w:t>
+      </w:r>
+      <w:r>
+        <w:rPr>
+          <w:rFonts w:ascii="inherit" w:hAnsi="inherit" w:cs="Arial"/>
+          <w:color w:val="1B2E5D"/>
+          <w:sz w:val="21"/>
+          <w:szCs w:val="21"/>
+        </w:rPr>
+        <w:t>. El lugar es un </w:t>
+      </w:r>
+      <w:r>
+        <w:rPr>
+          <w:rStyle w:val="Textoennegrita"/>
+          <w:rFonts w:ascii="inherit" w:hAnsi="inherit" w:cs="Arial"/>
+          <w:b w:val="0"/>
+          <w:bCs w:val="0"/>
+          <w:color w:val="1B2E5D"/>
+          <w:sz w:val="21"/>
+          <w:szCs w:val="21"/>
+          <w:bdr w:val="none" w:sz="0" w:space="0" w:color="auto" w:frame="1"/>
+        </w:rPr>
+        <w:t>callejón comercial</w:t>
+      </w:r>
+      <w:r>
+        <w:rPr>
+          <w:rFonts w:ascii="inherit" w:hAnsi="inherit" w:cs="Arial"/>
+          <w:color w:val="1B2E5D"/>
+          <w:sz w:val="21"/>
+          <w:szCs w:val="21"/>
+        </w:rPr>
+        <w:t>. Identifica </w:t>
+      </w:r>
+      <w:r>
+        <w:rPr>
+          <w:rStyle w:val="Textoennegrita"/>
+          <w:rFonts w:ascii="inherit" w:hAnsi="inherit" w:cs="Arial"/>
+          <w:b w:val="0"/>
+          <w:bCs w:val="0"/>
+          <w:color w:val="1B2E5D"/>
+          <w:sz w:val="21"/>
+          <w:szCs w:val="21"/>
+          <w:bdr w:val="none" w:sz="0" w:space="0" w:color="auto" w:frame="1"/>
+        </w:rPr>
+        <w:t>zonas de baja vigilancia</w:t>
+      </w:r>
+      <w:r>
+        <w:rPr>
+          <w:rFonts w:ascii="inherit" w:hAnsi="inherit" w:cs="Arial"/>
+          <w:color w:val="1B2E5D"/>
+          <w:sz w:val="21"/>
+          <w:szCs w:val="21"/>
+        </w:rPr>
+        <w:t> y cruza con </w:t>
+      </w:r>
+      <w:r>
+        <w:rPr>
+          <w:rStyle w:val="Textoennegrita"/>
+          <w:rFonts w:ascii="inherit" w:hAnsi="inherit" w:cs="Arial"/>
+          <w:b w:val="0"/>
+          <w:bCs w:val="0"/>
+          <w:color w:val="1B2E5D"/>
+          <w:sz w:val="21"/>
+          <w:szCs w:val="21"/>
+          <w:bdr w:val="none" w:sz="0" w:space="0" w:color="auto" w:frame="1"/>
+        </w:rPr>
+        <w:t>reportes de noticias</w:t>
+      </w:r>
+      <w:r>
+        <w:rPr>
+          <w:rFonts w:ascii="inherit" w:hAnsi="inherit" w:cs="Arial"/>
+          <w:color w:val="1B2E5D"/>
+          <w:sz w:val="21"/>
+          <w:szCs w:val="21"/>
+        </w:rPr>
+        <w:t> recientes sobre asaltos en esta calle."</w:t>
+      </w:r>
+    </w:p>
+    <w:p>
+      <w:pPr>
+        <w:spacing w:after="300"/>
+        <w:jc w:val="both"/>
+        <w:rPr>
+          <w:rFonts w:ascii="Times New Roman" w:hAnsi="Times New Roman" w:cs="Times New Roman"/>
+          <w:sz w:val="24"/>
+          <w:szCs w:val="24"/>
+        </w:rPr>
+      </w:pPr>
+      <w:r>
+        <w:pict w14:anchorId="267FD56B">
+          <v:rect id="_x0000_i1028" style="width:0;height:.75pt" o:hralign="center" o:hrstd="t" o:hr="t" fillcolor="#a0a0a0" stroked="f"/>
+        </w:pict>
+      </w:r>
+    </w:p>
+    <w:p>
+      <w:pPr>
+        <w:pStyle w:val="Ttulo3"/>
+        <w:shd w:val="clear" w:color="auto" w:fill="FFFFFF"/>
+        <w:spacing w:before="0" w:beforeAutospacing="0" w:after="0" w:afterAutospacing="0" w:line="360" w:lineRule="atLeast"/>
+        <w:jc w:val="both"/>
+        <w:textAlignment w:val="baseline"/>
+        <w:rPr>
+          <w:rFonts w:ascii="Arial" w:hAnsi="Arial" w:cs="Arial"/>
+          <w:b w:val="0"/>
+          <w:bCs w:val="0"/>
+          <w:color w:val="1B2E5D"/>
+          <w:sz w:val="30"/>
+          <w:szCs w:val="30"/>
+        </w:rPr>
+      </w:pPr>
+      <w:r>
+        <w:rPr>
+          <w:rStyle w:val="Textoennegrita"/>
+          <w:rFonts w:ascii="inherit" w:hAnsi="inherit" w:cs="Arial"/>
+          <w:b/>
+          <w:bCs/>
+          <w:color w:val="1B2E5D"/>
+          <w:sz w:val="30"/>
+          <w:szCs w:val="30"/>
+          <w:bdr w:val="none" w:sz="0" w:space="0" w:color="auto" w:frame="1"/>
+        </w:rPr>
+        <w:t>3. PROTOCOLO TÉCNICO POR TIPO DE EVIDENCIA</w:t>
+      </w:r>
+    </w:p>
+    <w:p>
+      <w:pPr>
+        <w:pStyle w:val="Ttulo4"/>
+        <w:shd w:val="clear" w:color="auto" w:fill="FFFFFF"/>
+        <w:spacing w:before="0" w:line="360" w:lineRule="atLeast"/>
+        <w:jc w:val="both"/>
+        <w:textAlignment w:val="baseline"/>
+        <w:rPr>
+          <w:rFonts w:ascii="Arial" w:hAnsi="Arial" w:cs="Arial"/>
+          <w:b/>
+          <w:bCs/>
+          <w:color w:val="1B2E5D"/>
+          <w:sz w:val="27"/>
+          <w:szCs w:val="27"/>
+        </w:rPr>
+      </w:pPr>
+      <w:r>
+        <w:rPr>
+          <w:rStyle w:val="Textoennegrita"/>
+          <w:rFonts w:ascii="inherit" w:hAnsi="inherit" w:cs="Arial"/>
+          <w:color w:val="1B2E5D"/>
+          <w:bdr w:val="none" w:sz="0" w:space="0" w:color="auto" w:frame="1"/>
+        </w:rPr>
+        <w:t>I. Análisis de Imágenes y Documentos (</w:t>
+      </w:r>
+      <w:proofErr w:type="spellStart"/>
+      <w:r>
+        <w:rPr>
+          <w:rStyle w:val="Textoennegrita"/>
+          <w:rFonts w:ascii="inherit" w:hAnsi="inherit" w:cs="Arial"/>
+          <w:color w:val="1B2E5D"/>
+          <w:bdr w:val="none" w:sz="0" w:space="0" w:color="auto" w:frame="1"/>
+        </w:rPr>
+        <w:t>Vision</w:t>
+      </w:r>
+      <w:proofErr w:type="spellEnd"/>
+      <w:r>
+        <w:rPr>
+          <w:rStyle w:val="Textoennegrita"/>
+          <w:rFonts w:ascii="inherit" w:hAnsi="inherit" w:cs="Arial"/>
+          <w:color w:val="1B2E5D"/>
+          <w:bdr w:val="none" w:sz="0" w:space="0" w:color="auto" w:frame="1"/>
+        </w:rPr>
+        <w:t xml:space="preserve"> API)</w:t>
+      </w:r>
+    </w:p>
+    <w:p>
+      <w:pPr>
+        <w:numPr>
+          <w:ilvl w:val="0"/>
+          <w:numId w:val="32"/>
+        </w:numPr>
+        <w:shd w:val="clear" w:color="auto" w:fill="FFFFFF"/>
+        <w:spacing w:after="0" w:line="240" w:lineRule="auto"/>
+        <w:ind w:left="960"/>
+        <w:jc w:val="both"/>
+        <w:textAlignment w:val="baseline"/>
+        <w:rPr>
+          <w:rFonts w:ascii="inherit" w:hAnsi="inherit" w:cs="Arial"/>
+          <w:color w:val="1B2E5D"/>
+          <w:sz w:val="21"/>
+          <w:szCs w:val="21"/>
+        </w:rPr>
+      </w:pPr>
+      <w:r>
+        <w:rPr>
+          <w:rStyle w:val="Textoennegrita"/>
+          <w:rFonts w:ascii="inherit" w:hAnsi="inherit" w:cs="Arial"/>
+          <w:b w:val="0"/>
+          <w:bCs w:val="0"/>
+          <w:color w:val="1B2E5D"/>
+          <w:sz w:val="21"/>
+          <w:szCs w:val="21"/>
+          <w:bdr w:val="none" w:sz="0" w:space="0" w:color="auto" w:frame="1"/>
+        </w:rPr>
+        <w:t>En lugar de:</w:t>
+      </w:r>
+      <w:r>
+        <w:rPr>
+          <w:rFonts w:ascii="inherit" w:hAnsi="inherit" w:cs="Arial"/>
+          <w:color w:val="1B2E5D"/>
+          <w:sz w:val="21"/>
+          <w:szCs w:val="21"/>
+        </w:rPr>
+        <w:t> "Busca grafitis iguales" -&gt; </w:t>
+      </w:r>
+      <w:r>
+        <w:rPr>
+          <w:rStyle w:val="Textoennegrita"/>
+          <w:rFonts w:ascii="inherit" w:hAnsi="inherit" w:cs="Arial"/>
+          <w:b w:val="0"/>
+          <w:bCs w:val="0"/>
+          <w:color w:val="1B2E5D"/>
+          <w:sz w:val="21"/>
+          <w:szCs w:val="21"/>
+          <w:bdr w:val="none" w:sz="0" w:space="0" w:color="auto" w:frame="1"/>
+        </w:rPr>
+        <w:t>Usa:</w:t>
+      </w:r>
+      <w:r>
+        <w:rPr>
+          <w:rFonts w:ascii="inherit" w:hAnsi="inherit" w:cs="Arial"/>
+          <w:color w:val="1B2E5D"/>
+          <w:sz w:val="21"/>
+          <w:szCs w:val="21"/>
+        </w:rPr>
+        <w:t> </w:t>
+      </w:r>
+      <w:r>
+        <w:rPr>
+          <w:rStyle w:val="nfasis"/>
+          <w:rFonts w:ascii="inherit" w:hAnsi="inherit"/>
+          <w:color w:val="1B2E5D"/>
+          <w:sz w:val="21"/>
+          <w:szCs w:val="21"/>
+          <w:bdr w:val="none" w:sz="0" w:space="0" w:color="auto" w:frame="1"/>
+        </w:rPr>
+        <w:t>"Realiza una </w:t>
       </w:r>
       <w:r>
         <w:rPr>
@@ -174,7 +931,7 @@
           <w:szCs w:val="21"/>
           <w:bdr w:val="none" w:sz="0" w:space="0" w:color="auto" w:frame="1"/>
         </w:rPr>
-        <w:t>patrones</w:t>
+        <w:t>Extracción de Descriptores Visuales</w:t>
       </w:r>
       <w:r>
         <w:rPr>
@@ -185,7 +942,7 @@
           <w:szCs w:val="21"/>
           <w:bdr w:val="none" w:sz="0" w:space="0" w:color="auto" w:frame="1"/>
         </w:rPr>
-        <w:t>, </w:t>
+        <w:t> y </w:t>
       </w:r>
       <w:r>
         <w:rPr>
@@ -200,7 +957,7 @@
           <w:szCs w:val="21"/>
           <w:bdr w:val="none" w:sz="0" w:space="0" w:color="auto" w:frame="1"/>
         </w:rPr>
-        <w:t>trazos similares</w:t>
+        <w:t>Análisis Cromático</w:t>
       </w:r>
       <w:r>
         <w:rPr>
@@ -211,7 +968,7 @@
           <w:szCs w:val="21"/>
           <w:bdr w:val="none" w:sz="0" w:space="0" w:color="auto" w:frame="1"/>
         </w:rPr>
-        <w:t>, </w:t>
+        <w:t> para identificar </w:t>
       </w:r>
       <w:r>
         <w:rPr>
@@ -226,19 +983,9 @@
           <w:szCs w:val="21"/>
           <w:bdr w:val="none" w:sz="0" w:space="0" w:color="auto" w:frame="1"/>
         </w:rPr>
-        <w:t>iconografía</w:t>
-      </w:r>
-      <w:r>
-        <w:rPr>
-          <w:rStyle w:val="nfasis"/>
-          <w:rFonts w:ascii="inherit" w:hAnsi="inherit"/>
-          <w:color w:val="1B2E5D"/>
-          <w:sz w:val="21"/>
-          <w:szCs w:val="21"/>
-          <w:bdr w:val="none" w:sz="0" w:space="0" w:color="auto" w:frame="1"/>
-        </w:rPr>
-        <w:t> o </w:t>
-      </w:r>
+        <w:t xml:space="preserve">Similitud de </w:t>
+      </w:r>
+      <w:proofErr w:type="spellStart"/>
       <w:r>
         <w:rPr>
           <w:rStyle w:val="Textoennegrita"/>
@@ -252,8 +999,9 @@
           <w:szCs w:val="21"/>
           <w:bdr w:val="none" w:sz="0" w:space="0" w:color="auto" w:frame="1"/>
         </w:rPr>
-        <w:t>estilo</w:t>
-      </w:r>
+        <w:t>Embeddings</w:t>
+      </w:r>
+      <w:proofErr w:type="spellEnd"/>
       <w:r>
         <w:rPr>
           <w:rStyle w:val="nfasis"/>
@@ -263,18 +1011,19 @@
           <w:szCs w:val="21"/>
           <w:bdr w:val="none" w:sz="0" w:space="0" w:color="auto" w:frame="1"/>
         </w:rPr>
-        <w:t> de este grafiti."</w:t>
+        <w:t>."</w:t>
       </w:r>
     </w:p>
     <w:p>
       <w:pPr>
         <w:numPr>
           <w:ilvl w:val="0"/>
-          <w:numId w:val="19"/>
+          <w:numId w:val="32"/>
         </w:numPr>
         <w:shd w:val="clear" w:color="auto" w:fill="FFFFFF"/>
         <w:spacing w:after="0" w:line="240" w:lineRule="auto"/>
         <w:ind w:left="960"/>
+        <w:jc w:val="both"/>
         <w:textAlignment w:val="baseline"/>
         <w:rPr>
           <w:rFonts w:ascii="inherit" w:hAnsi="inherit" w:cs="Arial"/>
@@ -294,7 +1043,29 @@
           <w:szCs w:val="21"/>
           <w:bdr w:val="none" w:sz="0" w:space="0" w:color="auto" w:frame="1"/>
         </w:rPr>
-        <w:t>Para Puntos de Acecho:</w:t>
+        <w:t>En lugar de:</w:t>
+      </w:r>
+      <w:r>
+        <w:rPr>
+          <w:rFonts w:ascii="inherit" w:hAnsi="inherit" w:cs="Arial"/>
+          <w:color w:val="1B2E5D"/>
+          <w:sz w:val="21"/>
+          <w:szCs w:val="21"/>
+        </w:rPr>
+        <w:t> "Mira si el lugar es peligroso" -&gt; </w:t>
+      </w:r>
+      <w:r>
+        <w:rPr>
+          <w:rStyle w:val="Textoennegrita"/>
+          <w:rFonts w:ascii="inherit" w:hAnsi="inherit" w:cs="Arial"/>
+          <w:b w:val="0"/>
+          <w:bCs w:val="0"/>
+          <w:color w:val="1B2E5D"/>
+          <w:sz w:val="21"/>
+          <w:szCs w:val="21"/>
+          <w:bdr w:val="none" w:sz="0" w:space="0" w:color="auto" w:frame="1"/>
+        </w:rPr>
+        <w:t>Usa:</w:t>
       </w:r>
       <w:r>
         <w:rPr>
@@ -329,7 +1100,7 @@
           <w:szCs w:val="21"/>
           <w:bdr w:val="none" w:sz="0" w:space="0" w:color="auto" w:frame="1"/>
         </w:rPr>
-        <w:t>puntos ciegos</w:t>
+        <w:t>Deterioro Urbano</w:t>
       </w:r>
       <w:r>
         <w:rPr>
@@ -340,7 +1111,7 @@
           <w:szCs w:val="21"/>
           <w:bdr w:val="none" w:sz="0" w:space="0" w:color="auto" w:frame="1"/>
         </w:rPr>
-        <w:t>, </w:t>
+        <w:t> y categoriza </w:t>
       </w:r>
       <w:r>
         <w:rPr>
@@ -355,7 +1126,7 @@
           <w:szCs w:val="21"/>
           <w:bdr w:val="none" w:sz="0" w:space="0" w:color="auto" w:frame="1"/>
         </w:rPr>
-        <w:t>entradas sin visibilidad</w:t>
+        <w:t>Puntos de Acecho</w:t>
       </w:r>
       <w:r>
         <w:rPr>
@@ -366,8 +1137,9 @@
           <w:szCs w:val="21"/>
           <w:bdr w:val="none" w:sz="0" w:space="0" w:color="auto" w:frame="1"/>
         </w:rPr>
-        <w:t>, </w:t>
-      </w:r>
+        <w:t> basados en principios </w:t>
+      </w:r>
+      <w:proofErr w:type="spellStart"/>
       <w:r>
         <w:rPr>
           <w:rStyle w:val="Textoennegrita"/>
@@ -381,8 +1153,9 @@
           <w:szCs w:val="21"/>
           <w:bdr w:val="none" w:sz="0" w:space="0" w:color="auto" w:frame="1"/>
         </w:rPr>
-        <w:t>maleza alta</w:t>
-      </w:r>
+        <w:t>CPTED</w:t>
+      </w:r>
+      <w:proofErr w:type="spellEnd"/>
       <w:r>
         <w:rPr>
           <w:rStyle w:val="nfasis"/>
@@ -392,8 +1165,147 @@
           <w:szCs w:val="21"/>
           <w:bdr w:val="none" w:sz="0" w:space="0" w:color="auto" w:frame="1"/>
         </w:rPr>
-        <w:t> o </w:t>
-      </w:r>
+        <w:t>."</w:t>
+      </w:r>
+    </w:p>
+    <w:p>
+      <w:pPr>
+        <w:pStyle w:val="Ttulo4"/>
+        <w:shd w:val="clear" w:color="auto" w:fill="FFFFFF"/>
+        <w:spacing w:before="0" w:line="360" w:lineRule="atLeast"/>
+        <w:jc w:val="both"/>
+        <w:textAlignment w:val="baseline"/>
+        <w:rPr>
+          <w:rFonts w:ascii="Arial" w:hAnsi="Arial" w:cs="Arial"/>
+          <w:color w:val="1B2E5D"/>
+          <w:sz w:val="27"/>
+          <w:szCs w:val="27"/>
+        </w:rPr>
+      </w:pPr>
+      <w:r>
+        <w:rPr>
+          <w:rStyle w:val="Textoennegrita"/>
+          <w:rFonts w:ascii="inherit" w:hAnsi="inherit" w:cs="Arial"/>
+          <w:color w:val="1B2E5D"/>
+          <w:bdr w:val="none" w:sz="0" w:space="0" w:color="auto" w:frame="1"/>
+        </w:rPr>
+        <w:t>II. Análisis de Audio y Reportes de Voz (</w:t>
+      </w:r>
+      <w:proofErr w:type="spellStart"/>
+      <w:r>
+        <w:rPr>
+          <w:rStyle w:val="Textoennegrita"/>
+          <w:rFonts w:ascii="inherit" w:hAnsi="inherit" w:cs="Arial"/>
+          <w:color w:val="1B2E5D"/>
+          <w:bdr w:val="none" w:sz="0" w:space="0" w:color="auto" w:frame="1"/>
+        </w:rPr>
+        <w:t>Speech</w:t>
+      </w:r>
+      <w:proofErr w:type="spellEnd"/>
+      <w:r>
+        <w:rPr>
+          <w:rStyle w:val="Textoennegrita"/>
+          <w:rFonts w:ascii="inherit" w:hAnsi="inherit" w:cs="Arial"/>
+          <w:color w:val="1B2E5D"/>
+          <w:bdr w:val="none" w:sz="0" w:space="0" w:color="auto" w:frame="1"/>
+        </w:rPr>
+        <w:t>-</w:t>
+      </w:r>
+      <w:proofErr w:type="spellStart"/>
+      <w:r>
+        <w:rPr>
+          <w:rStyle w:val="Textoennegrita"/>
+          <w:rFonts w:ascii="inherit" w:hAnsi="inherit" w:cs="Arial"/>
+          <w:color w:val="1B2E5D"/>
+          <w:bdr w:val="none" w:sz="0" w:space="0" w:color="auto" w:frame="1"/>
+        </w:rPr>
+        <w:t>to</w:t>
+      </w:r>
+      <w:proofErr w:type="spellEnd"/>
+      <w:r>
+        <w:rPr>
+          <w:rStyle w:val="Textoennegrita"/>
+          <w:rFonts w:ascii="inherit" w:hAnsi="inherit" w:cs="Arial"/>
+          <w:color w:val="1B2E5D"/>
+          <w:bdr w:val="none" w:sz="0" w:space="0" w:color="auto" w:frame="1"/>
+        </w:rPr>
+        <w:t>-Text)</w:t>
+      </w:r>
+    </w:p>
+    <w:p>
+      <w:pPr>
+        <w:numPr>
+          <w:ilvl w:val="0"/>
+          <w:numId w:val="33"/>
+        </w:numPr>
+        <w:shd w:val="clear" w:color="auto" w:fill="FFFFFF"/>
+        <w:spacing w:after="0" w:line="240" w:lineRule="auto"/>
+        <w:ind w:left="960"/>
+        <w:jc w:val="both"/>
+        <w:textAlignment w:val="baseline"/>
+        <w:rPr>
+          <w:rFonts w:ascii="inherit" w:hAnsi="inherit" w:cs="Arial"/>
+          <w:color w:val="1B2E5D"/>
+          <w:sz w:val="21"/>
+          <w:szCs w:val="21"/>
+        </w:rPr>
+      </w:pPr>
+      <w:r>
+        <w:rPr>
+          <w:rStyle w:val="Textoennegrita"/>
+          <w:rFonts w:ascii="inherit" w:hAnsi="inherit" w:cs="Arial"/>
+          <w:b w:val="0"/>
+          <w:bCs w:val="0"/>
+          <w:color w:val="1B2E5D"/>
+          <w:sz w:val="21"/>
+          <w:szCs w:val="21"/>
+          <w:bdr w:val="none" w:sz="0" w:space="0" w:color="auto" w:frame="1"/>
+        </w:rPr>
+        <w:t>En lugar de:</w:t>
+      </w:r>
+      <w:r>
+        <w:rPr>
+          <w:rFonts w:ascii="inherit" w:hAnsi="inherit" w:cs="Arial"/>
+          <w:color w:val="1B2E5D"/>
+          <w:sz w:val="21"/>
+          <w:szCs w:val="21"/>
+        </w:rPr>
+        <w:t> "Dime qué dicen" -&gt; </w:t>
+      </w:r>
+      <w:r>
+        <w:rPr>
+          <w:rStyle w:val="Textoennegrita"/>
+          <w:rFonts w:ascii="inherit" w:hAnsi="inherit" w:cs="Arial"/>
+          <w:b w:val="0"/>
+          <w:bCs w:val="0"/>
+          <w:color w:val="1B2E5D"/>
+          <w:sz w:val="21"/>
+          <w:szCs w:val="21"/>
+          <w:bdr w:val="none" w:sz="0" w:space="0" w:color="auto" w:frame="1"/>
+        </w:rPr>
+        <w:t>Usa:</w:t>
+      </w:r>
+      <w:r>
+        <w:rPr>
+          <w:rFonts w:ascii="inherit" w:hAnsi="inherit" w:cs="Arial"/>
+          <w:color w:val="1B2E5D"/>
+          <w:sz w:val="21"/>
+          <w:szCs w:val="21"/>
+        </w:rPr>
+        <w:t> </w:t>
+      </w:r>
+      <w:r>
+        <w:rPr>
+          <w:rStyle w:val="nfasis"/>
+          <w:rFonts w:ascii="inherit" w:hAnsi="inherit"/>
+          <w:color w:val="1B2E5D"/>
+          <w:sz w:val="21"/>
+          <w:szCs w:val="21"/>
+          <w:bdr w:val="none" w:sz="0" w:space="0" w:color="auto" w:frame="1"/>
+        </w:rPr>
+        <w:t>"Ejecuta </w:t>
+      </w:r>
+      <w:proofErr w:type="spellStart"/>
       <w:r>
         <w:rPr>
           <w:rStyle w:val="Textoennegrita"/>
@@ -407,7 +1319,23 @@
           <w:szCs w:val="21"/>
           <w:bdr w:val="none" w:sz="0" w:space="0" w:color="auto" w:frame="1"/>
         </w:rPr>
-        <w:t>falta de iluminación</w:t>
+        <w:t>Diarización</w:t>
+      </w:r>
+      <w:proofErr w:type="spellEnd"/>
+      <w:r>
+        <w:rPr>
+          <w:rStyle w:val="Textoennegrita"/>
+          <w:rFonts w:ascii="inherit" w:hAnsi="inherit" w:cs="Arial"/>
+          <w:b w:val="0"/>
+          <w:bCs w:val="0"/>
+          <w:i/>
+          <w:iCs/>
+          <w:color w:val="1B2E5D"/>
+          <w:sz w:val="21"/>
+          <w:szCs w:val="21"/>
+          <w:bdr w:val="none" w:sz="0" w:space="0" w:color="auto" w:frame="1"/>
+        </w:rPr>
+        <w:t xml:space="preserve"> de Locutores</w:t>
       </w:r>
       <w:r>
         <w:rPr>
@@ -418,18 +1346,136 @@
           <w:szCs w:val="21"/>
           <w:bdr w:val="none" w:sz="0" w:space="0" w:color="auto" w:frame="1"/>
         </w:rPr>
+        <w:t> para separar voces y realiza un </w:t>
+      </w:r>
+      <w:r>
+        <w:rPr>
+          <w:rStyle w:val="Textoennegrita"/>
+          <w:rFonts w:ascii="inherit" w:hAnsi="inherit" w:cs="Arial"/>
+          <w:b w:val="0"/>
+          <w:bCs w:val="0"/>
+          <w:i/>
+          <w:iCs/>
+          <w:color w:val="1B2E5D"/>
+          <w:sz w:val="21"/>
+          <w:szCs w:val="21"/>
+          <w:bdr w:val="none" w:sz="0" w:space="0" w:color="auto" w:frame="1"/>
+        </w:rPr>
+        <w:t>Análisis de Sentimiento</w:t>
+      </w:r>
+      <w:r>
+        <w:rPr>
+          <w:rStyle w:val="nfasis"/>
+          <w:rFonts w:ascii="inherit" w:hAnsi="inherit"/>
+          <w:color w:val="1B2E5D"/>
+          <w:sz w:val="21"/>
+          <w:szCs w:val="21"/>
+          <w:bdr w:val="none" w:sz="0" w:space="0" w:color="auto" w:frame="1"/>
+        </w:rPr>
+        <w:t> para detectar niveles de </w:t>
+      </w:r>
+      <w:r>
+        <w:rPr>
+          <w:rStyle w:val="Textoennegrita"/>
+          <w:rFonts w:ascii="inherit" w:hAnsi="inherit" w:cs="Arial"/>
+          <w:b w:val="0"/>
+          <w:bCs w:val="0"/>
+          <w:i/>
+          <w:iCs/>
+          <w:color w:val="1B2E5D"/>
+          <w:sz w:val="21"/>
+          <w:szCs w:val="21"/>
+          <w:bdr w:val="none" w:sz="0" w:space="0" w:color="auto" w:frame="1"/>
+        </w:rPr>
+        <w:t>estrés o amenaza</w:t>
+      </w:r>
+      <w:r>
+        <w:rPr>
+          <w:rStyle w:val="nfasis"/>
+          <w:rFonts w:ascii="inherit" w:hAnsi="inherit"/>
+          <w:color w:val="1B2E5D"/>
+          <w:sz w:val="21"/>
+          <w:szCs w:val="21"/>
+          <w:bdr w:val="none" w:sz="0" w:space="0" w:color="auto" w:frame="1"/>
+        </w:rPr>
         <w:t>."</w:t>
       </w:r>
     </w:p>
     <w:p>
       <w:pPr>
+        <w:pStyle w:val="Ttulo4"/>
+        <w:shd w:val="clear" w:color="auto" w:fill="FFFFFF"/>
+        <w:spacing w:before="0" w:line="360" w:lineRule="atLeast"/>
+        <w:jc w:val="both"/>
+        <w:textAlignment w:val="baseline"/>
+        <w:rPr>
+          <w:rFonts w:ascii="Arial" w:hAnsi="Arial" w:cs="Arial"/>
+          <w:color w:val="1B2E5D"/>
+          <w:sz w:val="27"/>
+          <w:szCs w:val="27"/>
+        </w:rPr>
+      </w:pPr>
+      <w:r>
+        <w:rPr>
+          <w:rStyle w:val="Textoennegrita"/>
+          <w:rFonts w:ascii="inherit" w:hAnsi="inherit" w:cs="Arial"/>
+          <w:color w:val="1B2E5D"/>
+          <w:bdr w:val="none" w:sz="0" w:space="0" w:color="auto" w:frame="1"/>
+        </w:rPr>
+        <w:lastRenderedPageBreak/>
+        <w:t>III. Barridos Geoespaciales y Datos (</w:t>
+      </w:r>
+      <w:proofErr w:type="spellStart"/>
+      <w:r>
+        <w:rPr>
+          <w:rStyle w:val="Textoennegrita"/>
+          <w:rFonts w:ascii="inherit" w:hAnsi="inherit" w:cs="Arial"/>
+          <w:color w:val="1B2E5D"/>
+          <w:bdr w:val="none" w:sz="0" w:space="0" w:color="auto" w:frame="1"/>
+        </w:rPr>
+        <w:t>BigQuery</w:t>
+      </w:r>
+      <w:proofErr w:type="spellEnd"/>
+      <w:r>
+        <w:rPr>
+          <w:rStyle w:val="Textoennegrita"/>
+          <w:rFonts w:ascii="inherit" w:hAnsi="inherit" w:cs="Arial"/>
+          <w:color w:val="1B2E5D"/>
+          <w:bdr w:val="none" w:sz="0" w:space="0" w:color="auto" w:frame="1"/>
+        </w:rPr>
+        <w:t xml:space="preserve"> + </w:t>
+      </w:r>
+      <w:proofErr w:type="spellStart"/>
+      <w:r>
+        <w:rPr>
+          <w:rStyle w:val="Textoennegrita"/>
+          <w:rFonts w:ascii="inherit" w:hAnsi="inherit" w:cs="Arial"/>
+          <w:color w:val="1B2E5D"/>
+          <w:bdr w:val="none" w:sz="0" w:space="0" w:color="auto" w:frame="1"/>
+        </w:rPr>
+        <w:t>Grounding</w:t>
+      </w:r>
+      <w:proofErr w:type="spellEnd"/>
+      <w:r>
+        <w:rPr>
+          <w:rStyle w:val="Textoennegrita"/>
+          <w:rFonts w:ascii="inherit" w:hAnsi="inherit" w:cs="Arial"/>
+          <w:color w:val="1B2E5D"/>
+          <w:bdr w:val="none" w:sz="0" w:space="0" w:color="auto" w:frame="1"/>
+        </w:rPr>
+        <w:t>)</w:t>
+      </w:r>
+    </w:p>
+    <w:p>
+      <w:pPr>
         <w:numPr>
           <w:ilvl w:val="0"/>
-          <w:numId w:val="19"/>
+          <w:numId w:val="34"/>
         </w:numPr>
         <w:shd w:val="clear" w:color="auto" w:fill="FFFFFF"/>
         <w:spacing w:after="0" w:line="240" w:lineRule="auto"/>
         <w:ind w:left="960"/>
+        <w:jc w:val="both"/>
         <w:textAlignment w:val="baseline"/>
         <w:rPr>
           <w:rFonts w:ascii="inherit" w:hAnsi="inherit" w:cs="Arial"/>
@@ -449,7 +1495,29 @@
           <w:szCs w:val="21"/>
           <w:bdr w:val="none" w:sz="0" w:space="0" w:color="auto" w:frame="1"/>
         </w:rPr>
-        <w:t>Para Riesgo de Infraestructura:</w:t>
+        <w:t>En lugar de:</w:t>
+      </w:r>
+      <w:r>
+        <w:rPr>
+          <w:rFonts w:ascii="inherit" w:hAnsi="inherit" w:cs="Arial"/>
+          <w:color w:val="1B2E5D"/>
+          <w:sz w:val="21"/>
+          <w:szCs w:val="21"/>
+        </w:rPr>
+        <w:t> "Busca si hay algo cerca" -&gt; </w:t>
+      </w:r>
+      <w:r>
+        <w:rPr>
+          <w:rStyle w:val="Textoennegrita"/>
+          <w:rFonts w:ascii="inherit" w:hAnsi="inherit" w:cs="Arial"/>
+          <w:b w:val="0"/>
+          <w:bCs w:val="0"/>
+          <w:color w:val="1B2E5D"/>
+          <w:sz w:val="21"/>
+          <w:szCs w:val="21"/>
+          <w:bdr w:val="none" w:sz="0" w:space="0" w:color="auto" w:frame="1"/>
+        </w:rPr>
+        <w:t>Usa:</w:t>
       </w:r>
       <w:r>
         <w:rPr>
@@ -469,7 +1537,7 @@
           <w:szCs w:val="21"/>
           <w:bdr w:val="none" w:sz="0" w:space="0" w:color="auto" w:frame="1"/>
         </w:rPr>
-        <w:t>"Ubica </w:t>
+        <w:t>"Ejecuta una </w:t>
       </w:r>
       <w:r>
         <w:rPr>
@@ -484,19 +1552,9 @@
           <w:szCs w:val="21"/>
           <w:bdr w:val="none" w:sz="0" w:space="0" w:color="auto" w:frame="1"/>
         </w:rPr>
-        <w:t>lotes baldíos</w:t>
-      </w:r>
-      <w:r>
-        <w:rPr>
-          <w:rStyle w:val="nfasis"/>
-          <w:rFonts w:ascii="inherit" w:hAnsi="inherit"/>
-          <w:color w:val="1B2E5D"/>
-          <w:sz w:val="21"/>
-          <w:szCs w:val="21"/>
-          <w:bdr w:val="none" w:sz="0" w:space="0" w:color="auto" w:frame="1"/>
-        </w:rPr>
-        <w:t>, </w:t>
-      </w:r>
+        <w:t xml:space="preserve">Consulta de Proximidad </w:t>
+      </w:r>
+      <w:proofErr w:type="spellStart"/>
       <w:r>
         <w:rPr>
           <w:rStyle w:val="Textoennegrita"/>
@@ -510,8 +1568,9 @@
           <w:szCs w:val="21"/>
           <w:bdr w:val="none" w:sz="0" w:space="0" w:color="auto" w:frame="1"/>
         </w:rPr>
-        <w:t>edificios abandonados</w:t>
-      </w:r>
+        <w:t>ST_DWithin</w:t>
+      </w:r>
+      <w:proofErr w:type="spellEnd"/>
       <w:r>
         <w:rPr>
           <w:rStyle w:val="nfasis"/>
@@ -521,7 +1580,7 @@
           <w:szCs w:val="21"/>
           <w:bdr w:val="none" w:sz="0" w:space="0" w:color="auto" w:frame="1"/>
         </w:rPr>
-        <w:t>, </w:t>
+        <w:t> en el radio de 1 km para correlacionar </w:t>
       </w:r>
       <w:r>
         <w:rPr>
@@ -536,7 +1595,7 @@
           <w:szCs w:val="21"/>
           <w:bdr w:val="none" w:sz="0" w:space="0" w:color="auto" w:frame="1"/>
         </w:rPr>
-        <w:t>muros dañados</w:t>
+        <w:t>hallazgos históricos</w:t>
       </w:r>
       <w:r>
         <w:rPr>
@@ -547,7 +1606,81 @@
           <w:szCs w:val="21"/>
           <w:bdr w:val="none" w:sz="0" w:space="0" w:color="auto" w:frame="1"/>
         </w:rPr>
-        <w:t> o </w:t>
+        <w:t>."</w:t>
+      </w:r>
+    </w:p>
+    <w:p>
+      <w:pPr>
+        <w:numPr>
+          <w:ilvl w:val="0"/>
+          <w:numId w:val="34"/>
+        </w:numPr>
+        <w:shd w:val="clear" w:color="auto" w:fill="FFFFFF"/>
+        <w:spacing w:after="0" w:line="240" w:lineRule="auto"/>
+        <w:ind w:left="960"/>
+        <w:jc w:val="both"/>
+        <w:textAlignment w:val="baseline"/>
+        <w:rPr>
+          <w:rFonts w:ascii="inherit" w:hAnsi="inherit" w:cs="Arial"/>
+          <w:color w:val="1B2E5D"/>
+          <w:sz w:val="21"/>
+          <w:szCs w:val="21"/>
+        </w:rPr>
+      </w:pPr>
+      <w:r>
+        <w:rPr>
+          <w:rStyle w:val="Textoennegrita"/>
+          <w:rFonts w:ascii="inherit" w:hAnsi="inherit" w:cs="Arial"/>
+          <w:b w:val="0"/>
+          <w:bCs w:val="0"/>
+          <w:color w:val="1B2E5D"/>
+          <w:sz w:val="21"/>
+          <w:szCs w:val="21"/>
+          <w:bdr w:val="none" w:sz="0" w:space="0" w:color="auto" w:frame="1"/>
+        </w:rPr>
+        <w:t>En lugar de:</w:t>
+      </w:r>
+      <w:r>
+        <w:rPr>
+          <w:rFonts w:ascii="inherit" w:hAnsi="inherit" w:cs="Arial"/>
+          <w:color w:val="1B2E5D"/>
+          <w:sz w:val="21"/>
+          <w:szCs w:val="21"/>
+        </w:rPr>
+        <w:t> "Mira las noticias" -&gt; </w:t>
+      </w:r>
+      <w:r>
+        <w:rPr>
+          <w:rStyle w:val="Textoennegrita"/>
+          <w:rFonts w:ascii="inherit" w:hAnsi="inherit" w:cs="Arial"/>
+          <w:b w:val="0"/>
+          <w:bCs w:val="0"/>
+          <w:color w:val="1B2E5D"/>
+          <w:sz w:val="21"/>
+          <w:szCs w:val="21"/>
+          <w:bdr w:val="none" w:sz="0" w:space="0" w:color="auto" w:frame="1"/>
+        </w:rPr>
+        <w:t>Usa:</w:t>
+      </w:r>
+      <w:r>
+        <w:rPr>
+          <w:rFonts w:ascii="inherit" w:hAnsi="inherit" w:cs="Arial"/>
+          <w:color w:val="1B2E5D"/>
+          <w:sz w:val="21"/>
+          <w:szCs w:val="21"/>
+        </w:rPr>
+        <w:t> </w:t>
+      </w:r>
+      <w:r>
+        <w:rPr>
+          <w:rStyle w:val="nfasis"/>
+          <w:rFonts w:ascii="inherit" w:hAnsi="inherit"/>
+          <w:color w:val="1B2E5D"/>
+          <w:sz w:val="21"/>
+          <w:szCs w:val="21"/>
+          <w:bdr w:val="none" w:sz="0" w:space="0" w:color="auto" w:frame="1"/>
+        </w:rPr>
+        <w:t>"Activa </w:t>
       </w:r>
       <w:r>
         <w:rPr>
@@ -562,8 +1695,57 @@
           <w:szCs w:val="21"/>
           <w:bdr w:val="none" w:sz="0" w:space="0" w:color="auto" w:frame="1"/>
         </w:rPr>
-        <w:t>basura acumulada</w:t>
-      </w:r>
+        <w:t xml:space="preserve">Google </w:t>
+      </w:r>
+      <w:proofErr w:type="spellStart"/>
+      <w:r>
+        <w:rPr>
+          <w:rStyle w:val="Textoennegrita"/>
+          <w:rFonts w:ascii="inherit" w:hAnsi="inherit" w:cs="Arial"/>
+          <w:b w:val="0"/>
+          <w:bCs w:val="0"/>
+          <w:i/>
+          <w:iCs/>
+          <w:color w:val="1B2E5D"/>
+          <w:sz w:val="21"/>
+          <w:szCs w:val="21"/>
+          <w:bdr w:val="none" w:sz="0" w:space="0" w:color="auto" w:frame="1"/>
+        </w:rPr>
+        <w:t>Search</w:t>
+      </w:r>
+      <w:proofErr w:type="spellEnd"/>
+      <w:r>
+        <w:rPr>
+          <w:rStyle w:val="Textoennegrita"/>
+          <w:rFonts w:ascii="inherit" w:hAnsi="inherit" w:cs="Arial"/>
+          <w:b w:val="0"/>
+          <w:bCs w:val="0"/>
+          <w:i/>
+          <w:iCs/>
+          <w:color w:val="1B2E5D"/>
+          <w:sz w:val="21"/>
+          <w:szCs w:val="21"/>
+          <w:bdr w:val="none" w:sz="0" w:space="0" w:color="auto" w:frame="1"/>
+        </w:rPr>
+        <w:t xml:space="preserve"> </w:t>
+      </w:r>
+      <w:proofErr w:type="spellStart"/>
+      <w:r>
+        <w:rPr>
+          <w:rStyle w:val="Textoennegrita"/>
+          <w:rFonts w:ascii="inherit" w:hAnsi="inherit" w:cs="Arial"/>
+          <w:b w:val="0"/>
+          <w:bCs w:val="0"/>
+          <w:i/>
+          <w:iCs/>
+          <w:color w:val="1B2E5D"/>
+          <w:sz w:val="21"/>
+          <w:szCs w:val="21"/>
+          <w:bdr w:val="none" w:sz="0" w:space="0" w:color="auto" w:frame="1"/>
+        </w:rPr>
+        <w:t>Grounding</w:t>
+      </w:r>
+      <w:proofErr w:type="spellEnd"/>
       <w:r>
         <w:rPr>
           <w:rStyle w:val="nfasis"/>
@@ -573,18 +1755,123 @@
           <w:szCs w:val="21"/>
           <w:bdr w:val="none" w:sz="0" w:space="0" w:color="auto" w:frame="1"/>
         </w:rPr>
-        <w:t>."</w:t>
+        <w:t> para una </w:t>
+      </w:r>
+      <w:r>
+        <w:rPr>
+          <w:rStyle w:val="Textoennegrita"/>
+          <w:rFonts w:ascii="inherit" w:hAnsi="inherit" w:cs="Arial"/>
+          <w:b w:val="0"/>
+          <w:bCs w:val="0"/>
+          <w:i/>
+          <w:iCs/>
+          <w:color w:val="1B2E5D"/>
+          <w:sz w:val="21"/>
+          <w:szCs w:val="21"/>
+          <w:bdr w:val="none" w:sz="0" w:space="0" w:color="auto" w:frame="1"/>
+        </w:rPr>
+        <w:t>Recuperación Dinámica de Incidentes (</w:t>
+      </w:r>
+      <w:proofErr w:type="spellStart"/>
+      <w:r>
+        <w:rPr>
+          <w:rStyle w:val="Textoennegrita"/>
+          <w:rFonts w:ascii="inherit" w:hAnsi="inherit" w:cs="Arial"/>
+          <w:b w:val="0"/>
+          <w:bCs w:val="0"/>
+          <w:i/>
+          <w:iCs/>
+          <w:color w:val="1B2E5D"/>
+          <w:sz w:val="21"/>
+          <w:szCs w:val="21"/>
+          <w:bdr w:val="none" w:sz="0" w:space="0" w:color="auto" w:frame="1"/>
+        </w:rPr>
+        <w:t>OSINT</w:t>
+      </w:r>
+      <w:proofErr w:type="spellEnd"/>
+      <w:r>
+        <w:rPr>
+          <w:rStyle w:val="Textoennegrita"/>
+          <w:rFonts w:ascii="inherit" w:hAnsi="inherit" w:cs="Arial"/>
+          <w:b w:val="0"/>
+          <w:bCs w:val="0"/>
+          <w:i/>
+          <w:iCs/>
+          <w:color w:val="1B2E5D"/>
+          <w:sz w:val="21"/>
+          <w:szCs w:val="21"/>
+          <w:bdr w:val="none" w:sz="0" w:space="0" w:color="auto" w:frame="1"/>
+        </w:rPr>
+        <w:t>)</w:t>
+      </w:r>
+      <w:r>
+        <w:rPr>
+          <w:rStyle w:val="nfasis"/>
+          <w:rFonts w:ascii="inherit" w:hAnsi="inherit"/>
+          <w:color w:val="1B2E5D"/>
+          <w:sz w:val="21"/>
+          <w:szCs w:val="21"/>
+          <w:bdr w:val="none" w:sz="0" w:space="0" w:color="auto" w:frame="1"/>
+        </w:rPr>
+        <w:t> de los últimos 30 días."</w:t>
       </w:r>
     </w:p>
     <w:p>
       <w:pPr>
+        <w:spacing w:after="300"/>
+        <w:jc w:val="both"/>
+        <w:rPr>
+          <w:rFonts w:ascii="Times New Roman" w:hAnsi="Times New Roman" w:cs="Times New Roman"/>
+          <w:sz w:val="24"/>
+          <w:szCs w:val="24"/>
+        </w:rPr>
+      </w:pPr>
+      <w:r>
+        <w:pict w14:anchorId="112B2897">
+          <v:rect id="_x0000_i1029" style="width:0;height:.75pt" o:hralign="center" o:hrstd="t" o:hr="t" fillcolor="#a0a0a0" stroked="f"/>
+        </w:pict>
+      </w:r>
+    </w:p>
+    <w:p>
+      <w:pPr>
+        <w:pStyle w:val="Ttulo3"/>
+        <w:shd w:val="clear" w:color="auto" w:fill="FFFFFF"/>
+        <w:spacing w:before="0" w:beforeAutospacing="0" w:after="0" w:afterAutospacing="0" w:line="360" w:lineRule="atLeast"/>
+        <w:jc w:val="both"/>
+        <w:textAlignment w:val="baseline"/>
+        <w:rPr>
+          <w:rFonts w:ascii="Arial" w:hAnsi="Arial" w:cs="Arial"/>
+          <w:b w:val="0"/>
+          <w:bCs w:val="0"/>
+          <w:color w:val="1B2E5D"/>
+          <w:sz w:val="30"/>
+          <w:szCs w:val="30"/>
+        </w:rPr>
+      </w:pPr>
+      <w:r>
+        <w:rPr>
+          <w:rStyle w:val="Textoennegrita"/>
+          <w:rFonts w:ascii="inherit" w:hAnsi="inherit" w:cs="Arial"/>
+          <w:b/>
+          <w:bCs/>
+          <w:color w:val="1B2E5D"/>
+          <w:sz w:val="30"/>
+          <w:szCs w:val="30"/>
+          <w:bdr w:val="none" w:sz="0" w:space="0" w:color="auto" w:frame="1"/>
+        </w:rPr>
+        <w:t>4. GLOSARIO DE TÉRMINOS TÉCNICOS</w:t>
+      </w:r>
+    </w:p>
+    <w:p>
+      <w:pPr>
         <w:numPr>
           <w:ilvl w:val="0"/>
-          <w:numId w:val="19"/>
+          <w:numId w:val="35"/>
         </w:numPr>
         <w:shd w:val="clear" w:color="auto" w:fill="FFFFFF"/>
         <w:spacing w:after="0" w:line="240" w:lineRule="auto"/>
         <w:ind w:left="960"/>
+        <w:jc w:val="both"/>
         <w:textAlignment w:val="baseline"/>
         <w:rPr>
           <w:rFonts w:ascii="inherit" w:hAnsi="inherit" w:cs="Arial"/>
@@ -593,6 +1880,7 @@
           <w:szCs w:val="21"/>
         </w:rPr>
       </w:pPr>
+      <w:proofErr w:type="spellStart"/>
       <w:r>
         <w:rPr>
           <w:rStyle w:val="Textoennegrita"/>
@@ -604,17 +1892,357 @@
           <w:szCs w:val="21"/>
           <w:bdr w:val="none" w:sz="0" w:space="0" w:color="auto" w:frame="1"/>
         </w:rPr>
-        <w:t>Para Relaciones Criminales:</w:t>
-      </w:r>
-      <w:r>
-        <w:rPr>
-          <w:rFonts w:ascii="inherit" w:hAnsi="inherit" w:cs="Arial"/>
-          <w:color w:val="1B2E5D"/>
-          <w:sz w:val="21"/>
-          <w:szCs w:val="21"/>
-        </w:rPr>
-        <w:t> </w:t>
-      </w:r>
+        <w:t>Embeddings</w:t>
+      </w:r>
+      <w:proofErr w:type="spellEnd"/>
+      <w:r>
+        <w:rPr>
+          <w:rStyle w:val="Textoennegrita"/>
+          <w:rFonts w:ascii="inherit" w:hAnsi="inherit" w:cs="Arial"/>
+          <w:b w:val="0"/>
+          <w:bCs w:val="0"/>
+          <w:color w:val="1B2E5D"/>
+          <w:sz w:val="21"/>
+          <w:szCs w:val="21"/>
+          <w:bdr w:val="none" w:sz="0" w:space="0" w:color="auto" w:frame="1"/>
+        </w:rPr>
+        <w:t>:</w:t>
+      </w:r>
+      <w:r>
+        <w:rPr>
+          <w:rFonts w:ascii="inherit" w:hAnsi="inherit" w:cs="Arial"/>
+          <w:color w:val="1B2E5D"/>
+          <w:sz w:val="21"/>
+          <w:szCs w:val="21"/>
+        </w:rPr>
+        <w:t> Representación matemática de la "esencia" de una imagen o texto que permite comparaciones de similitud visual profunda.</w:t>
+      </w:r>
+    </w:p>
+    <w:p>
+      <w:pPr>
+        <w:numPr>
+          <w:ilvl w:val="0"/>
+          <w:numId w:val="35"/>
+        </w:numPr>
+        <w:shd w:val="clear" w:color="auto" w:fill="FFFFFF"/>
+        <w:spacing w:after="0" w:line="240" w:lineRule="auto"/>
+        <w:ind w:left="960"/>
+        <w:jc w:val="both"/>
+        <w:textAlignment w:val="baseline"/>
+        <w:rPr>
+          <w:rFonts w:ascii="inherit" w:hAnsi="inherit" w:cs="Arial"/>
+          <w:color w:val="1B2E5D"/>
+          <w:sz w:val="21"/>
+          <w:szCs w:val="21"/>
+        </w:rPr>
+      </w:pPr>
+      <w:proofErr w:type="spellStart"/>
+      <w:r>
+        <w:rPr>
+          <w:rStyle w:val="Textoennegrita"/>
+          <w:rFonts w:ascii="inherit" w:hAnsi="inherit" w:cs="Arial"/>
+          <w:b w:val="0"/>
+          <w:bCs w:val="0"/>
+          <w:color w:val="1B2E5D"/>
+          <w:sz w:val="21"/>
+          <w:szCs w:val="21"/>
+          <w:bdr w:val="none" w:sz="0" w:space="0" w:color="auto" w:frame="1"/>
+        </w:rPr>
+        <w:t>CPTED</w:t>
+      </w:r>
+      <w:proofErr w:type="spellEnd"/>
+      <w:r>
+        <w:rPr>
+          <w:rStyle w:val="Textoennegrita"/>
+          <w:rFonts w:ascii="inherit" w:hAnsi="inherit" w:cs="Arial"/>
+          <w:b w:val="0"/>
+          <w:bCs w:val="0"/>
+          <w:color w:val="1B2E5D"/>
+          <w:sz w:val="21"/>
+          <w:szCs w:val="21"/>
+          <w:bdr w:val="none" w:sz="0" w:space="0" w:color="auto" w:frame="1"/>
+        </w:rPr>
+        <w:t>:</w:t>
+      </w:r>
+      <w:r>
+        <w:rPr>
+          <w:rFonts w:ascii="inherit" w:hAnsi="inherit" w:cs="Arial"/>
+          <w:color w:val="1B2E5D"/>
+          <w:sz w:val="21"/>
+          <w:szCs w:val="21"/>
+        </w:rPr>
+        <w:t> Metodología de prevención del delito mediante el diseño ambiental.</w:t>
+      </w:r>
+    </w:p>
+    <w:p>
+      <w:pPr>
+        <w:numPr>
+          <w:ilvl w:val="0"/>
+          <w:numId w:val="35"/>
+        </w:numPr>
+        <w:shd w:val="clear" w:color="auto" w:fill="FFFFFF"/>
+        <w:spacing w:after="0" w:line="240" w:lineRule="auto"/>
+        <w:ind w:left="960"/>
+        <w:jc w:val="both"/>
+        <w:textAlignment w:val="baseline"/>
+        <w:rPr>
+          <w:rFonts w:ascii="inherit" w:hAnsi="inherit" w:cs="Arial"/>
+          <w:color w:val="1B2E5D"/>
+          <w:sz w:val="21"/>
+          <w:szCs w:val="21"/>
+        </w:rPr>
+      </w:pPr>
+      <w:proofErr w:type="spellStart"/>
+      <w:r>
+        <w:rPr>
+          <w:rStyle w:val="Textoennegrita"/>
+          <w:rFonts w:ascii="inherit" w:hAnsi="inherit" w:cs="Arial"/>
+          <w:b w:val="0"/>
+          <w:bCs w:val="0"/>
+          <w:color w:val="1B2E5D"/>
+          <w:sz w:val="21"/>
+          <w:szCs w:val="21"/>
+          <w:bdr w:val="none" w:sz="0" w:space="0" w:color="auto" w:frame="1"/>
+        </w:rPr>
+        <w:t>Grounding</w:t>
+      </w:r>
+      <w:proofErr w:type="spellEnd"/>
+      <w:r>
+        <w:rPr>
+          <w:rStyle w:val="Textoennegrita"/>
+          <w:rFonts w:ascii="inherit" w:hAnsi="inherit" w:cs="Arial"/>
+          <w:b w:val="0"/>
+          <w:bCs w:val="0"/>
+          <w:color w:val="1B2E5D"/>
+          <w:sz w:val="21"/>
+          <w:szCs w:val="21"/>
+          <w:bdr w:val="none" w:sz="0" w:space="0" w:color="auto" w:frame="1"/>
+        </w:rPr>
+        <w:t xml:space="preserve"> Dinámico:</w:t>
+      </w:r>
+      <w:r>
+        <w:rPr>
+          <w:rFonts w:ascii="inherit" w:hAnsi="inherit" w:cs="Arial"/>
+          <w:color w:val="1B2E5D"/>
+          <w:sz w:val="21"/>
+          <w:szCs w:val="21"/>
+        </w:rPr>
+        <w:t> Función que obliga a la IA a verificar datos con fuentes externas en tiempo real (noticias y mapas).</w:t>
+      </w:r>
+    </w:p>
+    <w:p>
+      <w:pPr>
+        <w:numPr>
+          <w:ilvl w:val="0"/>
+          <w:numId w:val="35"/>
+        </w:numPr>
+        <w:shd w:val="clear" w:color="auto" w:fill="FFFFFF"/>
+        <w:spacing w:after="0" w:line="240" w:lineRule="auto"/>
+        <w:ind w:left="960"/>
+        <w:jc w:val="both"/>
+        <w:textAlignment w:val="baseline"/>
+        <w:rPr>
+          <w:rFonts w:ascii="inherit" w:hAnsi="inherit" w:cs="Arial"/>
+          <w:color w:val="1B2E5D"/>
+          <w:sz w:val="21"/>
+          <w:szCs w:val="21"/>
+        </w:rPr>
+      </w:pPr>
+      <w:r>
+        <w:rPr>
+          <w:rStyle w:val="Textoennegrita"/>
+          <w:rFonts w:ascii="inherit" w:hAnsi="inherit" w:cs="Arial"/>
+          <w:b w:val="0"/>
+          <w:bCs w:val="0"/>
+          <w:color w:val="1B2E5D"/>
+          <w:sz w:val="21"/>
+          <w:szCs w:val="21"/>
+          <w:bdr w:val="none" w:sz="0" w:space="0" w:color="auto" w:frame="1"/>
+        </w:rPr>
+        <w:t>Extracción de Entidades:</w:t>
+      </w:r>
+      <w:r>
+        <w:rPr>
+          <w:rFonts w:ascii="inherit" w:hAnsi="inherit" w:cs="Arial"/>
+          <w:color w:val="1B2E5D"/>
+          <w:sz w:val="21"/>
+          <w:szCs w:val="21"/>
+        </w:rPr>
+        <w:t> Aislamiento automático de alias, bandas, tipos de armas y direcciones.</w:t>
+      </w:r>
+    </w:p>
+    <w:p>
+      <w:pPr>
+        <w:numPr>
+          <w:ilvl w:val="0"/>
+          <w:numId w:val="35"/>
+        </w:numPr>
+        <w:shd w:val="clear" w:color="auto" w:fill="FFFFFF"/>
+        <w:spacing w:after="0" w:line="240" w:lineRule="auto"/>
+        <w:ind w:left="960"/>
+        <w:jc w:val="both"/>
+        <w:textAlignment w:val="baseline"/>
+        <w:rPr>
+          <w:rFonts w:ascii="inherit" w:hAnsi="inherit" w:cs="Arial"/>
+          <w:color w:val="1B2E5D"/>
+          <w:sz w:val="21"/>
+          <w:szCs w:val="21"/>
+        </w:rPr>
+      </w:pPr>
+      <w:proofErr w:type="spellStart"/>
+      <w:r>
+        <w:rPr>
+          <w:rStyle w:val="Textoennegrita"/>
+          <w:rFonts w:ascii="inherit" w:hAnsi="inherit" w:cs="Arial"/>
+          <w:b w:val="0"/>
+          <w:bCs w:val="0"/>
+          <w:color w:val="1B2E5D"/>
+          <w:sz w:val="21"/>
+          <w:szCs w:val="21"/>
+          <w:bdr w:val="none" w:sz="0" w:space="0" w:color="auto" w:frame="1"/>
+        </w:rPr>
+        <w:t>Diarización</w:t>
+      </w:r>
+      <w:proofErr w:type="spellEnd"/>
+      <w:r>
+        <w:rPr>
+          <w:rStyle w:val="Textoennegrita"/>
+          <w:rFonts w:ascii="inherit" w:hAnsi="inherit" w:cs="Arial"/>
+          <w:b w:val="0"/>
+          <w:bCs w:val="0"/>
+          <w:color w:val="1B2E5D"/>
+          <w:sz w:val="21"/>
+          <w:szCs w:val="21"/>
+          <w:bdr w:val="none" w:sz="0" w:space="0" w:color="auto" w:frame="1"/>
+        </w:rPr>
+        <w:t>:</w:t>
+      </w:r>
+      <w:r>
+        <w:rPr>
+          <w:rFonts w:ascii="inherit" w:hAnsi="inherit" w:cs="Arial"/>
+          <w:color w:val="1B2E5D"/>
+          <w:sz w:val="21"/>
+          <w:szCs w:val="21"/>
+        </w:rPr>
+        <w:t> Capacidad de reconocer y separar a distintos interlocutores en un mismo audio.</w:t>
+      </w:r>
+    </w:p>
+    <w:p>
+      <w:pPr>
+        <w:numPr>
+          <w:ilvl w:val="0"/>
+          <w:numId w:val="35"/>
+        </w:numPr>
+        <w:shd w:val="clear" w:color="auto" w:fill="FFFFFF"/>
+        <w:spacing w:after="0" w:line="240" w:lineRule="auto"/>
+        <w:ind w:left="960"/>
+        <w:jc w:val="both"/>
+        <w:textAlignment w:val="baseline"/>
+        <w:rPr>
+          <w:rFonts w:ascii="inherit" w:hAnsi="inherit" w:cs="Arial"/>
+          <w:color w:val="1B2E5D"/>
+          <w:sz w:val="21"/>
+          <w:szCs w:val="21"/>
+        </w:rPr>
+      </w:pPr>
+      <w:proofErr w:type="spellStart"/>
+      <w:r>
+        <w:rPr>
+          <w:rStyle w:val="Textoennegrita"/>
+          <w:rFonts w:ascii="inherit" w:hAnsi="inherit" w:cs="Arial"/>
+          <w:b w:val="0"/>
+          <w:bCs w:val="0"/>
+          <w:color w:val="1B2E5D"/>
+          <w:sz w:val="21"/>
+          <w:szCs w:val="21"/>
+          <w:bdr w:val="none" w:sz="0" w:space="0" w:color="auto" w:frame="1"/>
+        </w:rPr>
+        <w:t>Salencia</w:t>
+      </w:r>
+      <w:proofErr w:type="spellEnd"/>
+      <w:r>
+        <w:rPr>
+          <w:rStyle w:val="Textoennegrita"/>
+          <w:rFonts w:ascii="inherit" w:hAnsi="inherit" w:cs="Arial"/>
+          <w:b w:val="0"/>
+          <w:bCs w:val="0"/>
+          <w:color w:val="1B2E5D"/>
+          <w:sz w:val="21"/>
+          <w:szCs w:val="21"/>
+          <w:bdr w:val="none" w:sz="0" w:space="0" w:color="auto" w:frame="1"/>
+        </w:rPr>
+        <w:t>:</w:t>
+      </w:r>
+      <w:r>
+        <w:rPr>
+          <w:rFonts w:ascii="inherit" w:hAnsi="inherit" w:cs="Arial"/>
+          <w:color w:val="1B2E5D"/>
+          <w:sz w:val="21"/>
+          <w:szCs w:val="21"/>
+        </w:rPr>
+        <w:t> Nivel de importancia que la IA asigna a una palabra dentro de un reporte de inteligencia.</w:t>
+      </w:r>
+    </w:p>
+    <w:p>
+      <w:pPr>
+        <w:spacing w:after="300"/>
+        <w:jc w:val="both"/>
+        <w:rPr>
+          <w:rFonts w:ascii="Times New Roman" w:hAnsi="Times New Roman" w:cs="Times New Roman"/>
+          <w:sz w:val="24"/>
+          <w:szCs w:val="24"/>
+        </w:rPr>
+      </w:pPr>
+      <w:r>
+        <w:pict w14:anchorId="3FC0DD9B">
+          <v:rect id="_x0000_i1030" style="width:0;height:.75pt" o:hralign="center" o:hrstd="t" o:hr="t" fillcolor="#a0a0a0" stroked="f"/>
+        </w:pict>
+      </w:r>
+    </w:p>
+    <w:p>
+      <w:pPr>
+        <w:pStyle w:val="Ttulo3"/>
+        <w:shd w:val="clear" w:color="auto" w:fill="FFFFFF"/>
+        <w:spacing w:before="0" w:beforeAutospacing="0" w:after="0" w:afterAutospacing="0" w:line="360" w:lineRule="atLeast"/>
+        <w:jc w:val="both"/>
+        <w:textAlignment w:val="baseline"/>
+        <w:rPr>
+          <w:rFonts w:ascii="Arial" w:hAnsi="Arial" w:cs="Arial"/>
+          <w:b w:val="0"/>
+          <w:bCs w:val="0"/>
+          <w:color w:val="1B2E5D"/>
+          <w:sz w:val="30"/>
+          <w:szCs w:val="30"/>
+        </w:rPr>
+      </w:pPr>
+      <w:r>
+        <w:rPr>
+          <w:rStyle w:val="Textoennegrita"/>
+          <w:rFonts w:ascii="inherit" w:hAnsi="inherit" w:cs="Arial"/>
+          <w:b/>
+          <w:bCs/>
+          <w:color w:val="1B2E5D"/>
+          <w:sz w:val="30"/>
+          <w:szCs w:val="30"/>
+          <w:bdr w:val="none" w:sz="0" w:space="0" w:color="auto" w:frame="1"/>
+        </w:rPr>
+        <w:t>5. EJEMPLO DE PERFILADO DE ÉLITE (INYECCIÓN FINAL)</w:t>
+      </w:r>
+    </w:p>
+    <w:p>
+      <w:pPr>
+        <w:pStyle w:val="NormalWeb"/>
+        <w:shd w:val="clear" w:color="auto" w:fill="FFFFFF"/>
+        <w:spacing w:before="0" w:beforeAutospacing="0" w:after="0" w:afterAutospacing="0" w:line="300" w:lineRule="atLeast"/>
+        <w:jc w:val="both"/>
+        <w:textAlignment w:val="baseline"/>
+        <w:rPr>
+          <w:rFonts w:ascii="Arial" w:hAnsi="Arial" w:cs="Arial"/>
+          <w:color w:val="1B2E5D"/>
+          <w:sz w:val="21"/>
+          <w:szCs w:val="21"/>
+        </w:rPr>
+      </w:pPr>
       <w:r>
         <w:rPr>
           <w:rStyle w:val="nfasis"/>
@@ -624,7 +2252,31 @@
           <w:szCs w:val="21"/>
           <w:bdr w:val="none" w:sz="0" w:space="0" w:color="auto" w:frame="1"/>
         </w:rPr>
-        <w:t>"Busca </w:t>
+        <w:t xml:space="preserve">"Subo fotografía </w:t>
+      </w:r>
+      <w:proofErr w:type="spellStart"/>
+      <w:r>
+        <w:rPr>
+          <w:rStyle w:val="nfasis"/>
+          <w:rFonts w:ascii="inherit" w:hAnsi="inherit"/>
+          <w:color w:val="1B2E5D"/>
+          <w:sz w:val="21"/>
+          <w:szCs w:val="21"/>
+          <w:bdr w:val="none" w:sz="0" w:space="0" w:color="auto" w:frame="1"/>
+        </w:rPr>
+        <w:t>georeferenciada</w:t>
+      </w:r>
+      <w:proofErr w:type="spellEnd"/>
+      <w:r>
+        <w:rPr>
+          <w:rStyle w:val="nfasis"/>
+          <w:rFonts w:ascii="inherit" w:hAnsi="inherit"/>
+          <w:color w:val="1B2E5D"/>
+          <w:sz w:val="21"/>
+          <w:szCs w:val="21"/>
+          <w:bdr w:val="none" w:sz="0" w:space="0" w:color="auto" w:frame="1"/>
+        </w:rPr>
+        <w:t>. Aplica </w:t>
       </w:r>
       <w:r>
         <w:rPr>
@@ -639,7 +2291,7 @@
           <w:szCs w:val="21"/>
           <w:bdr w:val="none" w:sz="0" w:space="0" w:color="auto" w:frame="1"/>
         </w:rPr>
-        <w:t>firmas</w:t>
+        <w:t>Análisis de Similitud Vectorial</w:t>
       </w:r>
       <w:r>
         <w:rPr>
@@ -650,8 +2302,33 @@
           <w:szCs w:val="21"/>
           <w:bdr w:val="none" w:sz="0" w:space="0" w:color="auto" w:frame="1"/>
         </w:rPr>
-        <w:t>, </w:t>
-      </w:r>
+        <w:t xml:space="preserve"> para identificar parentesco con otros grafitis en </w:t>
+      </w:r>
+      <w:proofErr w:type="spellStart"/>
+      <w:r>
+        <w:rPr>
+          <w:rStyle w:val="nfasis"/>
+          <w:rFonts w:ascii="inherit" w:hAnsi="inherit"/>
+          <w:color w:val="1B2E5D"/>
+          <w:sz w:val="21"/>
+          <w:szCs w:val="21"/>
+          <w:bdr w:val="none" w:sz="0" w:space="0" w:color="auto" w:frame="1"/>
+        </w:rPr>
+        <w:t>BigQuery</w:t>
+      </w:r>
+      <w:proofErr w:type="spellEnd"/>
+      <w:r>
+        <w:rPr>
+          <w:rStyle w:val="nfasis"/>
+          <w:rFonts w:ascii="inherit" w:hAnsi="inherit"/>
+          <w:color w:val="1B2E5D"/>
+          <w:sz w:val="21"/>
+          <w:szCs w:val="21"/>
+          <w:bdr w:val="none" w:sz="0" w:space="0" w:color="auto" w:frame="1"/>
+        </w:rPr>
+        <w:t>. Ejecuta </w:t>
+      </w:r>
+      <w:proofErr w:type="spellStart"/>
       <w:r>
         <w:rPr>
           <w:rStyle w:val="Textoennegrita"/>
@@ -665,19 +2342,9 @@
           <w:szCs w:val="21"/>
           <w:bdr w:val="none" w:sz="0" w:space="0" w:color="auto" w:frame="1"/>
         </w:rPr>
-        <w:t>alias</w:t>
-      </w:r>
-      <w:r>
-        <w:rPr>
-          <w:rStyle w:val="nfasis"/>
-          <w:rFonts w:ascii="inherit" w:hAnsi="inherit"/>
-          <w:color w:val="1B2E5D"/>
-          <w:sz w:val="21"/>
-          <w:szCs w:val="21"/>
-          <w:bdr w:val="none" w:sz="0" w:space="0" w:color="auto" w:frame="1"/>
-        </w:rPr>
-        <w:t>, </w:t>
-      </w:r>
+        <w:t>Grounding</w:t>
+      </w:r>
+      <w:proofErr w:type="spellEnd"/>
       <w:r>
         <w:rPr>
           <w:rStyle w:val="Textoennegrita"/>
@@ -691,7 +2358,7 @@
           <w:szCs w:val="21"/>
           <w:bdr w:val="none" w:sz="0" w:space="0" w:color="auto" w:frame="1"/>
         </w:rPr>
-        <w:t>nombres de bandas</w:t>
+        <w:t xml:space="preserve"> Dinámico</w:t>
       </w:r>
       <w:r>
         <w:rPr>
@@ -702,7 +2369,7 @@
           <w:szCs w:val="21"/>
           <w:bdr w:val="none" w:sz="0" w:space="0" w:color="auto" w:frame="1"/>
         </w:rPr>
-        <w:t> o </w:t>
+        <w:t> para buscar antecedentes de acecho en este radio de 1 km. Realiza </w:t>
       </w:r>
       <w:r>
         <w:rPr>
@@ -717,7 +2384,7 @@
           <w:szCs w:val="21"/>
           <w:bdr w:val="none" w:sz="0" w:space="0" w:color="auto" w:frame="1"/>
         </w:rPr>
-        <w:t>códigos numéricos</w:t>
+        <w:t>Extracción de Entidades</w:t>
       </w:r>
       <w:r>
         <w:rPr>
@@ -728,157 +2395,7 @@
           <w:szCs w:val="21"/>
           <w:bdr w:val="none" w:sz="0" w:space="0" w:color="auto" w:frame="1"/>
         </w:rPr>
-        <w:t> en el texto."</w:t>
-      </w:r>
-    </w:p>
-    <w:p>
-      <w:pPr>
-        <w:pStyle w:val="Ttulo3"/>
-        <w:shd w:val="clear" w:color="auto" w:fill="FFFFFF"/>
-        <w:spacing w:before="420" w:beforeAutospacing="0" w:after="120" w:afterAutospacing="0" w:line="360" w:lineRule="atLeast"/>
-        <w:textAlignment w:val="baseline"/>
-        <w:rPr>
-          <w:rFonts w:ascii="Arial" w:hAnsi="Arial" w:cs="Arial"/>
-          <w:b w:val="0"/>
-          <w:bCs w:val="0"/>
-          <w:color w:val="1B2E5D"/>
-          <w:sz w:val="30"/>
-          <w:szCs w:val="30"/>
-        </w:rPr>
-      </w:pPr>
-      <w:r>
-        <w:rPr>
-          <w:rFonts w:ascii="Arial" w:hAnsi="Arial" w:cs="Arial"/>
-          <w:b w:val="0"/>
-          <w:bCs w:val="0"/>
-          <w:color w:val="1B2E5D"/>
-          <w:sz w:val="30"/>
-          <w:szCs w:val="30"/>
-        </w:rPr>
-        <w:t>2. Estructura de la "Contextualización Perfecta"</w:t>
-      </w:r>
-    </w:p>
-    <w:p>
-      <w:pPr>
-        <w:pStyle w:val="NormalWeb"/>
-        <w:shd w:val="clear" w:color="auto" w:fill="FFFFFF"/>
-        <w:spacing w:before="0" w:beforeAutospacing="0" w:after="0" w:afterAutospacing="0" w:line="300" w:lineRule="atLeast"/>
-        <w:textAlignment w:val="baseline"/>
-        <w:rPr>
-          <w:rFonts w:ascii="Arial" w:hAnsi="Arial" w:cs="Arial"/>
-          <w:color w:val="1B2E5D"/>
-          <w:sz w:val="21"/>
-          <w:szCs w:val="21"/>
-        </w:rPr>
-      </w:pPr>
-      <w:r>
-        <w:rPr>
-          <w:rFonts w:ascii="Arial" w:hAnsi="Arial" w:cs="Arial"/>
-          <w:color w:val="1B2E5D"/>
-          <w:sz w:val="21"/>
-          <w:szCs w:val="21"/>
-        </w:rPr>
-        <w:t>Sigue este formato para que el </w:t>
-      </w:r>
-      <w:r>
-        <w:rPr>
-          <w:rStyle w:val="Textoennegrita"/>
-          <w:rFonts w:ascii="inherit" w:hAnsi="inherit" w:cs="Arial"/>
-          <w:b w:val="0"/>
-          <w:bCs w:val="0"/>
-          <w:color w:val="1B2E5D"/>
-          <w:sz w:val="21"/>
-          <w:szCs w:val="21"/>
-          <w:bdr w:val="none" w:sz="0" w:space="0" w:color="auto" w:frame="1"/>
-        </w:rPr>
-        <w:t>Perfilador</w:t>
-      </w:r>
-      <w:r>
-        <w:rPr>
-          <w:rFonts w:ascii="Arial" w:hAnsi="Arial" w:cs="Arial"/>
-          <w:color w:val="1B2E5D"/>
-          <w:sz w:val="21"/>
-          <w:szCs w:val="21"/>
-        </w:rPr>
-        <w:t> no deje escapar ningún detalle:</w:t>
-      </w:r>
-    </w:p>
-    <w:p>
-      <w:pPr>
-        <w:pStyle w:val="NormalWeb"/>
-        <w:shd w:val="clear" w:color="auto" w:fill="FFFFFF"/>
-        <w:spacing w:before="0" w:beforeAutospacing="0" w:after="0" w:afterAutospacing="0" w:line="300" w:lineRule="atLeast"/>
-        <w:textAlignment w:val="baseline"/>
-        <w:rPr>
-          <w:rFonts w:ascii="Arial" w:hAnsi="Arial" w:cs="Arial"/>
-          <w:color w:val="1B2E5D"/>
-          <w:sz w:val="21"/>
-          <w:szCs w:val="21"/>
-        </w:rPr>
-      </w:pPr>
-      <w:r>
-        <w:rPr>
-          <w:rStyle w:val="Textoennegrita"/>
-          <w:rFonts w:ascii="inherit" w:hAnsi="inherit" w:cs="Arial"/>
-          <w:b w:val="0"/>
-          <w:bCs w:val="0"/>
-          <w:color w:val="1B2E5D"/>
-          <w:sz w:val="21"/>
-          <w:szCs w:val="21"/>
-          <w:bdr w:val="none" w:sz="0" w:space="0" w:color="auto" w:frame="1"/>
-        </w:rPr>
-        <w:t>[OBJETIVO] + [ENTORNO] + [EXPECTATIVA]</w:t>
-      </w:r>
-    </w:p>
-    <w:p>
-      <w:pPr>
-        <w:numPr>
-          <w:ilvl w:val="0"/>
-          <w:numId w:val="20"/>
-        </w:numPr>
-        <w:shd w:val="clear" w:color="auto" w:fill="FFFFFF"/>
-        <w:spacing w:after="0" w:line="240" w:lineRule="auto"/>
-        <w:ind w:left="960"/>
-        <w:textAlignment w:val="baseline"/>
-        <w:rPr>
-          <w:rFonts w:ascii="inherit" w:hAnsi="inherit" w:cs="Arial"/>
-          <w:color w:val="1B2E5D"/>
-          <w:sz w:val="21"/>
-          <w:szCs w:val="21"/>
-        </w:rPr>
-      </w:pPr>
-      <w:r>
-        <w:rPr>
-          <w:rStyle w:val="Textoennegrita"/>
-          <w:rFonts w:ascii="inherit" w:hAnsi="inherit" w:cs="Arial"/>
-          <w:b w:val="0"/>
-          <w:bCs w:val="0"/>
-          <w:color w:val="1B2E5D"/>
-          <w:sz w:val="21"/>
-          <w:szCs w:val="21"/>
-          <w:bdr w:val="none" w:sz="0" w:space="0" w:color="auto" w:frame="1"/>
-        </w:rPr>
-        <w:t>Ejemplo 1 (Grafiti):</w:t>
-      </w:r>
-      <w:r>
-        <w:rPr>
-          <w:rFonts w:ascii="inherit" w:hAnsi="inherit" w:cs="Arial"/>
-          <w:color w:val="1B2E5D"/>
-          <w:sz w:val="21"/>
-          <w:szCs w:val="21"/>
-        </w:rPr>
-        <w:t> </w:t>
-      </w:r>
-      <w:r>
-        <w:rPr>
-          <w:rStyle w:val="nfasis"/>
-          <w:rFonts w:ascii="inherit" w:hAnsi="inherit"/>
-          <w:color w:val="1B2E5D"/>
-          <w:sz w:val="21"/>
-          <w:szCs w:val="21"/>
-          <w:bdr w:val="none" w:sz="0" w:space="0" w:color="auto" w:frame="1"/>
-        </w:rPr>
-        <w:t>"Busca </w:t>
+        <w:t> sobre este texto para identificar el alias 'El Sombras' y guárdalo como </w:t>
       </w:r>
       <w:r>
         <w:rPr>
@@ -893,7 +2410,7 @@
           <w:szCs w:val="21"/>
           <w:bdr w:val="none" w:sz="0" w:space="0" w:color="auto" w:frame="1"/>
         </w:rPr>
-        <w:t>patrones similares</w:t>
+        <w:t>entidad organizacional</w:t>
       </w:r>
       <w:r>
         <w:rPr>
@@ -904,725 +2421,13 @@
           <w:szCs w:val="21"/>
           <w:bdr w:val="none" w:sz="0" w:space="0" w:color="auto" w:frame="1"/>
         </w:rPr>
-        <w:t> a este grafiti en una </w:t>
-      </w:r>
-      <w:r>
-        <w:rPr>
-          <w:rStyle w:val="Textoennegrita"/>
-          <w:rFonts w:ascii="inherit" w:hAnsi="inherit" w:cs="Arial"/>
-          <w:b w:val="0"/>
-          <w:bCs w:val="0"/>
-          <w:i/>
-          <w:iCs/>
-          <w:color w:val="1B2E5D"/>
-          <w:sz w:val="21"/>
-          <w:szCs w:val="21"/>
-          <w:bdr w:val="none" w:sz="0" w:space="0" w:color="auto" w:frame="1"/>
-        </w:rPr>
-        <w:t>zona residencial</w:t>
-      </w:r>
-      <w:r>
-        <w:rPr>
-          <w:rStyle w:val="nfasis"/>
-          <w:rFonts w:ascii="inherit" w:hAnsi="inherit"/>
-          <w:color w:val="1B2E5D"/>
-          <w:sz w:val="21"/>
-          <w:szCs w:val="21"/>
-          <w:bdr w:val="none" w:sz="0" w:space="0" w:color="auto" w:frame="1"/>
-        </w:rPr>
-        <w:t>. Espero encontrar </w:t>
-      </w:r>
-      <w:r>
-        <w:rPr>
-          <w:rStyle w:val="Textoennegrita"/>
-          <w:rFonts w:ascii="inherit" w:hAnsi="inherit" w:cs="Arial"/>
-          <w:b w:val="0"/>
-          <w:bCs w:val="0"/>
-          <w:i/>
-          <w:iCs/>
-          <w:color w:val="1B2E5D"/>
-          <w:sz w:val="21"/>
-          <w:szCs w:val="21"/>
-          <w:bdr w:val="none" w:sz="0" w:space="0" w:color="auto" w:frame="1"/>
-        </w:rPr>
-        <w:t>correlación visual</w:t>
-      </w:r>
-      <w:r>
-        <w:rPr>
-          <w:rStyle w:val="nfasis"/>
-          <w:rFonts w:ascii="inherit" w:hAnsi="inherit"/>
-          <w:color w:val="1B2E5D"/>
-          <w:sz w:val="21"/>
-          <w:szCs w:val="21"/>
-          <w:bdr w:val="none" w:sz="0" w:space="0" w:color="auto" w:frame="1"/>
-        </w:rPr>
-        <w:t xml:space="preserve"> con otros reportes de bandas locales en el radio de </w:t>
-      </w:r>
-      <w:proofErr w:type="spellStart"/>
-      <w:r>
-        <w:rPr>
-          <w:rStyle w:val="nfasis"/>
-          <w:rFonts w:ascii="inherit" w:hAnsi="inherit"/>
-          <w:color w:val="1B2E5D"/>
-          <w:sz w:val="21"/>
-          <w:szCs w:val="21"/>
-          <w:bdr w:val="none" w:sz="0" w:space="0" w:color="auto" w:frame="1"/>
-        </w:rPr>
-        <w:t>1km</w:t>
-      </w:r>
-      <w:proofErr w:type="spellEnd"/>
-      <w:r>
-        <w:rPr>
-          <w:rStyle w:val="nfasis"/>
-          <w:rFonts w:ascii="inherit" w:hAnsi="inherit"/>
-          <w:color w:val="1B2E5D"/>
-          <w:sz w:val="21"/>
-          <w:szCs w:val="21"/>
-          <w:bdr w:val="none" w:sz="0" w:space="0" w:color="auto" w:frame="1"/>
-        </w:rPr>
-        <w:t>."</w:t>
+        <w:t> en el reporte final."</w:t>
       </w:r>
     </w:p>
     <w:p>
       <w:pPr>
-        <w:numPr>
-          <w:ilvl w:val="0"/>
-          <w:numId w:val="20"/>
-        </w:numPr>
-        <w:shd w:val="clear" w:color="auto" w:fill="FFFFFF"/>
-        <w:spacing w:after="0" w:line="240" w:lineRule="auto"/>
-        <w:ind w:left="960"/>
-        <w:textAlignment w:val="baseline"/>
-        <w:rPr>
-          <w:rFonts w:ascii="inherit" w:hAnsi="inherit" w:cs="Arial"/>
-          <w:color w:val="1B2E5D"/>
-          <w:sz w:val="21"/>
-          <w:szCs w:val="21"/>
-        </w:rPr>
-      </w:pPr>
-      <w:r>
-        <w:rPr>
-          <w:rStyle w:val="Textoennegrita"/>
-          <w:rFonts w:ascii="inherit" w:hAnsi="inherit" w:cs="Arial"/>
-          <w:b w:val="0"/>
-          <w:bCs w:val="0"/>
-          <w:color w:val="1B2E5D"/>
-          <w:sz w:val="21"/>
-          <w:szCs w:val="21"/>
-          <w:bdr w:val="none" w:sz="0" w:space="0" w:color="auto" w:frame="1"/>
-        </w:rPr>
-        <w:t>Ejemplo 2 (Acecho):</w:t>
-      </w:r>
-      <w:r>
-        <w:rPr>
-          <w:rFonts w:ascii="inherit" w:hAnsi="inherit" w:cs="Arial"/>
-          <w:color w:val="1B2E5D"/>
-          <w:sz w:val="21"/>
-          <w:szCs w:val="21"/>
-        </w:rPr>
-        <w:t> </w:t>
-      </w:r>
-      <w:r>
-        <w:rPr>
-          <w:rStyle w:val="nfasis"/>
-          <w:rFonts w:ascii="inherit" w:hAnsi="inherit"/>
-          <w:color w:val="1B2E5D"/>
-          <w:sz w:val="21"/>
-          <w:szCs w:val="21"/>
-          <w:bdr w:val="none" w:sz="0" w:space="0" w:color="auto" w:frame="1"/>
-        </w:rPr>
-        <w:t>"Analiza el entorno por </w:t>
-      </w:r>
-      <w:r>
-        <w:rPr>
-          <w:rStyle w:val="Textoennegrita"/>
-          <w:rFonts w:ascii="inherit" w:hAnsi="inherit" w:cs="Arial"/>
-          <w:b w:val="0"/>
-          <w:bCs w:val="0"/>
-          <w:i/>
-          <w:iCs/>
-          <w:color w:val="1B2E5D"/>
-          <w:sz w:val="21"/>
-          <w:szCs w:val="21"/>
-          <w:bdr w:val="none" w:sz="0" w:space="0" w:color="auto" w:frame="1"/>
-        </w:rPr>
-        <w:t>puntos de acecho</w:t>
-      </w:r>
-      <w:r>
-        <w:rPr>
-          <w:rStyle w:val="nfasis"/>
-          <w:rFonts w:ascii="inherit" w:hAnsi="inherit"/>
-          <w:color w:val="1B2E5D"/>
-          <w:sz w:val="21"/>
-          <w:szCs w:val="21"/>
-          <w:bdr w:val="none" w:sz="0" w:space="0" w:color="auto" w:frame="1"/>
-        </w:rPr>
-        <w:t>. El lugar es un </w:t>
-      </w:r>
-      <w:r>
-        <w:rPr>
-          <w:rStyle w:val="Textoennegrita"/>
-          <w:rFonts w:ascii="inherit" w:hAnsi="inherit" w:cs="Arial"/>
-          <w:b w:val="0"/>
-          <w:bCs w:val="0"/>
-          <w:i/>
-          <w:iCs/>
-          <w:color w:val="1B2E5D"/>
-          <w:sz w:val="21"/>
-          <w:szCs w:val="21"/>
-          <w:bdr w:val="none" w:sz="0" w:space="0" w:color="auto" w:frame="1"/>
-        </w:rPr>
-        <w:t>callejón comercial</w:t>
-      </w:r>
-      <w:r>
-        <w:rPr>
-          <w:rStyle w:val="nfasis"/>
-          <w:rFonts w:ascii="inherit" w:hAnsi="inherit"/>
-          <w:color w:val="1B2E5D"/>
-          <w:sz w:val="21"/>
-          <w:szCs w:val="21"/>
-          <w:bdr w:val="none" w:sz="0" w:space="0" w:color="auto" w:frame="1"/>
-        </w:rPr>
-        <w:t>. Identifica </w:t>
-      </w:r>
-      <w:r>
-        <w:rPr>
-          <w:rStyle w:val="Textoennegrita"/>
-          <w:rFonts w:ascii="inherit" w:hAnsi="inherit" w:cs="Arial"/>
-          <w:b w:val="0"/>
-          <w:bCs w:val="0"/>
-          <w:i/>
-          <w:iCs/>
-          <w:color w:val="1B2E5D"/>
-          <w:sz w:val="21"/>
-          <w:szCs w:val="21"/>
-          <w:bdr w:val="none" w:sz="0" w:space="0" w:color="auto" w:frame="1"/>
-        </w:rPr>
-        <w:t>zonas de baja vigilancia</w:t>
-      </w:r>
-      <w:r>
-        <w:rPr>
-          <w:rStyle w:val="nfasis"/>
-          <w:rFonts w:ascii="inherit" w:hAnsi="inherit"/>
-          <w:color w:val="1B2E5D"/>
-          <w:sz w:val="21"/>
-          <w:szCs w:val="21"/>
-          <w:bdr w:val="none" w:sz="0" w:space="0" w:color="auto" w:frame="1"/>
-        </w:rPr>
-        <w:t> y cruza con </w:t>
-      </w:r>
-      <w:r>
-        <w:rPr>
-          <w:rStyle w:val="Textoennegrita"/>
-          <w:rFonts w:ascii="inherit" w:hAnsi="inherit" w:cs="Arial"/>
-          <w:b w:val="0"/>
-          <w:bCs w:val="0"/>
-          <w:i/>
-          <w:iCs/>
-          <w:color w:val="1B2E5D"/>
-          <w:sz w:val="21"/>
-          <w:szCs w:val="21"/>
-          <w:bdr w:val="none" w:sz="0" w:space="0" w:color="auto" w:frame="1"/>
-        </w:rPr>
-        <w:t>reportes de noticias</w:t>
-      </w:r>
-      <w:r>
-        <w:rPr>
-          <w:rStyle w:val="nfasis"/>
-          <w:rFonts w:ascii="inherit" w:hAnsi="inherit"/>
-          <w:color w:val="1B2E5D"/>
-          <w:sz w:val="21"/>
-          <w:szCs w:val="21"/>
-          <w:bdr w:val="none" w:sz="0" w:space="0" w:color="auto" w:frame="1"/>
-        </w:rPr>
-        <w:t> recientes sobre asaltos en esta calle."</w:t>
-      </w:r>
-    </w:p>
-    <w:p>
-      <w:pPr>
-        <w:pStyle w:val="Ttulo3"/>
-        <w:shd w:val="clear" w:color="auto" w:fill="FFFFFF"/>
-        <w:spacing w:before="420" w:beforeAutospacing="0" w:after="120" w:afterAutospacing="0" w:line="360" w:lineRule="atLeast"/>
-        <w:textAlignment w:val="baseline"/>
-        <w:rPr>
-          <w:rFonts w:ascii="Arial" w:hAnsi="Arial" w:cs="Arial"/>
-          <w:b w:val="0"/>
-          <w:bCs w:val="0"/>
-          <w:color w:val="1B2E5D"/>
-          <w:sz w:val="30"/>
-          <w:szCs w:val="30"/>
-        </w:rPr>
-      </w:pPr>
-      <w:r>
-        <w:rPr>
-          <w:rFonts w:ascii="Arial" w:hAnsi="Arial" w:cs="Arial"/>
-          <w:b w:val="0"/>
-          <w:bCs w:val="0"/>
-          <w:color w:val="1B2E5D"/>
-          <w:sz w:val="30"/>
-          <w:szCs w:val="30"/>
-        </w:rPr>
-        <w:t xml:space="preserve">3. </w:t>
-      </w:r>
-      <w:proofErr w:type="spellStart"/>
-      <w:r>
-        <w:rPr>
-          <w:rFonts w:ascii="Arial" w:hAnsi="Arial" w:cs="Arial"/>
-          <w:b w:val="0"/>
-          <w:bCs w:val="0"/>
-          <w:color w:val="1B2E5D"/>
-          <w:sz w:val="30"/>
-          <w:szCs w:val="30"/>
-        </w:rPr>
-        <w:t>Tips</w:t>
-      </w:r>
-      <w:proofErr w:type="spellEnd"/>
-      <w:r>
-        <w:rPr>
-          <w:rFonts w:ascii="Arial" w:hAnsi="Arial" w:cs="Arial"/>
-          <w:b w:val="0"/>
-          <w:bCs w:val="0"/>
-          <w:color w:val="1B2E5D"/>
-          <w:sz w:val="30"/>
-          <w:szCs w:val="30"/>
-        </w:rPr>
-        <w:t xml:space="preserve"> para el Mejor Uso de las </w:t>
-      </w:r>
-      <w:proofErr w:type="spellStart"/>
-      <w:r>
-        <w:rPr>
-          <w:rFonts w:ascii="Arial" w:hAnsi="Arial" w:cs="Arial"/>
-          <w:b w:val="0"/>
-          <w:bCs w:val="0"/>
-          <w:color w:val="1B2E5D"/>
-          <w:sz w:val="30"/>
-          <w:szCs w:val="30"/>
-        </w:rPr>
-        <w:t>APIs</w:t>
-      </w:r>
-      <w:proofErr w:type="spellEnd"/>
-    </w:p>
-    <w:p>
-      <w:pPr>
-        <w:numPr>
-          <w:ilvl w:val="0"/>
-          <w:numId w:val="21"/>
-        </w:numPr>
-        <w:shd w:val="clear" w:color="auto" w:fill="FFFFFF"/>
-        <w:spacing w:after="0" w:line="240" w:lineRule="auto"/>
-        <w:ind w:left="960"/>
-        <w:textAlignment w:val="baseline"/>
-        <w:rPr>
-          <w:rFonts w:ascii="inherit" w:hAnsi="inherit" w:cs="Arial"/>
-          <w:color w:val="1B2E5D"/>
-          <w:sz w:val="21"/>
-          <w:szCs w:val="21"/>
-        </w:rPr>
-      </w:pPr>
-      <w:r>
-        <w:rPr>
-          <w:rStyle w:val="Textoennegrita"/>
-          <w:rFonts w:ascii="inherit" w:hAnsi="inherit" w:cs="Arial"/>
-          <w:b w:val="0"/>
-          <w:bCs w:val="0"/>
-          <w:color w:val="1B2E5D"/>
-          <w:sz w:val="21"/>
-          <w:szCs w:val="21"/>
-          <w:bdr w:val="none" w:sz="0" w:space="0" w:color="auto" w:frame="1"/>
-        </w:rPr>
-        <w:t>Sé Específico, no Genérico:</w:t>
-      </w:r>
-      <w:r>
-        <w:rPr>
-          <w:rFonts w:ascii="inherit" w:hAnsi="inherit" w:cs="Arial"/>
-          <w:color w:val="1B2E5D"/>
-          <w:sz w:val="21"/>
-          <w:szCs w:val="21"/>
-        </w:rPr>
-        <w:t> En lugar de decir </w:t>
-      </w:r>
-      <w:r>
-        <w:rPr>
-          <w:rStyle w:val="nfasis"/>
-          <w:rFonts w:ascii="inherit" w:hAnsi="inherit"/>
-          <w:color w:val="1B2E5D"/>
-          <w:sz w:val="21"/>
-          <w:szCs w:val="21"/>
-          <w:bdr w:val="none" w:sz="0" w:space="0" w:color="auto" w:frame="1"/>
-        </w:rPr>
-        <w:t>"Hay peligro"</w:t>
-      </w:r>
-      <w:r>
-        <w:rPr>
-          <w:rFonts w:ascii="inherit" w:hAnsi="inherit" w:cs="Arial"/>
-          <w:color w:val="1B2E5D"/>
-          <w:sz w:val="21"/>
-          <w:szCs w:val="21"/>
-        </w:rPr>
-        <w:t>, di </w:t>
-      </w:r>
-      <w:r>
-        <w:rPr>
-          <w:rStyle w:val="nfasis"/>
-          <w:rFonts w:ascii="inherit" w:hAnsi="inherit"/>
-          <w:color w:val="1B2E5D"/>
-          <w:sz w:val="21"/>
-          <w:szCs w:val="21"/>
-          <w:bdr w:val="none" w:sz="0" w:space="0" w:color="auto" w:frame="1"/>
-        </w:rPr>
-        <w:t>"Hay un </w:t>
-      </w:r>
-      <w:r>
-        <w:rPr>
-          <w:rStyle w:val="Textoennegrita"/>
-          <w:rFonts w:ascii="inherit" w:hAnsi="inherit" w:cs="Arial"/>
-          <w:b w:val="0"/>
-          <w:bCs w:val="0"/>
-          <w:i/>
-          <w:iCs/>
-          <w:color w:val="1B2E5D"/>
-          <w:sz w:val="21"/>
-          <w:szCs w:val="21"/>
-          <w:bdr w:val="none" w:sz="0" w:space="0" w:color="auto" w:frame="1"/>
-        </w:rPr>
-        <w:t>punto de acecho</w:t>
-      </w:r>
-      <w:r>
-        <w:rPr>
-          <w:rStyle w:val="nfasis"/>
-          <w:rFonts w:ascii="inherit" w:hAnsi="inherit"/>
-          <w:color w:val="1B2E5D"/>
-          <w:sz w:val="21"/>
-          <w:szCs w:val="21"/>
-          <w:bdr w:val="none" w:sz="0" w:space="0" w:color="auto" w:frame="1"/>
-        </w:rPr>
-        <w:t> por </w:t>
-      </w:r>
-      <w:r>
-        <w:rPr>
-          <w:rStyle w:val="Textoennegrita"/>
-          <w:rFonts w:ascii="inherit" w:hAnsi="inherit" w:cs="Arial"/>
-          <w:b w:val="0"/>
-          <w:bCs w:val="0"/>
-          <w:i/>
-          <w:iCs/>
-          <w:color w:val="1B2E5D"/>
-          <w:sz w:val="21"/>
-          <w:szCs w:val="21"/>
-          <w:bdr w:val="none" w:sz="0" w:space="0" w:color="auto" w:frame="1"/>
-        </w:rPr>
-        <w:t>obstrucción visual</w:t>
-      </w:r>
-      <w:r>
-        <w:rPr>
-          <w:rStyle w:val="nfasis"/>
-          <w:rFonts w:ascii="inherit" w:hAnsi="inherit"/>
-          <w:color w:val="1B2E5D"/>
-          <w:sz w:val="21"/>
-          <w:szCs w:val="21"/>
-          <w:bdr w:val="none" w:sz="0" w:space="0" w:color="auto" w:frame="1"/>
-        </w:rPr>
-        <w:t> y </w:t>
-      </w:r>
-      <w:r>
-        <w:rPr>
-          <w:rStyle w:val="Textoennegrita"/>
-          <w:rFonts w:ascii="inherit" w:hAnsi="inherit" w:cs="Arial"/>
-          <w:b w:val="0"/>
-          <w:bCs w:val="0"/>
-          <w:i/>
-          <w:iCs/>
-          <w:color w:val="1B2E5D"/>
-          <w:sz w:val="21"/>
-          <w:szCs w:val="21"/>
-          <w:bdr w:val="none" w:sz="0" w:space="0" w:color="auto" w:frame="1"/>
-        </w:rPr>
-        <w:t>falta de luminaria</w:t>
-      </w:r>
-      <w:r>
-        <w:rPr>
-          <w:rStyle w:val="nfasis"/>
-          <w:rFonts w:ascii="inherit" w:hAnsi="inherit"/>
-          <w:color w:val="1B2E5D"/>
-          <w:sz w:val="21"/>
-          <w:szCs w:val="21"/>
-          <w:bdr w:val="none" w:sz="0" w:space="0" w:color="auto" w:frame="1"/>
-        </w:rPr>
-        <w:t>"</w:t>
-      </w:r>
-      <w:r>
-        <w:rPr>
-          <w:rFonts w:ascii="inherit" w:hAnsi="inherit" w:cs="Arial"/>
-          <w:color w:val="1B2E5D"/>
-          <w:sz w:val="21"/>
-          <w:szCs w:val="21"/>
-        </w:rPr>
-        <w:t>.</w:t>
-      </w:r>
-    </w:p>
-    <w:p>
-      <w:pPr>
-        <w:numPr>
-          <w:ilvl w:val="0"/>
-          <w:numId w:val="21"/>
-        </w:numPr>
-        <w:shd w:val="clear" w:color="auto" w:fill="FFFFFF"/>
-        <w:spacing w:after="0" w:line="240" w:lineRule="auto"/>
-        <w:ind w:left="960"/>
-        <w:textAlignment w:val="baseline"/>
-        <w:rPr>
-          <w:rFonts w:ascii="inherit" w:hAnsi="inherit" w:cs="Arial"/>
-          <w:color w:val="1B2E5D"/>
-          <w:sz w:val="21"/>
-          <w:szCs w:val="21"/>
-        </w:rPr>
-      </w:pPr>
-      <w:r>
-        <w:rPr>
-          <w:rStyle w:val="Textoennegrita"/>
-          <w:rFonts w:ascii="inherit" w:hAnsi="inherit" w:cs="Arial"/>
-          <w:b w:val="0"/>
-          <w:bCs w:val="0"/>
-          <w:color w:val="1B2E5D"/>
-          <w:sz w:val="21"/>
-          <w:szCs w:val="21"/>
-          <w:bdr w:val="none" w:sz="0" w:space="0" w:color="auto" w:frame="1"/>
-        </w:rPr>
-        <w:t>Usa el Audio para Detalles Rápidos:</w:t>
-      </w:r>
-      <w:r>
-        <w:rPr>
-          <w:rFonts w:ascii="inherit" w:hAnsi="inherit" w:cs="Arial"/>
-          <w:color w:val="1B2E5D"/>
-          <w:sz w:val="21"/>
-          <w:szCs w:val="21"/>
-        </w:rPr>
-        <w:t> Si estás en campo, graba un audio describiendo lo que ves. La IA transcribirá palabras como </w:t>
-      </w:r>
-      <w:r>
-        <w:rPr>
-          <w:rStyle w:val="nfasis"/>
-          <w:rFonts w:ascii="inherit" w:hAnsi="inherit"/>
-          <w:color w:val="1B2E5D"/>
-          <w:sz w:val="21"/>
-          <w:szCs w:val="21"/>
-          <w:bdr w:val="none" w:sz="0" w:space="0" w:color="auto" w:frame="1"/>
-        </w:rPr>
-        <w:t>"esquina"</w:t>
-      </w:r>
-      <w:r>
-        <w:rPr>
-          <w:rFonts w:ascii="inherit" w:hAnsi="inherit" w:cs="Arial"/>
-          <w:color w:val="1B2E5D"/>
-          <w:sz w:val="21"/>
-          <w:szCs w:val="21"/>
-        </w:rPr>
-        <w:t>, </w:t>
-      </w:r>
-      <w:r>
-        <w:rPr>
-          <w:rStyle w:val="nfasis"/>
-          <w:rFonts w:ascii="inherit" w:hAnsi="inherit"/>
-          <w:color w:val="1B2E5D"/>
-          <w:sz w:val="21"/>
-          <w:szCs w:val="21"/>
-          <w:bdr w:val="none" w:sz="0" w:space="0" w:color="auto" w:frame="1"/>
-        </w:rPr>
-        <w:t>"noche"</w:t>
-      </w:r>
-      <w:r>
-        <w:rPr>
-          <w:rFonts w:ascii="inherit" w:hAnsi="inherit" w:cs="Arial"/>
-          <w:color w:val="1B2E5D"/>
-          <w:sz w:val="21"/>
-          <w:szCs w:val="21"/>
-        </w:rPr>
-        <w:t>, o </w:t>
-      </w:r>
-      <w:r>
-        <w:rPr>
-          <w:rStyle w:val="nfasis"/>
-          <w:rFonts w:ascii="inherit" w:hAnsi="inherit"/>
-          <w:color w:val="1B2E5D"/>
-          <w:sz w:val="21"/>
-          <w:szCs w:val="21"/>
-          <w:bdr w:val="none" w:sz="0" w:space="0" w:color="auto" w:frame="1"/>
-        </w:rPr>
-        <w:t>"sospechoso"</w:t>
-      </w:r>
-      <w:r>
-        <w:rPr>
-          <w:rFonts w:ascii="inherit" w:hAnsi="inherit" w:cs="Arial"/>
-          <w:color w:val="1B2E5D"/>
-          <w:sz w:val="21"/>
-          <w:szCs w:val="21"/>
-        </w:rPr>
-        <w:t> y las convertirá en etiquetas de búsqueda automáticamente.</w:t>
-      </w:r>
-    </w:p>
-    <w:p>
-      <w:pPr>
-        <w:numPr>
-          <w:ilvl w:val="0"/>
-          <w:numId w:val="21"/>
-        </w:numPr>
-        <w:shd w:val="clear" w:color="auto" w:fill="FFFFFF"/>
-        <w:spacing w:after="0" w:line="240" w:lineRule="auto"/>
-        <w:ind w:left="960"/>
-        <w:textAlignment w:val="baseline"/>
-        <w:rPr>
-          <w:rFonts w:ascii="inherit" w:hAnsi="inherit" w:cs="Arial"/>
-          <w:color w:val="1B2E5D"/>
-          <w:sz w:val="21"/>
-          <w:szCs w:val="21"/>
-        </w:rPr>
-      </w:pPr>
-      <w:r>
-        <w:rPr>
-          <w:rStyle w:val="Textoennegrita"/>
-          <w:rFonts w:ascii="inherit" w:hAnsi="inherit" w:cs="Arial"/>
-          <w:b w:val="0"/>
-          <w:bCs w:val="0"/>
-          <w:color w:val="1B2E5D"/>
-          <w:sz w:val="21"/>
-          <w:szCs w:val="21"/>
-          <w:bdr w:val="none" w:sz="0" w:space="0" w:color="auto" w:frame="1"/>
-        </w:rPr>
-        <w:t xml:space="preserve">El Poder del </w:t>
-      </w:r>
-      <w:proofErr w:type="spellStart"/>
-      <w:r>
-        <w:rPr>
-          <w:rStyle w:val="Textoennegrita"/>
-          <w:rFonts w:ascii="inherit" w:hAnsi="inherit" w:cs="Arial"/>
-          <w:b w:val="0"/>
-          <w:bCs w:val="0"/>
-          <w:color w:val="1B2E5D"/>
-          <w:sz w:val="21"/>
-          <w:szCs w:val="21"/>
-          <w:bdr w:val="none" w:sz="0" w:space="0" w:color="auto" w:frame="1"/>
-        </w:rPr>
-        <w:t>Grounding</w:t>
-      </w:r>
-      <w:proofErr w:type="spellEnd"/>
-      <w:r>
-        <w:rPr>
-          <w:rStyle w:val="Textoennegrita"/>
-          <w:rFonts w:ascii="inherit" w:hAnsi="inherit" w:cs="Arial"/>
-          <w:b w:val="0"/>
-          <w:bCs w:val="0"/>
-          <w:color w:val="1B2E5D"/>
-          <w:sz w:val="21"/>
-          <w:szCs w:val="21"/>
-          <w:bdr w:val="none" w:sz="0" w:space="0" w:color="auto" w:frame="1"/>
-        </w:rPr>
-        <w:t>:</w:t>
-      </w:r>
-      <w:r>
-        <w:rPr>
-          <w:rFonts w:ascii="inherit" w:hAnsi="inherit" w:cs="Arial"/>
-          <w:color w:val="1B2E5D"/>
-          <w:sz w:val="21"/>
-          <w:szCs w:val="21"/>
-        </w:rPr>
-        <w:t> Si quieres que la IA busque en internet, usa la frase: </w:t>
-      </w:r>
-      <w:r>
-        <w:rPr>
-          <w:rStyle w:val="nfasis"/>
-          <w:rFonts w:ascii="inherit" w:hAnsi="inherit"/>
-          <w:color w:val="1B2E5D"/>
-          <w:sz w:val="21"/>
-          <w:szCs w:val="21"/>
-          <w:bdr w:val="none" w:sz="0" w:space="0" w:color="auto" w:frame="1"/>
-        </w:rPr>
-        <w:t>"Realiza un </w:t>
-      </w:r>
-      <w:r>
-        <w:rPr>
-          <w:rStyle w:val="Textoennegrita"/>
-          <w:rFonts w:ascii="inherit" w:hAnsi="inherit" w:cs="Arial"/>
-          <w:b w:val="0"/>
-          <w:bCs w:val="0"/>
-          <w:i/>
-          <w:iCs/>
-          <w:color w:val="1B2E5D"/>
-          <w:sz w:val="21"/>
-          <w:szCs w:val="21"/>
-          <w:bdr w:val="none" w:sz="0" w:space="0" w:color="auto" w:frame="1"/>
-        </w:rPr>
-        <w:t>barrido externo</w:t>
-      </w:r>
-      <w:r>
-        <w:rPr>
-          <w:rStyle w:val="nfasis"/>
-          <w:rFonts w:ascii="inherit" w:hAnsi="inherit"/>
-          <w:color w:val="1B2E5D"/>
-          <w:sz w:val="21"/>
-          <w:szCs w:val="21"/>
-          <w:bdr w:val="none" w:sz="0" w:space="0" w:color="auto" w:frame="1"/>
-        </w:rPr>
-        <w:t>"</w:t>
-      </w:r>
-      <w:r>
-        <w:rPr>
-          <w:rFonts w:ascii="inherit" w:hAnsi="inherit" w:cs="Arial"/>
-          <w:color w:val="1B2E5D"/>
-          <w:sz w:val="21"/>
-          <w:szCs w:val="21"/>
-        </w:rPr>
-        <w:t> o </w:t>
-      </w:r>
-      <w:r>
-        <w:rPr>
-          <w:rStyle w:val="nfasis"/>
-          <w:rFonts w:ascii="inherit" w:hAnsi="inherit"/>
-          <w:color w:val="1B2E5D"/>
-          <w:sz w:val="21"/>
-          <w:szCs w:val="21"/>
-          <w:bdr w:val="none" w:sz="0" w:space="0" w:color="auto" w:frame="1"/>
-        </w:rPr>
-        <w:t>"Busca </w:t>
-      </w:r>
-      <w:r>
-        <w:rPr>
-          <w:rStyle w:val="Textoennegrita"/>
-          <w:rFonts w:ascii="inherit" w:hAnsi="inherit" w:cs="Arial"/>
-          <w:b w:val="0"/>
-          <w:bCs w:val="0"/>
-          <w:i/>
-          <w:iCs/>
-          <w:color w:val="1B2E5D"/>
-          <w:sz w:val="21"/>
-          <w:szCs w:val="21"/>
-          <w:bdr w:val="none" w:sz="0" w:space="0" w:color="auto" w:frame="1"/>
-        </w:rPr>
-        <w:t>antecedentes en noticias</w:t>
-      </w:r>
-      <w:r>
-        <w:rPr>
-          <w:rStyle w:val="nfasis"/>
-          <w:rFonts w:ascii="inherit" w:hAnsi="inherit"/>
-          <w:color w:val="1B2E5D"/>
-          <w:sz w:val="21"/>
-          <w:szCs w:val="21"/>
-          <w:bdr w:val="none" w:sz="0" w:space="0" w:color="auto" w:frame="1"/>
-        </w:rPr>
-        <w:t>"</w:t>
-      </w:r>
-      <w:r>
-        <w:rPr>
-          <w:rFonts w:ascii="inherit" w:hAnsi="inherit" w:cs="Arial"/>
-          <w:color w:val="1B2E5D"/>
-          <w:sz w:val="21"/>
-          <w:szCs w:val="21"/>
-        </w:rPr>
-        <w:t>.</w:t>
-      </w:r>
-    </w:p>
-    <w:p>
-      <w:pPr>
         <w:spacing w:after="300"/>
+        <w:jc w:val="both"/>
         <w:rPr>
           <w:rFonts w:ascii="Times New Roman" w:hAnsi="Times New Roman" w:cs="Times New Roman"/>
           <w:sz w:val="24"/>
@@ -1630,8 +2435,8 @@
         </w:rPr>
       </w:pPr>
       <w:r>
-        <w:pict w14:anchorId="727322BC">
-          <v:rect id="_x0000_i1025" style="width:0;height:.75pt" o:hralign="center" o:hrstd="t" o:hr="t" fillcolor="#a0a0a0" stroked="f"/>
+        <w:pict w14:anchorId="6502585A">
+          <v:rect id="_x0000_i1031" style="width:0;height:.75pt" o:hralign="center" o:hrstd="t" o:hr="t" fillcolor="#a0a0a0" stroked="f"/>
         </w:pict>
       </w:r>
     </w:p>
@@ -1639,27 +2444,1122 @@
       <w:pPr>
         <w:pStyle w:val="Ttulo3"/>
         <w:shd w:val="clear" w:color="auto" w:fill="FFFFFF"/>
-        <w:spacing w:before="420" w:beforeAutospacing="0" w:after="120" w:afterAutospacing="0" w:line="360" w:lineRule="atLeast"/>
+        <w:spacing w:before="0" w:beforeAutospacing="0" w:after="0" w:afterAutospacing="0" w:line="360" w:lineRule="atLeast"/>
+        <w:jc w:val="both"/>
         <w:textAlignment w:val="baseline"/>
         <w:rPr>
-          <w:rFonts w:ascii="Arial" w:hAnsi="Arial" w:cs="Arial"/>
-          <w:b w:val="0"/>
-          <w:bCs w:val="0"/>
+          <w:rStyle w:val="Textoennegrita"/>
+          <w:rFonts w:ascii="inherit" w:hAnsi="inherit" w:cs="Arial"/>
+          <w:b/>
+          <w:bCs/>
           <w:color w:val="1B2E5D"/>
           <w:sz w:val="30"/>
           <w:szCs w:val="30"/>
-        </w:rPr>
-      </w:pPr>
-      <w:r>
-        <w:rPr>
-          <w:rFonts w:ascii="Arial" w:hAnsi="Arial" w:cs="Arial"/>
-          <w:b w:val="0"/>
-          <w:bCs w:val="0"/>
+          <w:bdr w:val="none" w:sz="0" w:space="0" w:color="auto" w:frame="1"/>
+        </w:rPr>
+      </w:pPr>
+      <w:r>
+        <w:rPr>
+          <w:rStyle w:val="Textoennegrita"/>
+          <w:rFonts w:ascii="inherit" w:hAnsi="inherit" w:cs="Arial"/>
+          <w:b/>
+          <w:bCs/>
           <w:color w:val="1B2E5D"/>
           <w:sz w:val="30"/>
           <w:szCs w:val="30"/>
-        </w:rPr>
-        <w:t>Ejemplo de "Inyección de Contexto" para un Perfilado de Élite:</w:t>
+          <w:bdr w:val="none" w:sz="0" w:space="0" w:color="auto" w:frame="1"/>
+        </w:rPr>
+        <w:t>6</w:t>
+      </w:r>
+      <w:r>
+        <w:rPr>
+          <w:rStyle w:val="Textoennegrita"/>
+          <w:rFonts w:ascii="inherit" w:hAnsi="inherit" w:cs="Arial"/>
+          <w:b/>
+          <w:bCs/>
+          <w:color w:val="1B2E5D"/>
+          <w:sz w:val="30"/>
+          <w:szCs w:val="30"/>
+          <w:bdr w:val="none" w:sz="0" w:space="0" w:color="auto" w:frame="1"/>
+        </w:rPr>
+        <w:t xml:space="preserve">. </w:t>
+      </w:r>
+      <w:proofErr w:type="spellStart"/>
+      <w:r>
+        <w:rPr>
+          <w:rStyle w:val="Textoennegrita"/>
+          <w:rFonts w:ascii="inherit" w:hAnsi="inherit" w:cs="Arial"/>
+          <w:b/>
+          <w:bCs/>
+          <w:color w:val="1B2E5D"/>
+          <w:sz w:val="30"/>
+          <w:szCs w:val="30"/>
+          <w:bdr w:val="none" w:sz="0" w:space="0" w:color="auto" w:frame="1"/>
+        </w:rPr>
+        <w:t>POWER</w:t>
+      </w:r>
+      <w:proofErr w:type="spellEnd"/>
+      <w:r>
+        <w:rPr>
+          <w:rStyle w:val="Textoennegrita"/>
+          <w:rFonts w:ascii="inherit" w:hAnsi="inherit" w:cs="Arial"/>
+          <w:b/>
+          <w:bCs/>
+          <w:color w:val="1B2E5D"/>
+          <w:sz w:val="30"/>
+          <w:szCs w:val="30"/>
+          <w:bdr w:val="none" w:sz="0" w:space="0" w:color="auto" w:frame="1"/>
+        </w:rPr>
+        <w:t xml:space="preserve"> UPS IA</w:t>
+      </w:r>
+    </w:p>
+    <w:p>
+      <w:pPr>
+        <w:pStyle w:val="NormalWeb"/>
+        <w:shd w:val="clear" w:color="auto" w:fill="FFFFFF"/>
+        <w:spacing w:after="0" w:line="300" w:lineRule="atLeast"/>
+        <w:jc w:val="both"/>
+        <w:textAlignment w:val="baseline"/>
+        <w:rPr>
+          <w:rStyle w:val="nfasis"/>
+          <w:rFonts w:ascii="inherit" w:hAnsi="inherit"/>
+          <w:i w:val="0"/>
+          <w:iCs w:val="0"/>
+          <w:color w:val="1B2E5D"/>
+          <w:sz w:val="21"/>
+          <w:szCs w:val="21"/>
+          <w:bdr w:val="none" w:sz="0" w:space="0" w:color="auto" w:frame="1"/>
+        </w:rPr>
+      </w:pPr>
+      <w:r>
+        <w:rPr>
+          <w:rStyle w:val="nfasis"/>
+          <w:rFonts w:ascii="inherit" w:hAnsi="inherit"/>
+          <w:i w:val="0"/>
+          <w:iCs w:val="0"/>
+          <w:color w:val="1B2E5D"/>
+          <w:sz w:val="21"/>
+          <w:szCs w:val="21"/>
+          <w:bdr w:val="none" w:sz="0" w:space="0" w:color="auto" w:frame="1"/>
+        </w:rPr>
+        <w:t xml:space="preserve">Los </w:t>
+      </w:r>
+      <w:proofErr w:type="spellStart"/>
+      <w:r>
+        <w:rPr>
+          <w:rStyle w:val="nfasis"/>
+          <w:rFonts w:ascii="inherit" w:hAnsi="inherit"/>
+          <w:i w:val="0"/>
+          <w:iCs w:val="0"/>
+          <w:color w:val="1B2E5D"/>
+          <w:sz w:val="21"/>
+          <w:szCs w:val="21"/>
+          <w:bdr w:val="none" w:sz="0" w:space="0" w:color="auto" w:frame="1"/>
+        </w:rPr>
+        <w:t>Power</w:t>
+      </w:r>
+      <w:proofErr w:type="spellEnd"/>
+      <w:r>
+        <w:rPr>
+          <w:rStyle w:val="nfasis"/>
+          <w:rFonts w:ascii="inherit" w:hAnsi="inherit"/>
+          <w:i w:val="0"/>
+          <w:iCs w:val="0"/>
+          <w:color w:val="1B2E5D"/>
+          <w:sz w:val="21"/>
+          <w:szCs w:val="21"/>
+          <w:bdr w:val="none" w:sz="0" w:space="0" w:color="auto" w:frame="1"/>
+        </w:rPr>
+        <w:t>-Ups son instrucciones técnicas preconfiguradas. Al pulsarlos, le estás "exigiendo" a la Inteligencia Artificial y a las bases de datos que no hagan un análisis superficial, sino que activen herramientas de nivel forense.</w:t>
+      </w:r>
+    </w:p>
+    <w:p>
+      <w:pPr>
+        <w:pStyle w:val="NormalWeb"/>
+        <w:shd w:val="clear" w:color="auto" w:fill="FFFFFF"/>
+        <w:spacing w:after="0" w:line="300" w:lineRule="atLeast"/>
+        <w:jc w:val="both"/>
+        <w:textAlignment w:val="baseline"/>
+        <w:rPr>
+          <w:rStyle w:val="nfasis"/>
+          <w:rFonts w:ascii="inherit" w:hAnsi="inherit"/>
+          <w:i w:val="0"/>
+          <w:iCs w:val="0"/>
+          <w:color w:val="1B2E5D"/>
+          <w:sz w:val="21"/>
+          <w:szCs w:val="21"/>
+          <w:bdr w:val="none" w:sz="0" w:space="0" w:color="auto" w:frame="1"/>
+        </w:rPr>
+      </w:pPr>
+      <w:r>
+        <w:rPr>
+          <w:rStyle w:val="nfasis"/>
+          <w:rFonts w:ascii="inherit" w:hAnsi="inherit"/>
+          <w:i w:val="0"/>
+          <w:iCs w:val="0"/>
+          <w:color w:val="1B2E5D"/>
+          <w:sz w:val="21"/>
+          <w:szCs w:val="21"/>
+          <w:bdr w:val="none" w:sz="0" w:space="0" w:color="auto" w:frame="1"/>
+        </w:rPr>
+        <w:t>Aquí te explicamos qué hace cada uno:</w:t>
+      </w:r>
+    </w:p>
+    <w:p>
+      <w:pPr>
+        <w:pStyle w:val="NormalWeb"/>
+        <w:shd w:val="clear" w:color="auto" w:fill="FFFFFF"/>
+        <w:spacing w:after="0" w:line="300" w:lineRule="atLeast"/>
+        <w:jc w:val="both"/>
+        <w:textAlignment w:val="baseline"/>
+        <w:rPr>
+          <w:rStyle w:val="nfasis"/>
+          <w:rFonts w:ascii="inherit" w:hAnsi="inherit"/>
+          <w:i w:val="0"/>
+          <w:iCs w:val="0"/>
+          <w:color w:val="1B2E5D"/>
+          <w:sz w:val="21"/>
+          <w:szCs w:val="21"/>
+          <w:bdr w:val="none" w:sz="0" w:space="0" w:color="auto" w:frame="1"/>
+        </w:rPr>
+      </w:pPr>
+    </w:p>
+    <w:p>
+      <w:pPr>
+        <w:pStyle w:val="NormalWeb"/>
+        <w:shd w:val="clear" w:color="auto" w:fill="FFFFFF"/>
+        <w:spacing w:after="0" w:line="300" w:lineRule="atLeast"/>
+        <w:jc w:val="both"/>
+        <w:textAlignment w:val="baseline"/>
+        <w:rPr>
+          <w:rStyle w:val="nfasis"/>
+          <w:rFonts w:ascii="inherit" w:hAnsi="inherit"/>
+          <w:b/>
+          <w:bCs/>
+          <w:i w:val="0"/>
+          <w:iCs w:val="0"/>
+          <w:color w:val="1B2E5D"/>
+          <w:sz w:val="21"/>
+          <w:szCs w:val="21"/>
+          <w:bdr w:val="none" w:sz="0" w:space="0" w:color="auto" w:frame="1"/>
+        </w:rPr>
+      </w:pPr>
+      <w:r>
+        <w:rPr>
+          <w:rStyle w:val="nfasis"/>
+          <w:rFonts w:ascii="inherit" w:hAnsi="inherit"/>
+          <w:b/>
+          <w:bCs/>
+          <w:i w:val="0"/>
+          <w:iCs w:val="0"/>
+          <w:color w:val="1B2E5D"/>
+          <w:sz w:val="21"/>
+          <w:szCs w:val="21"/>
+          <w:bdr w:val="none" w:sz="0" w:space="0" w:color="auto" w:frame="1"/>
+        </w:rPr>
+        <w:t xml:space="preserve">1. </w:t>
+      </w:r>
+      <w:r>
+        <w:rPr>
+          <w:rStyle w:val="nfasis"/>
+          <w:rFonts w:ascii="Segoe UI Symbol" w:hAnsi="Segoe UI Symbol" w:cs="Segoe UI Symbol"/>
+          <w:b/>
+          <w:bCs/>
+          <w:i w:val="0"/>
+          <w:iCs w:val="0"/>
+          <w:color w:val="1B2E5D"/>
+          <w:sz w:val="21"/>
+          <w:szCs w:val="21"/>
+          <w:bdr w:val="none" w:sz="0" w:space="0" w:color="auto" w:frame="1"/>
+        </w:rPr>
+        <w:t>👁</w:t>
+      </w:r>
+      <w:r>
+        <w:rPr>
+          <w:rStyle w:val="nfasis"/>
+          <w:rFonts w:ascii="inherit" w:hAnsi="inherit"/>
+          <w:b/>
+          <w:bCs/>
+          <w:i w:val="0"/>
+          <w:iCs w:val="0"/>
+          <w:color w:val="1B2E5D"/>
+          <w:sz w:val="21"/>
+          <w:szCs w:val="21"/>
+          <w:bdr w:val="none" w:sz="0" w:space="0" w:color="auto" w:frame="1"/>
+        </w:rPr>
+        <w:t>️ +OCR Visual (Extracción de Atributos)</w:t>
+      </w:r>
+    </w:p>
+    <w:p>
+      <w:pPr>
+        <w:pStyle w:val="NormalWeb"/>
+        <w:shd w:val="clear" w:color="auto" w:fill="FFFFFF"/>
+        <w:spacing w:after="0" w:line="300" w:lineRule="atLeast"/>
+        <w:jc w:val="both"/>
+        <w:textAlignment w:val="baseline"/>
+        <w:rPr>
+          <w:rStyle w:val="nfasis"/>
+          <w:rFonts w:ascii="inherit" w:hAnsi="inherit"/>
+          <w:b/>
+          <w:bCs/>
+          <w:i w:val="0"/>
+          <w:iCs w:val="0"/>
+          <w:color w:val="1B2E5D"/>
+          <w:sz w:val="21"/>
+          <w:szCs w:val="21"/>
+          <w:bdr w:val="none" w:sz="0" w:space="0" w:color="auto" w:frame="1"/>
+        </w:rPr>
+      </w:pPr>
+      <w:r>
+        <w:rPr>
+          <w:rStyle w:val="nfasis"/>
+          <w:rFonts w:ascii="inherit" w:hAnsi="inherit"/>
+          <w:b/>
+          <w:bCs/>
+          <w:i w:val="0"/>
+          <w:iCs w:val="0"/>
+          <w:color w:val="1B2E5D"/>
+          <w:sz w:val="21"/>
+          <w:szCs w:val="21"/>
+          <w:bdr w:val="none" w:sz="0" w:space="0" w:color="auto" w:frame="1"/>
+        </w:rPr>
+        <w:t xml:space="preserve">¿Qué hace? Activa la visión artificial profunda (Cloud </w:t>
+      </w:r>
+      <w:proofErr w:type="spellStart"/>
+      <w:r>
+        <w:rPr>
+          <w:rStyle w:val="nfasis"/>
+          <w:rFonts w:ascii="inherit" w:hAnsi="inherit"/>
+          <w:b/>
+          <w:bCs/>
+          <w:i w:val="0"/>
+          <w:iCs w:val="0"/>
+          <w:color w:val="1B2E5D"/>
+          <w:sz w:val="21"/>
+          <w:szCs w:val="21"/>
+          <w:bdr w:val="none" w:sz="0" w:space="0" w:color="auto" w:frame="1"/>
+        </w:rPr>
+        <w:t>Vision</w:t>
+      </w:r>
+      <w:proofErr w:type="spellEnd"/>
+      <w:r>
+        <w:rPr>
+          <w:rStyle w:val="nfasis"/>
+          <w:rFonts w:ascii="inherit" w:hAnsi="inherit"/>
+          <w:b/>
+          <w:bCs/>
+          <w:i w:val="0"/>
+          <w:iCs w:val="0"/>
+          <w:color w:val="1B2E5D"/>
+          <w:sz w:val="21"/>
+          <w:szCs w:val="21"/>
+          <w:bdr w:val="none" w:sz="0" w:space="0" w:color="auto" w:frame="1"/>
+        </w:rPr>
+        <w:t xml:space="preserve"> API).</w:t>
+      </w:r>
+    </w:p>
+    <w:p>
+      <w:pPr>
+        <w:pStyle w:val="NormalWeb"/>
+        <w:shd w:val="clear" w:color="auto" w:fill="FFFFFF"/>
+        <w:spacing w:after="0" w:line="300" w:lineRule="atLeast"/>
+        <w:jc w:val="both"/>
+        <w:textAlignment w:val="baseline"/>
+        <w:rPr>
+          <w:rStyle w:val="nfasis"/>
+          <w:rFonts w:ascii="inherit" w:hAnsi="inherit"/>
+          <w:i w:val="0"/>
+          <w:iCs w:val="0"/>
+          <w:color w:val="1B2E5D"/>
+          <w:sz w:val="21"/>
+          <w:szCs w:val="21"/>
+          <w:bdr w:val="none" w:sz="0" w:space="0" w:color="auto" w:frame="1"/>
+        </w:rPr>
+      </w:pPr>
+      <w:r>
+        <w:rPr>
+          <w:rStyle w:val="nfasis"/>
+          <w:rFonts w:ascii="inherit" w:hAnsi="inherit"/>
+          <w:i w:val="0"/>
+          <w:iCs w:val="0"/>
+          <w:color w:val="1B2E5D"/>
+          <w:sz w:val="21"/>
+          <w:szCs w:val="21"/>
+          <w:bdr w:val="none" w:sz="0" w:space="0" w:color="auto" w:frame="1"/>
+        </w:rPr>
+        <w:t>¿Para qué sirve? Si subes una foto, la IA no solo te dirá "hay una pared". Extraerá y transcribirá cualquier texto visible (grafitis, placas de autos, nombres de calles, mantas) y buscará activamente objetos de riesgo (armas, herramientas, vehículos sospechosos). Ideal para leer imágenes o escanear documentos PDF escaneados.</w:t>
+      </w:r>
+    </w:p>
+    <w:p>
+      <w:pPr>
+        <w:pStyle w:val="NormalWeb"/>
+        <w:shd w:val="clear" w:color="auto" w:fill="FFFFFF"/>
+        <w:spacing w:after="0" w:line="300" w:lineRule="atLeast"/>
+        <w:jc w:val="both"/>
+        <w:textAlignment w:val="baseline"/>
+        <w:rPr>
+          <w:rStyle w:val="nfasis"/>
+          <w:rFonts w:ascii="inherit" w:hAnsi="inherit"/>
+          <w:b/>
+          <w:bCs/>
+          <w:i w:val="0"/>
+          <w:iCs w:val="0"/>
+          <w:color w:val="1B2E5D"/>
+          <w:sz w:val="21"/>
+          <w:szCs w:val="21"/>
+          <w:bdr w:val="none" w:sz="0" w:space="0" w:color="auto" w:frame="1"/>
+        </w:rPr>
+      </w:pPr>
+      <w:r>
+        <w:rPr>
+          <w:rStyle w:val="nfasis"/>
+          <w:rFonts w:ascii="inherit" w:hAnsi="inherit"/>
+          <w:b/>
+          <w:bCs/>
+          <w:i w:val="0"/>
+          <w:iCs w:val="0"/>
+          <w:color w:val="1B2E5D"/>
+          <w:sz w:val="21"/>
+          <w:szCs w:val="21"/>
+          <w:bdr w:val="none" w:sz="0" w:space="0" w:color="auto" w:frame="1"/>
+        </w:rPr>
+        <w:lastRenderedPageBreak/>
+        <w:t xml:space="preserve">2. </w:t>
+      </w:r>
+      <w:r>
+        <w:rPr>
+          <w:rStyle w:val="nfasis"/>
+          <w:rFonts w:ascii="Segoe UI Symbol" w:hAnsi="Segoe UI Symbol" w:cs="Segoe UI Symbol"/>
+          <w:b/>
+          <w:bCs/>
+          <w:i w:val="0"/>
+          <w:iCs w:val="0"/>
+          <w:color w:val="1B2E5D"/>
+          <w:sz w:val="21"/>
+          <w:szCs w:val="21"/>
+          <w:bdr w:val="none" w:sz="0" w:space="0" w:color="auto" w:frame="1"/>
+        </w:rPr>
+        <w:t>🎙</w:t>
+      </w:r>
+      <w:r>
+        <w:rPr>
+          <w:rStyle w:val="nfasis"/>
+          <w:rFonts w:ascii="inherit" w:hAnsi="inherit"/>
+          <w:b/>
+          <w:bCs/>
+          <w:i w:val="0"/>
+          <w:iCs w:val="0"/>
+          <w:color w:val="1B2E5D"/>
+          <w:sz w:val="21"/>
+          <w:szCs w:val="21"/>
+          <w:bdr w:val="none" w:sz="0" w:space="0" w:color="auto" w:frame="1"/>
+        </w:rPr>
+        <w:t>️ +Audio (</w:t>
+      </w:r>
+      <w:proofErr w:type="spellStart"/>
+      <w:r>
+        <w:rPr>
+          <w:rStyle w:val="nfasis"/>
+          <w:rFonts w:ascii="inherit" w:hAnsi="inherit"/>
+          <w:b/>
+          <w:bCs/>
+          <w:i w:val="0"/>
+          <w:iCs w:val="0"/>
+          <w:color w:val="1B2E5D"/>
+          <w:sz w:val="21"/>
+          <w:szCs w:val="21"/>
+          <w:bdr w:val="none" w:sz="0" w:space="0" w:color="auto" w:frame="1"/>
+        </w:rPr>
+        <w:t>Diarización</w:t>
+      </w:r>
+      <w:proofErr w:type="spellEnd"/>
+      <w:r>
+        <w:rPr>
+          <w:rStyle w:val="nfasis"/>
+          <w:rFonts w:ascii="inherit" w:hAnsi="inherit"/>
+          <w:b/>
+          <w:bCs/>
+          <w:i w:val="0"/>
+          <w:iCs w:val="0"/>
+          <w:color w:val="1B2E5D"/>
+          <w:sz w:val="21"/>
+          <w:szCs w:val="21"/>
+          <w:bdr w:val="none" w:sz="0" w:space="0" w:color="auto" w:frame="1"/>
+        </w:rPr>
+        <w:t xml:space="preserve"> y Sentimiento)</w:t>
+      </w:r>
+    </w:p>
+    <w:p>
+      <w:pPr>
+        <w:pStyle w:val="NormalWeb"/>
+        <w:shd w:val="clear" w:color="auto" w:fill="FFFFFF"/>
+        <w:spacing w:after="0" w:line="300" w:lineRule="atLeast"/>
+        <w:jc w:val="both"/>
+        <w:textAlignment w:val="baseline"/>
+        <w:rPr>
+          <w:rStyle w:val="nfasis"/>
+          <w:rFonts w:ascii="inherit" w:hAnsi="inherit"/>
+          <w:i w:val="0"/>
+          <w:iCs w:val="0"/>
+          <w:color w:val="1B2E5D"/>
+          <w:sz w:val="21"/>
+          <w:szCs w:val="21"/>
+          <w:bdr w:val="none" w:sz="0" w:space="0" w:color="auto" w:frame="1"/>
+        </w:rPr>
+      </w:pPr>
+      <w:r>
+        <w:rPr>
+          <w:rStyle w:val="nfasis"/>
+          <w:rFonts w:ascii="inherit" w:hAnsi="inherit"/>
+          <w:i w:val="0"/>
+          <w:iCs w:val="0"/>
+          <w:color w:val="1B2E5D"/>
+          <w:sz w:val="21"/>
+          <w:szCs w:val="21"/>
+          <w:bdr w:val="none" w:sz="0" w:space="0" w:color="auto" w:frame="1"/>
+        </w:rPr>
+        <w:t>¿Qué hace? Activa el procesamiento avanzado de voz.</w:t>
+      </w:r>
+    </w:p>
+    <w:p>
+      <w:pPr>
+        <w:pStyle w:val="NormalWeb"/>
+        <w:shd w:val="clear" w:color="auto" w:fill="FFFFFF"/>
+        <w:spacing w:after="0" w:line="300" w:lineRule="atLeast"/>
+        <w:jc w:val="both"/>
+        <w:textAlignment w:val="baseline"/>
+        <w:rPr>
+          <w:rStyle w:val="nfasis"/>
+          <w:rFonts w:ascii="inherit" w:hAnsi="inherit"/>
+          <w:i w:val="0"/>
+          <w:iCs w:val="0"/>
+          <w:color w:val="1B2E5D"/>
+          <w:sz w:val="21"/>
+          <w:szCs w:val="21"/>
+          <w:bdr w:val="none" w:sz="0" w:space="0" w:color="auto" w:frame="1"/>
+        </w:rPr>
+      </w:pPr>
+      <w:r>
+        <w:rPr>
+          <w:rStyle w:val="nfasis"/>
+          <w:rFonts w:ascii="inherit" w:hAnsi="inherit"/>
+          <w:i w:val="0"/>
+          <w:iCs w:val="0"/>
+          <w:color w:val="1B2E5D"/>
+          <w:sz w:val="21"/>
+          <w:szCs w:val="21"/>
+          <w:bdr w:val="none" w:sz="0" w:space="0" w:color="auto" w:frame="1"/>
+        </w:rPr>
+        <w:t>¿Para qué sirve? Si subes un archivo de audio o video, la IA separará las voces ("Locutor 1 dijo esto, Locutor 2 respondió esto") y analizará el nivel de estrés, urgencia o emociones en la voz. Es perfecto para audios de reportes ciudadanos, llamadas de emergencia o entrevistas en campo.</w:t>
+      </w:r>
+    </w:p>
+    <w:p>
+      <w:pPr>
+        <w:pStyle w:val="NormalWeb"/>
+        <w:shd w:val="clear" w:color="auto" w:fill="FFFFFF"/>
+        <w:spacing w:after="0" w:line="300" w:lineRule="atLeast"/>
+        <w:jc w:val="both"/>
+        <w:textAlignment w:val="baseline"/>
+        <w:rPr>
+          <w:rStyle w:val="nfasis"/>
+          <w:rFonts w:ascii="inherit" w:hAnsi="inherit"/>
+          <w:b/>
+          <w:bCs/>
+          <w:i w:val="0"/>
+          <w:iCs w:val="0"/>
+          <w:color w:val="1B2E5D"/>
+          <w:sz w:val="21"/>
+          <w:szCs w:val="21"/>
+          <w:bdr w:val="none" w:sz="0" w:space="0" w:color="auto" w:frame="1"/>
+          <w:lang w:val="en-US"/>
+        </w:rPr>
+      </w:pPr>
+      <w:r>
+        <w:rPr>
+          <w:rStyle w:val="nfasis"/>
+          <w:rFonts w:ascii="inherit" w:hAnsi="inherit"/>
+          <w:b/>
+          <w:bCs/>
+          <w:i w:val="0"/>
+          <w:iCs w:val="0"/>
+          <w:color w:val="1B2E5D"/>
+          <w:sz w:val="21"/>
+          <w:szCs w:val="21"/>
+          <w:bdr w:val="none" w:sz="0" w:space="0" w:color="auto" w:frame="1"/>
+          <w:lang w:val="en-US"/>
+        </w:rPr>
+        <w:t xml:space="preserve">3. </w:t>
+      </w:r>
+      <w:r>
+        <w:rPr>
+          <w:rStyle w:val="nfasis"/>
+          <w:rFonts w:ascii="Segoe UI Emoji" w:hAnsi="Segoe UI Emoji" w:cs="Segoe UI Emoji"/>
+          <w:b/>
+          <w:bCs/>
+          <w:i w:val="0"/>
+          <w:iCs w:val="0"/>
+          <w:color w:val="1B2E5D"/>
+          <w:sz w:val="21"/>
+          <w:szCs w:val="21"/>
+          <w:bdr w:val="none" w:sz="0" w:space="0" w:color="auto" w:frame="1"/>
+        </w:rPr>
+        <w:t>📍</w:t>
+      </w:r>
+      <w:r>
+        <w:rPr>
+          <w:rStyle w:val="nfasis"/>
+          <w:rFonts w:ascii="inherit" w:hAnsi="inherit"/>
+          <w:b/>
+          <w:bCs/>
+          <w:i w:val="0"/>
+          <w:iCs w:val="0"/>
+          <w:color w:val="1B2E5D"/>
+          <w:sz w:val="21"/>
+          <w:szCs w:val="21"/>
+          <w:bdr w:val="none" w:sz="0" w:space="0" w:color="auto" w:frame="1"/>
+          <w:lang w:val="en-US"/>
+        </w:rPr>
+        <w:t xml:space="preserve"> +Geo-</w:t>
+      </w:r>
+      <w:proofErr w:type="spellStart"/>
+      <w:r>
+        <w:rPr>
+          <w:rStyle w:val="nfasis"/>
+          <w:rFonts w:ascii="inherit" w:hAnsi="inherit"/>
+          <w:b/>
+          <w:bCs/>
+          <w:i w:val="0"/>
+          <w:iCs w:val="0"/>
+          <w:color w:val="1B2E5D"/>
+          <w:sz w:val="21"/>
+          <w:szCs w:val="21"/>
+          <w:bdr w:val="none" w:sz="0" w:space="0" w:color="auto" w:frame="1"/>
+          <w:lang w:val="en-US"/>
+        </w:rPr>
+        <w:t>Proximidad</w:t>
+      </w:r>
+      <w:proofErr w:type="spellEnd"/>
+      <w:r>
+        <w:rPr>
+          <w:rStyle w:val="nfasis"/>
+          <w:rFonts w:ascii="inherit" w:hAnsi="inherit"/>
+          <w:b/>
+          <w:bCs/>
+          <w:i w:val="0"/>
+          <w:iCs w:val="0"/>
+          <w:color w:val="1B2E5D"/>
+          <w:sz w:val="21"/>
+          <w:szCs w:val="21"/>
+          <w:bdr w:val="none" w:sz="0" w:space="0" w:color="auto" w:frame="1"/>
+          <w:lang w:val="en-US"/>
+        </w:rPr>
+        <w:t xml:space="preserve"> (</w:t>
+      </w:r>
+      <w:proofErr w:type="spellStart"/>
+      <w:r>
+        <w:rPr>
+          <w:rStyle w:val="nfasis"/>
+          <w:rFonts w:ascii="inherit" w:hAnsi="inherit"/>
+          <w:b/>
+          <w:bCs/>
+          <w:i w:val="0"/>
+          <w:iCs w:val="0"/>
+          <w:color w:val="1B2E5D"/>
+          <w:sz w:val="21"/>
+          <w:szCs w:val="21"/>
+          <w:bdr w:val="none" w:sz="0" w:space="0" w:color="auto" w:frame="1"/>
+          <w:lang w:val="en-US"/>
+        </w:rPr>
+        <w:t>ST_DWithin</w:t>
+      </w:r>
+      <w:proofErr w:type="spellEnd"/>
+      <w:r>
+        <w:rPr>
+          <w:rStyle w:val="nfasis"/>
+          <w:rFonts w:ascii="inherit" w:hAnsi="inherit"/>
+          <w:b/>
+          <w:bCs/>
+          <w:i w:val="0"/>
+          <w:iCs w:val="0"/>
+          <w:color w:val="1B2E5D"/>
+          <w:sz w:val="21"/>
+          <w:szCs w:val="21"/>
+          <w:bdr w:val="none" w:sz="0" w:space="0" w:color="auto" w:frame="1"/>
+          <w:lang w:val="en-US"/>
+        </w:rPr>
+        <w:t xml:space="preserve"> y Grounding)</w:t>
+      </w:r>
+    </w:p>
+    <w:p>
+      <w:pPr>
+        <w:pStyle w:val="NormalWeb"/>
+        <w:shd w:val="clear" w:color="auto" w:fill="FFFFFF"/>
+        <w:spacing w:after="0" w:line="300" w:lineRule="atLeast"/>
+        <w:jc w:val="both"/>
+        <w:textAlignment w:val="baseline"/>
+        <w:rPr>
+          <w:rStyle w:val="nfasis"/>
+          <w:rFonts w:ascii="inherit" w:hAnsi="inherit"/>
+          <w:i w:val="0"/>
+          <w:iCs w:val="0"/>
+          <w:color w:val="1B2E5D"/>
+          <w:sz w:val="21"/>
+          <w:szCs w:val="21"/>
+          <w:bdr w:val="none" w:sz="0" w:space="0" w:color="auto" w:frame="1"/>
+        </w:rPr>
+      </w:pPr>
+      <w:r>
+        <w:rPr>
+          <w:rStyle w:val="nfasis"/>
+          <w:rFonts w:ascii="inherit" w:hAnsi="inherit"/>
+          <w:i w:val="0"/>
+          <w:iCs w:val="0"/>
+          <w:color w:val="1B2E5D"/>
+          <w:sz w:val="21"/>
+          <w:szCs w:val="21"/>
+          <w:bdr w:val="none" w:sz="0" w:space="0" w:color="auto" w:frame="1"/>
+        </w:rPr>
+        <w:t xml:space="preserve">¿Qué hace? Activa el radar geoespacial y el cruce con Google </w:t>
+      </w:r>
+      <w:proofErr w:type="spellStart"/>
+      <w:r>
+        <w:rPr>
+          <w:rStyle w:val="nfasis"/>
+          <w:rFonts w:ascii="inherit" w:hAnsi="inherit"/>
+          <w:i w:val="0"/>
+          <w:iCs w:val="0"/>
+          <w:color w:val="1B2E5D"/>
+          <w:sz w:val="21"/>
+          <w:szCs w:val="21"/>
+          <w:bdr w:val="none" w:sz="0" w:space="0" w:color="auto" w:frame="1"/>
+        </w:rPr>
+        <w:t>Search</w:t>
+      </w:r>
+      <w:proofErr w:type="spellEnd"/>
+      <w:r>
+        <w:rPr>
+          <w:rStyle w:val="nfasis"/>
+          <w:rFonts w:ascii="inherit" w:hAnsi="inherit"/>
+          <w:i w:val="0"/>
+          <w:iCs w:val="0"/>
+          <w:color w:val="1B2E5D"/>
+          <w:sz w:val="21"/>
+          <w:szCs w:val="21"/>
+          <w:bdr w:val="none" w:sz="0" w:space="0" w:color="auto" w:frame="1"/>
+        </w:rPr>
+        <w:t xml:space="preserve"> en tiempo real.</w:t>
+      </w:r>
+    </w:p>
+    <w:p>
+      <w:pPr>
+        <w:pStyle w:val="NormalWeb"/>
+        <w:shd w:val="clear" w:color="auto" w:fill="FFFFFF"/>
+        <w:spacing w:after="0" w:line="300" w:lineRule="atLeast"/>
+        <w:jc w:val="both"/>
+        <w:textAlignment w:val="baseline"/>
+        <w:rPr>
+          <w:rStyle w:val="nfasis"/>
+          <w:rFonts w:ascii="inherit" w:hAnsi="inherit"/>
+          <w:i w:val="0"/>
+          <w:iCs w:val="0"/>
+          <w:color w:val="1B2E5D"/>
+          <w:sz w:val="21"/>
+          <w:szCs w:val="21"/>
+          <w:bdr w:val="none" w:sz="0" w:space="0" w:color="auto" w:frame="1"/>
+        </w:rPr>
+      </w:pPr>
+      <w:r>
+        <w:rPr>
+          <w:rStyle w:val="nfasis"/>
+          <w:rFonts w:ascii="inherit" w:hAnsi="inherit"/>
+          <w:i w:val="0"/>
+          <w:iCs w:val="0"/>
+          <w:color w:val="1B2E5D"/>
+          <w:sz w:val="21"/>
+          <w:szCs w:val="21"/>
+          <w:bdr w:val="none" w:sz="0" w:space="0" w:color="auto" w:frame="1"/>
+        </w:rPr>
+        <w:t>¿Para qué sirve? Le ordena al sistema trazar un círculo (ej. 1 kilómetro) alrededor de tu evidencia. Buscará si hay registros criminales previos en esa área exacta y, simultáneamente, buscará en internet noticias de última hora o eventos de seguridad recientes ocurridos en esa zona.</w:t>
+      </w:r>
+    </w:p>
+    <w:p>
+      <w:pPr>
+        <w:pStyle w:val="NormalWeb"/>
+        <w:shd w:val="clear" w:color="auto" w:fill="FFFFFF"/>
+        <w:spacing w:after="0" w:line="300" w:lineRule="atLeast"/>
+        <w:jc w:val="both"/>
+        <w:textAlignment w:val="baseline"/>
+        <w:rPr>
+          <w:rStyle w:val="nfasis"/>
+          <w:rFonts w:ascii="inherit" w:hAnsi="inherit"/>
+          <w:b/>
+          <w:bCs/>
+          <w:i w:val="0"/>
+          <w:iCs w:val="0"/>
+          <w:color w:val="1B2E5D"/>
+          <w:sz w:val="21"/>
+          <w:szCs w:val="21"/>
+          <w:bdr w:val="none" w:sz="0" w:space="0" w:color="auto" w:frame="1"/>
+        </w:rPr>
+      </w:pPr>
+      <w:r>
+        <w:rPr>
+          <w:rStyle w:val="nfasis"/>
+          <w:rFonts w:ascii="inherit" w:hAnsi="inherit"/>
+          <w:b/>
+          <w:bCs/>
+          <w:i w:val="0"/>
+          <w:iCs w:val="0"/>
+          <w:color w:val="1B2E5D"/>
+          <w:sz w:val="21"/>
+          <w:szCs w:val="21"/>
+          <w:bdr w:val="none" w:sz="0" w:space="0" w:color="auto" w:frame="1"/>
+        </w:rPr>
+        <w:t xml:space="preserve">4. </w:t>
+      </w:r>
+      <w:r>
+        <w:rPr>
+          <w:rStyle w:val="nfasis"/>
+          <w:rFonts w:ascii="Segoe UI Emoji" w:hAnsi="Segoe UI Emoji" w:cs="Segoe UI Emoji"/>
+          <w:b/>
+          <w:bCs/>
+          <w:i w:val="0"/>
+          <w:iCs w:val="0"/>
+          <w:color w:val="1B2E5D"/>
+          <w:sz w:val="21"/>
+          <w:szCs w:val="21"/>
+          <w:bdr w:val="none" w:sz="0" w:space="0" w:color="auto" w:frame="1"/>
+        </w:rPr>
+        <w:t>🧠</w:t>
+      </w:r>
+      <w:r>
+        <w:rPr>
+          <w:rStyle w:val="nfasis"/>
+          <w:rFonts w:ascii="inherit" w:hAnsi="inherit"/>
+          <w:b/>
+          <w:bCs/>
+          <w:i w:val="0"/>
+          <w:iCs w:val="0"/>
+          <w:color w:val="1B2E5D"/>
+          <w:sz w:val="21"/>
+          <w:szCs w:val="21"/>
+          <w:bdr w:val="none" w:sz="0" w:space="0" w:color="auto" w:frame="1"/>
+        </w:rPr>
+        <w:t xml:space="preserve"> +</w:t>
+      </w:r>
+      <w:proofErr w:type="spellStart"/>
+      <w:r>
+        <w:rPr>
+          <w:rStyle w:val="nfasis"/>
+          <w:rFonts w:ascii="inherit" w:hAnsi="inherit"/>
+          <w:b/>
+          <w:bCs/>
+          <w:i w:val="0"/>
+          <w:iCs w:val="0"/>
+          <w:color w:val="1B2E5D"/>
+          <w:sz w:val="21"/>
+          <w:szCs w:val="21"/>
+          <w:bdr w:val="none" w:sz="0" w:space="0" w:color="auto" w:frame="1"/>
+        </w:rPr>
+        <w:t>NLP</w:t>
+      </w:r>
+      <w:proofErr w:type="spellEnd"/>
+      <w:r>
+        <w:rPr>
+          <w:rStyle w:val="nfasis"/>
+          <w:rFonts w:ascii="inherit" w:hAnsi="inherit"/>
+          <w:b/>
+          <w:bCs/>
+          <w:i w:val="0"/>
+          <w:iCs w:val="0"/>
+          <w:color w:val="1B2E5D"/>
+          <w:sz w:val="21"/>
+          <w:szCs w:val="21"/>
+          <w:bdr w:val="none" w:sz="0" w:space="0" w:color="auto" w:frame="1"/>
+        </w:rPr>
+        <w:t xml:space="preserve"> Entidades (Extracción de Datos)</w:t>
+      </w:r>
+    </w:p>
+    <w:p>
+      <w:pPr>
+        <w:pStyle w:val="NormalWeb"/>
+        <w:shd w:val="clear" w:color="auto" w:fill="FFFFFF"/>
+        <w:spacing w:after="0" w:line="300" w:lineRule="atLeast"/>
+        <w:jc w:val="both"/>
+        <w:textAlignment w:val="baseline"/>
+        <w:rPr>
+          <w:rStyle w:val="nfasis"/>
+          <w:rFonts w:ascii="inherit" w:hAnsi="inherit"/>
+          <w:i w:val="0"/>
+          <w:iCs w:val="0"/>
+          <w:color w:val="1B2E5D"/>
+          <w:sz w:val="21"/>
+          <w:szCs w:val="21"/>
+          <w:bdr w:val="none" w:sz="0" w:space="0" w:color="auto" w:frame="1"/>
+        </w:rPr>
+      </w:pPr>
+      <w:r>
+        <w:rPr>
+          <w:rStyle w:val="nfasis"/>
+          <w:rFonts w:ascii="inherit" w:hAnsi="inherit"/>
+          <w:i w:val="0"/>
+          <w:iCs w:val="0"/>
+          <w:color w:val="1B2E5D"/>
+          <w:sz w:val="21"/>
+          <w:szCs w:val="21"/>
+          <w:bdr w:val="none" w:sz="0" w:space="0" w:color="auto" w:frame="1"/>
+        </w:rPr>
+        <w:t>¿Qué hace? Activa el procesamiento de Lenguaje Natural (</w:t>
+      </w:r>
+      <w:proofErr w:type="spellStart"/>
+      <w:r>
+        <w:rPr>
+          <w:rStyle w:val="nfasis"/>
+          <w:rFonts w:ascii="inherit" w:hAnsi="inherit"/>
+          <w:i w:val="0"/>
+          <w:iCs w:val="0"/>
+          <w:color w:val="1B2E5D"/>
+          <w:sz w:val="21"/>
+          <w:szCs w:val="21"/>
+          <w:bdr w:val="none" w:sz="0" w:space="0" w:color="auto" w:frame="1"/>
+        </w:rPr>
+        <w:t>NLP</w:t>
+      </w:r>
+      <w:proofErr w:type="spellEnd"/>
+      <w:r>
+        <w:rPr>
+          <w:rStyle w:val="nfasis"/>
+          <w:rFonts w:ascii="inherit" w:hAnsi="inherit"/>
+          <w:i w:val="0"/>
+          <w:iCs w:val="0"/>
+          <w:color w:val="1B2E5D"/>
+          <w:sz w:val="21"/>
+          <w:szCs w:val="21"/>
+          <w:bdr w:val="none" w:sz="0" w:space="0" w:color="auto" w:frame="1"/>
+        </w:rPr>
+        <w:t>).</w:t>
+      </w:r>
+    </w:p>
+    <w:p>
+      <w:pPr>
+        <w:pStyle w:val="NormalWeb"/>
+        <w:shd w:val="clear" w:color="auto" w:fill="FFFFFF"/>
+        <w:spacing w:after="0" w:line="300" w:lineRule="atLeast"/>
+        <w:jc w:val="both"/>
+        <w:textAlignment w:val="baseline"/>
+        <w:rPr>
+          <w:rStyle w:val="nfasis"/>
+          <w:rFonts w:ascii="inherit" w:hAnsi="inherit"/>
+          <w:i w:val="0"/>
+          <w:iCs w:val="0"/>
+          <w:color w:val="1B2E5D"/>
+          <w:sz w:val="21"/>
+          <w:szCs w:val="21"/>
+          <w:bdr w:val="none" w:sz="0" w:space="0" w:color="auto" w:frame="1"/>
+        </w:rPr>
+      </w:pPr>
+      <w:r>
+        <w:rPr>
+          <w:rStyle w:val="nfasis"/>
+          <w:rFonts w:ascii="inherit" w:hAnsi="inherit"/>
+          <w:i w:val="0"/>
+          <w:iCs w:val="0"/>
+          <w:color w:val="1B2E5D"/>
+          <w:sz w:val="21"/>
+          <w:szCs w:val="21"/>
+          <w:bdr w:val="none" w:sz="0" w:space="0" w:color="auto" w:frame="1"/>
+        </w:rPr>
+        <w:t>¿Para qué sirve? Toma tu párrafo de comentarios y extrae automáticamente las "piezas clave" como si armara una base de datos. Detectará y separará: nombres de personas, alias, organizaciones o bandas criminales, y direcciones exactas. Convierte tu narrativa en inteligencia estructurada.</w:t>
+      </w:r>
+    </w:p>
+    <w:p>
+      <w:pPr>
+        <w:pStyle w:val="NormalWeb"/>
+        <w:shd w:val="clear" w:color="auto" w:fill="FFFFFF"/>
+        <w:spacing w:after="0" w:line="300" w:lineRule="atLeast"/>
+        <w:jc w:val="both"/>
+        <w:textAlignment w:val="baseline"/>
+        <w:rPr>
+          <w:rStyle w:val="nfasis"/>
+          <w:rFonts w:ascii="inherit" w:hAnsi="inherit"/>
+          <w:b/>
+          <w:bCs/>
+          <w:i w:val="0"/>
+          <w:iCs w:val="0"/>
+          <w:color w:val="1B2E5D"/>
+          <w:sz w:val="21"/>
+          <w:szCs w:val="21"/>
+          <w:bdr w:val="none" w:sz="0" w:space="0" w:color="auto" w:frame="1"/>
+        </w:rPr>
+      </w:pPr>
+      <w:r>
+        <w:rPr>
+          <w:rStyle w:val="nfasis"/>
+          <w:rFonts w:ascii="inherit" w:hAnsi="inherit"/>
+          <w:b/>
+          <w:bCs/>
+          <w:i w:val="0"/>
+          <w:iCs w:val="0"/>
+          <w:color w:val="1B2E5D"/>
+          <w:sz w:val="21"/>
+          <w:szCs w:val="21"/>
+          <w:bdr w:val="none" w:sz="0" w:space="0" w:color="auto" w:frame="1"/>
+        </w:rPr>
+        <w:t xml:space="preserve">5. </w:t>
+      </w:r>
+      <w:r>
+        <w:rPr>
+          <w:rStyle w:val="nfasis"/>
+          <w:rFonts w:ascii="Segoe UI Emoji" w:hAnsi="Segoe UI Emoji" w:cs="Segoe UI Emoji"/>
+          <w:b/>
+          <w:bCs/>
+          <w:i w:val="0"/>
+          <w:iCs w:val="0"/>
+          <w:color w:val="1B2E5D"/>
+          <w:sz w:val="21"/>
+          <w:szCs w:val="21"/>
+          <w:bdr w:val="none" w:sz="0" w:space="0" w:color="auto" w:frame="1"/>
+        </w:rPr>
+        <w:t>📚</w:t>
+      </w:r>
+      <w:r>
+        <w:rPr>
+          <w:rStyle w:val="nfasis"/>
+          <w:rFonts w:ascii="inherit" w:hAnsi="inherit"/>
+          <w:b/>
+          <w:bCs/>
+          <w:i w:val="0"/>
+          <w:iCs w:val="0"/>
+          <w:color w:val="1B2E5D"/>
+          <w:sz w:val="21"/>
+          <w:szCs w:val="21"/>
+          <w:bdr w:val="none" w:sz="0" w:space="0" w:color="auto" w:frame="1"/>
+        </w:rPr>
+        <w:t xml:space="preserve"> +Histórico </w:t>
+      </w:r>
+      <w:proofErr w:type="spellStart"/>
+      <w:r>
+        <w:rPr>
+          <w:rStyle w:val="nfasis"/>
+          <w:rFonts w:ascii="inherit" w:hAnsi="inherit"/>
+          <w:b/>
+          <w:bCs/>
+          <w:i w:val="0"/>
+          <w:iCs w:val="0"/>
+          <w:color w:val="1B2E5D"/>
+          <w:sz w:val="21"/>
+          <w:szCs w:val="21"/>
+          <w:bdr w:val="none" w:sz="0" w:space="0" w:color="auto" w:frame="1"/>
+        </w:rPr>
+        <w:t>OSINT</w:t>
+      </w:r>
+      <w:proofErr w:type="spellEnd"/>
+      <w:r>
+        <w:rPr>
+          <w:rStyle w:val="nfasis"/>
+          <w:rFonts w:ascii="inherit" w:hAnsi="inherit"/>
+          <w:b/>
+          <w:bCs/>
+          <w:i w:val="0"/>
+          <w:iCs w:val="0"/>
+          <w:color w:val="1B2E5D"/>
+          <w:sz w:val="21"/>
+          <w:szCs w:val="21"/>
+          <w:bdr w:val="none" w:sz="0" w:space="0" w:color="auto" w:frame="1"/>
+        </w:rPr>
+        <w:t xml:space="preserve"> (Búsqueda Semántica)</w:t>
+      </w:r>
+    </w:p>
+    <w:p>
+      <w:pPr>
+        <w:pStyle w:val="NormalWeb"/>
+        <w:shd w:val="clear" w:color="auto" w:fill="FFFFFF"/>
+        <w:spacing w:after="0" w:line="300" w:lineRule="atLeast"/>
+        <w:jc w:val="both"/>
+        <w:textAlignment w:val="baseline"/>
+        <w:rPr>
+          <w:rStyle w:val="nfasis"/>
+          <w:rFonts w:ascii="inherit" w:hAnsi="inherit"/>
+          <w:i w:val="0"/>
+          <w:iCs w:val="0"/>
+          <w:color w:val="1B2E5D"/>
+          <w:sz w:val="21"/>
+          <w:szCs w:val="21"/>
+          <w:bdr w:val="none" w:sz="0" w:space="0" w:color="auto" w:frame="1"/>
+        </w:rPr>
+      </w:pPr>
+      <w:r>
+        <w:rPr>
+          <w:rStyle w:val="nfasis"/>
+          <w:rFonts w:ascii="inherit" w:hAnsi="inherit"/>
+          <w:i w:val="0"/>
+          <w:iCs w:val="0"/>
+          <w:color w:val="1B2E5D"/>
+          <w:sz w:val="21"/>
+          <w:szCs w:val="21"/>
+          <w:bdr w:val="none" w:sz="0" w:space="0" w:color="auto" w:frame="1"/>
+        </w:rPr>
+        <w:t xml:space="preserve">¿Qué hace? Activa el motor de descubrimientos (Discovery </w:t>
+      </w:r>
+      <w:proofErr w:type="spellStart"/>
+      <w:r>
+        <w:rPr>
+          <w:rStyle w:val="nfasis"/>
+          <w:rFonts w:ascii="inherit" w:hAnsi="inherit"/>
+          <w:i w:val="0"/>
+          <w:iCs w:val="0"/>
+          <w:color w:val="1B2E5D"/>
+          <w:sz w:val="21"/>
+          <w:szCs w:val="21"/>
+          <w:bdr w:val="none" w:sz="0" w:space="0" w:color="auto" w:frame="1"/>
+        </w:rPr>
+        <w:t>Engine</w:t>
+      </w:r>
+      <w:proofErr w:type="spellEnd"/>
+      <w:r>
+        <w:rPr>
+          <w:rStyle w:val="nfasis"/>
+          <w:rFonts w:ascii="inherit" w:hAnsi="inherit"/>
+          <w:i w:val="0"/>
+          <w:iCs w:val="0"/>
+          <w:color w:val="1B2E5D"/>
+          <w:sz w:val="21"/>
+          <w:szCs w:val="21"/>
+          <w:bdr w:val="none" w:sz="0" w:space="0" w:color="auto" w:frame="1"/>
+        </w:rPr>
+        <w:t>).</w:t>
+      </w:r>
+    </w:p>
+    <w:p>
+      <w:pPr>
+        <w:pStyle w:val="NormalWeb"/>
+        <w:shd w:val="clear" w:color="auto" w:fill="FFFFFF"/>
+        <w:spacing w:after="0" w:line="300" w:lineRule="atLeast"/>
+        <w:jc w:val="both"/>
+        <w:textAlignment w:val="baseline"/>
+        <w:rPr>
+          <w:rStyle w:val="nfasis"/>
+          <w:rFonts w:ascii="inherit" w:hAnsi="inherit"/>
+          <w:i w:val="0"/>
+          <w:iCs w:val="0"/>
+          <w:color w:val="1B2E5D"/>
+          <w:sz w:val="21"/>
+          <w:szCs w:val="21"/>
+          <w:bdr w:val="none" w:sz="0" w:space="0" w:color="auto" w:frame="1"/>
+        </w:rPr>
+      </w:pPr>
+      <w:r>
+        <w:rPr>
+          <w:rStyle w:val="nfasis"/>
+          <w:rFonts w:ascii="inherit" w:hAnsi="inherit"/>
+          <w:i w:val="0"/>
+          <w:iCs w:val="0"/>
+          <w:color w:val="1B2E5D"/>
+          <w:sz w:val="21"/>
+          <w:szCs w:val="21"/>
+          <w:bdr w:val="none" w:sz="0" w:space="0" w:color="auto" w:frame="1"/>
+        </w:rPr>
+        <w:t>¿Para qué sirve? En lugar de buscar palabras exactas, busca contexto. Rastrea en todo el historial de casos, investigaciones y documentos previos del cuartel general para encontrar incidentes que compartan el mismo Modus Operandi o la misma situación, conectando tu caso actual con redes criminales o reincidencias del pasado.</w:t>
       </w:r>
     </w:p>
     <w:p>
@@ -1667,10 +3567,13 @@
         <w:pStyle w:val="NormalWeb"/>
         <w:shd w:val="clear" w:color="auto" w:fill="FFFFFF"/>
         <w:spacing w:before="0" w:beforeAutospacing="0" w:after="0" w:afterAutospacing="0" w:line="300" w:lineRule="atLeast"/>
+        <w:jc w:val="both"/>
         <w:textAlignment w:val="baseline"/>
         <w:rPr>
           <w:rStyle w:val="nfasis"/>
           <w:rFonts w:ascii="inherit" w:hAnsi="inherit"/>
+          <w:b/>
+          <w:bCs/>
           <w:color w:val="1B2E5D"/>
           <w:sz w:val="21"/>
           <w:szCs w:val="21"/>
@@ -1681,194 +3584,42 @@
         <w:rPr>
           <w:rStyle w:val="nfasis"/>
           <w:rFonts w:ascii="inherit" w:hAnsi="inherit"/>
-          <w:color w:val="1B2E5D"/>
-          <w:sz w:val="21"/>
-          <w:szCs w:val="21"/>
-          <w:bdr w:val="none" w:sz="0" w:space="0" w:color="auto" w:frame="1"/>
-        </w:rPr>
-        <w:t>"Subo foto de grafiti con </w:t>
-      </w:r>
-      <w:r>
-        <w:rPr>
-          <w:rStyle w:val="Textoennegrita"/>
-          <w:rFonts w:ascii="inherit" w:hAnsi="inherit" w:cs="Arial"/>
-          <w:b w:val="0"/>
-          <w:bCs w:val="0"/>
-          <w:i/>
-          <w:iCs/>
-          <w:color w:val="1B2E5D"/>
-          <w:sz w:val="21"/>
-          <w:szCs w:val="21"/>
-          <w:bdr w:val="none" w:sz="0" w:space="0" w:color="auto" w:frame="1"/>
-        </w:rPr>
-        <w:t>firma 'Z-13'</w:t>
-      </w:r>
+          <w:b/>
+          <w:bCs/>
+          <w:color w:val="1B2E5D"/>
+          <w:sz w:val="21"/>
+          <w:szCs w:val="21"/>
+          <w:bdr w:val="none" w:sz="0" w:space="0" w:color="auto" w:frame="1"/>
+        </w:rPr>
+        <w:t xml:space="preserve">Tip para el usuario: No tienes que escribir todo esto a mano. Simplemente pulsa el botón del </w:t>
+      </w:r>
+      <w:proofErr w:type="spellStart"/>
       <w:r>
         <w:rPr>
           <w:rStyle w:val="nfasis"/>
           <w:rFonts w:ascii="inherit" w:hAnsi="inherit"/>
-          <w:color w:val="1B2E5D"/>
-          <w:sz w:val="21"/>
-          <w:szCs w:val="21"/>
-          <w:bdr w:val="none" w:sz="0" w:space="0" w:color="auto" w:frame="1"/>
-        </w:rPr>
-        <w:t>. Realiza un </w:t>
-      </w:r>
-      <w:r>
-        <w:rPr>
-          <w:rStyle w:val="Textoennegrita"/>
-          <w:rFonts w:ascii="inherit" w:hAnsi="inherit" w:cs="Arial"/>
-          <w:b w:val="0"/>
-          <w:bCs w:val="0"/>
-          <w:i/>
-          <w:iCs/>
-          <w:color w:val="1B2E5D"/>
-          <w:sz w:val="21"/>
-          <w:szCs w:val="21"/>
-          <w:bdr w:val="none" w:sz="0" w:space="0" w:color="auto" w:frame="1"/>
-        </w:rPr>
-        <w:t>barrido de similitud</w:t>
-      </w:r>
+          <w:b/>
+          <w:bCs/>
+          <w:color w:val="1B2E5D"/>
+          <w:sz w:val="21"/>
+          <w:szCs w:val="21"/>
+          <w:bdr w:val="none" w:sz="0" w:space="0" w:color="auto" w:frame="1"/>
+        </w:rPr>
+        <w:t>Power</w:t>
+      </w:r>
+      <w:proofErr w:type="spellEnd"/>
       <w:r>
         <w:rPr>
           <w:rStyle w:val="nfasis"/>
           <w:rFonts w:ascii="inherit" w:hAnsi="inherit"/>
-          <w:color w:val="1B2E5D"/>
-          <w:sz w:val="21"/>
-          <w:szCs w:val="21"/>
-          <w:bdr w:val="none" w:sz="0" w:space="0" w:color="auto" w:frame="1"/>
-        </w:rPr>
-        <w:t xml:space="preserve"> en </w:t>
-      </w:r>
-      <w:proofErr w:type="spellStart"/>
-      <w:r>
-        <w:rPr>
-          <w:rStyle w:val="nfasis"/>
-          <w:rFonts w:ascii="inherit" w:hAnsi="inherit"/>
-          <w:color w:val="1B2E5D"/>
-          <w:sz w:val="21"/>
-          <w:szCs w:val="21"/>
-          <w:bdr w:val="none" w:sz="0" w:space="0" w:color="auto" w:frame="1"/>
-        </w:rPr>
-        <w:t>1km</w:t>
-      </w:r>
-      <w:proofErr w:type="spellEnd"/>
-      <w:r>
-        <w:rPr>
-          <w:rStyle w:val="nfasis"/>
-          <w:rFonts w:ascii="inherit" w:hAnsi="inherit"/>
-          <w:color w:val="1B2E5D"/>
-          <w:sz w:val="21"/>
-          <w:szCs w:val="21"/>
-          <w:bdr w:val="none" w:sz="0" w:space="0" w:color="auto" w:frame="1"/>
-        </w:rPr>
-        <w:t>. Analiza si el entorno presenta </w:t>
-      </w:r>
-      <w:r>
-        <w:rPr>
-          <w:rStyle w:val="Textoennegrita"/>
-          <w:rFonts w:ascii="inherit" w:hAnsi="inherit" w:cs="Arial"/>
-          <w:b w:val="0"/>
-          <w:bCs w:val="0"/>
-          <w:i/>
-          <w:iCs/>
-          <w:color w:val="1B2E5D"/>
-          <w:sz w:val="21"/>
-          <w:szCs w:val="21"/>
-          <w:bdr w:val="none" w:sz="0" w:space="0" w:color="auto" w:frame="1"/>
-        </w:rPr>
-        <w:t>puntos de acecho</w:t>
-      </w:r>
-      <w:r>
-        <w:rPr>
-          <w:rStyle w:val="nfasis"/>
-          <w:rFonts w:ascii="inherit" w:hAnsi="inherit"/>
-          <w:color w:val="1B2E5D"/>
-          <w:sz w:val="21"/>
-          <w:szCs w:val="21"/>
-          <w:bdr w:val="none" w:sz="0" w:space="0" w:color="auto" w:frame="1"/>
-        </w:rPr>
-        <w:t> por </w:t>
-      </w:r>
-      <w:r>
-        <w:rPr>
-          <w:rStyle w:val="Textoennegrita"/>
-          <w:rFonts w:ascii="inherit" w:hAnsi="inherit" w:cs="Arial"/>
-          <w:b w:val="0"/>
-          <w:bCs w:val="0"/>
-          <w:i/>
-          <w:iCs/>
-          <w:color w:val="1B2E5D"/>
-          <w:sz w:val="21"/>
-          <w:szCs w:val="21"/>
-          <w:bdr w:val="none" w:sz="0" w:space="0" w:color="auto" w:frame="1"/>
-        </w:rPr>
-        <w:t>edificios abandonados</w:t>
-      </w:r>
-      <w:r>
-        <w:rPr>
-          <w:rStyle w:val="nfasis"/>
-          <w:rFonts w:ascii="inherit" w:hAnsi="inherit"/>
-          <w:color w:val="1B2E5D"/>
-          <w:sz w:val="21"/>
-          <w:szCs w:val="21"/>
-          <w:bdr w:val="none" w:sz="0" w:space="0" w:color="auto" w:frame="1"/>
-        </w:rPr>
-        <w:t> y utiliza </w:t>
-      </w:r>
-      <w:proofErr w:type="spellStart"/>
-      <w:r>
-        <w:rPr>
-          <w:rStyle w:val="Textoennegrita"/>
-          <w:rFonts w:ascii="inherit" w:hAnsi="inherit" w:cs="Arial"/>
-          <w:b w:val="0"/>
-          <w:bCs w:val="0"/>
-          <w:i/>
-          <w:iCs/>
-          <w:color w:val="1B2E5D"/>
-          <w:sz w:val="21"/>
-          <w:szCs w:val="21"/>
-          <w:bdr w:val="none" w:sz="0" w:space="0" w:color="auto" w:frame="1"/>
-        </w:rPr>
-        <w:t>Grounding</w:t>
-      </w:r>
-      <w:proofErr w:type="spellEnd"/>
-      <w:r>
-        <w:rPr>
-          <w:rStyle w:val="nfasis"/>
-          <w:rFonts w:ascii="inherit" w:hAnsi="inherit"/>
-          <w:color w:val="1B2E5D"/>
-          <w:sz w:val="21"/>
-          <w:szCs w:val="21"/>
-          <w:bdr w:val="none" w:sz="0" w:space="0" w:color="auto" w:frame="1"/>
-        </w:rPr>
-        <w:t> para buscar si esa firma ha sido mencionada en </w:t>
-      </w:r>
-      <w:r>
-        <w:rPr>
-          <w:rStyle w:val="Textoennegrita"/>
-          <w:rFonts w:ascii="inherit" w:hAnsi="inherit" w:cs="Arial"/>
-          <w:b w:val="0"/>
-          <w:bCs w:val="0"/>
-          <w:i/>
-          <w:iCs/>
-          <w:color w:val="1B2E5D"/>
-          <w:sz w:val="21"/>
-          <w:szCs w:val="21"/>
-          <w:bdr w:val="none" w:sz="0" w:space="0" w:color="auto" w:frame="1"/>
-        </w:rPr>
-        <w:t>reportes policiales locales</w:t>
-      </w:r>
-      <w:r>
-        <w:rPr>
-          <w:rStyle w:val="nfasis"/>
-          <w:rFonts w:ascii="inherit" w:hAnsi="inherit"/>
-          <w:color w:val="1B2E5D"/>
-          <w:sz w:val="21"/>
-          <w:szCs w:val="21"/>
-          <w:bdr w:val="none" w:sz="0" w:space="0" w:color="auto" w:frame="1"/>
-        </w:rPr>
-        <w:t> recientemente."</w:t>
+          <w:b/>
+          <w:bCs/>
+          <w:color w:val="1B2E5D"/>
+          <w:sz w:val="21"/>
+          <w:szCs w:val="21"/>
+          <w:bdr w:val="none" w:sz="0" w:space="0" w:color="auto" w:frame="1"/>
+        </w:rPr>
+        <w:t>-Up que mejor se adapte a tu evidencia y el Perfilador Remoto se encargará de traducir esa orden técnica al motor de Inteligencia Artificial.</w:t>
       </w:r>
     </w:p>
     <w:p>
@@ -1876,10 +3627,13 @@
         <w:pStyle w:val="NormalWeb"/>
         <w:shd w:val="clear" w:color="auto" w:fill="FFFFFF"/>
         <w:spacing w:before="0" w:beforeAutospacing="0" w:after="0" w:afterAutospacing="0" w:line="300" w:lineRule="atLeast"/>
+        <w:jc w:val="both"/>
         <w:textAlignment w:val="baseline"/>
         <w:rPr>
           <w:rStyle w:val="nfasis"/>
           <w:rFonts w:ascii="inherit" w:hAnsi="inherit"/>
+          <w:i w:val="0"/>
+          <w:iCs w:val="0"/>
           <w:color w:val="1B2E5D"/>
           <w:sz w:val="21"/>
           <w:szCs w:val="21"/>
@@ -1887,2894 +3641,9 @@
         </w:rPr>
       </w:pPr>
     </w:p>
-    <w:p>
-      <w:pPr>
-        <w:pStyle w:val="Ttulo1"/>
-        <w:shd w:val="clear" w:color="auto" w:fill="FFFFFF"/>
-        <w:spacing w:before="0" w:line="480" w:lineRule="atLeast"/>
-        <w:textAlignment w:val="baseline"/>
-        <w:rPr>
-          <w:rFonts w:ascii="Arial" w:hAnsi="Arial" w:cs="Arial"/>
-          <w:color w:val="1B2E5D"/>
-          <w:sz w:val="36"/>
-          <w:szCs w:val="36"/>
-        </w:rPr>
-      </w:pPr>
-      <w:r>
-        <w:rPr>
-          <w:rFonts w:ascii="Segoe UI Symbol" w:hAnsi="Segoe UI Symbol" w:cs="Segoe UI Symbol"/>
-          <w:b/>
-          <w:bCs/>
-          <w:color w:val="1B2E5D"/>
-          <w:sz w:val="36"/>
-          <w:szCs w:val="36"/>
-        </w:rPr>
-        <w:lastRenderedPageBreak/>
-        <w:t>🛡</w:t>
-      </w:r>
-      <w:r>
-        <w:rPr>
-          <w:rFonts w:ascii="Arial" w:hAnsi="Arial" w:cs="Arial"/>
-          <w:b/>
-          <w:bCs/>
-          <w:color w:val="1B2E5D"/>
-          <w:sz w:val="36"/>
-          <w:szCs w:val="36"/>
-        </w:rPr>
-        <w:t>️ Guía de Perfilamiento Pro: Geointeligencia y Prevención</w:t>
-      </w:r>
-    </w:p>
-    <w:p>
-      <w:pPr>
-        <w:pStyle w:val="NormalWeb"/>
-        <w:shd w:val="clear" w:color="auto" w:fill="FFFFFF"/>
-        <w:spacing w:before="0" w:beforeAutospacing="0" w:after="0" w:afterAutospacing="0" w:line="300" w:lineRule="atLeast"/>
-        <w:textAlignment w:val="baseline"/>
-        <w:rPr>
-          <w:rFonts w:ascii="Arial" w:hAnsi="Arial" w:cs="Arial"/>
-          <w:color w:val="1B2E5D"/>
-          <w:sz w:val="21"/>
-          <w:szCs w:val="21"/>
-        </w:rPr>
-      </w:pPr>
-      <w:r>
-        <w:rPr>
-          <w:rFonts w:ascii="Arial" w:hAnsi="Arial" w:cs="Arial"/>
-          <w:color w:val="1B2E5D"/>
-          <w:sz w:val="21"/>
-          <w:szCs w:val="21"/>
-        </w:rPr>
-        <w:t xml:space="preserve">Para que el sistema de IA realice un barrido de precisión de 1 km y analice tus archivos con rigor científico, utiliza esta terminología técnica. Al usar estas palabras clave, activas funciones avanzadas en nuestras </w:t>
-      </w:r>
-      <w:proofErr w:type="spellStart"/>
-      <w:r>
-        <w:rPr>
-          <w:rFonts w:ascii="Arial" w:hAnsi="Arial" w:cs="Arial"/>
-          <w:color w:val="1B2E5D"/>
-          <w:sz w:val="21"/>
-          <w:szCs w:val="21"/>
-        </w:rPr>
-        <w:t>APIs</w:t>
-      </w:r>
-      <w:proofErr w:type="spellEnd"/>
-      <w:r>
-        <w:rPr>
-          <w:rFonts w:ascii="Arial" w:hAnsi="Arial" w:cs="Arial"/>
-          <w:color w:val="1B2E5D"/>
-          <w:sz w:val="21"/>
-          <w:szCs w:val="21"/>
-        </w:rPr>
-        <w:t xml:space="preserve"> (</w:t>
-      </w:r>
-      <w:proofErr w:type="spellStart"/>
-      <w:r>
-        <w:rPr>
-          <w:rStyle w:val="Textoennegrita"/>
-          <w:rFonts w:ascii="inherit" w:hAnsi="inherit" w:cs="Arial"/>
-          <w:b w:val="0"/>
-          <w:bCs w:val="0"/>
-          <w:color w:val="1B2E5D"/>
-          <w:sz w:val="21"/>
-          <w:szCs w:val="21"/>
-          <w:bdr w:val="none" w:sz="0" w:space="0" w:color="auto" w:frame="1"/>
-        </w:rPr>
-        <w:t>Vision</w:t>
-      </w:r>
-      <w:proofErr w:type="spellEnd"/>
-      <w:r>
-        <w:rPr>
-          <w:rStyle w:val="Textoennegrita"/>
-          <w:rFonts w:ascii="inherit" w:hAnsi="inherit" w:cs="Arial"/>
-          <w:b w:val="0"/>
-          <w:bCs w:val="0"/>
-          <w:color w:val="1B2E5D"/>
-          <w:sz w:val="21"/>
-          <w:szCs w:val="21"/>
-          <w:bdr w:val="none" w:sz="0" w:space="0" w:color="auto" w:frame="1"/>
-        </w:rPr>
-        <w:t xml:space="preserve">, </w:t>
-      </w:r>
-      <w:proofErr w:type="spellStart"/>
-      <w:r>
-        <w:rPr>
-          <w:rStyle w:val="Textoennegrita"/>
-          <w:rFonts w:ascii="inherit" w:hAnsi="inherit" w:cs="Arial"/>
-          <w:b w:val="0"/>
-          <w:bCs w:val="0"/>
-          <w:color w:val="1B2E5D"/>
-          <w:sz w:val="21"/>
-          <w:szCs w:val="21"/>
-          <w:bdr w:val="none" w:sz="0" w:space="0" w:color="auto" w:frame="1"/>
-        </w:rPr>
-        <w:t>Speech</w:t>
-      </w:r>
-      <w:proofErr w:type="spellEnd"/>
-      <w:r>
-        <w:rPr>
-          <w:rStyle w:val="Textoennegrita"/>
-          <w:rFonts w:ascii="inherit" w:hAnsi="inherit" w:cs="Arial"/>
-          <w:b w:val="0"/>
-          <w:bCs w:val="0"/>
-          <w:color w:val="1B2E5D"/>
-          <w:sz w:val="21"/>
-          <w:szCs w:val="21"/>
-          <w:bdr w:val="none" w:sz="0" w:space="0" w:color="auto" w:frame="1"/>
-        </w:rPr>
-        <w:t xml:space="preserve">, Natural </w:t>
-      </w:r>
-      <w:proofErr w:type="spellStart"/>
-      <w:r>
-        <w:rPr>
-          <w:rStyle w:val="Textoennegrita"/>
-          <w:rFonts w:ascii="inherit" w:hAnsi="inherit" w:cs="Arial"/>
-          <w:b w:val="0"/>
-          <w:bCs w:val="0"/>
-          <w:color w:val="1B2E5D"/>
-          <w:sz w:val="21"/>
-          <w:szCs w:val="21"/>
-          <w:bdr w:val="none" w:sz="0" w:space="0" w:color="auto" w:frame="1"/>
-        </w:rPr>
-        <w:t>Language</w:t>
-      </w:r>
-      <w:proofErr w:type="spellEnd"/>
-      <w:r>
-        <w:rPr>
-          <w:rStyle w:val="Textoennegrita"/>
-          <w:rFonts w:ascii="inherit" w:hAnsi="inherit" w:cs="Arial"/>
-          <w:b w:val="0"/>
-          <w:bCs w:val="0"/>
-          <w:color w:val="1B2E5D"/>
-          <w:sz w:val="21"/>
-          <w:szCs w:val="21"/>
-          <w:bdr w:val="none" w:sz="0" w:space="0" w:color="auto" w:frame="1"/>
-        </w:rPr>
-        <w:t xml:space="preserve">, </w:t>
-      </w:r>
-      <w:proofErr w:type="spellStart"/>
-      <w:r>
-        <w:rPr>
-          <w:rStyle w:val="Textoennegrita"/>
-          <w:rFonts w:ascii="inherit" w:hAnsi="inherit" w:cs="Arial"/>
-          <w:b w:val="0"/>
-          <w:bCs w:val="0"/>
-          <w:color w:val="1B2E5D"/>
-          <w:sz w:val="21"/>
-          <w:szCs w:val="21"/>
-          <w:bdr w:val="none" w:sz="0" w:space="0" w:color="auto" w:frame="1"/>
-        </w:rPr>
-        <w:t>BigQuery</w:t>
-      </w:r>
-      <w:proofErr w:type="spellEnd"/>
-      <w:r>
-        <w:rPr>
-          <w:rStyle w:val="Textoennegrita"/>
-          <w:rFonts w:ascii="inherit" w:hAnsi="inherit" w:cs="Arial"/>
-          <w:b w:val="0"/>
-          <w:bCs w:val="0"/>
-          <w:color w:val="1B2E5D"/>
-          <w:sz w:val="21"/>
-          <w:szCs w:val="21"/>
-          <w:bdr w:val="none" w:sz="0" w:space="0" w:color="auto" w:frame="1"/>
-        </w:rPr>
-        <w:t xml:space="preserve"> y Gemini</w:t>
-      </w:r>
-      <w:r>
-        <w:rPr>
-          <w:rFonts w:ascii="Arial" w:hAnsi="Arial" w:cs="Arial"/>
-          <w:color w:val="1B2E5D"/>
-          <w:sz w:val="21"/>
-          <w:szCs w:val="21"/>
-        </w:rPr>
-        <w:t>).</w:t>
-      </w:r>
-    </w:p>
-    <w:p>
-      <w:pPr>
-        <w:spacing w:after="300"/>
-        <w:rPr>
-          <w:rFonts w:ascii="Times New Roman" w:hAnsi="Times New Roman" w:cs="Times New Roman"/>
-          <w:sz w:val="24"/>
-          <w:szCs w:val="24"/>
-        </w:rPr>
-      </w:pPr>
-      <w:r>
-        <w:pict w14:anchorId="6A9BC763">
-          <v:rect id="_x0000_i1026" style="width:0;height:.75pt" o:hralign="center" o:hrstd="t" o:hr="t" fillcolor="#a0a0a0" stroked="f"/>
-        </w:pict>
-      </w:r>
-    </w:p>
-    <w:p>
-      <w:pPr>
-        <w:pStyle w:val="Ttulo3"/>
-        <w:shd w:val="clear" w:color="auto" w:fill="FFFFFF"/>
-        <w:spacing w:before="420" w:beforeAutospacing="0" w:after="120" w:afterAutospacing="0" w:line="360" w:lineRule="atLeast"/>
-        <w:textAlignment w:val="baseline"/>
-        <w:rPr>
-          <w:rFonts w:ascii="Arial" w:hAnsi="Arial" w:cs="Arial"/>
-          <w:b w:val="0"/>
-          <w:bCs w:val="0"/>
-          <w:color w:val="1B2E5D"/>
-          <w:sz w:val="30"/>
-          <w:szCs w:val="30"/>
-        </w:rPr>
-      </w:pPr>
-      <w:r>
-        <w:rPr>
-          <w:rFonts w:ascii="Arial" w:hAnsi="Arial" w:cs="Arial"/>
-          <w:b w:val="0"/>
-          <w:bCs w:val="0"/>
-          <w:color w:val="1B2E5D"/>
-          <w:sz w:val="30"/>
-          <w:szCs w:val="30"/>
-        </w:rPr>
-        <w:t xml:space="preserve">1. </w:t>
-      </w:r>
-      <w:r>
-        <w:rPr>
-          <w:rFonts w:ascii="Segoe UI Emoji" w:hAnsi="Segoe UI Emoji" w:cs="Segoe UI Emoji"/>
-          <w:b w:val="0"/>
-          <w:bCs w:val="0"/>
-          <w:color w:val="1B2E5D"/>
-          <w:sz w:val="30"/>
-          <w:szCs w:val="30"/>
-        </w:rPr>
-        <w:t>📂</w:t>
-      </w:r>
-      <w:r>
-        <w:rPr>
-          <w:rFonts w:ascii="Arial" w:hAnsi="Arial" w:cs="Arial"/>
-          <w:b w:val="0"/>
-          <w:bCs w:val="0"/>
-          <w:color w:val="1B2E5D"/>
-          <w:sz w:val="30"/>
-          <w:szCs w:val="30"/>
-        </w:rPr>
-        <w:t xml:space="preserve"> Análisis de Imágenes y Documentos (</w:t>
-      </w:r>
-      <w:proofErr w:type="spellStart"/>
-      <w:r>
-        <w:rPr>
-          <w:rFonts w:ascii="Arial" w:hAnsi="Arial" w:cs="Arial"/>
-          <w:b w:val="0"/>
-          <w:bCs w:val="0"/>
-          <w:color w:val="1B2E5D"/>
-          <w:sz w:val="30"/>
-          <w:szCs w:val="30"/>
-        </w:rPr>
-        <w:t>Vision</w:t>
-      </w:r>
-      <w:proofErr w:type="spellEnd"/>
-      <w:r>
-        <w:rPr>
-          <w:rFonts w:ascii="Arial" w:hAnsi="Arial" w:cs="Arial"/>
-          <w:b w:val="0"/>
-          <w:bCs w:val="0"/>
-          <w:color w:val="1B2E5D"/>
-          <w:sz w:val="30"/>
-          <w:szCs w:val="30"/>
-        </w:rPr>
-        <w:t xml:space="preserve"> API)</w:t>
-      </w:r>
-    </w:p>
-    <w:p>
-      <w:pPr>
-        <w:pStyle w:val="NormalWeb"/>
-        <w:shd w:val="clear" w:color="auto" w:fill="FFFFFF"/>
-        <w:spacing w:before="0" w:beforeAutospacing="0" w:after="240" w:afterAutospacing="0" w:line="300" w:lineRule="atLeast"/>
-        <w:textAlignment w:val="baseline"/>
-        <w:rPr>
-          <w:rFonts w:ascii="Arial" w:hAnsi="Arial" w:cs="Arial"/>
-          <w:color w:val="1B2E5D"/>
-          <w:sz w:val="21"/>
-          <w:szCs w:val="21"/>
-        </w:rPr>
-      </w:pPr>
-      <w:r>
-        <w:rPr>
-          <w:rFonts w:ascii="Arial" w:hAnsi="Arial" w:cs="Arial"/>
-          <w:color w:val="1B2E5D"/>
-          <w:sz w:val="21"/>
-          <w:szCs w:val="21"/>
-        </w:rPr>
-        <w:t xml:space="preserve">No te </w:t>
-      </w:r>
-      <w:proofErr w:type="spellStart"/>
-      <w:r>
-        <w:rPr>
-          <w:rFonts w:ascii="Arial" w:hAnsi="Arial" w:cs="Arial"/>
-          <w:color w:val="1B2E5D"/>
-          <w:sz w:val="21"/>
-          <w:szCs w:val="21"/>
-        </w:rPr>
-        <w:t>limites</w:t>
-      </w:r>
-      <w:proofErr w:type="spellEnd"/>
-      <w:r>
-        <w:rPr>
-          <w:rFonts w:ascii="Arial" w:hAnsi="Arial" w:cs="Arial"/>
-          <w:color w:val="1B2E5D"/>
-          <w:sz w:val="21"/>
-          <w:szCs w:val="21"/>
-        </w:rPr>
-        <w:t xml:space="preserve"> a describir lo que ves; utiliza términos que obliguen a la IA a analizar texturas y datos "invisibles".</w:t>
-      </w:r>
-    </w:p>
-    <w:p>
-      <w:pPr>
-        <w:numPr>
-          <w:ilvl w:val="0"/>
-          <w:numId w:val="22"/>
-        </w:numPr>
-        <w:shd w:val="clear" w:color="auto" w:fill="FFFFFF"/>
-        <w:spacing w:after="0" w:line="240" w:lineRule="auto"/>
-        <w:ind w:left="960"/>
-        <w:textAlignment w:val="baseline"/>
-        <w:rPr>
-          <w:rFonts w:ascii="inherit" w:hAnsi="inherit" w:cs="Arial"/>
-          <w:color w:val="1B2E5D"/>
-          <w:sz w:val="21"/>
-          <w:szCs w:val="21"/>
-        </w:rPr>
-      </w:pPr>
-      <w:r>
-        <w:rPr>
-          <w:rStyle w:val="Textoennegrita"/>
-          <w:rFonts w:ascii="inherit" w:hAnsi="inherit" w:cs="Arial"/>
-          <w:b w:val="0"/>
-          <w:bCs w:val="0"/>
-          <w:color w:val="1B2E5D"/>
-          <w:sz w:val="21"/>
-          <w:szCs w:val="21"/>
-          <w:bdr w:val="none" w:sz="0" w:space="0" w:color="auto" w:frame="1"/>
-        </w:rPr>
-        <w:t>En lugar de:</w:t>
-      </w:r>
-      <w:r>
-        <w:rPr>
-          <w:rFonts w:ascii="inherit" w:hAnsi="inherit" w:cs="Arial"/>
-          <w:color w:val="1B2E5D"/>
-          <w:sz w:val="21"/>
-          <w:szCs w:val="21"/>
-        </w:rPr>
-        <w:t> "Busca grafitis iguales"</w:t>
-      </w:r>
-    </w:p>
-    <w:p>
-      <w:pPr>
-        <w:numPr>
-          <w:ilvl w:val="0"/>
-          <w:numId w:val="22"/>
-        </w:numPr>
-        <w:shd w:val="clear" w:color="auto" w:fill="FFFFFF"/>
-        <w:spacing w:after="0" w:line="240" w:lineRule="auto"/>
-        <w:ind w:left="960"/>
-        <w:textAlignment w:val="baseline"/>
-        <w:rPr>
-          <w:rFonts w:ascii="inherit" w:hAnsi="inherit" w:cs="Arial"/>
-          <w:color w:val="1B2E5D"/>
-          <w:sz w:val="21"/>
-          <w:szCs w:val="21"/>
-        </w:rPr>
-      </w:pPr>
-      <w:r>
-        <w:rPr>
-          <w:rStyle w:val="Textoennegrita"/>
-          <w:rFonts w:ascii="inherit" w:hAnsi="inherit" w:cs="Arial"/>
-          <w:b w:val="0"/>
-          <w:bCs w:val="0"/>
-          <w:color w:val="1B2E5D"/>
-          <w:sz w:val="21"/>
-          <w:szCs w:val="21"/>
-          <w:bdr w:val="none" w:sz="0" w:space="0" w:color="auto" w:frame="1"/>
-        </w:rPr>
-        <w:t>Usa:</w:t>
-      </w:r>
-      <w:r>
-        <w:rPr>
-          <w:rFonts w:ascii="inherit" w:hAnsi="inherit" w:cs="Arial"/>
-          <w:color w:val="1B2E5D"/>
-          <w:sz w:val="21"/>
-          <w:szCs w:val="21"/>
-        </w:rPr>
-        <w:t> </w:t>
-      </w:r>
-      <w:r>
-        <w:rPr>
-          <w:rStyle w:val="nfasis"/>
-          <w:rFonts w:ascii="inherit" w:hAnsi="inherit"/>
-          <w:color w:val="1B2E5D"/>
-          <w:sz w:val="21"/>
-          <w:szCs w:val="21"/>
-          <w:bdr w:val="none" w:sz="0" w:space="0" w:color="auto" w:frame="1"/>
-        </w:rPr>
-        <w:t>"Realiza una </w:t>
-      </w:r>
-      <w:r>
-        <w:rPr>
-          <w:rStyle w:val="Textoennegrita"/>
-          <w:rFonts w:ascii="inherit" w:hAnsi="inherit" w:cs="Arial"/>
-          <w:b w:val="0"/>
-          <w:bCs w:val="0"/>
-          <w:i/>
-          <w:iCs/>
-          <w:color w:val="1B2E5D"/>
-          <w:sz w:val="21"/>
-          <w:szCs w:val="21"/>
-          <w:bdr w:val="none" w:sz="0" w:space="0" w:color="auto" w:frame="1"/>
-        </w:rPr>
-        <w:t>Extracción de Descriptores Visuales</w:t>
-      </w:r>
-      <w:r>
-        <w:rPr>
-          <w:rStyle w:val="nfasis"/>
-          <w:rFonts w:ascii="inherit" w:hAnsi="inherit"/>
-          <w:color w:val="1B2E5D"/>
-          <w:sz w:val="21"/>
-          <w:szCs w:val="21"/>
-          <w:bdr w:val="none" w:sz="0" w:space="0" w:color="auto" w:frame="1"/>
-        </w:rPr>
-        <w:t> y </w:t>
-      </w:r>
-      <w:r>
-        <w:rPr>
-          <w:rStyle w:val="Textoennegrita"/>
-          <w:rFonts w:ascii="inherit" w:hAnsi="inherit" w:cs="Arial"/>
-          <w:b w:val="0"/>
-          <w:bCs w:val="0"/>
-          <w:i/>
-          <w:iCs/>
-          <w:color w:val="1B2E5D"/>
-          <w:sz w:val="21"/>
-          <w:szCs w:val="21"/>
-          <w:bdr w:val="none" w:sz="0" w:space="0" w:color="auto" w:frame="1"/>
-        </w:rPr>
-        <w:t>Análisis Cromático</w:t>
-      </w:r>
-      <w:r>
-        <w:rPr>
-          <w:rStyle w:val="nfasis"/>
-          <w:rFonts w:ascii="inherit" w:hAnsi="inherit"/>
-          <w:color w:val="1B2E5D"/>
-          <w:sz w:val="21"/>
-          <w:szCs w:val="21"/>
-          <w:bdr w:val="none" w:sz="0" w:space="0" w:color="auto" w:frame="1"/>
-        </w:rPr>
-        <w:t> para identificar </w:t>
-      </w:r>
-      <w:r>
-        <w:rPr>
-          <w:rStyle w:val="Textoennegrita"/>
-          <w:rFonts w:ascii="inherit" w:hAnsi="inherit" w:cs="Arial"/>
-          <w:b w:val="0"/>
-          <w:bCs w:val="0"/>
-          <w:i/>
-          <w:iCs/>
-          <w:color w:val="1B2E5D"/>
-          <w:sz w:val="21"/>
-          <w:szCs w:val="21"/>
-          <w:bdr w:val="none" w:sz="0" w:space="0" w:color="auto" w:frame="1"/>
-        </w:rPr>
-        <w:t xml:space="preserve">Similitud de </w:t>
-      </w:r>
-      <w:proofErr w:type="spellStart"/>
-      <w:r>
-        <w:rPr>
-          <w:rStyle w:val="Textoennegrita"/>
-          <w:rFonts w:ascii="inherit" w:hAnsi="inherit" w:cs="Arial"/>
-          <w:b w:val="0"/>
-          <w:bCs w:val="0"/>
-          <w:i/>
-          <w:iCs/>
-          <w:color w:val="1B2E5D"/>
-          <w:sz w:val="21"/>
-          <w:szCs w:val="21"/>
-          <w:bdr w:val="none" w:sz="0" w:space="0" w:color="auto" w:frame="1"/>
-        </w:rPr>
-        <w:t>Embeddings</w:t>
-      </w:r>
-      <w:proofErr w:type="spellEnd"/>
-      <w:r>
-        <w:rPr>
-          <w:rStyle w:val="nfasis"/>
-          <w:rFonts w:ascii="inherit" w:hAnsi="inherit"/>
-          <w:color w:val="1B2E5D"/>
-          <w:sz w:val="21"/>
-          <w:szCs w:val="21"/>
-          <w:bdr w:val="none" w:sz="0" w:space="0" w:color="auto" w:frame="1"/>
-        </w:rPr>
-        <w:t> con otros grafismos tácticos registrados."</w:t>
-      </w:r>
-    </w:p>
-    <w:p>
-      <w:pPr>
-        <w:numPr>
-          <w:ilvl w:val="0"/>
-          <w:numId w:val="22"/>
-        </w:numPr>
-        <w:shd w:val="clear" w:color="auto" w:fill="FFFFFF"/>
-        <w:spacing w:after="0" w:line="240" w:lineRule="auto"/>
-        <w:ind w:left="960"/>
-        <w:textAlignment w:val="baseline"/>
-        <w:rPr>
-          <w:rFonts w:ascii="inherit" w:hAnsi="inherit" w:cs="Arial"/>
-          <w:color w:val="1B2E5D"/>
-          <w:sz w:val="21"/>
-          <w:szCs w:val="21"/>
-        </w:rPr>
-      </w:pPr>
-      <w:r>
-        <w:rPr>
-          <w:rStyle w:val="Textoennegrita"/>
-          <w:rFonts w:ascii="inherit" w:hAnsi="inherit" w:cs="Arial"/>
-          <w:b w:val="0"/>
-          <w:bCs w:val="0"/>
-          <w:color w:val="1B2E5D"/>
-          <w:sz w:val="21"/>
-          <w:szCs w:val="21"/>
-          <w:bdr w:val="none" w:sz="0" w:space="0" w:color="auto" w:frame="1"/>
-        </w:rPr>
-        <w:t>En lugar de:</w:t>
-      </w:r>
-      <w:r>
-        <w:rPr>
-          <w:rFonts w:ascii="inherit" w:hAnsi="inherit" w:cs="Arial"/>
-          <w:color w:val="1B2E5D"/>
-          <w:sz w:val="21"/>
-          <w:szCs w:val="21"/>
-        </w:rPr>
-        <w:t> "Lee lo que dice el muro"</w:t>
-      </w:r>
-    </w:p>
-    <w:p>
-      <w:pPr>
-        <w:numPr>
-          <w:ilvl w:val="0"/>
-          <w:numId w:val="22"/>
-        </w:numPr>
-        <w:shd w:val="clear" w:color="auto" w:fill="FFFFFF"/>
-        <w:spacing w:after="0" w:line="240" w:lineRule="auto"/>
-        <w:ind w:left="960"/>
-        <w:textAlignment w:val="baseline"/>
-        <w:rPr>
-          <w:rFonts w:ascii="inherit" w:hAnsi="inherit" w:cs="Arial"/>
-          <w:color w:val="1B2E5D"/>
-          <w:sz w:val="21"/>
-          <w:szCs w:val="21"/>
-        </w:rPr>
-      </w:pPr>
-      <w:r>
-        <w:rPr>
-          <w:rStyle w:val="Textoennegrita"/>
-          <w:rFonts w:ascii="inherit" w:hAnsi="inherit" w:cs="Arial"/>
-          <w:b w:val="0"/>
-          <w:bCs w:val="0"/>
-          <w:color w:val="1B2E5D"/>
-          <w:sz w:val="21"/>
-          <w:szCs w:val="21"/>
-          <w:bdr w:val="none" w:sz="0" w:space="0" w:color="auto" w:frame="1"/>
-        </w:rPr>
-        <w:t>Usa:</w:t>
-      </w:r>
-      <w:r>
-        <w:rPr>
-          <w:rFonts w:ascii="inherit" w:hAnsi="inherit" w:cs="Arial"/>
-          <w:color w:val="1B2E5D"/>
-          <w:sz w:val="21"/>
-          <w:szCs w:val="21"/>
-        </w:rPr>
-        <w:t> </w:t>
-      </w:r>
-      <w:r>
-        <w:rPr>
-          <w:rStyle w:val="nfasis"/>
-          <w:rFonts w:ascii="inherit" w:hAnsi="inherit"/>
-          <w:color w:val="1B2E5D"/>
-          <w:sz w:val="21"/>
-          <w:szCs w:val="21"/>
-          <w:bdr w:val="none" w:sz="0" w:space="0" w:color="auto" w:frame="1"/>
-        </w:rPr>
-        <w:t>"Aplica </w:t>
-      </w:r>
-      <w:r>
-        <w:rPr>
-          <w:rStyle w:val="Textoennegrita"/>
-          <w:rFonts w:ascii="inherit" w:hAnsi="inherit" w:cs="Arial"/>
-          <w:b w:val="0"/>
-          <w:bCs w:val="0"/>
-          <w:i/>
-          <w:iCs/>
-          <w:color w:val="1B2E5D"/>
-          <w:sz w:val="21"/>
-          <w:szCs w:val="21"/>
-          <w:bdr w:val="none" w:sz="0" w:space="0" w:color="auto" w:frame="1"/>
-        </w:rPr>
-        <w:t>OCR Avanzado</w:t>
-      </w:r>
-      <w:r>
-        <w:rPr>
-          <w:rStyle w:val="nfasis"/>
-          <w:rFonts w:ascii="inherit" w:hAnsi="inherit"/>
-          <w:color w:val="1B2E5D"/>
-          <w:sz w:val="21"/>
-          <w:szCs w:val="21"/>
-          <w:bdr w:val="none" w:sz="0" w:space="0" w:color="auto" w:frame="1"/>
-        </w:rPr>
-        <w:t> (Reconocimiento Óptico de Caracteres) para detectar </w:t>
-      </w:r>
-      <w:r>
-        <w:rPr>
-          <w:rStyle w:val="Textoennegrita"/>
-          <w:rFonts w:ascii="inherit" w:hAnsi="inherit" w:cs="Arial"/>
-          <w:b w:val="0"/>
-          <w:bCs w:val="0"/>
-          <w:i/>
-          <w:iCs/>
-          <w:color w:val="1B2E5D"/>
-          <w:sz w:val="21"/>
-          <w:szCs w:val="21"/>
-          <w:bdr w:val="none" w:sz="0" w:space="0" w:color="auto" w:frame="1"/>
-        </w:rPr>
-        <w:t>Simbología</w:t>
-      </w:r>
-      <w:r>
-        <w:rPr>
-          <w:rStyle w:val="nfasis"/>
-          <w:rFonts w:ascii="inherit" w:hAnsi="inherit"/>
-          <w:color w:val="1B2E5D"/>
-          <w:sz w:val="21"/>
-          <w:szCs w:val="21"/>
-          <w:bdr w:val="none" w:sz="0" w:space="0" w:color="auto" w:frame="1"/>
-        </w:rPr>
-        <w:t>, </w:t>
-      </w:r>
-      <w:r>
-        <w:rPr>
-          <w:rStyle w:val="Textoennegrita"/>
-          <w:rFonts w:ascii="inherit" w:hAnsi="inherit" w:cs="Arial"/>
-          <w:b w:val="0"/>
-          <w:bCs w:val="0"/>
-          <w:i/>
-          <w:iCs/>
-          <w:color w:val="1B2E5D"/>
-          <w:sz w:val="21"/>
-          <w:szCs w:val="21"/>
-          <w:bdr w:val="none" w:sz="0" w:space="0" w:color="auto" w:frame="1"/>
-        </w:rPr>
-        <w:t>Logotipos</w:t>
-      </w:r>
-      <w:r>
-        <w:rPr>
-          <w:rStyle w:val="nfasis"/>
-          <w:rFonts w:ascii="inherit" w:hAnsi="inherit"/>
-          <w:color w:val="1B2E5D"/>
-          <w:sz w:val="21"/>
-          <w:szCs w:val="21"/>
-          <w:bdr w:val="none" w:sz="0" w:space="0" w:color="auto" w:frame="1"/>
-        </w:rPr>
-        <w:t> o </w:t>
-      </w:r>
-      <w:r>
-        <w:rPr>
-          <w:rStyle w:val="Textoennegrita"/>
-          <w:rFonts w:ascii="inherit" w:hAnsi="inherit" w:cs="Arial"/>
-          <w:b w:val="0"/>
-          <w:bCs w:val="0"/>
-          <w:i/>
-          <w:iCs/>
-          <w:color w:val="1B2E5D"/>
-          <w:sz w:val="21"/>
-          <w:szCs w:val="21"/>
-          <w:bdr w:val="none" w:sz="0" w:space="0" w:color="auto" w:frame="1"/>
-        </w:rPr>
-        <w:t>Firmas Específicas</w:t>
-      </w:r>
-      <w:r>
-        <w:rPr>
-          <w:rStyle w:val="nfasis"/>
-          <w:rFonts w:ascii="inherit" w:hAnsi="inherit"/>
-          <w:color w:val="1B2E5D"/>
-          <w:sz w:val="21"/>
-          <w:szCs w:val="21"/>
-          <w:bdr w:val="none" w:sz="0" w:space="0" w:color="auto" w:frame="1"/>
-        </w:rPr>
-        <w:t> en la superficie analizada."</w:t>
-      </w:r>
-    </w:p>
-    <w:p>
-      <w:pPr>
-        <w:numPr>
-          <w:ilvl w:val="0"/>
-          <w:numId w:val="22"/>
-        </w:numPr>
-        <w:shd w:val="clear" w:color="auto" w:fill="FFFFFF"/>
-        <w:spacing w:after="0" w:line="240" w:lineRule="auto"/>
-        <w:ind w:left="960"/>
-        <w:textAlignment w:val="baseline"/>
-        <w:rPr>
-          <w:rFonts w:ascii="inherit" w:hAnsi="inherit" w:cs="Arial"/>
-          <w:color w:val="1B2E5D"/>
-          <w:sz w:val="21"/>
-          <w:szCs w:val="21"/>
-        </w:rPr>
-      </w:pPr>
-      <w:r>
-        <w:rPr>
-          <w:rStyle w:val="Textoennegrita"/>
-          <w:rFonts w:ascii="inherit" w:hAnsi="inherit" w:cs="Arial"/>
-          <w:b w:val="0"/>
-          <w:bCs w:val="0"/>
-          <w:color w:val="1B2E5D"/>
-          <w:sz w:val="21"/>
-          <w:szCs w:val="21"/>
-          <w:bdr w:val="none" w:sz="0" w:space="0" w:color="auto" w:frame="1"/>
-        </w:rPr>
-        <w:t>En lugar de:</w:t>
-      </w:r>
-      <w:r>
-        <w:rPr>
-          <w:rFonts w:ascii="inherit" w:hAnsi="inherit" w:cs="Arial"/>
-          <w:color w:val="1B2E5D"/>
-          <w:sz w:val="21"/>
-          <w:szCs w:val="21"/>
-        </w:rPr>
-        <w:t> "Mira si el lugar es peligroso"</w:t>
-      </w:r>
-    </w:p>
-    <w:p>
-      <w:pPr>
-        <w:numPr>
-          <w:ilvl w:val="0"/>
-          <w:numId w:val="22"/>
-        </w:numPr>
-        <w:shd w:val="clear" w:color="auto" w:fill="FFFFFF"/>
-        <w:spacing w:after="0" w:line="240" w:lineRule="auto"/>
-        <w:ind w:left="960"/>
-        <w:textAlignment w:val="baseline"/>
-        <w:rPr>
-          <w:rFonts w:ascii="inherit" w:hAnsi="inherit" w:cs="Arial"/>
-          <w:color w:val="1B2E5D"/>
-          <w:sz w:val="21"/>
-          <w:szCs w:val="21"/>
-        </w:rPr>
-      </w:pPr>
-      <w:r>
-        <w:rPr>
-          <w:rStyle w:val="Textoennegrita"/>
-          <w:rFonts w:ascii="inherit" w:hAnsi="inherit" w:cs="Arial"/>
-          <w:b w:val="0"/>
-          <w:bCs w:val="0"/>
-          <w:color w:val="1B2E5D"/>
-          <w:sz w:val="21"/>
-          <w:szCs w:val="21"/>
-          <w:bdr w:val="none" w:sz="0" w:space="0" w:color="auto" w:frame="1"/>
-        </w:rPr>
-        <w:t>Usa:</w:t>
-      </w:r>
-      <w:r>
-        <w:rPr>
-          <w:rFonts w:ascii="inherit" w:hAnsi="inherit" w:cs="Arial"/>
-          <w:color w:val="1B2E5D"/>
-          <w:sz w:val="21"/>
-          <w:szCs w:val="21"/>
-        </w:rPr>
-        <w:t> </w:t>
-      </w:r>
-      <w:r>
-        <w:rPr>
-          <w:rStyle w:val="nfasis"/>
-          <w:rFonts w:ascii="inherit" w:hAnsi="inherit"/>
-          <w:color w:val="1B2E5D"/>
-          <w:sz w:val="21"/>
-          <w:szCs w:val="21"/>
-          <w:bdr w:val="none" w:sz="0" w:space="0" w:color="auto" w:frame="1"/>
-        </w:rPr>
-        <w:t>"Identifica </w:t>
-      </w:r>
-      <w:r>
-        <w:rPr>
-          <w:rStyle w:val="Textoennegrita"/>
-          <w:rFonts w:ascii="inherit" w:hAnsi="inherit" w:cs="Arial"/>
-          <w:b w:val="0"/>
-          <w:bCs w:val="0"/>
-          <w:i/>
-          <w:iCs/>
-          <w:color w:val="1B2E5D"/>
-          <w:sz w:val="21"/>
-          <w:szCs w:val="21"/>
-          <w:bdr w:val="none" w:sz="0" w:space="0" w:color="auto" w:frame="1"/>
-        </w:rPr>
-        <w:t>Deterioro Urbano</w:t>
-      </w:r>
-      <w:r>
-        <w:rPr>
-          <w:rStyle w:val="nfasis"/>
-          <w:rFonts w:ascii="inherit" w:hAnsi="inherit"/>
-          <w:color w:val="1B2E5D"/>
-          <w:sz w:val="21"/>
-          <w:szCs w:val="21"/>
-          <w:bdr w:val="none" w:sz="0" w:space="0" w:color="auto" w:frame="1"/>
-        </w:rPr>
-        <w:t> y </w:t>
-      </w:r>
-      <w:r>
-        <w:rPr>
-          <w:rStyle w:val="Textoennegrita"/>
-          <w:rFonts w:ascii="inherit" w:hAnsi="inherit" w:cs="Arial"/>
-          <w:b w:val="0"/>
-          <w:bCs w:val="0"/>
-          <w:i/>
-          <w:iCs/>
-          <w:color w:val="1B2E5D"/>
-          <w:sz w:val="21"/>
-          <w:szCs w:val="21"/>
-          <w:bdr w:val="none" w:sz="0" w:space="0" w:color="auto" w:frame="1"/>
-        </w:rPr>
-        <w:t>Obstrucciones Visuales</w:t>
-      </w:r>
-      <w:r>
-        <w:rPr>
-          <w:rStyle w:val="nfasis"/>
-          <w:rFonts w:ascii="inherit" w:hAnsi="inherit"/>
-          <w:color w:val="1B2E5D"/>
-          <w:sz w:val="21"/>
-          <w:szCs w:val="21"/>
-          <w:bdr w:val="none" w:sz="0" w:space="0" w:color="auto" w:frame="1"/>
-        </w:rPr>
-        <w:t> para categorizar </w:t>
-      </w:r>
-      <w:r>
-        <w:rPr>
-          <w:rStyle w:val="Textoennegrita"/>
-          <w:rFonts w:ascii="inherit" w:hAnsi="inherit" w:cs="Arial"/>
-          <w:b w:val="0"/>
-          <w:bCs w:val="0"/>
-          <w:i/>
-          <w:iCs/>
-          <w:color w:val="1B2E5D"/>
-          <w:sz w:val="21"/>
-          <w:szCs w:val="21"/>
-          <w:bdr w:val="none" w:sz="0" w:space="0" w:color="auto" w:frame="1"/>
-        </w:rPr>
-        <w:t>Puntos de Acecho</w:t>
-      </w:r>
-      <w:r>
-        <w:rPr>
-          <w:rStyle w:val="nfasis"/>
-          <w:rFonts w:ascii="inherit" w:hAnsi="inherit"/>
-          <w:color w:val="1B2E5D"/>
-          <w:sz w:val="21"/>
-          <w:szCs w:val="21"/>
-          <w:bdr w:val="none" w:sz="0" w:space="0" w:color="auto" w:frame="1"/>
-        </w:rPr>
-        <w:t> basados en principios </w:t>
-      </w:r>
-      <w:proofErr w:type="spellStart"/>
-      <w:r>
-        <w:rPr>
-          <w:rStyle w:val="Textoennegrita"/>
-          <w:rFonts w:ascii="inherit" w:hAnsi="inherit" w:cs="Arial"/>
-          <w:b w:val="0"/>
-          <w:bCs w:val="0"/>
-          <w:i/>
-          <w:iCs/>
-          <w:color w:val="1B2E5D"/>
-          <w:sz w:val="21"/>
-          <w:szCs w:val="21"/>
-          <w:bdr w:val="none" w:sz="0" w:space="0" w:color="auto" w:frame="1"/>
-        </w:rPr>
-        <w:t>CPTED</w:t>
-      </w:r>
-      <w:proofErr w:type="spellEnd"/>
-      <w:r>
-        <w:rPr>
-          <w:rStyle w:val="nfasis"/>
-          <w:rFonts w:ascii="inherit" w:hAnsi="inherit"/>
-          <w:color w:val="1B2E5D"/>
-          <w:sz w:val="21"/>
-          <w:szCs w:val="21"/>
-          <w:bdr w:val="none" w:sz="0" w:space="0" w:color="auto" w:frame="1"/>
-        </w:rPr>
-        <w:t> (Prevención del Delito mediante el Diseño Ambiental)."</w:t>
-      </w:r>
-    </w:p>
-    <w:p>
-      <w:pPr>
-        <w:spacing w:after="300"/>
-        <w:rPr>
-          <w:rFonts w:ascii="Times New Roman" w:hAnsi="Times New Roman" w:cs="Times New Roman"/>
-          <w:sz w:val="24"/>
-          <w:szCs w:val="24"/>
-        </w:rPr>
-      </w:pPr>
-      <w:r>
-        <w:pict w14:anchorId="753D1480">
-          <v:rect id="_x0000_i1027" style="width:0;height:.75pt" o:hralign="center" o:hrstd="t" o:hr="t" fillcolor="#a0a0a0" stroked="f"/>
-        </w:pict>
-      </w:r>
-    </w:p>
-    <w:p>
-      <w:pPr>
-        <w:pStyle w:val="Ttulo3"/>
-        <w:shd w:val="clear" w:color="auto" w:fill="FFFFFF"/>
-        <w:spacing w:before="420" w:beforeAutospacing="0" w:after="120" w:afterAutospacing="0" w:line="360" w:lineRule="atLeast"/>
-        <w:textAlignment w:val="baseline"/>
-        <w:rPr>
-          <w:rFonts w:ascii="Arial" w:hAnsi="Arial" w:cs="Arial"/>
-          <w:b w:val="0"/>
-          <w:bCs w:val="0"/>
-          <w:color w:val="1B2E5D"/>
-          <w:sz w:val="30"/>
-          <w:szCs w:val="30"/>
-        </w:rPr>
-      </w:pPr>
-      <w:r>
-        <w:rPr>
-          <w:rFonts w:ascii="Arial" w:hAnsi="Arial" w:cs="Arial"/>
-          <w:b w:val="0"/>
-          <w:bCs w:val="0"/>
-          <w:color w:val="1B2E5D"/>
-          <w:sz w:val="30"/>
-          <w:szCs w:val="30"/>
-        </w:rPr>
-        <w:t xml:space="preserve">2. </w:t>
-      </w:r>
-      <w:r>
-        <w:rPr>
-          <w:rFonts w:ascii="Segoe UI Emoji" w:hAnsi="Segoe UI Emoji" w:cs="Segoe UI Emoji"/>
-          <w:b w:val="0"/>
-          <w:bCs w:val="0"/>
-          <w:color w:val="1B2E5D"/>
-          <w:sz w:val="30"/>
-          <w:szCs w:val="30"/>
-        </w:rPr>
-        <w:t>🎤</w:t>
-      </w:r>
-      <w:r>
-        <w:rPr>
-          <w:rFonts w:ascii="Arial" w:hAnsi="Arial" w:cs="Arial"/>
-          <w:b w:val="0"/>
-          <w:bCs w:val="0"/>
-          <w:color w:val="1B2E5D"/>
-          <w:sz w:val="30"/>
-          <w:szCs w:val="30"/>
-        </w:rPr>
-        <w:t xml:space="preserve"> Análisis de Audio y Reportes de Voz (</w:t>
-      </w:r>
-      <w:proofErr w:type="spellStart"/>
-      <w:r>
-        <w:rPr>
-          <w:rFonts w:ascii="Arial" w:hAnsi="Arial" w:cs="Arial"/>
-          <w:b w:val="0"/>
-          <w:bCs w:val="0"/>
-          <w:color w:val="1B2E5D"/>
-          <w:sz w:val="30"/>
-          <w:szCs w:val="30"/>
-        </w:rPr>
-        <w:t>Speech</w:t>
-      </w:r>
-      <w:proofErr w:type="spellEnd"/>
-      <w:r>
-        <w:rPr>
-          <w:rFonts w:ascii="Arial" w:hAnsi="Arial" w:cs="Arial"/>
-          <w:b w:val="0"/>
-          <w:bCs w:val="0"/>
-          <w:color w:val="1B2E5D"/>
-          <w:sz w:val="30"/>
-          <w:szCs w:val="30"/>
-        </w:rPr>
-        <w:t>-</w:t>
-      </w:r>
-      <w:proofErr w:type="spellStart"/>
-      <w:r>
-        <w:rPr>
-          <w:rFonts w:ascii="Arial" w:hAnsi="Arial" w:cs="Arial"/>
-          <w:b w:val="0"/>
-          <w:bCs w:val="0"/>
-          <w:color w:val="1B2E5D"/>
-          <w:sz w:val="30"/>
-          <w:szCs w:val="30"/>
-        </w:rPr>
-        <w:t>to</w:t>
-      </w:r>
-      <w:proofErr w:type="spellEnd"/>
-      <w:r>
-        <w:rPr>
-          <w:rFonts w:ascii="Arial" w:hAnsi="Arial" w:cs="Arial"/>
-          <w:b w:val="0"/>
-          <w:bCs w:val="0"/>
-          <w:color w:val="1B2E5D"/>
-          <w:sz w:val="30"/>
-          <w:szCs w:val="30"/>
-        </w:rPr>
-        <w:t>-Text)</w:t>
-      </w:r>
-    </w:p>
-    <w:p>
-      <w:pPr>
-        <w:pStyle w:val="NormalWeb"/>
-        <w:shd w:val="clear" w:color="auto" w:fill="FFFFFF"/>
-        <w:spacing w:before="0" w:beforeAutospacing="0" w:after="240" w:afterAutospacing="0" w:line="300" w:lineRule="atLeast"/>
-        <w:textAlignment w:val="baseline"/>
-        <w:rPr>
-          <w:rFonts w:ascii="Arial" w:hAnsi="Arial" w:cs="Arial"/>
-          <w:color w:val="1B2E5D"/>
-          <w:sz w:val="21"/>
-          <w:szCs w:val="21"/>
-        </w:rPr>
-      </w:pPr>
-      <w:r>
-        <w:rPr>
-          <w:rFonts w:ascii="Arial" w:hAnsi="Arial" w:cs="Arial"/>
-          <w:color w:val="1B2E5D"/>
-          <w:sz w:val="21"/>
-          <w:szCs w:val="21"/>
-        </w:rPr>
-        <w:t xml:space="preserve">Si subes un archivo </w:t>
-      </w:r>
-      <w:proofErr w:type="spellStart"/>
-      <w:r>
-        <w:rPr>
-          <w:rFonts w:ascii="Arial" w:hAnsi="Arial" w:cs="Arial"/>
-          <w:color w:val="1B2E5D"/>
-          <w:sz w:val="21"/>
-          <w:szCs w:val="21"/>
-        </w:rPr>
-        <w:t>MP3</w:t>
-      </w:r>
-      <w:proofErr w:type="spellEnd"/>
-      <w:r>
-        <w:rPr>
-          <w:rFonts w:ascii="Arial" w:hAnsi="Arial" w:cs="Arial"/>
-          <w:color w:val="1B2E5D"/>
-          <w:sz w:val="21"/>
-          <w:szCs w:val="21"/>
-        </w:rPr>
-        <w:t xml:space="preserve"> o grabas un reporte, usa estos términos para estructurar la evidencia sonora.</w:t>
-      </w:r>
-    </w:p>
-    <w:p>
-      <w:pPr>
-        <w:numPr>
-          <w:ilvl w:val="0"/>
-          <w:numId w:val="23"/>
-        </w:numPr>
-        <w:shd w:val="clear" w:color="auto" w:fill="FFFFFF"/>
-        <w:spacing w:after="0" w:line="240" w:lineRule="auto"/>
-        <w:ind w:left="960"/>
-        <w:textAlignment w:val="baseline"/>
-        <w:rPr>
-          <w:rFonts w:ascii="inherit" w:hAnsi="inherit" w:cs="Arial"/>
-          <w:color w:val="1B2E5D"/>
-          <w:sz w:val="21"/>
-          <w:szCs w:val="21"/>
-        </w:rPr>
-      </w:pPr>
-      <w:r>
-        <w:rPr>
-          <w:rStyle w:val="Textoennegrita"/>
-          <w:rFonts w:ascii="inherit" w:hAnsi="inherit" w:cs="Arial"/>
-          <w:b w:val="0"/>
-          <w:bCs w:val="0"/>
-          <w:color w:val="1B2E5D"/>
-          <w:sz w:val="21"/>
-          <w:szCs w:val="21"/>
-          <w:bdr w:val="none" w:sz="0" w:space="0" w:color="auto" w:frame="1"/>
-        </w:rPr>
-        <w:t>En lugar de:</w:t>
-      </w:r>
-      <w:r>
-        <w:rPr>
-          <w:rFonts w:ascii="inherit" w:hAnsi="inherit" w:cs="Arial"/>
-          <w:color w:val="1B2E5D"/>
-          <w:sz w:val="21"/>
-          <w:szCs w:val="21"/>
-        </w:rPr>
-        <w:t> "Dime qué dicen"</w:t>
-      </w:r>
-    </w:p>
-    <w:p>
-      <w:pPr>
-        <w:numPr>
-          <w:ilvl w:val="0"/>
-          <w:numId w:val="23"/>
-        </w:numPr>
-        <w:shd w:val="clear" w:color="auto" w:fill="FFFFFF"/>
-        <w:spacing w:after="0" w:line="240" w:lineRule="auto"/>
-        <w:ind w:left="960"/>
-        <w:textAlignment w:val="baseline"/>
-        <w:rPr>
-          <w:rFonts w:ascii="inherit" w:hAnsi="inherit" w:cs="Arial"/>
-          <w:color w:val="1B2E5D"/>
-          <w:sz w:val="21"/>
-          <w:szCs w:val="21"/>
-        </w:rPr>
-      </w:pPr>
-      <w:r>
-        <w:rPr>
-          <w:rStyle w:val="Textoennegrita"/>
-          <w:rFonts w:ascii="inherit" w:hAnsi="inherit" w:cs="Arial"/>
-          <w:b w:val="0"/>
-          <w:bCs w:val="0"/>
-          <w:color w:val="1B2E5D"/>
-          <w:sz w:val="21"/>
-          <w:szCs w:val="21"/>
-          <w:bdr w:val="none" w:sz="0" w:space="0" w:color="auto" w:frame="1"/>
-        </w:rPr>
-        <w:t>Usa:</w:t>
-      </w:r>
-      <w:r>
-        <w:rPr>
-          <w:rFonts w:ascii="inherit" w:hAnsi="inherit" w:cs="Arial"/>
-          <w:color w:val="1B2E5D"/>
-          <w:sz w:val="21"/>
-          <w:szCs w:val="21"/>
-        </w:rPr>
-        <w:t> </w:t>
-      </w:r>
-      <w:r>
-        <w:rPr>
-          <w:rStyle w:val="nfasis"/>
-          <w:rFonts w:ascii="inherit" w:hAnsi="inherit"/>
-          <w:color w:val="1B2E5D"/>
-          <w:sz w:val="21"/>
-          <w:szCs w:val="21"/>
-          <w:bdr w:val="none" w:sz="0" w:space="0" w:color="auto" w:frame="1"/>
-        </w:rPr>
-        <w:t>"Ejecuta </w:t>
-      </w:r>
-      <w:proofErr w:type="spellStart"/>
-      <w:r>
-        <w:rPr>
-          <w:rStyle w:val="Textoennegrita"/>
-          <w:rFonts w:ascii="inherit" w:hAnsi="inherit" w:cs="Arial"/>
-          <w:b w:val="0"/>
-          <w:bCs w:val="0"/>
-          <w:i/>
-          <w:iCs/>
-          <w:color w:val="1B2E5D"/>
-          <w:sz w:val="21"/>
-          <w:szCs w:val="21"/>
-          <w:bdr w:val="none" w:sz="0" w:space="0" w:color="auto" w:frame="1"/>
-        </w:rPr>
-        <w:t>Diarización</w:t>
-      </w:r>
-      <w:proofErr w:type="spellEnd"/>
-      <w:r>
-        <w:rPr>
-          <w:rStyle w:val="Textoennegrita"/>
-          <w:rFonts w:ascii="inherit" w:hAnsi="inherit" w:cs="Arial"/>
-          <w:b w:val="0"/>
-          <w:bCs w:val="0"/>
-          <w:i/>
-          <w:iCs/>
-          <w:color w:val="1B2E5D"/>
-          <w:sz w:val="21"/>
-          <w:szCs w:val="21"/>
-          <w:bdr w:val="none" w:sz="0" w:space="0" w:color="auto" w:frame="1"/>
-        </w:rPr>
-        <w:t xml:space="preserve"> de Locutores</w:t>
-      </w:r>
-      <w:r>
-        <w:rPr>
-          <w:rStyle w:val="nfasis"/>
-          <w:rFonts w:ascii="inherit" w:hAnsi="inherit"/>
-          <w:color w:val="1B2E5D"/>
-          <w:sz w:val="21"/>
-          <w:szCs w:val="21"/>
-          <w:bdr w:val="none" w:sz="0" w:space="0" w:color="auto" w:frame="1"/>
-        </w:rPr>
-        <w:t> para separar las voces y realiza un </w:t>
-      </w:r>
-      <w:r>
-        <w:rPr>
-          <w:rStyle w:val="Textoennegrita"/>
-          <w:rFonts w:ascii="inherit" w:hAnsi="inherit" w:cs="Arial"/>
-          <w:b w:val="0"/>
-          <w:bCs w:val="0"/>
-          <w:i/>
-          <w:iCs/>
-          <w:color w:val="1B2E5D"/>
-          <w:sz w:val="21"/>
-          <w:szCs w:val="21"/>
-          <w:bdr w:val="none" w:sz="0" w:space="0" w:color="auto" w:frame="1"/>
-        </w:rPr>
-        <w:t>Análisis de Sentimiento</w:t>
-      </w:r>
-      <w:r>
-        <w:rPr>
-          <w:rStyle w:val="nfasis"/>
-          <w:rFonts w:ascii="inherit" w:hAnsi="inherit"/>
-          <w:color w:val="1B2E5D"/>
-          <w:sz w:val="21"/>
-          <w:szCs w:val="21"/>
-          <w:bdr w:val="none" w:sz="0" w:space="0" w:color="auto" w:frame="1"/>
-        </w:rPr>
-        <w:t> para detectar niveles de </w:t>
-      </w:r>
-      <w:r>
-        <w:rPr>
-          <w:rStyle w:val="Textoennegrita"/>
-          <w:rFonts w:ascii="inherit" w:hAnsi="inherit" w:cs="Arial"/>
-          <w:b w:val="0"/>
-          <w:bCs w:val="0"/>
-          <w:i/>
-          <w:iCs/>
-          <w:color w:val="1B2E5D"/>
-          <w:sz w:val="21"/>
-          <w:szCs w:val="21"/>
-          <w:bdr w:val="none" w:sz="0" w:space="0" w:color="auto" w:frame="1"/>
-        </w:rPr>
-        <w:t>estrés, urgencia o amenaza</w:t>
-      </w:r>
-      <w:r>
-        <w:rPr>
-          <w:rStyle w:val="nfasis"/>
-          <w:rFonts w:ascii="inherit" w:hAnsi="inherit"/>
-          <w:color w:val="1B2E5D"/>
-          <w:sz w:val="21"/>
-          <w:szCs w:val="21"/>
-          <w:bdr w:val="none" w:sz="0" w:space="0" w:color="auto" w:frame="1"/>
-        </w:rPr>
-        <w:t> en la locución."</w:t>
-      </w:r>
-    </w:p>
-    <w:p>
-      <w:pPr>
-        <w:numPr>
-          <w:ilvl w:val="0"/>
-          <w:numId w:val="23"/>
-        </w:numPr>
-        <w:shd w:val="clear" w:color="auto" w:fill="FFFFFF"/>
-        <w:spacing w:after="0" w:line="240" w:lineRule="auto"/>
-        <w:ind w:left="960"/>
-        <w:textAlignment w:val="baseline"/>
-        <w:rPr>
-          <w:rFonts w:ascii="inherit" w:hAnsi="inherit" w:cs="Arial"/>
-          <w:color w:val="1B2E5D"/>
-          <w:sz w:val="21"/>
-          <w:szCs w:val="21"/>
-        </w:rPr>
-      </w:pPr>
-      <w:r>
-        <w:rPr>
-          <w:rStyle w:val="Textoennegrita"/>
-          <w:rFonts w:ascii="inherit" w:hAnsi="inherit" w:cs="Arial"/>
-          <w:b w:val="0"/>
-          <w:bCs w:val="0"/>
-          <w:color w:val="1B2E5D"/>
-          <w:sz w:val="21"/>
-          <w:szCs w:val="21"/>
-          <w:bdr w:val="none" w:sz="0" w:space="0" w:color="auto" w:frame="1"/>
-        </w:rPr>
-        <w:t>En lugar de:</w:t>
-      </w:r>
-      <w:r>
-        <w:rPr>
-          <w:rFonts w:ascii="inherit" w:hAnsi="inherit" w:cs="Arial"/>
-          <w:color w:val="1B2E5D"/>
-          <w:sz w:val="21"/>
-          <w:szCs w:val="21"/>
-        </w:rPr>
-        <w:t> "Busca palabras clave en el audio"</w:t>
-      </w:r>
-    </w:p>
-    <w:p>
-      <w:pPr>
-        <w:numPr>
-          <w:ilvl w:val="0"/>
-          <w:numId w:val="23"/>
-        </w:numPr>
-        <w:shd w:val="clear" w:color="auto" w:fill="FFFFFF"/>
-        <w:spacing w:after="0" w:line="240" w:lineRule="auto"/>
-        <w:ind w:left="960"/>
-        <w:textAlignment w:val="baseline"/>
-        <w:rPr>
-          <w:rFonts w:ascii="inherit" w:hAnsi="inherit" w:cs="Arial"/>
-          <w:color w:val="1B2E5D"/>
-          <w:sz w:val="21"/>
-          <w:szCs w:val="21"/>
-        </w:rPr>
-      </w:pPr>
-      <w:r>
-        <w:rPr>
-          <w:rStyle w:val="Textoennegrita"/>
-          <w:rFonts w:ascii="inherit" w:hAnsi="inherit" w:cs="Arial"/>
-          <w:b w:val="0"/>
-          <w:bCs w:val="0"/>
-          <w:color w:val="1B2E5D"/>
-          <w:sz w:val="21"/>
-          <w:szCs w:val="21"/>
-          <w:bdr w:val="none" w:sz="0" w:space="0" w:color="auto" w:frame="1"/>
-        </w:rPr>
-        <w:t>Usa:</w:t>
-      </w:r>
-      <w:r>
-        <w:rPr>
-          <w:rFonts w:ascii="inherit" w:hAnsi="inherit" w:cs="Arial"/>
-          <w:color w:val="1B2E5D"/>
-          <w:sz w:val="21"/>
-          <w:szCs w:val="21"/>
-        </w:rPr>
-        <w:t> </w:t>
-      </w:r>
-      <w:r>
-        <w:rPr>
-          <w:rStyle w:val="nfasis"/>
-          <w:rFonts w:ascii="inherit" w:hAnsi="inherit"/>
-          <w:color w:val="1B2E5D"/>
-          <w:sz w:val="21"/>
-          <w:szCs w:val="21"/>
-          <w:bdr w:val="none" w:sz="0" w:space="0" w:color="auto" w:frame="1"/>
-        </w:rPr>
-        <w:t>"Realiza una </w:t>
-      </w:r>
-      <w:r>
-        <w:rPr>
-          <w:rStyle w:val="Textoennegrita"/>
-          <w:rFonts w:ascii="inherit" w:hAnsi="inherit" w:cs="Arial"/>
-          <w:b w:val="0"/>
-          <w:bCs w:val="0"/>
-          <w:i/>
-          <w:iCs/>
-          <w:color w:val="1B2E5D"/>
-          <w:sz w:val="21"/>
-          <w:szCs w:val="21"/>
-          <w:bdr w:val="none" w:sz="0" w:space="0" w:color="auto" w:frame="1"/>
-        </w:rPr>
-        <w:t>Indexación Fonética</w:t>
-      </w:r>
-      <w:r>
-        <w:rPr>
-          <w:rStyle w:val="nfasis"/>
-          <w:rFonts w:ascii="inherit" w:hAnsi="inherit"/>
-          <w:color w:val="1B2E5D"/>
-          <w:sz w:val="21"/>
-          <w:szCs w:val="21"/>
-          <w:bdr w:val="none" w:sz="0" w:space="0" w:color="auto" w:frame="1"/>
-        </w:rPr>
-        <w:t> para identificar menciones de </w:t>
-      </w:r>
-      <w:r>
-        <w:rPr>
-          <w:rStyle w:val="Textoennegrita"/>
-          <w:rFonts w:ascii="inherit" w:hAnsi="inherit" w:cs="Arial"/>
-          <w:b w:val="0"/>
-          <w:bCs w:val="0"/>
-          <w:i/>
-          <w:iCs/>
-          <w:color w:val="1B2E5D"/>
-          <w:sz w:val="21"/>
-          <w:szCs w:val="21"/>
-          <w:bdr w:val="none" w:sz="0" w:space="0" w:color="auto" w:frame="1"/>
-        </w:rPr>
-        <w:t>Alias</w:t>
-      </w:r>
-      <w:r>
-        <w:rPr>
-          <w:rStyle w:val="nfasis"/>
-          <w:rFonts w:ascii="inherit" w:hAnsi="inherit"/>
-          <w:color w:val="1B2E5D"/>
-          <w:sz w:val="21"/>
-          <w:szCs w:val="21"/>
-          <w:bdr w:val="none" w:sz="0" w:space="0" w:color="auto" w:frame="1"/>
-        </w:rPr>
-        <w:t>, </w:t>
-      </w:r>
-      <w:r>
-        <w:rPr>
-          <w:rStyle w:val="Textoennegrita"/>
-          <w:rFonts w:ascii="inherit" w:hAnsi="inherit" w:cs="Arial"/>
-          <w:b w:val="0"/>
-          <w:bCs w:val="0"/>
-          <w:i/>
-          <w:iCs/>
-          <w:color w:val="1B2E5D"/>
-          <w:sz w:val="21"/>
-          <w:szCs w:val="21"/>
-          <w:bdr w:val="none" w:sz="0" w:space="0" w:color="auto" w:frame="1"/>
-        </w:rPr>
-        <w:t>Direcciones</w:t>
-      </w:r>
-      <w:r>
-        <w:rPr>
-          <w:rStyle w:val="nfasis"/>
-          <w:rFonts w:ascii="inherit" w:hAnsi="inherit"/>
-          <w:color w:val="1B2E5D"/>
-          <w:sz w:val="21"/>
-          <w:szCs w:val="21"/>
-          <w:bdr w:val="none" w:sz="0" w:space="0" w:color="auto" w:frame="1"/>
-        </w:rPr>
-        <w:t> o </w:t>
-      </w:r>
-      <w:r>
-        <w:rPr>
-          <w:rStyle w:val="Textoennegrita"/>
-          <w:rFonts w:ascii="inherit" w:hAnsi="inherit" w:cs="Arial"/>
-          <w:b w:val="0"/>
-          <w:bCs w:val="0"/>
-          <w:i/>
-          <w:iCs/>
-          <w:color w:val="1B2E5D"/>
-          <w:sz w:val="21"/>
-          <w:szCs w:val="21"/>
-          <w:bdr w:val="none" w:sz="0" w:space="0" w:color="auto" w:frame="1"/>
-        </w:rPr>
-        <w:t>Tipología de Armamento</w:t>
-      </w:r>
-      <w:r>
-        <w:rPr>
-          <w:rStyle w:val="nfasis"/>
-          <w:rFonts w:ascii="inherit" w:hAnsi="inherit"/>
-          <w:color w:val="1B2E5D"/>
-          <w:sz w:val="21"/>
-          <w:szCs w:val="21"/>
-          <w:bdr w:val="none" w:sz="0" w:space="0" w:color="auto" w:frame="1"/>
-        </w:rPr>
-        <w:t> dentro del audio."</w:t>
-      </w:r>
-    </w:p>
-    <w:p>
-      <w:pPr>
-        <w:spacing w:after="300"/>
-        <w:rPr>
-          <w:rFonts w:ascii="Times New Roman" w:hAnsi="Times New Roman" w:cs="Times New Roman"/>
-          <w:sz w:val="24"/>
-          <w:szCs w:val="24"/>
-        </w:rPr>
-      </w:pPr>
-      <w:r>
-        <w:pict w14:anchorId="43487626">
-          <v:rect id="_x0000_i1028" style="width:0;height:.75pt" o:hralign="center" o:hrstd="t" o:hr="t" fillcolor="#a0a0a0" stroked="f"/>
-        </w:pict>
-      </w:r>
-    </w:p>
-    <w:p>
-      <w:pPr>
-        <w:pStyle w:val="Ttulo3"/>
-        <w:shd w:val="clear" w:color="auto" w:fill="FFFFFF"/>
-        <w:spacing w:before="420" w:beforeAutospacing="0" w:after="120" w:afterAutospacing="0" w:line="360" w:lineRule="atLeast"/>
-        <w:textAlignment w:val="baseline"/>
-        <w:rPr>
-          <w:rFonts w:ascii="Arial" w:hAnsi="Arial" w:cs="Arial"/>
-          <w:b w:val="0"/>
-          <w:bCs w:val="0"/>
-          <w:color w:val="1B2E5D"/>
-          <w:sz w:val="30"/>
-          <w:szCs w:val="30"/>
-        </w:rPr>
-      </w:pPr>
-      <w:r>
-        <w:rPr>
-          <w:rFonts w:ascii="Arial" w:hAnsi="Arial" w:cs="Arial"/>
-          <w:b w:val="0"/>
-          <w:bCs w:val="0"/>
-          <w:color w:val="1B2E5D"/>
-          <w:sz w:val="30"/>
-          <w:szCs w:val="30"/>
-        </w:rPr>
-        <w:t xml:space="preserve">3. </w:t>
-      </w:r>
-      <w:r>
-        <w:rPr>
-          <w:rFonts w:ascii="Segoe UI Emoji" w:hAnsi="Segoe UI Emoji" w:cs="Segoe UI Emoji"/>
-          <w:b w:val="0"/>
-          <w:bCs w:val="0"/>
-          <w:color w:val="1B2E5D"/>
-          <w:sz w:val="30"/>
-          <w:szCs w:val="30"/>
-        </w:rPr>
-        <w:t>📍</w:t>
-      </w:r>
-      <w:r>
-        <w:rPr>
-          <w:rFonts w:ascii="Arial" w:hAnsi="Arial" w:cs="Arial"/>
-          <w:b w:val="0"/>
-          <w:bCs w:val="0"/>
-          <w:color w:val="1B2E5D"/>
-          <w:sz w:val="30"/>
-          <w:szCs w:val="30"/>
-        </w:rPr>
-        <w:t xml:space="preserve"> Barridos de 1 km y Mapas (</w:t>
-      </w:r>
-      <w:proofErr w:type="spellStart"/>
-      <w:r>
-        <w:rPr>
-          <w:rFonts w:ascii="Arial" w:hAnsi="Arial" w:cs="Arial"/>
-          <w:b w:val="0"/>
-          <w:bCs w:val="0"/>
-          <w:color w:val="1B2E5D"/>
-          <w:sz w:val="30"/>
-          <w:szCs w:val="30"/>
-        </w:rPr>
-        <w:t>BigQuery</w:t>
-      </w:r>
-      <w:proofErr w:type="spellEnd"/>
-      <w:r>
-        <w:rPr>
-          <w:rFonts w:ascii="Arial" w:hAnsi="Arial" w:cs="Arial"/>
-          <w:b w:val="0"/>
-          <w:bCs w:val="0"/>
-          <w:color w:val="1B2E5D"/>
-          <w:sz w:val="30"/>
-          <w:szCs w:val="30"/>
-        </w:rPr>
-        <w:t xml:space="preserve"> GIS + </w:t>
-      </w:r>
-      <w:proofErr w:type="spellStart"/>
-      <w:r>
-        <w:rPr>
-          <w:rFonts w:ascii="Arial" w:hAnsi="Arial" w:cs="Arial"/>
-          <w:b w:val="0"/>
-          <w:bCs w:val="0"/>
-          <w:color w:val="1B2E5D"/>
-          <w:sz w:val="30"/>
-          <w:szCs w:val="30"/>
-        </w:rPr>
-        <w:t>Grounding</w:t>
-      </w:r>
-      <w:proofErr w:type="spellEnd"/>
-      <w:r>
-        <w:rPr>
-          <w:rFonts w:ascii="Arial" w:hAnsi="Arial" w:cs="Arial"/>
-          <w:b w:val="0"/>
-          <w:bCs w:val="0"/>
-          <w:color w:val="1B2E5D"/>
-          <w:sz w:val="30"/>
-          <w:szCs w:val="30"/>
-        </w:rPr>
-        <w:t>)</w:t>
-      </w:r>
-    </w:p>
-    <w:p>
-      <w:pPr>
-        <w:pStyle w:val="NormalWeb"/>
-        <w:shd w:val="clear" w:color="auto" w:fill="FFFFFF"/>
-        <w:spacing w:before="0" w:beforeAutospacing="0" w:after="240" w:afterAutospacing="0" w:line="300" w:lineRule="atLeast"/>
-        <w:textAlignment w:val="baseline"/>
-        <w:rPr>
-          <w:rFonts w:ascii="Arial" w:hAnsi="Arial" w:cs="Arial"/>
-          <w:color w:val="1B2E5D"/>
-          <w:sz w:val="21"/>
-          <w:szCs w:val="21"/>
-        </w:rPr>
-      </w:pPr>
-      <w:r>
-        <w:rPr>
-          <w:rFonts w:ascii="Arial" w:hAnsi="Arial" w:cs="Arial"/>
-          <w:color w:val="1B2E5D"/>
-          <w:sz w:val="21"/>
-          <w:szCs w:val="21"/>
-        </w:rPr>
-        <w:t>Para conectar tus hallazgos con la realidad del mundo y los antecedentes históricos de la plataforma.</w:t>
-      </w:r>
-    </w:p>
-    <w:p>
-      <w:pPr>
-        <w:numPr>
-          <w:ilvl w:val="0"/>
-          <w:numId w:val="24"/>
-        </w:numPr>
-        <w:shd w:val="clear" w:color="auto" w:fill="FFFFFF"/>
-        <w:spacing w:after="0" w:line="240" w:lineRule="auto"/>
-        <w:ind w:left="960"/>
-        <w:textAlignment w:val="baseline"/>
-        <w:rPr>
-          <w:rFonts w:ascii="inherit" w:hAnsi="inherit" w:cs="Arial"/>
-          <w:color w:val="1B2E5D"/>
-          <w:sz w:val="21"/>
-          <w:szCs w:val="21"/>
-        </w:rPr>
-      </w:pPr>
-      <w:r>
-        <w:rPr>
-          <w:rStyle w:val="Textoennegrita"/>
-          <w:rFonts w:ascii="inherit" w:hAnsi="inherit" w:cs="Arial"/>
-          <w:b w:val="0"/>
-          <w:bCs w:val="0"/>
-          <w:color w:val="1B2E5D"/>
-          <w:sz w:val="21"/>
-          <w:szCs w:val="21"/>
-          <w:bdr w:val="none" w:sz="0" w:space="0" w:color="auto" w:frame="1"/>
-        </w:rPr>
-        <w:t>En lugar de:</w:t>
-      </w:r>
-      <w:r>
-        <w:rPr>
-          <w:rFonts w:ascii="inherit" w:hAnsi="inherit" w:cs="Arial"/>
-          <w:color w:val="1B2E5D"/>
-          <w:sz w:val="21"/>
-          <w:szCs w:val="21"/>
-        </w:rPr>
-        <w:t> "Busca si hay algo cerca"</w:t>
-      </w:r>
-    </w:p>
-    <w:p>
-      <w:pPr>
-        <w:numPr>
-          <w:ilvl w:val="0"/>
-          <w:numId w:val="24"/>
-        </w:numPr>
-        <w:shd w:val="clear" w:color="auto" w:fill="FFFFFF"/>
-        <w:spacing w:after="0" w:line="240" w:lineRule="auto"/>
-        <w:ind w:left="960"/>
-        <w:textAlignment w:val="baseline"/>
-        <w:rPr>
-          <w:rFonts w:ascii="inherit" w:hAnsi="inherit" w:cs="Arial"/>
-          <w:color w:val="1B2E5D"/>
-          <w:sz w:val="21"/>
-          <w:szCs w:val="21"/>
-        </w:rPr>
-      </w:pPr>
-      <w:r>
-        <w:rPr>
-          <w:rStyle w:val="Textoennegrita"/>
-          <w:rFonts w:ascii="inherit" w:hAnsi="inherit" w:cs="Arial"/>
-          <w:b w:val="0"/>
-          <w:bCs w:val="0"/>
-          <w:color w:val="1B2E5D"/>
-          <w:sz w:val="21"/>
-          <w:szCs w:val="21"/>
-          <w:bdr w:val="none" w:sz="0" w:space="0" w:color="auto" w:frame="1"/>
-        </w:rPr>
-        <w:t>Usa:</w:t>
-      </w:r>
-      <w:r>
-        <w:rPr>
-          <w:rFonts w:ascii="inherit" w:hAnsi="inherit" w:cs="Arial"/>
-          <w:color w:val="1B2E5D"/>
-          <w:sz w:val="21"/>
-          <w:szCs w:val="21"/>
-        </w:rPr>
-        <w:t> </w:t>
-      </w:r>
-      <w:r>
-        <w:rPr>
-          <w:rStyle w:val="nfasis"/>
-          <w:rFonts w:ascii="inherit" w:hAnsi="inherit"/>
-          <w:color w:val="1B2E5D"/>
-          <w:sz w:val="21"/>
-          <w:szCs w:val="21"/>
-          <w:bdr w:val="none" w:sz="0" w:space="0" w:color="auto" w:frame="1"/>
-        </w:rPr>
-        <w:t>"Ejecuta una </w:t>
-      </w:r>
-      <w:r>
-        <w:rPr>
-          <w:rStyle w:val="Textoennegrita"/>
-          <w:rFonts w:ascii="inherit" w:hAnsi="inherit" w:cs="Arial"/>
-          <w:b w:val="0"/>
-          <w:bCs w:val="0"/>
-          <w:i/>
-          <w:iCs/>
-          <w:color w:val="1B2E5D"/>
-          <w:sz w:val="21"/>
-          <w:szCs w:val="21"/>
-          <w:bdr w:val="none" w:sz="0" w:space="0" w:color="auto" w:frame="1"/>
-        </w:rPr>
-        <w:t xml:space="preserve">Consulta de Proximidad </w:t>
-      </w:r>
-      <w:proofErr w:type="spellStart"/>
-      <w:r>
-        <w:rPr>
-          <w:rStyle w:val="Textoennegrita"/>
-          <w:rFonts w:ascii="inherit" w:hAnsi="inherit" w:cs="Arial"/>
-          <w:b w:val="0"/>
-          <w:bCs w:val="0"/>
-          <w:i/>
-          <w:iCs/>
-          <w:color w:val="1B2E5D"/>
-          <w:sz w:val="21"/>
-          <w:szCs w:val="21"/>
-          <w:bdr w:val="none" w:sz="0" w:space="0" w:color="auto" w:frame="1"/>
-        </w:rPr>
-        <w:t>ST_DWithin</w:t>
-      </w:r>
-      <w:proofErr w:type="spellEnd"/>
-      <w:r>
-        <w:rPr>
-          <w:rStyle w:val="nfasis"/>
-          <w:rFonts w:ascii="inherit" w:hAnsi="inherit"/>
-          <w:color w:val="1B2E5D"/>
-          <w:sz w:val="21"/>
-          <w:szCs w:val="21"/>
-          <w:bdr w:val="none" w:sz="0" w:space="0" w:color="auto" w:frame="1"/>
-        </w:rPr>
-        <w:t> en el radio de 1 km para </w:t>
-      </w:r>
-      <w:r>
-        <w:rPr>
-          <w:rStyle w:val="Textoennegrita"/>
-          <w:rFonts w:ascii="inherit" w:hAnsi="inherit" w:cs="Arial"/>
-          <w:b w:val="0"/>
-          <w:bCs w:val="0"/>
-          <w:i/>
-          <w:iCs/>
-          <w:color w:val="1B2E5D"/>
-          <w:sz w:val="21"/>
-          <w:szCs w:val="21"/>
-          <w:bdr w:val="none" w:sz="0" w:space="0" w:color="auto" w:frame="1"/>
-        </w:rPr>
-        <w:t>correlacionar hallazgos históricos</w:t>
-      </w:r>
-      <w:r>
-        <w:rPr>
-          <w:rStyle w:val="nfasis"/>
-          <w:rFonts w:ascii="inherit" w:hAnsi="inherit"/>
-          <w:color w:val="1B2E5D"/>
-          <w:sz w:val="21"/>
-          <w:szCs w:val="21"/>
-          <w:bdr w:val="none" w:sz="0" w:space="0" w:color="auto" w:frame="1"/>
-        </w:rPr>
-        <w:t> </w:t>
-      </w:r>
-      <w:proofErr w:type="spellStart"/>
-      <w:r>
-        <w:rPr>
-          <w:rStyle w:val="nfasis"/>
-          <w:rFonts w:ascii="inherit" w:hAnsi="inherit"/>
-          <w:color w:val="1B2E5D"/>
-          <w:sz w:val="21"/>
-          <w:szCs w:val="21"/>
-          <w:bdr w:val="none" w:sz="0" w:space="0" w:color="auto" w:frame="1"/>
-        </w:rPr>
-        <w:t>georeferenciados</w:t>
-      </w:r>
-      <w:proofErr w:type="spellEnd"/>
-      <w:r>
-        <w:rPr>
-          <w:rStyle w:val="nfasis"/>
-          <w:rFonts w:ascii="inherit" w:hAnsi="inherit"/>
-          <w:color w:val="1B2E5D"/>
-          <w:sz w:val="21"/>
-          <w:szCs w:val="21"/>
-          <w:bdr w:val="none" w:sz="0" w:space="0" w:color="auto" w:frame="1"/>
-        </w:rPr>
-        <w:t xml:space="preserve"> en </w:t>
-      </w:r>
-      <w:proofErr w:type="spellStart"/>
-      <w:r>
-        <w:rPr>
-          <w:rStyle w:val="nfasis"/>
-          <w:rFonts w:ascii="inherit" w:hAnsi="inherit"/>
-          <w:color w:val="1B2E5D"/>
-          <w:sz w:val="21"/>
-          <w:szCs w:val="21"/>
-          <w:bdr w:val="none" w:sz="0" w:space="0" w:color="auto" w:frame="1"/>
-        </w:rPr>
-        <w:t>BigQuery</w:t>
-      </w:r>
-      <w:proofErr w:type="spellEnd"/>
-      <w:r>
-        <w:rPr>
-          <w:rStyle w:val="nfasis"/>
-          <w:rFonts w:ascii="inherit" w:hAnsi="inherit"/>
-          <w:color w:val="1B2E5D"/>
-          <w:sz w:val="21"/>
-          <w:szCs w:val="21"/>
-          <w:bdr w:val="none" w:sz="0" w:space="0" w:color="auto" w:frame="1"/>
-        </w:rPr>
-        <w:t>."</w:t>
-      </w:r>
-    </w:p>
-    <w:p>
-      <w:pPr>
-        <w:numPr>
-          <w:ilvl w:val="0"/>
-          <w:numId w:val="24"/>
-        </w:numPr>
-        <w:shd w:val="clear" w:color="auto" w:fill="FFFFFF"/>
-        <w:spacing w:after="0" w:line="240" w:lineRule="auto"/>
-        <w:ind w:left="960"/>
-        <w:textAlignment w:val="baseline"/>
-        <w:rPr>
-          <w:rFonts w:ascii="inherit" w:hAnsi="inherit" w:cs="Arial"/>
-          <w:color w:val="1B2E5D"/>
-          <w:sz w:val="21"/>
-          <w:szCs w:val="21"/>
-        </w:rPr>
-      </w:pPr>
-      <w:r>
-        <w:rPr>
-          <w:rStyle w:val="Textoennegrita"/>
-          <w:rFonts w:ascii="inherit" w:hAnsi="inherit" w:cs="Arial"/>
-          <w:b w:val="0"/>
-          <w:bCs w:val="0"/>
-          <w:color w:val="1B2E5D"/>
-          <w:sz w:val="21"/>
-          <w:szCs w:val="21"/>
-          <w:bdr w:val="none" w:sz="0" w:space="0" w:color="auto" w:frame="1"/>
-        </w:rPr>
-        <w:t>En lugar de:</w:t>
-      </w:r>
-      <w:r>
-        <w:rPr>
-          <w:rFonts w:ascii="inherit" w:hAnsi="inherit" w:cs="Arial"/>
-          <w:color w:val="1B2E5D"/>
-          <w:sz w:val="21"/>
-          <w:szCs w:val="21"/>
-        </w:rPr>
-        <w:t> "Mira las noticias de esta zona"</w:t>
-      </w:r>
-    </w:p>
-    <w:p>
-      <w:pPr>
-        <w:numPr>
-          <w:ilvl w:val="0"/>
-          <w:numId w:val="24"/>
-        </w:numPr>
-        <w:shd w:val="clear" w:color="auto" w:fill="FFFFFF"/>
-        <w:spacing w:after="0" w:line="240" w:lineRule="auto"/>
-        <w:ind w:left="960"/>
-        <w:textAlignment w:val="baseline"/>
-        <w:rPr>
-          <w:rFonts w:ascii="inherit" w:hAnsi="inherit" w:cs="Arial"/>
-          <w:color w:val="1B2E5D"/>
-          <w:sz w:val="21"/>
-          <w:szCs w:val="21"/>
-        </w:rPr>
-      </w:pPr>
-      <w:r>
-        <w:rPr>
-          <w:rStyle w:val="Textoennegrita"/>
-          <w:rFonts w:ascii="inherit" w:hAnsi="inherit" w:cs="Arial"/>
-          <w:b w:val="0"/>
-          <w:bCs w:val="0"/>
-          <w:color w:val="1B2E5D"/>
-          <w:sz w:val="21"/>
-          <w:szCs w:val="21"/>
-          <w:bdr w:val="none" w:sz="0" w:space="0" w:color="auto" w:frame="1"/>
-        </w:rPr>
-        <w:lastRenderedPageBreak/>
-        <w:t>Usa:</w:t>
-      </w:r>
-      <w:r>
-        <w:rPr>
-          <w:rFonts w:ascii="inherit" w:hAnsi="inherit" w:cs="Arial"/>
-          <w:color w:val="1B2E5D"/>
-          <w:sz w:val="21"/>
-          <w:szCs w:val="21"/>
-        </w:rPr>
-        <w:t> </w:t>
-      </w:r>
-      <w:r>
-        <w:rPr>
-          <w:rStyle w:val="nfasis"/>
-          <w:rFonts w:ascii="inherit" w:hAnsi="inherit"/>
-          <w:color w:val="1B2E5D"/>
-          <w:sz w:val="21"/>
-          <w:szCs w:val="21"/>
-          <w:bdr w:val="none" w:sz="0" w:space="0" w:color="auto" w:frame="1"/>
-        </w:rPr>
-        <w:t>"Activa </w:t>
-      </w:r>
-      <w:r>
-        <w:rPr>
-          <w:rStyle w:val="Textoennegrita"/>
-          <w:rFonts w:ascii="inherit" w:hAnsi="inherit" w:cs="Arial"/>
-          <w:b w:val="0"/>
-          <w:bCs w:val="0"/>
-          <w:i/>
-          <w:iCs/>
-          <w:color w:val="1B2E5D"/>
-          <w:sz w:val="21"/>
-          <w:szCs w:val="21"/>
-          <w:bdr w:val="none" w:sz="0" w:space="0" w:color="auto" w:frame="1"/>
-        </w:rPr>
-        <w:t xml:space="preserve">Google </w:t>
-      </w:r>
-      <w:proofErr w:type="spellStart"/>
-      <w:r>
-        <w:rPr>
-          <w:rStyle w:val="Textoennegrita"/>
-          <w:rFonts w:ascii="inherit" w:hAnsi="inherit" w:cs="Arial"/>
-          <w:b w:val="0"/>
-          <w:bCs w:val="0"/>
-          <w:i/>
-          <w:iCs/>
-          <w:color w:val="1B2E5D"/>
-          <w:sz w:val="21"/>
-          <w:szCs w:val="21"/>
-          <w:bdr w:val="none" w:sz="0" w:space="0" w:color="auto" w:frame="1"/>
-        </w:rPr>
-        <w:t>Search</w:t>
-      </w:r>
-      <w:proofErr w:type="spellEnd"/>
-      <w:r>
-        <w:rPr>
-          <w:rStyle w:val="Textoennegrita"/>
-          <w:rFonts w:ascii="inherit" w:hAnsi="inherit" w:cs="Arial"/>
-          <w:b w:val="0"/>
-          <w:bCs w:val="0"/>
-          <w:i/>
-          <w:iCs/>
-          <w:color w:val="1B2E5D"/>
-          <w:sz w:val="21"/>
-          <w:szCs w:val="21"/>
-          <w:bdr w:val="none" w:sz="0" w:space="0" w:color="auto" w:frame="1"/>
-        </w:rPr>
-        <w:t xml:space="preserve"> </w:t>
-      </w:r>
-      <w:proofErr w:type="spellStart"/>
-      <w:r>
-        <w:rPr>
-          <w:rStyle w:val="Textoennegrita"/>
-          <w:rFonts w:ascii="inherit" w:hAnsi="inherit" w:cs="Arial"/>
-          <w:b w:val="0"/>
-          <w:bCs w:val="0"/>
-          <w:i/>
-          <w:iCs/>
-          <w:color w:val="1B2E5D"/>
-          <w:sz w:val="21"/>
-          <w:szCs w:val="21"/>
-          <w:bdr w:val="none" w:sz="0" w:space="0" w:color="auto" w:frame="1"/>
-        </w:rPr>
-        <w:t>Grounding</w:t>
-      </w:r>
-      <w:proofErr w:type="spellEnd"/>
-      <w:r>
-        <w:rPr>
-          <w:rStyle w:val="nfasis"/>
-          <w:rFonts w:ascii="inherit" w:hAnsi="inherit"/>
-          <w:color w:val="1B2E5D"/>
-          <w:sz w:val="21"/>
-          <w:szCs w:val="21"/>
-          <w:bdr w:val="none" w:sz="0" w:space="0" w:color="auto" w:frame="1"/>
-        </w:rPr>
-        <w:t> para una </w:t>
-      </w:r>
-      <w:r>
-        <w:rPr>
-          <w:rStyle w:val="Textoennegrita"/>
-          <w:rFonts w:ascii="inherit" w:hAnsi="inherit" w:cs="Arial"/>
-          <w:b w:val="0"/>
-          <w:bCs w:val="0"/>
-          <w:i/>
-          <w:iCs/>
-          <w:color w:val="1B2E5D"/>
-          <w:sz w:val="21"/>
-          <w:szCs w:val="21"/>
-          <w:bdr w:val="none" w:sz="0" w:space="0" w:color="auto" w:frame="1"/>
-        </w:rPr>
-        <w:t>Recuperación Dinámica de Incidentes</w:t>
-      </w:r>
-      <w:r>
-        <w:rPr>
-          <w:rStyle w:val="nfasis"/>
-          <w:rFonts w:ascii="inherit" w:hAnsi="inherit"/>
-          <w:color w:val="1B2E5D"/>
-          <w:sz w:val="21"/>
-          <w:szCs w:val="21"/>
-          <w:bdr w:val="none" w:sz="0" w:space="0" w:color="auto" w:frame="1"/>
-        </w:rPr>
-        <w:t> y </w:t>
-      </w:r>
-      <w:proofErr w:type="spellStart"/>
-      <w:r>
-        <w:rPr>
-          <w:rStyle w:val="Textoennegrita"/>
-          <w:rFonts w:ascii="inherit" w:hAnsi="inherit" w:cs="Arial"/>
-          <w:b w:val="0"/>
-          <w:bCs w:val="0"/>
-          <w:i/>
-          <w:iCs/>
-          <w:color w:val="1B2E5D"/>
-          <w:sz w:val="21"/>
-          <w:szCs w:val="21"/>
-          <w:bdr w:val="none" w:sz="0" w:space="0" w:color="auto" w:frame="1"/>
-        </w:rPr>
-        <w:t>OSINT</w:t>
-      </w:r>
-      <w:proofErr w:type="spellEnd"/>
-      <w:r>
-        <w:rPr>
-          <w:rStyle w:val="nfasis"/>
-          <w:rFonts w:ascii="inherit" w:hAnsi="inherit"/>
-          <w:color w:val="1B2E5D"/>
-          <w:sz w:val="21"/>
-          <w:szCs w:val="21"/>
-          <w:bdr w:val="none" w:sz="0" w:space="0" w:color="auto" w:frame="1"/>
-        </w:rPr>
-        <w:t> (Inteligencia de Fuentes Abiertas) en este cuadrante durante los últimos 30 días."</w:t>
-      </w:r>
-    </w:p>
-    <w:p>
-      <w:pPr>
-        <w:spacing w:after="300"/>
-        <w:rPr>
-          <w:rFonts w:ascii="Times New Roman" w:hAnsi="Times New Roman" w:cs="Times New Roman"/>
-          <w:sz w:val="24"/>
-          <w:szCs w:val="24"/>
-        </w:rPr>
-      </w:pPr>
-      <w:r>
-        <w:pict w14:anchorId="4DE96F30">
-          <v:rect id="_x0000_i1029" style="width:0;height:.75pt" o:hralign="center" o:hrstd="t" o:hr="t" fillcolor="#a0a0a0" stroked="f"/>
-        </w:pict>
-      </w:r>
-    </w:p>
-    <w:p>
-      <w:pPr>
-        <w:pStyle w:val="Ttulo3"/>
-        <w:shd w:val="clear" w:color="auto" w:fill="FFFFFF"/>
-        <w:spacing w:before="420" w:beforeAutospacing="0" w:after="120" w:afterAutospacing="0" w:line="360" w:lineRule="atLeast"/>
-        <w:textAlignment w:val="baseline"/>
-        <w:rPr>
-          <w:rFonts w:ascii="Arial" w:hAnsi="Arial" w:cs="Arial"/>
-          <w:b w:val="0"/>
-          <w:bCs w:val="0"/>
-          <w:color w:val="1B2E5D"/>
-          <w:sz w:val="30"/>
-          <w:szCs w:val="30"/>
-        </w:rPr>
-      </w:pPr>
-      <w:r>
-        <w:rPr>
-          <w:rFonts w:ascii="Arial" w:hAnsi="Arial" w:cs="Arial"/>
-          <w:b w:val="0"/>
-          <w:bCs w:val="0"/>
-          <w:color w:val="1B2E5D"/>
-          <w:sz w:val="30"/>
-          <w:szCs w:val="30"/>
-        </w:rPr>
-        <w:t xml:space="preserve">4. </w:t>
-      </w:r>
-      <w:r>
-        <w:rPr>
-          <w:rFonts w:ascii="Segoe UI Emoji" w:hAnsi="Segoe UI Emoji" w:cs="Segoe UI Emoji"/>
-          <w:b w:val="0"/>
-          <w:bCs w:val="0"/>
-          <w:color w:val="1B2E5D"/>
-          <w:sz w:val="30"/>
-          <w:szCs w:val="30"/>
-        </w:rPr>
-        <w:t>📝</w:t>
-      </w:r>
-      <w:r>
-        <w:rPr>
-          <w:rFonts w:ascii="Arial" w:hAnsi="Arial" w:cs="Arial"/>
-          <w:b w:val="0"/>
-          <w:bCs w:val="0"/>
-          <w:color w:val="1B2E5D"/>
-          <w:sz w:val="30"/>
-          <w:szCs w:val="30"/>
-        </w:rPr>
-        <w:t xml:space="preserve"> Texto del Perfilador y Contexto (Natural </w:t>
-      </w:r>
-      <w:proofErr w:type="spellStart"/>
-      <w:r>
-        <w:rPr>
-          <w:rFonts w:ascii="Arial" w:hAnsi="Arial" w:cs="Arial"/>
-          <w:b w:val="0"/>
-          <w:bCs w:val="0"/>
-          <w:color w:val="1B2E5D"/>
-          <w:sz w:val="30"/>
-          <w:szCs w:val="30"/>
-        </w:rPr>
-        <w:t>Language</w:t>
-      </w:r>
-      <w:proofErr w:type="spellEnd"/>
-      <w:r>
-        <w:rPr>
-          <w:rFonts w:ascii="Arial" w:hAnsi="Arial" w:cs="Arial"/>
-          <w:b w:val="0"/>
-          <w:bCs w:val="0"/>
-          <w:color w:val="1B2E5D"/>
-          <w:sz w:val="30"/>
-          <w:szCs w:val="30"/>
-        </w:rPr>
-        <w:t xml:space="preserve"> API)</w:t>
-      </w:r>
-    </w:p>
-    <w:p>
-      <w:pPr>
-        <w:pStyle w:val="NormalWeb"/>
-        <w:shd w:val="clear" w:color="auto" w:fill="FFFFFF"/>
-        <w:spacing w:before="0" w:beforeAutospacing="0" w:after="240" w:afterAutospacing="0" w:line="300" w:lineRule="atLeast"/>
-        <w:textAlignment w:val="baseline"/>
-        <w:rPr>
-          <w:rFonts w:ascii="Arial" w:hAnsi="Arial" w:cs="Arial"/>
-          <w:color w:val="1B2E5D"/>
-          <w:sz w:val="21"/>
-          <w:szCs w:val="21"/>
-        </w:rPr>
-      </w:pPr>
-      <w:r>
-        <w:rPr>
-          <w:rFonts w:ascii="Arial" w:hAnsi="Arial" w:cs="Arial"/>
-          <w:color w:val="1B2E5D"/>
-          <w:sz w:val="21"/>
-          <w:szCs w:val="21"/>
-        </w:rPr>
-        <w:t>Para que el sistema extraiga datos valiosos de tu narrativa y los guarde como evidencia estructurada.</w:t>
-      </w:r>
-    </w:p>
-    <w:p>
-      <w:pPr>
-        <w:numPr>
-          <w:ilvl w:val="0"/>
-          <w:numId w:val="25"/>
-        </w:numPr>
-        <w:shd w:val="clear" w:color="auto" w:fill="FFFFFF"/>
-        <w:spacing w:after="0" w:line="240" w:lineRule="auto"/>
-        <w:ind w:left="960"/>
-        <w:textAlignment w:val="baseline"/>
-        <w:rPr>
-          <w:rFonts w:ascii="inherit" w:hAnsi="inherit" w:cs="Arial"/>
-          <w:color w:val="1B2E5D"/>
-          <w:sz w:val="21"/>
-          <w:szCs w:val="21"/>
-        </w:rPr>
-      </w:pPr>
-      <w:r>
-        <w:rPr>
-          <w:rStyle w:val="Textoennegrita"/>
-          <w:rFonts w:ascii="inherit" w:hAnsi="inherit" w:cs="Arial"/>
-          <w:b w:val="0"/>
-          <w:bCs w:val="0"/>
-          <w:color w:val="1B2E5D"/>
-          <w:sz w:val="21"/>
-          <w:szCs w:val="21"/>
-          <w:bdr w:val="none" w:sz="0" w:space="0" w:color="auto" w:frame="1"/>
-        </w:rPr>
-        <w:t>En lugar de:</w:t>
-      </w:r>
-      <w:r>
-        <w:rPr>
-          <w:rFonts w:ascii="inherit" w:hAnsi="inherit" w:cs="Arial"/>
-          <w:color w:val="1B2E5D"/>
-          <w:sz w:val="21"/>
-          <w:szCs w:val="21"/>
-        </w:rPr>
-        <w:t> "Es un reporte de una banda"</w:t>
-      </w:r>
-    </w:p>
-    <w:p>
-      <w:pPr>
-        <w:numPr>
-          <w:ilvl w:val="0"/>
-          <w:numId w:val="25"/>
-        </w:numPr>
-        <w:shd w:val="clear" w:color="auto" w:fill="FFFFFF"/>
-        <w:spacing w:after="0" w:line="240" w:lineRule="auto"/>
-        <w:ind w:left="960"/>
-        <w:textAlignment w:val="baseline"/>
-        <w:rPr>
-          <w:rFonts w:ascii="inherit" w:hAnsi="inherit" w:cs="Arial"/>
-          <w:color w:val="1B2E5D"/>
-          <w:sz w:val="21"/>
-          <w:szCs w:val="21"/>
-        </w:rPr>
-      </w:pPr>
-      <w:r>
-        <w:rPr>
-          <w:rStyle w:val="Textoennegrita"/>
-          <w:rFonts w:ascii="inherit" w:hAnsi="inherit" w:cs="Arial"/>
-          <w:b w:val="0"/>
-          <w:bCs w:val="0"/>
-          <w:color w:val="1B2E5D"/>
-          <w:sz w:val="21"/>
-          <w:szCs w:val="21"/>
-          <w:bdr w:val="none" w:sz="0" w:space="0" w:color="auto" w:frame="1"/>
-        </w:rPr>
-        <w:t>Usa:</w:t>
-      </w:r>
-      <w:r>
-        <w:rPr>
-          <w:rFonts w:ascii="inherit" w:hAnsi="inherit" w:cs="Arial"/>
-          <w:color w:val="1B2E5D"/>
-          <w:sz w:val="21"/>
-          <w:szCs w:val="21"/>
-        </w:rPr>
-        <w:t> </w:t>
-      </w:r>
-      <w:r>
-        <w:rPr>
-          <w:rStyle w:val="nfasis"/>
-          <w:rFonts w:ascii="inherit" w:hAnsi="inherit"/>
-          <w:color w:val="1B2E5D"/>
-          <w:sz w:val="21"/>
-          <w:szCs w:val="21"/>
-          <w:bdr w:val="none" w:sz="0" w:space="0" w:color="auto" w:frame="1"/>
-        </w:rPr>
-        <w:t>"Realiza una </w:t>
-      </w:r>
-      <w:r>
-        <w:rPr>
-          <w:rStyle w:val="Textoennegrita"/>
-          <w:rFonts w:ascii="inherit" w:hAnsi="inherit" w:cs="Arial"/>
-          <w:b w:val="0"/>
-          <w:bCs w:val="0"/>
-          <w:i/>
-          <w:iCs/>
-          <w:color w:val="1B2E5D"/>
-          <w:sz w:val="21"/>
-          <w:szCs w:val="21"/>
-          <w:bdr w:val="none" w:sz="0" w:space="0" w:color="auto" w:frame="1"/>
-        </w:rPr>
-        <w:t>Extracción de Entidades</w:t>
-      </w:r>
-      <w:r>
-        <w:rPr>
-          <w:rStyle w:val="nfasis"/>
-          <w:rFonts w:ascii="inherit" w:hAnsi="inherit"/>
-          <w:color w:val="1B2E5D"/>
-          <w:sz w:val="21"/>
-          <w:szCs w:val="21"/>
-          <w:bdr w:val="none" w:sz="0" w:space="0" w:color="auto" w:frame="1"/>
-        </w:rPr>
-        <w:t> para identificar </w:t>
-      </w:r>
-      <w:r>
-        <w:rPr>
-          <w:rStyle w:val="Textoennegrita"/>
-          <w:rFonts w:ascii="inherit" w:hAnsi="inherit" w:cs="Arial"/>
-          <w:b w:val="0"/>
-          <w:bCs w:val="0"/>
-          <w:i/>
-          <w:iCs/>
-          <w:color w:val="1B2E5D"/>
-          <w:sz w:val="21"/>
-          <w:szCs w:val="21"/>
-          <w:bdr w:val="none" w:sz="0" w:space="0" w:color="auto" w:frame="1"/>
-        </w:rPr>
-        <w:t>Organizaciones</w:t>
-      </w:r>
-      <w:r>
-        <w:rPr>
-          <w:rStyle w:val="nfasis"/>
-          <w:rFonts w:ascii="inherit" w:hAnsi="inherit"/>
-          <w:color w:val="1B2E5D"/>
-          <w:sz w:val="21"/>
-          <w:szCs w:val="21"/>
-          <w:bdr w:val="none" w:sz="0" w:space="0" w:color="auto" w:frame="1"/>
-        </w:rPr>
-        <w:t>, </w:t>
-      </w:r>
-      <w:r>
-        <w:rPr>
-          <w:rStyle w:val="Textoennegrita"/>
-          <w:rFonts w:ascii="inherit" w:hAnsi="inherit" w:cs="Arial"/>
-          <w:b w:val="0"/>
-          <w:bCs w:val="0"/>
-          <w:i/>
-          <w:iCs/>
-          <w:color w:val="1B2E5D"/>
-          <w:sz w:val="21"/>
-          <w:szCs w:val="21"/>
-          <w:bdr w:val="none" w:sz="0" w:space="0" w:color="auto" w:frame="1"/>
-        </w:rPr>
-        <w:t>Nombres Propios</w:t>
-      </w:r>
-      <w:r>
-        <w:rPr>
-          <w:rStyle w:val="nfasis"/>
-          <w:rFonts w:ascii="inherit" w:hAnsi="inherit"/>
-          <w:color w:val="1B2E5D"/>
-          <w:sz w:val="21"/>
-          <w:szCs w:val="21"/>
-          <w:bdr w:val="none" w:sz="0" w:space="0" w:color="auto" w:frame="1"/>
-        </w:rPr>
-        <w:t> y </w:t>
-      </w:r>
-      <w:r>
-        <w:rPr>
-          <w:rStyle w:val="Textoennegrita"/>
-          <w:rFonts w:ascii="inherit" w:hAnsi="inherit" w:cs="Arial"/>
-          <w:b w:val="0"/>
-          <w:bCs w:val="0"/>
-          <w:i/>
-          <w:iCs/>
-          <w:color w:val="1B2E5D"/>
-          <w:sz w:val="21"/>
-          <w:szCs w:val="21"/>
-          <w:bdr w:val="none" w:sz="0" w:space="0" w:color="auto" w:frame="1"/>
-        </w:rPr>
-        <w:t>Ubicaciones</w:t>
-      </w:r>
-      <w:r>
-        <w:rPr>
-          <w:rStyle w:val="nfasis"/>
-          <w:rFonts w:ascii="inherit" w:hAnsi="inherit"/>
-          <w:color w:val="1B2E5D"/>
-          <w:sz w:val="21"/>
-          <w:szCs w:val="21"/>
-          <w:bdr w:val="none" w:sz="0" w:space="0" w:color="auto" w:frame="1"/>
-        </w:rPr>
-        <w:t>, clasificándolos por su </w:t>
-      </w:r>
-      <w:proofErr w:type="spellStart"/>
-      <w:r>
-        <w:rPr>
-          <w:rStyle w:val="Textoennegrita"/>
-          <w:rFonts w:ascii="inherit" w:hAnsi="inherit" w:cs="Arial"/>
-          <w:b w:val="0"/>
-          <w:bCs w:val="0"/>
-          <w:i/>
-          <w:iCs/>
-          <w:color w:val="1B2E5D"/>
-          <w:sz w:val="21"/>
-          <w:szCs w:val="21"/>
-          <w:bdr w:val="none" w:sz="0" w:space="0" w:color="auto" w:frame="1"/>
-        </w:rPr>
-        <w:t>Salencia</w:t>
-      </w:r>
-      <w:proofErr w:type="spellEnd"/>
-      <w:r>
-        <w:rPr>
-          <w:rStyle w:val="nfasis"/>
-          <w:rFonts w:ascii="inherit" w:hAnsi="inherit"/>
-          <w:color w:val="1B2E5D"/>
-          <w:sz w:val="21"/>
-          <w:szCs w:val="21"/>
-          <w:bdr w:val="none" w:sz="0" w:space="0" w:color="auto" w:frame="1"/>
-        </w:rPr>
-        <w:t> en el contexto del reporte."</w:t>
-      </w:r>
-    </w:p>
-    <w:p>
-      <w:pPr>
-        <w:numPr>
-          <w:ilvl w:val="0"/>
-          <w:numId w:val="25"/>
-        </w:numPr>
-        <w:shd w:val="clear" w:color="auto" w:fill="FFFFFF"/>
-        <w:spacing w:after="0" w:line="240" w:lineRule="auto"/>
-        <w:ind w:left="960"/>
-        <w:textAlignment w:val="baseline"/>
-        <w:rPr>
-          <w:rFonts w:ascii="inherit" w:hAnsi="inherit" w:cs="Arial"/>
-          <w:color w:val="1B2E5D"/>
-          <w:sz w:val="21"/>
-          <w:szCs w:val="21"/>
-        </w:rPr>
-      </w:pPr>
-      <w:r>
-        <w:rPr>
-          <w:rStyle w:val="Textoennegrita"/>
-          <w:rFonts w:ascii="inherit" w:hAnsi="inherit" w:cs="Arial"/>
-          <w:b w:val="0"/>
-          <w:bCs w:val="0"/>
-          <w:color w:val="1B2E5D"/>
-          <w:sz w:val="21"/>
-          <w:szCs w:val="21"/>
-          <w:bdr w:val="none" w:sz="0" w:space="0" w:color="auto" w:frame="1"/>
-        </w:rPr>
-        <w:t>En lugar de:</w:t>
-      </w:r>
-      <w:r>
-        <w:rPr>
-          <w:rFonts w:ascii="inherit" w:hAnsi="inherit" w:cs="Arial"/>
-          <w:color w:val="1B2E5D"/>
-          <w:sz w:val="21"/>
-          <w:szCs w:val="21"/>
-        </w:rPr>
-        <w:t> "Explica cómo operan"</w:t>
-      </w:r>
-    </w:p>
-    <w:p>
-      <w:pPr>
-        <w:numPr>
-          <w:ilvl w:val="0"/>
-          <w:numId w:val="25"/>
-        </w:numPr>
-        <w:shd w:val="clear" w:color="auto" w:fill="FFFFFF"/>
-        <w:spacing w:after="0" w:line="240" w:lineRule="auto"/>
-        <w:ind w:left="960"/>
-        <w:textAlignment w:val="baseline"/>
-        <w:rPr>
-          <w:rFonts w:ascii="inherit" w:hAnsi="inherit" w:cs="Arial"/>
-          <w:color w:val="1B2E5D"/>
-          <w:sz w:val="21"/>
-          <w:szCs w:val="21"/>
-        </w:rPr>
-      </w:pPr>
-      <w:r>
-        <w:rPr>
-          <w:rStyle w:val="Textoennegrita"/>
-          <w:rFonts w:ascii="inherit" w:hAnsi="inherit" w:cs="Arial"/>
-          <w:b w:val="0"/>
-          <w:bCs w:val="0"/>
-          <w:color w:val="1B2E5D"/>
-          <w:sz w:val="21"/>
-          <w:szCs w:val="21"/>
-          <w:bdr w:val="none" w:sz="0" w:space="0" w:color="auto" w:frame="1"/>
-        </w:rPr>
-        <w:t>Usa:</w:t>
-      </w:r>
-      <w:r>
-        <w:rPr>
-          <w:rFonts w:ascii="inherit" w:hAnsi="inherit" w:cs="Arial"/>
-          <w:color w:val="1B2E5D"/>
-          <w:sz w:val="21"/>
-          <w:szCs w:val="21"/>
-        </w:rPr>
-        <w:t> </w:t>
-      </w:r>
-      <w:r>
-        <w:rPr>
-          <w:rStyle w:val="nfasis"/>
-          <w:rFonts w:ascii="inherit" w:hAnsi="inherit"/>
-          <w:color w:val="1B2E5D"/>
-          <w:sz w:val="21"/>
-          <w:szCs w:val="21"/>
-          <w:bdr w:val="none" w:sz="0" w:space="0" w:color="auto" w:frame="1"/>
-        </w:rPr>
-        <w:t>"Analiza la </w:t>
-      </w:r>
-      <w:r>
-        <w:rPr>
-          <w:rStyle w:val="Textoennegrita"/>
-          <w:rFonts w:ascii="inherit" w:hAnsi="inherit" w:cs="Arial"/>
-          <w:b w:val="0"/>
-          <w:bCs w:val="0"/>
-          <w:i/>
-          <w:iCs/>
-          <w:color w:val="1B2E5D"/>
-          <w:sz w:val="21"/>
-          <w:szCs w:val="21"/>
-          <w:bdr w:val="none" w:sz="0" w:space="0" w:color="auto" w:frame="1"/>
-        </w:rPr>
-        <w:t>Sintaxis</w:t>
-      </w:r>
-      <w:r>
-        <w:rPr>
-          <w:rStyle w:val="nfasis"/>
-          <w:rFonts w:ascii="inherit" w:hAnsi="inherit"/>
-          <w:color w:val="1B2E5D"/>
-          <w:sz w:val="21"/>
-          <w:szCs w:val="21"/>
-          <w:bdr w:val="none" w:sz="0" w:space="0" w:color="auto" w:frame="1"/>
-        </w:rPr>
-        <w:t> para extraer el </w:t>
-      </w:r>
-      <w:r>
-        <w:rPr>
-          <w:rStyle w:val="Textoennegrita"/>
-          <w:rFonts w:ascii="inherit" w:hAnsi="inherit" w:cs="Arial"/>
-          <w:b w:val="0"/>
-          <w:bCs w:val="0"/>
-          <w:i/>
-          <w:iCs/>
-          <w:color w:val="1B2E5D"/>
-          <w:sz w:val="21"/>
-          <w:szCs w:val="21"/>
-          <w:bdr w:val="none" w:sz="0" w:space="0" w:color="auto" w:frame="1"/>
-        </w:rPr>
-        <w:t>Modus Operandi</w:t>
-      </w:r>
-      <w:r>
-        <w:rPr>
-          <w:rStyle w:val="nfasis"/>
-          <w:rFonts w:ascii="inherit" w:hAnsi="inherit"/>
-          <w:color w:val="1B2E5D"/>
-          <w:sz w:val="21"/>
-          <w:szCs w:val="21"/>
-          <w:bdr w:val="none" w:sz="0" w:space="0" w:color="auto" w:frame="1"/>
-        </w:rPr>
-        <w:t> y categoriza la </w:t>
-      </w:r>
-      <w:r>
-        <w:rPr>
-          <w:rStyle w:val="Textoennegrita"/>
-          <w:rFonts w:ascii="inherit" w:hAnsi="inherit" w:cs="Arial"/>
-          <w:b w:val="0"/>
-          <w:bCs w:val="0"/>
-          <w:i/>
-          <w:iCs/>
-          <w:color w:val="1B2E5D"/>
-          <w:sz w:val="21"/>
-          <w:szCs w:val="21"/>
-          <w:bdr w:val="none" w:sz="0" w:space="0" w:color="auto" w:frame="1"/>
-        </w:rPr>
-        <w:t>Intención Delictiva</w:t>
-      </w:r>
-      <w:r>
-        <w:rPr>
-          <w:rStyle w:val="nfasis"/>
-          <w:rFonts w:ascii="inherit" w:hAnsi="inherit"/>
-          <w:color w:val="1B2E5D"/>
-          <w:sz w:val="21"/>
-          <w:szCs w:val="21"/>
-          <w:bdr w:val="none" w:sz="0" w:space="0" w:color="auto" w:frame="1"/>
-        </w:rPr>
-        <w:t> detectada en la narrativa del usuario."</w:t>
-      </w:r>
-    </w:p>
-    <w:p>
-      <w:pPr>
-        <w:spacing w:after="300"/>
-        <w:rPr>
-          <w:rFonts w:ascii="Times New Roman" w:hAnsi="Times New Roman" w:cs="Times New Roman"/>
-          <w:sz w:val="24"/>
-          <w:szCs w:val="24"/>
-        </w:rPr>
-      </w:pPr>
-      <w:r>
-        <w:pict w14:anchorId="0F5B670C">
-          <v:rect id="_x0000_i1030" style="width:0;height:.75pt" o:hralign="center" o:hrstd="t" o:hr="t" fillcolor="#a0a0a0" stroked="f"/>
-        </w:pict>
-      </w:r>
-    </w:p>
-    <w:p>
-      <w:pPr>
-        <w:pStyle w:val="Ttulo3"/>
-        <w:shd w:val="clear" w:color="auto" w:fill="FFFFFF"/>
-        <w:spacing w:before="420" w:beforeAutospacing="0" w:after="120" w:afterAutospacing="0" w:line="360" w:lineRule="atLeast"/>
-        <w:textAlignment w:val="baseline"/>
-        <w:rPr>
-          <w:rFonts w:ascii="Arial" w:hAnsi="Arial" w:cs="Arial"/>
-          <w:b w:val="0"/>
-          <w:bCs w:val="0"/>
-          <w:color w:val="1B2E5D"/>
-          <w:sz w:val="30"/>
-          <w:szCs w:val="30"/>
-        </w:rPr>
-      </w:pPr>
-      <w:r>
-        <w:rPr>
-          <w:rFonts w:ascii="Segoe UI Emoji" w:hAnsi="Segoe UI Emoji" w:cs="Segoe UI Emoji"/>
-          <w:b w:val="0"/>
-          <w:bCs w:val="0"/>
-          <w:color w:val="1B2E5D"/>
-          <w:sz w:val="30"/>
-          <w:szCs w:val="30"/>
-        </w:rPr>
-        <w:t>💡</w:t>
-      </w:r>
-      <w:r>
-        <w:rPr>
-          <w:rFonts w:ascii="Arial" w:hAnsi="Arial" w:cs="Arial"/>
-          <w:b w:val="0"/>
-          <w:bCs w:val="0"/>
-          <w:color w:val="1B2E5D"/>
-          <w:sz w:val="30"/>
-          <w:szCs w:val="30"/>
-        </w:rPr>
-        <w:t xml:space="preserve"> Ejemplo de un Perfilado "Nivel 1000%" (Cópialo y Adáptalo):</w:t>
-      </w:r>
-    </w:p>
-    <w:p>
-      <w:pPr>
-        <w:pStyle w:val="NormalWeb"/>
-        <w:shd w:val="clear" w:color="auto" w:fill="FFFFFF"/>
-        <w:spacing w:before="0" w:beforeAutospacing="0" w:after="0" w:afterAutospacing="0" w:line="300" w:lineRule="atLeast"/>
-        <w:textAlignment w:val="baseline"/>
-        <w:rPr>
-          <w:rFonts w:ascii="Arial" w:hAnsi="Arial" w:cs="Arial"/>
-          <w:color w:val="1B2E5D"/>
-          <w:sz w:val="21"/>
-          <w:szCs w:val="21"/>
-        </w:rPr>
-      </w:pPr>
-      <w:r>
-        <w:rPr>
-          <w:rStyle w:val="nfasis"/>
-          <w:rFonts w:ascii="inherit" w:hAnsi="inherit"/>
-          <w:color w:val="1B2E5D"/>
-          <w:sz w:val="21"/>
-          <w:szCs w:val="21"/>
-          <w:bdr w:val="none" w:sz="0" w:space="0" w:color="auto" w:frame="1"/>
-        </w:rPr>
-        <w:t xml:space="preserve">"Subo fotografía </w:t>
-      </w:r>
-      <w:proofErr w:type="spellStart"/>
-      <w:r>
-        <w:rPr>
-          <w:rStyle w:val="nfasis"/>
-          <w:rFonts w:ascii="inherit" w:hAnsi="inherit"/>
-          <w:color w:val="1B2E5D"/>
-          <w:sz w:val="21"/>
-          <w:szCs w:val="21"/>
-          <w:bdr w:val="none" w:sz="0" w:space="0" w:color="auto" w:frame="1"/>
-        </w:rPr>
-        <w:t>georeferenciada</w:t>
-      </w:r>
-      <w:proofErr w:type="spellEnd"/>
-      <w:r>
-        <w:rPr>
-          <w:rStyle w:val="nfasis"/>
-          <w:rFonts w:ascii="inherit" w:hAnsi="inherit"/>
-          <w:color w:val="1B2E5D"/>
-          <w:sz w:val="21"/>
-          <w:szCs w:val="21"/>
-          <w:bdr w:val="none" w:sz="0" w:space="0" w:color="auto" w:frame="1"/>
-        </w:rPr>
-        <w:t>. Aplica </w:t>
-      </w:r>
-      <w:r>
-        <w:rPr>
-          <w:rStyle w:val="Textoennegrita"/>
-          <w:rFonts w:ascii="inherit" w:hAnsi="inherit" w:cs="Arial"/>
-          <w:b w:val="0"/>
-          <w:bCs w:val="0"/>
-          <w:i/>
-          <w:iCs/>
-          <w:color w:val="1B2E5D"/>
-          <w:sz w:val="21"/>
-          <w:szCs w:val="21"/>
-          <w:bdr w:val="none" w:sz="0" w:space="0" w:color="auto" w:frame="1"/>
-        </w:rPr>
-        <w:t>Análisis de Similitud Vectorial</w:t>
-      </w:r>
-      <w:r>
-        <w:rPr>
-          <w:rStyle w:val="nfasis"/>
-          <w:rFonts w:ascii="inherit" w:hAnsi="inherit"/>
-          <w:color w:val="1B2E5D"/>
-          <w:sz w:val="21"/>
-          <w:szCs w:val="21"/>
-          <w:bdr w:val="none" w:sz="0" w:space="0" w:color="auto" w:frame="1"/>
-        </w:rPr>
-        <w:t xml:space="preserve"> para identificar parentesco con otros grafitis en </w:t>
-      </w:r>
-      <w:proofErr w:type="spellStart"/>
-      <w:r>
-        <w:rPr>
-          <w:rStyle w:val="nfasis"/>
-          <w:rFonts w:ascii="inherit" w:hAnsi="inherit"/>
-          <w:color w:val="1B2E5D"/>
-          <w:sz w:val="21"/>
-          <w:szCs w:val="21"/>
-          <w:bdr w:val="none" w:sz="0" w:space="0" w:color="auto" w:frame="1"/>
-        </w:rPr>
-        <w:t>BigQuery</w:t>
-      </w:r>
-      <w:proofErr w:type="spellEnd"/>
-      <w:r>
-        <w:rPr>
-          <w:rStyle w:val="nfasis"/>
-          <w:rFonts w:ascii="inherit" w:hAnsi="inherit"/>
-          <w:color w:val="1B2E5D"/>
-          <w:sz w:val="21"/>
-          <w:szCs w:val="21"/>
-          <w:bdr w:val="none" w:sz="0" w:space="0" w:color="auto" w:frame="1"/>
-        </w:rPr>
-        <w:t>. Ejecuta </w:t>
-      </w:r>
-      <w:proofErr w:type="spellStart"/>
-      <w:r>
-        <w:rPr>
-          <w:rStyle w:val="Textoennegrita"/>
-          <w:rFonts w:ascii="inherit" w:hAnsi="inherit" w:cs="Arial"/>
-          <w:b w:val="0"/>
-          <w:bCs w:val="0"/>
-          <w:i/>
-          <w:iCs/>
-          <w:color w:val="1B2E5D"/>
-          <w:sz w:val="21"/>
-          <w:szCs w:val="21"/>
-          <w:bdr w:val="none" w:sz="0" w:space="0" w:color="auto" w:frame="1"/>
-        </w:rPr>
-        <w:t>Grounding</w:t>
-      </w:r>
-      <w:proofErr w:type="spellEnd"/>
-      <w:r>
-        <w:rPr>
-          <w:rStyle w:val="Textoennegrita"/>
-          <w:rFonts w:ascii="inherit" w:hAnsi="inherit" w:cs="Arial"/>
-          <w:b w:val="0"/>
-          <w:bCs w:val="0"/>
-          <w:i/>
-          <w:iCs/>
-          <w:color w:val="1B2E5D"/>
-          <w:sz w:val="21"/>
-          <w:szCs w:val="21"/>
-          <w:bdr w:val="none" w:sz="0" w:space="0" w:color="auto" w:frame="1"/>
-        </w:rPr>
-        <w:t xml:space="preserve"> Dinámico</w:t>
-      </w:r>
-      <w:r>
-        <w:rPr>
-          <w:rStyle w:val="nfasis"/>
-          <w:rFonts w:ascii="inherit" w:hAnsi="inherit"/>
-          <w:color w:val="1B2E5D"/>
-          <w:sz w:val="21"/>
-          <w:szCs w:val="21"/>
-          <w:bdr w:val="none" w:sz="0" w:space="0" w:color="auto" w:frame="1"/>
-        </w:rPr>
-        <w:t> para buscar antecedentes de </w:t>
-      </w:r>
-      <w:r>
-        <w:rPr>
-          <w:rStyle w:val="Textoennegrita"/>
-          <w:rFonts w:ascii="inherit" w:hAnsi="inherit" w:cs="Arial"/>
-          <w:b w:val="0"/>
-          <w:bCs w:val="0"/>
-          <w:i/>
-          <w:iCs/>
-          <w:color w:val="1B2E5D"/>
-          <w:sz w:val="21"/>
-          <w:szCs w:val="21"/>
-          <w:bdr w:val="none" w:sz="0" w:space="0" w:color="auto" w:frame="1"/>
-        </w:rPr>
-        <w:t>acecho</w:t>
-      </w:r>
-      <w:r>
-        <w:rPr>
-          <w:rStyle w:val="nfasis"/>
-          <w:rFonts w:ascii="inherit" w:hAnsi="inherit"/>
-          <w:color w:val="1B2E5D"/>
-          <w:sz w:val="21"/>
-          <w:szCs w:val="21"/>
-          <w:bdr w:val="none" w:sz="0" w:space="0" w:color="auto" w:frame="1"/>
-        </w:rPr>
-        <w:t> en este radio de 1 km. Realiza </w:t>
-      </w:r>
-      <w:r>
-        <w:rPr>
-          <w:rStyle w:val="Textoennegrita"/>
-          <w:rFonts w:ascii="inherit" w:hAnsi="inherit" w:cs="Arial"/>
-          <w:b w:val="0"/>
-          <w:bCs w:val="0"/>
-          <w:i/>
-          <w:iCs/>
-          <w:color w:val="1B2E5D"/>
-          <w:sz w:val="21"/>
-          <w:szCs w:val="21"/>
-          <w:bdr w:val="none" w:sz="0" w:space="0" w:color="auto" w:frame="1"/>
-        </w:rPr>
-        <w:t>Extracción de Entidades</w:t>
-      </w:r>
-      <w:r>
-        <w:rPr>
-          <w:rStyle w:val="nfasis"/>
-          <w:rFonts w:ascii="inherit" w:hAnsi="inherit"/>
-          <w:color w:val="1B2E5D"/>
-          <w:sz w:val="21"/>
-          <w:szCs w:val="21"/>
-          <w:bdr w:val="none" w:sz="0" w:space="0" w:color="auto" w:frame="1"/>
-        </w:rPr>
-        <w:t> sobre este texto para identificar el </w:t>
-      </w:r>
-      <w:r>
-        <w:rPr>
-          <w:rStyle w:val="Textoennegrita"/>
-          <w:rFonts w:ascii="inherit" w:hAnsi="inherit" w:cs="Arial"/>
-          <w:b w:val="0"/>
-          <w:bCs w:val="0"/>
-          <w:i/>
-          <w:iCs/>
-          <w:color w:val="1B2E5D"/>
-          <w:sz w:val="21"/>
-          <w:szCs w:val="21"/>
-          <w:bdr w:val="none" w:sz="0" w:space="0" w:color="auto" w:frame="1"/>
-        </w:rPr>
-        <w:t>alias 'El Sombras'</w:t>
-      </w:r>
-      <w:r>
-        <w:rPr>
-          <w:rStyle w:val="nfasis"/>
-          <w:rFonts w:ascii="inherit" w:hAnsi="inherit"/>
-          <w:color w:val="1B2E5D"/>
-          <w:sz w:val="21"/>
-          <w:szCs w:val="21"/>
-          <w:bdr w:val="none" w:sz="0" w:space="0" w:color="auto" w:frame="1"/>
-        </w:rPr>
-        <w:t> y guárdalo como </w:t>
-      </w:r>
-      <w:r>
-        <w:rPr>
-          <w:rStyle w:val="Textoennegrita"/>
-          <w:rFonts w:ascii="inherit" w:hAnsi="inherit" w:cs="Arial"/>
-          <w:b w:val="0"/>
-          <w:bCs w:val="0"/>
-          <w:i/>
-          <w:iCs/>
-          <w:color w:val="1B2E5D"/>
-          <w:sz w:val="21"/>
-          <w:szCs w:val="21"/>
-          <w:bdr w:val="none" w:sz="0" w:space="0" w:color="auto" w:frame="1"/>
-        </w:rPr>
-        <w:t>entidad organizacional</w:t>
-      </w:r>
-      <w:r>
-        <w:rPr>
-          <w:rStyle w:val="nfasis"/>
-          <w:rFonts w:ascii="inherit" w:hAnsi="inherit"/>
-          <w:color w:val="1B2E5D"/>
-          <w:sz w:val="21"/>
-          <w:szCs w:val="21"/>
-          <w:bdr w:val="none" w:sz="0" w:space="0" w:color="auto" w:frame="1"/>
-        </w:rPr>
-        <w:t> en el reporte final."</w:t>
-      </w:r>
-    </w:p>
-    <w:p>
-      <w:pPr>
-        <w:pStyle w:val="NormalWeb"/>
-        <w:shd w:val="clear" w:color="auto" w:fill="FFFFFF"/>
-        <w:spacing w:before="0" w:beforeAutospacing="0" w:after="0" w:afterAutospacing="0" w:line="300" w:lineRule="atLeast"/>
-        <w:textAlignment w:val="baseline"/>
-        <w:rPr>
-          <w:rFonts w:ascii="Arial" w:hAnsi="Arial" w:cs="Arial"/>
-          <w:color w:val="1B2E5D"/>
-          <w:sz w:val="21"/>
-          <w:szCs w:val="21"/>
-        </w:rPr>
-      </w:pPr>
-    </w:p>
-    <w:p>
-      <w:pPr>
-        <w:pBdr>
-          <w:bottom w:val="single" w:sz="6" w:space="1" w:color="auto"/>
-        </w:pBdr>
-        <w:spacing w:after="0" w:line="240" w:lineRule="auto"/>
-        <w:jc w:val="center"/>
-        <w:rPr>
-          <w:rFonts w:ascii="Arial" w:eastAsia="Times New Roman" w:hAnsi="Arial" w:cs="Arial"/>
-          <w:vanish/>
-          <w:kern w:val="0"/>
-          <w:sz w:val="16"/>
-          <w:szCs w:val="16"/>
-          <w:lang w:eastAsia="es-MX"/>
-          <w14:ligatures w14:val="none"/>
-        </w:rPr>
-      </w:pPr>
-      <w:r>
-        <w:rPr>
-          <w:rFonts w:ascii="Arial" w:eastAsia="Times New Roman" w:hAnsi="Arial" w:cs="Arial"/>
-          <w:vanish/>
-          <w:kern w:val="0"/>
-          <w:sz w:val="16"/>
-          <w:szCs w:val="16"/>
-          <w:lang w:eastAsia="es-MX"/>
-          <w14:ligatures w14:val="none"/>
-        </w:rPr>
-        <w:t>Principio del formulario</w:t>
-      </w:r>
-    </w:p>
-    <w:p>
-      <w:pPr>
-        <w:pBdr>
-          <w:top w:val="single" w:sz="6" w:space="1" w:color="auto"/>
-        </w:pBdr>
-        <w:spacing w:after="0" w:line="240" w:lineRule="auto"/>
-        <w:jc w:val="center"/>
-        <w:rPr>
-          <w:rFonts w:ascii="Arial" w:eastAsia="Times New Roman" w:hAnsi="Arial" w:cs="Arial"/>
-          <w:vanish/>
-          <w:kern w:val="0"/>
-          <w:sz w:val="16"/>
-          <w:szCs w:val="16"/>
-          <w:lang w:eastAsia="es-MX"/>
-          <w14:ligatures w14:val="none"/>
-        </w:rPr>
-      </w:pPr>
-      <w:r>
-        <w:rPr>
-          <w:rFonts w:ascii="Arial" w:eastAsia="Times New Roman" w:hAnsi="Arial" w:cs="Arial"/>
-          <w:vanish/>
-          <w:kern w:val="0"/>
-          <w:sz w:val="16"/>
-          <w:szCs w:val="16"/>
-          <w:lang w:eastAsia="es-MX"/>
-          <w14:ligatures w14:val="none"/>
-        </w:rPr>
-        <w:t>Final del formulario</w:t>
-      </w:r>
-    </w:p>
-    <w:p/>
     <w:sectPr>
+      <w:headerReference w:type="default" r:id="rId7"/>
+      <w:footerReference w:type="default" r:id="rId8"/>
       <w:pgSz w:w="12240" w:h="15840"/>
       <w:pgMar w:top="1440" w:right="1440" w:bottom="1440" w:left="1440" w:header="708" w:footer="708" w:gutter="0"/>
       <w:cols w:space="708"/>
@@ -4784,6 +3653,272 @@
 </w:document>
 </file>
 
+<file path=word/endnotes.xml><?xml version="1.0" encoding="utf-8"?>
+<w:endnotes xmlns:wpc="http://schemas.microsoft.com/office/word/2010/wordprocessingCanvas" xmlns:cx="http://schemas.microsoft.com/office/drawing/2014/chartex" xmlns:cx1="http://schemas.microsoft.com/office/drawing/2015/9/8/chartex" xmlns:cx2="http://schemas.microsoft.com/office/drawing/2015/10/21/chartex" xmlns:cx3="http://schemas.microsoft.com/office/drawing/2016/5/9/chartex" xmlns:cx4="http://schemas.microsoft.com/office/drawing/2016/5/10/chartex" xmlns:cx5="http://schemas.microsoft.com/office/drawing/2016/5/11/chartex" xmlns:cx6="http://schemas.microsoft.com/office/drawing/2016/5/12/chartex" xmlns:cx7="http://schemas.microsoft.com/office/drawing/2016/5/13/chartex" xmlns:cx8="http://schemas.microsoft.com/office/drawing/2016/5/14/chartex" xmlns:mc="http://schemas.openxmlformats.org/markup-compatibility/2006" xmlns:aink="http://schemas.microsoft.com/office/drawing/2016/ink" xmlns:am3d="http://schemas.microsoft.com/office/drawing/2017/model3d" xmlns:o="urn:schemas-microsoft-com:office:office" xmlns:oel="http://schemas.microsoft.com/office/2019/extlst" xmlns:r="http://schemas.openxmlformats.org/officeDocument/2006/relationships" xmlns:m="http://schemas.openxmlformats.org/officeDocument/2006/math" xmlns:v="urn:schemas-microsoft-com:vml" xmlns:wp14="http://schemas.microsoft.com/office/word/2010/wordprocessingDrawing" xmlns:wp="http://schemas.openxmlformats.org/drawingml/2006/wordprocessingDrawing" xmlns:w10="urn:schemas-microsoft-com:office:word" xmlns:w="http://schemas.openxmlformats.org/wordprocessingml/2006/main" xmlns:w14="http://schemas.microsoft.com/office/word/2010/wordml" xmlns:w15="http://schemas.microsoft.com/office/word/2012/wordml" xmlns:w16cex="http://schemas.microsoft.com/office/word/2018/wordml/cex" xmlns:w16cid="http://schemas.microsoft.com/office/word/2016/wordml/cid" xmlns:w16="http://schemas.microsoft.com/office/word/2018/wordml" xmlns:w16sdtdh="http://schemas.microsoft.com/office/word/2020/wordml/sdtdatahash" xmlns:w16se="http://schemas.microsoft.com/office/word/2015/wordml/symex" xmlns:wpg="http://schemas.microsoft.com/office/word/2010/wordprocessingGroup" xmlns:wpi="http://schemas.microsoft.com/office/word/2010/wordprocessingInk" xmlns:wne="http://schemas.microsoft.com/office/word/2006/wordml" xmlns:wps="http://schemas.microsoft.com/office/word/2010/wordprocessingShape" mc:Ignorable="w14 w15 w16se w16cid w16 w16cex w16sdtdh wp14">
+  <w:endnote w:type="separator" w:id="-1">
+    <w:p>
+      <w:pPr>
+        <w:spacing w:after="0" w:line="240" w:lineRule="auto"/>
+      </w:pPr>
+      <w:r>
+        <w:separator/>
+      </w:r>
+    </w:p>
+  </w:endnote>
+  <w:endnote w:type="continuationSeparator" w:id="0">
+    <w:p>
+      <w:pPr>
+        <w:spacing w:after="0" w:line="240" w:lineRule="auto"/>
+      </w:pPr>
+      <w:r>
+        <w:continuationSeparator/>
+      </w:r>
+    </w:p>
+  </w:endnote>
+</w:endnotes>
+</file>
+
+<file path=word/footer1.xml><?xml version="1.0" encoding="utf-8"?>
+<w:ftr xmlns:wpc="http://schemas.microsoft.com/office/word/2010/wordprocessingCanvas" xmlns:cx="http://schemas.microsoft.com/office/drawing/2014/chartex" xmlns:cx1="http://schemas.microsoft.com/office/drawing/2015/9/8/chartex" xmlns:cx2="http://schemas.microsoft.com/office/drawing/2015/10/21/chartex" xmlns:cx3="http://schemas.microsoft.com/office/drawing/2016/5/9/chartex" xmlns:cx4="http://schemas.microsoft.com/office/drawing/2016/5/10/chartex" xmlns:cx5="http://schemas.microsoft.com/office/drawing/2016/5/11/chartex" xmlns:cx6="http://schemas.microsoft.com/office/drawing/2016/5/12/chartex" xmlns:cx7="http://schemas.microsoft.com/office/drawing/2016/5/13/chartex" xmlns:cx8="http://schemas.microsoft.com/office/drawing/2016/5/14/chartex" xmlns:mc="http://schemas.openxmlformats.org/markup-compatibility/2006" xmlns:aink="http://schemas.microsoft.com/office/drawing/2016/ink" xmlns:am3d="http://schemas.microsoft.com/office/drawing/2017/model3d" xmlns:o="urn:schemas-microsoft-com:office:office" xmlns:oel="http://schemas.microsoft.com/office/2019/extlst" xmlns:r="http://schemas.openxmlformats.org/officeDocument/2006/relationships" xmlns:m="http://schemas.openxmlformats.org/officeDocument/2006/math" xmlns:v="urn:schemas-microsoft-com:vml" xmlns:wp14="http://schemas.microsoft.com/office/word/2010/wordprocessingDrawing" xmlns:wp="http://schemas.openxmlformats.org/drawingml/2006/wordprocessingDrawing" xmlns:w10="urn:schemas-microsoft-com:office:word" xmlns:w="http://schemas.openxmlformats.org/wordprocessingml/2006/main" xmlns:w14="http://schemas.microsoft.com/office/word/2010/wordml" xmlns:w15="http://schemas.microsoft.com/office/word/2012/wordml" xmlns:w16cex="http://schemas.microsoft.com/office/word/2018/wordml/cex" xmlns:w16cid="http://schemas.microsoft.com/office/word/2016/wordml/cid" xmlns:w16="http://schemas.microsoft.com/office/word/2018/wordml" xmlns:w16sdtdh="http://schemas.microsoft.com/office/word/2020/wordml/sdtdatahash" xmlns:w16se="http://schemas.microsoft.com/office/word/2015/wordml/symex" xmlns:wpg="http://schemas.microsoft.com/office/word/2010/wordprocessingGroup" xmlns:wpi="http://schemas.microsoft.com/office/word/2010/wordprocessingInk" xmlns:wne="http://schemas.microsoft.com/office/word/2006/wordml" xmlns:wps="http://schemas.microsoft.com/office/word/2010/wordprocessingShape" mc:Ignorable="w14 w15 w16se w16cid w16 w16cex w16sdtdh wp14">
+  <w:p>
+    <w:pPr>
+      <w:pStyle w:val="Piedepgina"/>
+      <w:pBdr>
+        <w:bottom w:val="single" w:sz="12" w:space="1" w:color="auto"/>
+      </w:pBdr>
+    </w:pPr>
+  </w:p>
+  <w:p>
+    <w:pPr>
+      <w:pStyle w:val="Piedepgina"/>
+      <w:jc w:val="center"/>
+      <w:rPr>
+        <w:b/>
+        <w:bCs/>
+      </w:rPr>
+    </w:pPr>
+    <w:r>
+      <w:rPr>
+        <w:b/>
+        <w:bCs/>
+      </w:rPr>
+      <w:t>Centro de Estudios en Seguridad Pública y Política Criminal</w:t>
+    </w:r>
+  </w:p>
+</w:ftr>
+</file>
+
+<file path=word/footnotes.xml><?xml version="1.0" encoding="utf-8"?>
+<w:footnotes xmlns:wpc="http://schemas.microsoft.com/office/word/2010/wordprocessingCanvas" xmlns:cx="http://schemas.microsoft.com/office/drawing/2014/chartex" xmlns:cx1="http://schemas.microsoft.com/office/drawing/2015/9/8/chartex" xmlns:cx2="http://schemas.microsoft.com/office/drawing/2015/10/21/chartex" xmlns:cx3="http://schemas.microsoft.com/office/drawing/2016/5/9/chartex" xmlns:cx4="http://schemas.microsoft.com/office/drawing/2016/5/10/chartex" xmlns:cx5="http://schemas.microsoft.com/office/drawing/2016/5/11/chartex" xmlns:cx6="http://schemas.microsoft.com/office/drawing/2016/5/12/chartex" xmlns:cx7="http://schemas.microsoft.com/office/drawing/2016/5/13/chartex" xmlns:cx8="http://schemas.microsoft.com/office/drawing/2016/5/14/chartex" xmlns:mc="http://schemas.openxmlformats.org/markup-compatibility/2006" xmlns:aink="http://schemas.microsoft.com/office/drawing/2016/ink" xmlns:am3d="http://schemas.microsoft.com/office/drawing/2017/model3d" xmlns:o="urn:schemas-microsoft-com:office:office" xmlns:oel="http://schemas.microsoft.com/office/2019/extlst" xmlns:r="http://schemas.openxmlformats.org/officeDocument/2006/relationships" xmlns:m="http://schemas.openxmlformats.org/officeDocument/2006/math" xmlns:v="urn:schemas-microsoft-com:vml" xmlns:wp14="http://schemas.microsoft.com/office/word/2010/wordprocessingDrawing" xmlns:wp="http://schemas.openxmlformats.org/drawingml/2006/wordprocessingDrawing" xmlns:w10="urn:schemas-microsoft-com:office:word" xmlns:w="http://schemas.openxmlformats.org/wordprocessingml/2006/main" xmlns:w14="http://schemas.microsoft.com/office/word/2010/wordml" xmlns:w15="http://schemas.microsoft.com/office/word/2012/wordml" xmlns:w16cex="http://schemas.microsoft.com/office/word/2018/wordml/cex" xmlns:w16cid="http://schemas.microsoft.com/office/word/2016/wordml/cid" xmlns:w16="http://schemas.microsoft.com/office/word/2018/wordml" xmlns:w16sdtdh="http://schemas.microsoft.com/office/word/2020/wordml/sdtdatahash" xmlns:w16se="http://schemas.microsoft.com/office/word/2015/wordml/symex" xmlns:wpg="http://schemas.microsoft.com/office/word/2010/wordprocessingGroup" xmlns:wpi="http://schemas.microsoft.com/office/word/2010/wordprocessingInk" xmlns:wne="http://schemas.microsoft.com/office/word/2006/wordml" xmlns:wps="http://schemas.microsoft.com/office/word/2010/wordprocessingShape" mc:Ignorable="w14 w15 w16se w16cid w16 w16cex w16sdtdh wp14">
+  <w:footnote w:type="separator" w:id="-1">
+    <w:p>
+      <w:pPr>
+        <w:spacing w:after="0" w:line="240" w:lineRule="auto"/>
+      </w:pPr>
+      <w:r>
+        <w:separator/>
+      </w:r>
+    </w:p>
+  </w:footnote>
+  <w:footnote w:type="continuationSeparator" w:id="0">
+    <w:p>
+      <w:pPr>
+        <w:spacing w:after="0" w:line="240" w:lineRule="auto"/>
+      </w:pPr>
+      <w:r>
+        <w:continuationSeparator/>
+      </w:r>
+    </w:p>
+  </w:footnote>
+</w:footnotes>
+</file>
+
+<file path=word/header1.xml><?xml version="1.0" encoding="utf-8"?>
+<w:hdr xmlns:wpc="http://schemas.microsoft.com/office/word/2010/wordprocessingCanvas" xmlns:cx="http://schemas.microsoft.com/office/drawing/2014/chartex" xmlns:cx1="http://schemas.microsoft.com/office/drawing/2015/9/8/chartex" xmlns:cx2="http://schemas.microsoft.com/office/drawing/2015/10/21/chartex" xmlns:cx3="http://schemas.microsoft.com/office/drawing/2016/5/9/chartex" xmlns:cx4="http://schemas.microsoft.com/office/drawing/2016/5/10/chartex" xmlns:cx5="http://schemas.microsoft.com/office/drawing/2016/5/11/chartex" xmlns:cx6="http://schemas.microsoft.com/office/drawing/2016/5/12/chartex" xmlns:cx7="http://schemas.microsoft.com/office/drawing/2016/5/13/chartex" xmlns:cx8="http://schemas.microsoft.com/office/drawing/2016/5/14/chartex" xmlns:mc="http://schemas.openxmlformats.org/markup-compatibility/2006" xmlns:aink="http://schemas.microsoft.com/office/drawing/2016/ink" xmlns:am3d="http://schemas.microsoft.com/office/drawing/2017/model3d" xmlns:o="urn:schemas-microsoft-com:office:office" xmlns:oel="http://schemas.microsoft.com/office/2019/extlst" xmlns:r="http://schemas.openxmlformats.org/officeDocument/2006/relationships" xmlns:m="http://schemas.openxmlformats.org/officeDocument/2006/math" xmlns:v="urn:schemas-microsoft-com:vml" xmlns:wp14="http://schemas.microsoft.com/office/word/2010/wordprocessingDrawing" xmlns:wp="http://schemas.openxmlformats.org/drawingml/2006/wordprocessingDrawing" xmlns:w10="urn:schemas-microsoft-com:office:word" xmlns:w="http://schemas.openxmlformats.org/wordprocessingml/2006/main" xmlns:w14="http://schemas.microsoft.com/office/word/2010/wordml" xmlns:w15="http://schemas.microsoft.com/office/word/2012/wordml" xmlns:w16cex="http://schemas.microsoft.com/office/word/2018/wordml/cex" xmlns:w16cid="http://schemas.microsoft.com/office/word/2016/wordml/cid" xmlns:w16="http://schemas.microsoft.com/office/word/2018/wordml" xmlns:w16sdtdh="http://schemas.microsoft.com/office/word/2020/wordml/sdtdatahash" xmlns:w16se="http://schemas.microsoft.com/office/word/2015/wordml/symex" xmlns:wpg="http://schemas.microsoft.com/office/word/2010/wordprocessingGroup" xmlns:wpi="http://schemas.microsoft.com/office/word/2010/wordprocessingInk" xmlns:wne="http://schemas.microsoft.com/office/word/2006/wordml" xmlns:wps="http://schemas.microsoft.com/office/word/2010/wordprocessingShape" mc:Ignorable="w14 w15 w16se w16cid w16 w16cex w16sdtdh wp14">
+  <w:p>
+    <w:pPr>
+      <w:pStyle w:val="Encabezado"/>
+      <w:pBdr>
+        <w:bottom w:val="single" w:sz="12" w:space="1" w:color="auto"/>
+      </w:pBdr>
+      <w:jc w:val="center"/>
+      <w:rPr>
+        <w:b/>
+        <w:bCs/>
+        <w:noProof/>
+      </w:rPr>
+    </w:pPr>
+    <w:r>
+      <w:rPr>
+        <w:b/>
+        <w:bCs/>
+        <w:noProof/>
+      </w:rPr>
+      <w:drawing>
+        <wp:anchor distT="0" distB="0" distL="114300" distR="114300" simplePos="0" relativeHeight="251658240" behindDoc="0" locked="0" layoutInCell="1" allowOverlap="1" wp14:anchorId="36F2BC35" wp14:editId="15F5CB93">
+          <wp:simplePos x="0" y="0"/>
+          <wp:positionH relativeFrom="column">
+            <wp:posOffset>5667375</wp:posOffset>
+          </wp:positionH>
+          <wp:positionV relativeFrom="paragraph">
+            <wp:posOffset>-259715</wp:posOffset>
+          </wp:positionV>
+          <wp:extent cx="600075" cy="600075"/>
+          <wp:effectExtent l="0" t="0" r="9525" b="9525"/>
+          <wp:wrapSquare wrapText="bothSides"/>
+          <wp:docPr id="1" name="Imagen 1"/>
+          <wp:cNvGraphicFramePr>
+            <a:graphicFrameLocks xmlns:a="http://schemas.openxmlformats.org/drawingml/2006/main" noChangeAspect="1"/>
+          </wp:cNvGraphicFramePr>
+          <a:graphic xmlns:a="http://schemas.openxmlformats.org/drawingml/2006/main">
+            <a:graphicData uri="http://schemas.openxmlformats.org/drawingml/2006/picture">
+              <pic:pic xmlns:pic="http://schemas.openxmlformats.org/drawingml/2006/picture">
+                <pic:nvPicPr>
+                  <pic:cNvPr id="0" name="Picture 32"/>
+                  <pic:cNvPicPr>
+                    <a:picLocks noChangeAspect="1" noChangeArrowheads="1"/>
+                  </pic:cNvPicPr>
+                </pic:nvPicPr>
+                <pic:blipFill>
+                  <a:blip r:embed="rId1">
+                    <a:extLst>
+                      <a:ext uri="{28A0092B-C50C-407E-A947-70E740481C1C}">
+                        <a14:useLocalDpi xmlns:a14="http://schemas.microsoft.com/office/drawing/2010/main" val="0"/>
+                      </a:ext>
+                    </a:extLst>
+                  </a:blip>
+                  <a:srcRect/>
+                  <a:stretch>
+                    <a:fillRect/>
+                  </a:stretch>
+                </pic:blipFill>
+                <pic:spPr bwMode="auto">
+                  <a:xfrm>
+                    <a:off x="0" y="0"/>
+                    <a:ext cx="600075" cy="600075"/>
+                  </a:xfrm>
+                  <a:prstGeom prst="rect">
+                    <a:avLst/>
+                  </a:prstGeom>
+                  <a:noFill/>
+                  <a:ln>
+                    <a:noFill/>
+                  </a:ln>
+                </pic:spPr>
+              </pic:pic>
+            </a:graphicData>
+          </a:graphic>
+          <wp14:sizeRelH relativeFrom="margin">
+            <wp14:pctWidth>0</wp14:pctWidth>
+          </wp14:sizeRelH>
+          <wp14:sizeRelV relativeFrom="margin">
+            <wp14:pctHeight>0</wp14:pctHeight>
+          </wp14:sizeRelV>
+        </wp:anchor>
+      </w:drawing>
+    </w:r>
+    <w:r>
+      <w:rPr>
+        <w:b/>
+        <w:bCs/>
+        <w:noProof/>
+      </w:rPr>
+      <w:drawing>
+        <wp:anchor distT="0" distB="0" distL="114300" distR="114300" simplePos="0" relativeHeight="251659264" behindDoc="0" locked="0" layoutInCell="1" allowOverlap="1" wp14:anchorId="2A9116FD" wp14:editId="6C23E6C1">
+          <wp:simplePos x="0" y="0"/>
+          <wp:positionH relativeFrom="column">
+            <wp:posOffset>-438150</wp:posOffset>
+          </wp:positionH>
+          <wp:positionV relativeFrom="paragraph">
+            <wp:posOffset>-323850</wp:posOffset>
+          </wp:positionV>
+          <wp:extent cx="666750" cy="665480"/>
+          <wp:effectExtent l="0" t="0" r="0" b="1270"/>
+          <wp:wrapSquare wrapText="bothSides"/>
+          <wp:docPr id="2" name="Imagen 2"/>
+          <wp:cNvGraphicFramePr>
+            <a:graphicFrameLocks xmlns:a="http://schemas.openxmlformats.org/drawingml/2006/main" noChangeAspect="1"/>
+          </wp:cNvGraphicFramePr>
+          <a:graphic xmlns:a="http://schemas.openxmlformats.org/drawingml/2006/main">
+            <a:graphicData uri="http://schemas.openxmlformats.org/drawingml/2006/picture">
+              <pic:pic xmlns:pic="http://schemas.openxmlformats.org/drawingml/2006/picture">
+                <pic:nvPicPr>
+                  <pic:cNvPr id="0" name="Picture 33"/>
+                  <pic:cNvPicPr>
+                    <a:picLocks noChangeAspect="1" noChangeArrowheads="1"/>
+                  </pic:cNvPicPr>
+                </pic:nvPicPr>
+                <pic:blipFill>
+                  <a:blip r:embed="rId2">
+                    <a:extLst>
+                      <a:ext uri="{28A0092B-C50C-407E-A947-70E740481C1C}">
+                        <a14:useLocalDpi xmlns:a14="http://schemas.microsoft.com/office/drawing/2010/main" val="0"/>
+                      </a:ext>
+                    </a:extLst>
+                  </a:blip>
+                  <a:srcRect/>
+                  <a:stretch>
+                    <a:fillRect/>
+                  </a:stretch>
+                </pic:blipFill>
+                <pic:spPr bwMode="auto">
+                  <a:xfrm>
+                    <a:off x="0" y="0"/>
+                    <a:ext cx="666750" cy="665480"/>
+                  </a:xfrm>
+                  <a:prstGeom prst="rect">
+                    <a:avLst/>
+                  </a:prstGeom>
+                  <a:noFill/>
+                  <a:ln>
+                    <a:noFill/>
+                  </a:ln>
+                </pic:spPr>
+              </pic:pic>
+            </a:graphicData>
+          </a:graphic>
+          <wp14:sizeRelH relativeFrom="margin">
+            <wp14:pctWidth>0</wp14:pctWidth>
+          </wp14:sizeRelH>
+          <wp14:sizeRelV relativeFrom="margin">
+            <wp14:pctHeight>0</wp14:pctHeight>
+          </wp14:sizeRelV>
+        </wp:anchor>
+      </w:drawing>
+    </w:r>
+    <w:r>
+      <w:rPr>
+        <w:b/>
+        <w:bCs/>
+        <w:noProof/>
+      </w:rPr>
+      <w:t>Secretar</w:t>
+    </w:r>
+    <w:r>
+      <w:rPr>
+        <w:b/>
+        <w:bCs/>
+        <w:noProof/>
+      </w:rPr>
+      <w:t>í</w:t>
+    </w:r>
+    <w:r>
+      <w:rPr>
+        <w:b/>
+        <w:bCs/>
+        <w:noProof/>
+      </w:rPr>
+      <w:t>a de Seguridad Pública del Estado</w:t>
+    </w:r>
+  </w:p>
+  <w:p>
+    <w:pPr>
+      <w:pStyle w:val="Encabezado"/>
+    </w:pPr>
+  </w:p>
+</w:hdr>
+</file>
+
 <file path=word/numbering.xml><?xml version="1.0" encoding="utf-8"?>
 <w:numbering xmlns:wpc="http://schemas.microsoft.com/office/word/2010/wordprocessingCanvas" xmlns:cx="http://schemas.microsoft.com/office/drawing/2014/chartex" xmlns:cx1="http://schemas.microsoft.com/office/drawing/2015/9/8/chartex" xmlns:cx2="http://schemas.microsoft.com/office/drawing/2015/10/21/chartex" xmlns:cx3="http://schemas.microsoft.com/office/drawing/2016/5/9/chartex" xmlns:cx4="http://schemas.microsoft.com/office/drawing/2016/5/10/chartex" xmlns:cx5="http://schemas.microsoft.com/office/drawing/2016/5/11/chartex" xmlns:cx6="http://schemas.microsoft.com/office/drawing/2016/5/12/chartex" xmlns:cx7="http://schemas.microsoft.com/office/drawing/2016/5/13/chartex" xmlns:cx8="http://schemas.microsoft.com/office/drawing/2016/5/14/chartex" xmlns:mc="http://schemas.openxmlformats.org/markup-compatibility/2006" xmlns:aink="http://schemas.microsoft.com/office/drawing/2016/ink" xmlns:am3d="http://schemas.microsoft.com/office/drawing/2017/model3d" xmlns:o="urn:schemas-microsoft-com:office:office" xmlns:oel="http://schemas.microsoft.com/office/2019/extlst" xmlns:r="http://schemas.openxmlformats.org/officeDocument/2006/relationships" xmlns:m="http://schemas.openxmlformats.org/officeDocument/2006/math" xmlns:v="urn:schemas-microsoft-com:vml" xmlns:wp14="http://schemas.microsoft.com/office/word/2010/wordprocessingDrawing" xmlns:wp="http://schemas.openxmlformats.org/drawingml/2006/wordprocessingDrawing" xmlns:w10="urn:schemas-microsoft-com:office:word" xmlns:w="http://schemas.openxmlformats.org/wordprocessingml/2006/main" xmlns:w14="http://schemas.microsoft.com/office/word/2010/wordml" xmlns:w15="http://schemas.microsoft.com/office/word/2012/wordml" xmlns:w16cex="http://schemas.microsoft.com/office/word/2018/wordml/cex" xmlns:w16cid="http://schemas.microsoft.com/office/word/2016/wordml/cid" xmlns:w16="http://schemas.microsoft.com/office/word/2018/wordml" xmlns:w16sdtdh="http://schemas.microsoft.com/office/word/2020/wordml/sdtdatahash" xmlns:w16se="http://schemas.microsoft.com/office/word/2015/wordml/symex" xmlns:wpg="http://schemas.microsoft.com/office/word/2010/wordprocessingGroup" xmlns:wpi="http://schemas.microsoft.com/office/word/2010/wordprocessingInk" xmlns:wne="http://schemas.microsoft.com/office/word/2006/wordml" xmlns:wps="http://schemas.microsoft.com/office/word/2010/wordprocessingShape" mc:Ignorable="w14 w15 w16se w16cid w16 w16cex w16sdtdh wp14">
   <w:abstractNum w:abstractNumId="0" w15:restartNumberingAfterBreak="0">
@@ -5722,6 +4857,155 @@
     </w:lvl>
   </w:abstractNum>
   <w:abstractNum w:abstractNumId="7" w15:restartNumberingAfterBreak="0">
+    <w:nsid w:val="1E8D3CD9"/>
+    <w:multiLevelType w:val="multilevel"/>
+    <w:tmpl w:val="1304D028"/>
+    <w:lvl w:ilvl="0">
+      <w:start w:val="1"/>
+      <w:numFmt w:val="bullet"/>
+      <w:lvlText w:val=""/>
+      <w:lvlJc w:val="left"/>
+      <w:pPr>
+        <w:tabs>
+          <w:tab w:val="num" w:pos="720"/>
+        </w:tabs>
+        <w:ind w:left="720" w:hanging="360"/>
+      </w:pPr>
+      <w:rPr>
+        <w:rFonts w:ascii="Symbol" w:hAnsi="Symbol" w:hint="default"/>
+        <w:sz w:val="20"/>
+      </w:rPr>
+    </w:lvl>
+    <w:lvl w:ilvl="1" w:tentative="1">
+      <w:start w:val="1"/>
+      <w:numFmt w:val="bullet"/>
+      <w:lvlText w:val="o"/>
+      <w:lvlJc w:val="left"/>
+      <w:pPr>
+        <w:tabs>
+          <w:tab w:val="num" w:pos="1440"/>
+        </w:tabs>
+        <w:ind w:left="1440" w:hanging="360"/>
+      </w:pPr>
+      <w:rPr>
+        <w:rFonts w:ascii="Courier New" w:hAnsi="Courier New" w:hint="default"/>
+        <w:sz w:val="20"/>
+      </w:rPr>
+    </w:lvl>
+    <w:lvl w:ilvl="2" w:tentative="1">
+      <w:start w:val="1"/>
+      <w:numFmt w:val="bullet"/>
+      <w:lvlText w:val=""/>
+      <w:lvlJc w:val="left"/>
+      <w:pPr>
+        <w:tabs>
+          <w:tab w:val="num" w:pos="2160"/>
+        </w:tabs>
+        <w:ind w:left="2160" w:hanging="360"/>
+      </w:pPr>
+      <w:rPr>
+        <w:rFonts w:ascii="Wingdings" w:hAnsi="Wingdings" w:hint="default"/>
+        <w:sz w:val="20"/>
+      </w:rPr>
+    </w:lvl>
+    <w:lvl w:ilvl="3" w:tentative="1">
+      <w:start w:val="1"/>
+      <w:numFmt w:val="bullet"/>
+      <w:lvlText w:val=""/>
+      <w:lvlJc w:val="left"/>
+      <w:pPr>
+        <w:tabs>
+          <w:tab w:val="num" w:pos="2880"/>
+        </w:tabs>
+        <w:ind w:left="2880" w:hanging="360"/>
+      </w:pPr>
+      <w:rPr>
+        <w:rFonts w:ascii="Wingdings" w:hAnsi="Wingdings" w:hint="default"/>
+        <w:sz w:val="20"/>
+      </w:rPr>
+    </w:lvl>
+    <w:lvl w:ilvl="4" w:tentative="1">
+      <w:start w:val="1"/>
+      <w:numFmt w:val="bullet"/>
+      <w:lvlText w:val=""/>
+      <w:lvlJc w:val="left"/>
+      <w:pPr>
+        <w:tabs>
+          <w:tab w:val="num" w:pos="3600"/>
+        </w:tabs>
+        <w:ind w:left="3600" w:hanging="360"/>
+      </w:pPr>
+      <w:rPr>
+        <w:rFonts w:ascii="Wingdings" w:hAnsi="Wingdings" w:hint="default"/>
+        <w:sz w:val="20"/>
+      </w:rPr>
+    </w:lvl>
+    <w:lvl w:ilvl="5" w:tentative="1">
+      <w:start w:val="1"/>
+      <w:numFmt w:val="bullet"/>
+      <w:lvlText w:val=""/>
+      <w:lvlJc w:val="left"/>
+      <w:pPr>
+        <w:tabs>
+          <w:tab w:val="num" w:pos="4320"/>
+        </w:tabs>
+        <w:ind w:left="4320" w:hanging="360"/>
+      </w:pPr>
+      <w:rPr>
+        <w:rFonts w:ascii="Wingdings" w:hAnsi="Wingdings" w:hint="default"/>
+        <w:sz w:val="20"/>
+      </w:rPr>
+    </w:lvl>
+    <w:lvl w:ilvl="6" w:tentative="1">
+      <w:start w:val="1"/>
+      <w:numFmt w:val="bullet"/>
+      <w:lvlText w:val=""/>
+      <w:lvlJc w:val="left"/>
+      <w:pPr>
+        <w:tabs>
+          <w:tab w:val="num" w:pos="5040"/>
+        </w:tabs>
+        <w:ind w:left="5040" w:hanging="360"/>
+      </w:pPr>
+      <w:rPr>
+        <w:rFonts w:ascii="Wingdings" w:hAnsi="Wingdings" w:hint="default"/>
+        <w:sz w:val="20"/>
+      </w:rPr>
+    </w:lvl>
+    <w:lvl w:ilvl="7" w:tentative="1">
+      <w:start w:val="1"/>
+      <w:numFmt w:val="bullet"/>
+      <w:lvlText w:val=""/>
+      <w:lvlJc w:val="left"/>
+      <w:pPr>
+        <w:tabs>
+          <w:tab w:val="num" w:pos="5760"/>
+        </w:tabs>
+        <w:ind w:left="5760" w:hanging="360"/>
+      </w:pPr>
+      <w:rPr>
+        <w:rFonts w:ascii="Wingdings" w:hAnsi="Wingdings" w:hint="default"/>
+        <w:sz w:val="20"/>
+      </w:rPr>
+    </w:lvl>
+    <w:lvl w:ilvl="8" w:tentative="1">
+      <w:start w:val="1"/>
+      <w:numFmt w:val="bullet"/>
+      <w:lvlText w:val=""/>
+      <w:lvlJc w:val="left"/>
+      <w:pPr>
+        <w:tabs>
+          <w:tab w:val="num" w:pos="6480"/>
+        </w:tabs>
+        <w:ind w:left="6480" w:hanging="360"/>
+      </w:pPr>
+      <w:rPr>
+        <w:rFonts w:ascii="Wingdings" w:hAnsi="Wingdings" w:hint="default"/>
+        <w:sz w:val="20"/>
+      </w:rPr>
+    </w:lvl>
+  </w:abstractNum>
+  <w:abstractNum w:abstractNumId="8" w15:restartNumberingAfterBreak="0">
     <w:nsid w:val="1F704606"/>
     <w:multiLevelType w:val="multilevel"/>
     <w:tmpl w:val="0E702AD0"/>
@@ -5870,7 +5154,7 @@
       </w:rPr>
     </w:lvl>
   </w:abstractNum>
-  <w:abstractNum w:abstractNumId="8" w15:restartNumberingAfterBreak="0">
+  <w:abstractNum w:abstractNumId="9" w15:restartNumberingAfterBreak="0">
     <w:nsid w:val="214170AD"/>
     <w:multiLevelType w:val="multilevel"/>
     <w:tmpl w:val="B8E495D2"/>
@@ -6019,7 +5303,7 @@
       </w:rPr>
     </w:lvl>
   </w:abstractNum>
-  <w:abstractNum w:abstractNumId="9" w15:restartNumberingAfterBreak="0">
+  <w:abstractNum w:abstractNumId="10" w15:restartNumberingAfterBreak="0">
     <w:nsid w:val="279F3266"/>
     <w:multiLevelType w:val="multilevel"/>
     <w:tmpl w:val="3FB0BE18"/>
@@ -6168,7 +5452,7 @@
       </w:rPr>
     </w:lvl>
   </w:abstractNum>
-  <w:abstractNum w:abstractNumId="10" w15:restartNumberingAfterBreak="0">
+  <w:abstractNum w:abstractNumId="11" w15:restartNumberingAfterBreak="0">
     <w:nsid w:val="2ADD2C66"/>
     <w:multiLevelType w:val="multilevel"/>
     <w:tmpl w:val="0DC803E4"/>
@@ -6317,7 +5601,7 @@
       </w:rPr>
     </w:lvl>
   </w:abstractNum>
-  <w:abstractNum w:abstractNumId="11" w15:restartNumberingAfterBreak="0">
+  <w:abstractNum w:abstractNumId="12" w15:restartNumberingAfterBreak="0">
     <w:nsid w:val="2D8166C8"/>
     <w:multiLevelType w:val="multilevel"/>
     <w:tmpl w:val="9A4827D8"/>
@@ -6466,7 +5750,156 @@
       </w:rPr>
     </w:lvl>
   </w:abstractNum>
-  <w:abstractNum w:abstractNumId="12" w15:restartNumberingAfterBreak="0">
+  <w:abstractNum w:abstractNumId="13" w15:restartNumberingAfterBreak="0">
+    <w:nsid w:val="315710DF"/>
+    <w:multiLevelType w:val="multilevel"/>
+    <w:tmpl w:val="CB1CA2F4"/>
+    <w:lvl w:ilvl="0">
+      <w:start w:val="1"/>
+      <w:numFmt w:val="bullet"/>
+      <w:lvlText w:val=""/>
+      <w:lvlJc w:val="left"/>
+      <w:pPr>
+        <w:tabs>
+          <w:tab w:val="num" w:pos="720"/>
+        </w:tabs>
+        <w:ind w:left="720" w:hanging="360"/>
+      </w:pPr>
+      <w:rPr>
+        <w:rFonts w:ascii="Symbol" w:hAnsi="Symbol" w:hint="default"/>
+        <w:sz w:val="20"/>
+      </w:rPr>
+    </w:lvl>
+    <w:lvl w:ilvl="1" w:tentative="1">
+      <w:start w:val="1"/>
+      <w:numFmt w:val="bullet"/>
+      <w:lvlText w:val="o"/>
+      <w:lvlJc w:val="left"/>
+      <w:pPr>
+        <w:tabs>
+          <w:tab w:val="num" w:pos="1440"/>
+        </w:tabs>
+        <w:ind w:left="1440" w:hanging="360"/>
+      </w:pPr>
+      <w:rPr>
+        <w:rFonts w:ascii="Courier New" w:hAnsi="Courier New" w:hint="default"/>
+        <w:sz w:val="20"/>
+      </w:rPr>
+    </w:lvl>
+    <w:lvl w:ilvl="2" w:tentative="1">
+      <w:start w:val="1"/>
+      <w:numFmt w:val="bullet"/>
+      <w:lvlText w:val=""/>
+      <w:lvlJc w:val="left"/>
+      <w:pPr>
+        <w:tabs>
+          <w:tab w:val="num" w:pos="2160"/>
+        </w:tabs>
+        <w:ind w:left="2160" w:hanging="360"/>
+      </w:pPr>
+      <w:rPr>
+        <w:rFonts w:ascii="Wingdings" w:hAnsi="Wingdings" w:hint="default"/>
+        <w:sz w:val="20"/>
+      </w:rPr>
+    </w:lvl>
+    <w:lvl w:ilvl="3" w:tentative="1">
+      <w:start w:val="1"/>
+      <w:numFmt w:val="bullet"/>
+      <w:lvlText w:val=""/>
+      <w:lvlJc w:val="left"/>
+      <w:pPr>
+        <w:tabs>
+          <w:tab w:val="num" w:pos="2880"/>
+        </w:tabs>
+        <w:ind w:left="2880" w:hanging="360"/>
+      </w:pPr>
+      <w:rPr>
+        <w:rFonts w:ascii="Wingdings" w:hAnsi="Wingdings" w:hint="default"/>
+        <w:sz w:val="20"/>
+      </w:rPr>
+    </w:lvl>
+    <w:lvl w:ilvl="4" w:tentative="1">
+      <w:start w:val="1"/>
+      <w:numFmt w:val="bullet"/>
+      <w:lvlText w:val=""/>
+      <w:lvlJc w:val="left"/>
+      <w:pPr>
+        <w:tabs>
+          <w:tab w:val="num" w:pos="3600"/>
+        </w:tabs>
+        <w:ind w:left="3600" w:hanging="360"/>
+      </w:pPr>
+      <w:rPr>
+        <w:rFonts w:ascii="Wingdings" w:hAnsi="Wingdings" w:hint="default"/>
+        <w:sz w:val="20"/>
+      </w:rPr>
+    </w:lvl>
+    <w:lvl w:ilvl="5" w:tentative="1">
+      <w:start w:val="1"/>
+      <w:numFmt w:val="bullet"/>
+      <w:lvlText w:val=""/>
+      <w:lvlJc w:val="left"/>
+      <w:pPr>
+        <w:tabs>
+          <w:tab w:val="num" w:pos="4320"/>
+        </w:tabs>
+        <w:ind w:left="4320" w:hanging="360"/>
+      </w:pPr>
+      <w:rPr>
+        <w:rFonts w:ascii="Wingdings" w:hAnsi="Wingdings" w:hint="default"/>
+        <w:sz w:val="20"/>
+      </w:rPr>
+    </w:lvl>
+    <w:lvl w:ilvl="6" w:tentative="1">
+      <w:start w:val="1"/>
+      <w:numFmt w:val="bullet"/>
+      <w:lvlText w:val=""/>
+      <w:lvlJc w:val="left"/>
+      <w:pPr>
+        <w:tabs>
+          <w:tab w:val="num" w:pos="5040"/>
+        </w:tabs>
+        <w:ind w:left="5040" w:hanging="360"/>
+      </w:pPr>
+      <w:rPr>
+        <w:rFonts w:ascii="Wingdings" w:hAnsi="Wingdings" w:hint="default"/>
+        <w:sz w:val="20"/>
+      </w:rPr>
+    </w:lvl>
+    <w:lvl w:ilvl="7" w:tentative="1">
+      <w:start w:val="1"/>
+      <w:numFmt w:val="bullet"/>
+      <w:lvlText w:val=""/>
+      <w:lvlJc w:val="left"/>
+      <w:pPr>
+        <w:tabs>
+          <w:tab w:val="num" w:pos="5760"/>
+        </w:tabs>
+        <w:ind w:left="5760" w:hanging="360"/>
+      </w:pPr>
+      <w:rPr>
+        <w:rFonts w:ascii="Wingdings" w:hAnsi="Wingdings" w:hint="default"/>
+        <w:sz w:val="20"/>
+      </w:rPr>
+    </w:lvl>
+    <w:lvl w:ilvl="8" w:tentative="1">
+      <w:start w:val="1"/>
+      <w:numFmt w:val="bullet"/>
+      <w:lvlText w:val=""/>
+      <w:lvlJc w:val="left"/>
+      <w:pPr>
+        <w:tabs>
+          <w:tab w:val="num" w:pos="6480"/>
+        </w:tabs>
+        <w:ind w:left="6480" w:hanging="360"/>
+      </w:pPr>
+      <w:rPr>
+        <w:rFonts w:ascii="Wingdings" w:hAnsi="Wingdings" w:hint="default"/>
+        <w:sz w:val="20"/>
+      </w:rPr>
+    </w:lvl>
+  </w:abstractNum>
+  <w:abstractNum w:abstractNumId="14" w15:restartNumberingAfterBreak="0">
     <w:nsid w:val="34862A9E"/>
     <w:multiLevelType w:val="multilevel"/>
     <w:tmpl w:val="359E5F96"/>
@@ -6615,7 +6048,7 @@
       </w:rPr>
     </w:lvl>
   </w:abstractNum>
-  <w:abstractNum w:abstractNumId="13" w15:restartNumberingAfterBreak="0">
+  <w:abstractNum w:abstractNumId="15" w15:restartNumberingAfterBreak="0">
     <w:nsid w:val="38AC5F72"/>
     <w:multiLevelType w:val="multilevel"/>
     <w:tmpl w:val="E43C7BB2"/>
@@ -6764,7 +6197,7 @@
       </w:rPr>
     </w:lvl>
   </w:abstractNum>
-  <w:abstractNum w:abstractNumId="14" w15:restartNumberingAfterBreak="0">
+  <w:abstractNum w:abstractNumId="16" w15:restartNumberingAfterBreak="0">
     <w:nsid w:val="3F450AD5"/>
     <w:multiLevelType w:val="multilevel"/>
     <w:tmpl w:val="8AE2AAE0"/>
@@ -6881,7 +6314,7 @@
       </w:pPr>
     </w:lvl>
   </w:abstractNum>
-  <w:abstractNum w:abstractNumId="15" w15:restartNumberingAfterBreak="0">
+  <w:abstractNum w:abstractNumId="17" w15:restartNumberingAfterBreak="0">
     <w:nsid w:val="44175ED3"/>
     <w:multiLevelType w:val="multilevel"/>
     <w:tmpl w:val="09869770"/>
@@ -6994,7 +6427,156 @@
       </w:pPr>
     </w:lvl>
   </w:abstractNum>
-  <w:abstractNum w:abstractNumId="16" w15:restartNumberingAfterBreak="0">
+  <w:abstractNum w:abstractNumId="18" w15:restartNumberingAfterBreak="0">
+    <w:nsid w:val="444C68AC"/>
+    <w:multiLevelType w:val="multilevel"/>
+    <w:tmpl w:val="B44A2ADA"/>
+    <w:lvl w:ilvl="0">
+      <w:start w:val="1"/>
+      <w:numFmt w:val="bullet"/>
+      <w:lvlText w:val=""/>
+      <w:lvlJc w:val="left"/>
+      <w:pPr>
+        <w:tabs>
+          <w:tab w:val="num" w:pos="720"/>
+        </w:tabs>
+        <w:ind w:left="720" w:hanging="360"/>
+      </w:pPr>
+      <w:rPr>
+        <w:rFonts w:ascii="Symbol" w:hAnsi="Symbol" w:hint="default"/>
+        <w:sz w:val="20"/>
+      </w:rPr>
+    </w:lvl>
+    <w:lvl w:ilvl="1" w:tentative="1">
+      <w:start w:val="1"/>
+      <w:numFmt w:val="bullet"/>
+      <w:lvlText w:val="o"/>
+      <w:lvlJc w:val="left"/>
+      <w:pPr>
+        <w:tabs>
+          <w:tab w:val="num" w:pos="1440"/>
+        </w:tabs>
+        <w:ind w:left="1440" w:hanging="360"/>
+      </w:pPr>
+      <w:rPr>
+        <w:rFonts w:ascii="Courier New" w:hAnsi="Courier New" w:hint="default"/>
+        <w:sz w:val="20"/>
+      </w:rPr>
+    </w:lvl>
+    <w:lvl w:ilvl="2" w:tentative="1">
+      <w:start w:val="1"/>
+      <w:numFmt w:val="bullet"/>
+      <w:lvlText w:val=""/>
+      <w:lvlJc w:val="left"/>
+      <w:pPr>
+        <w:tabs>
+          <w:tab w:val="num" w:pos="2160"/>
+        </w:tabs>
+        <w:ind w:left="2160" w:hanging="360"/>
+      </w:pPr>
+      <w:rPr>
+        <w:rFonts w:ascii="Wingdings" w:hAnsi="Wingdings" w:hint="default"/>
+        <w:sz w:val="20"/>
+      </w:rPr>
+    </w:lvl>
+    <w:lvl w:ilvl="3" w:tentative="1">
+      <w:start w:val="1"/>
+      <w:numFmt w:val="bullet"/>
+      <w:lvlText w:val=""/>
+      <w:lvlJc w:val="left"/>
+      <w:pPr>
+        <w:tabs>
+          <w:tab w:val="num" w:pos="2880"/>
+        </w:tabs>
+        <w:ind w:left="2880" w:hanging="360"/>
+      </w:pPr>
+      <w:rPr>
+        <w:rFonts w:ascii="Wingdings" w:hAnsi="Wingdings" w:hint="default"/>
+        <w:sz w:val="20"/>
+      </w:rPr>
+    </w:lvl>
+    <w:lvl w:ilvl="4" w:tentative="1">
+      <w:start w:val="1"/>
+      <w:numFmt w:val="bullet"/>
+      <w:lvlText w:val=""/>
+      <w:lvlJc w:val="left"/>
+      <w:pPr>
+        <w:tabs>
+          <w:tab w:val="num" w:pos="3600"/>
+        </w:tabs>
+        <w:ind w:left="3600" w:hanging="360"/>
+      </w:pPr>
+      <w:rPr>
+        <w:rFonts w:ascii="Wingdings" w:hAnsi="Wingdings" w:hint="default"/>
+        <w:sz w:val="20"/>
+      </w:rPr>
+    </w:lvl>
+    <w:lvl w:ilvl="5" w:tentative="1">
+      <w:start w:val="1"/>
+      <w:numFmt w:val="bullet"/>
+      <w:lvlText w:val=""/>
+      <w:lvlJc w:val="left"/>
+      <w:pPr>
+        <w:tabs>
+          <w:tab w:val="num" w:pos="4320"/>
+        </w:tabs>
+        <w:ind w:left="4320" w:hanging="360"/>
+      </w:pPr>
+      <w:rPr>
+        <w:rFonts w:ascii="Wingdings" w:hAnsi="Wingdings" w:hint="default"/>
+        <w:sz w:val="20"/>
+      </w:rPr>
+    </w:lvl>
+    <w:lvl w:ilvl="6" w:tentative="1">
+      <w:start w:val="1"/>
+      <w:numFmt w:val="bullet"/>
+      <w:lvlText w:val=""/>
+      <w:lvlJc w:val="left"/>
+      <w:pPr>
+        <w:tabs>
+          <w:tab w:val="num" w:pos="5040"/>
+        </w:tabs>
+        <w:ind w:left="5040" w:hanging="360"/>
+      </w:pPr>
+      <w:rPr>
+        <w:rFonts w:ascii="Wingdings" w:hAnsi="Wingdings" w:hint="default"/>
+        <w:sz w:val="20"/>
+      </w:rPr>
+    </w:lvl>
+    <w:lvl w:ilvl="7" w:tentative="1">
+      <w:start w:val="1"/>
+      <w:numFmt w:val="bullet"/>
+      <w:lvlText w:val=""/>
+      <w:lvlJc w:val="left"/>
+      <w:pPr>
+        <w:tabs>
+          <w:tab w:val="num" w:pos="5760"/>
+        </w:tabs>
+        <w:ind w:left="5760" w:hanging="360"/>
+      </w:pPr>
+      <w:rPr>
+        <w:rFonts w:ascii="Wingdings" w:hAnsi="Wingdings" w:hint="default"/>
+        <w:sz w:val="20"/>
+      </w:rPr>
+    </w:lvl>
+    <w:lvl w:ilvl="8" w:tentative="1">
+      <w:start w:val="1"/>
+      <w:numFmt w:val="bullet"/>
+      <w:lvlText w:val=""/>
+      <w:lvlJc w:val="left"/>
+      <w:pPr>
+        <w:tabs>
+          <w:tab w:val="num" w:pos="6480"/>
+        </w:tabs>
+        <w:ind w:left="6480" w:hanging="360"/>
+      </w:pPr>
+      <w:rPr>
+        <w:rFonts w:ascii="Wingdings" w:hAnsi="Wingdings" w:hint="default"/>
+        <w:sz w:val="20"/>
+      </w:rPr>
+    </w:lvl>
+  </w:abstractNum>
+  <w:abstractNum w:abstractNumId="19" w15:restartNumberingAfterBreak="0">
     <w:nsid w:val="46450895"/>
     <w:multiLevelType w:val="multilevel"/>
     <w:tmpl w:val="D44CE496"/>
@@ -7111,7 +6693,156 @@
       </w:pPr>
     </w:lvl>
   </w:abstractNum>
-  <w:abstractNum w:abstractNumId="17" w15:restartNumberingAfterBreak="0">
+  <w:abstractNum w:abstractNumId="20" w15:restartNumberingAfterBreak="0">
+    <w:nsid w:val="46F72983"/>
+    <w:multiLevelType w:val="multilevel"/>
+    <w:tmpl w:val="8392F8A0"/>
+    <w:lvl w:ilvl="0">
+      <w:start w:val="1"/>
+      <w:numFmt w:val="bullet"/>
+      <w:lvlText w:val=""/>
+      <w:lvlJc w:val="left"/>
+      <w:pPr>
+        <w:tabs>
+          <w:tab w:val="num" w:pos="720"/>
+        </w:tabs>
+        <w:ind w:left="720" w:hanging="360"/>
+      </w:pPr>
+      <w:rPr>
+        <w:rFonts w:ascii="Symbol" w:hAnsi="Symbol" w:hint="default"/>
+        <w:sz w:val="20"/>
+      </w:rPr>
+    </w:lvl>
+    <w:lvl w:ilvl="1" w:tentative="1">
+      <w:start w:val="1"/>
+      <w:numFmt w:val="bullet"/>
+      <w:lvlText w:val="o"/>
+      <w:lvlJc w:val="left"/>
+      <w:pPr>
+        <w:tabs>
+          <w:tab w:val="num" w:pos="1440"/>
+        </w:tabs>
+        <w:ind w:left="1440" w:hanging="360"/>
+      </w:pPr>
+      <w:rPr>
+        <w:rFonts w:ascii="Courier New" w:hAnsi="Courier New" w:hint="default"/>
+        <w:sz w:val="20"/>
+      </w:rPr>
+    </w:lvl>
+    <w:lvl w:ilvl="2" w:tentative="1">
+      <w:start w:val="1"/>
+      <w:numFmt w:val="bullet"/>
+      <w:lvlText w:val=""/>
+      <w:lvlJc w:val="left"/>
+      <w:pPr>
+        <w:tabs>
+          <w:tab w:val="num" w:pos="2160"/>
+        </w:tabs>
+        <w:ind w:left="2160" w:hanging="360"/>
+      </w:pPr>
+      <w:rPr>
+        <w:rFonts w:ascii="Wingdings" w:hAnsi="Wingdings" w:hint="default"/>
+        <w:sz w:val="20"/>
+      </w:rPr>
+    </w:lvl>
+    <w:lvl w:ilvl="3" w:tentative="1">
+      <w:start w:val="1"/>
+      <w:numFmt w:val="bullet"/>
+      <w:lvlText w:val=""/>
+      <w:lvlJc w:val="left"/>
+      <w:pPr>
+        <w:tabs>
+          <w:tab w:val="num" w:pos="2880"/>
+        </w:tabs>
+        <w:ind w:left="2880" w:hanging="360"/>
+      </w:pPr>
+      <w:rPr>
+        <w:rFonts w:ascii="Wingdings" w:hAnsi="Wingdings" w:hint="default"/>
+        <w:sz w:val="20"/>
+      </w:rPr>
+    </w:lvl>
+    <w:lvl w:ilvl="4" w:tentative="1">
+      <w:start w:val="1"/>
+      <w:numFmt w:val="bullet"/>
+      <w:lvlText w:val=""/>
+      <w:lvlJc w:val="left"/>
+      <w:pPr>
+        <w:tabs>
+          <w:tab w:val="num" w:pos="3600"/>
+        </w:tabs>
+        <w:ind w:left="3600" w:hanging="360"/>
+      </w:pPr>
+      <w:rPr>
+        <w:rFonts w:ascii="Wingdings" w:hAnsi="Wingdings" w:hint="default"/>
+        <w:sz w:val="20"/>
+      </w:rPr>
+    </w:lvl>
+    <w:lvl w:ilvl="5" w:tentative="1">
+      <w:start w:val="1"/>
+      <w:numFmt w:val="bullet"/>
+      <w:lvlText w:val=""/>
+      <w:lvlJc w:val="left"/>
+      <w:pPr>
+        <w:tabs>
+          <w:tab w:val="num" w:pos="4320"/>
+        </w:tabs>
+        <w:ind w:left="4320" w:hanging="360"/>
+      </w:pPr>
+      <w:rPr>
+        <w:rFonts w:ascii="Wingdings" w:hAnsi="Wingdings" w:hint="default"/>
+        <w:sz w:val="20"/>
+      </w:rPr>
+    </w:lvl>
+    <w:lvl w:ilvl="6" w:tentative="1">
+      <w:start w:val="1"/>
+      <w:numFmt w:val="bullet"/>
+      <w:lvlText w:val=""/>
+      <w:lvlJc w:val="left"/>
+      <w:pPr>
+        <w:tabs>
+          <w:tab w:val="num" w:pos="5040"/>
+        </w:tabs>
+        <w:ind w:left="5040" w:hanging="360"/>
+      </w:pPr>
+      <w:rPr>
+        <w:rFonts w:ascii="Wingdings" w:hAnsi="Wingdings" w:hint="default"/>
+        <w:sz w:val="20"/>
+      </w:rPr>
+    </w:lvl>
+    <w:lvl w:ilvl="7" w:tentative="1">
+      <w:start w:val="1"/>
+      <w:numFmt w:val="bullet"/>
+      <w:lvlText w:val=""/>
+      <w:lvlJc w:val="left"/>
+      <w:pPr>
+        <w:tabs>
+          <w:tab w:val="num" w:pos="5760"/>
+        </w:tabs>
+        <w:ind w:left="5760" w:hanging="360"/>
+      </w:pPr>
+      <w:rPr>
+        <w:rFonts w:ascii="Wingdings" w:hAnsi="Wingdings" w:hint="default"/>
+        <w:sz w:val="20"/>
+      </w:rPr>
+    </w:lvl>
+    <w:lvl w:ilvl="8" w:tentative="1">
+      <w:start w:val="1"/>
+      <w:numFmt w:val="bullet"/>
+      <w:lvlText w:val=""/>
+      <w:lvlJc w:val="left"/>
+      <w:pPr>
+        <w:tabs>
+          <w:tab w:val="num" w:pos="6480"/>
+        </w:tabs>
+        <w:ind w:left="6480" w:hanging="360"/>
+      </w:pPr>
+      <w:rPr>
+        <w:rFonts w:ascii="Wingdings" w:hAnsi="Wingdings" w:hint="default"/>
+        <w:sz w:val="20"/>
+      </w:rPr>
+    </w:lvl>
+  </w:abstractNum>
+  <w:abstractNum w:abstractNumId="21" w15:restartNumberingAfterBreak="0">
     <w:nsid w:val="48CD253D"/>
     <w:multiLevelType w:val="multilevel"/>
     <w:tmpl w:val="AADEB270"/>
@@ -7224,7 +6955,7 @@
       </w:pPr>
     </w:lvl>
   </w:abstractNum>
-  <w:abstractNum w:abstractNumId="18" w15:restartNumberingAfterBreak="0">
+  <w:abstractNum w:abstractNumId="22" w15:restartNumberingAfterBreak="0">
     <w:nsid w:val="4BDF01A7"/>
     <w:multiLevelType w:val="multilevel"/>
     <w:tmpl w:val="3F0623A6"/>
@@ -7337,7 +7068,7 @@
       </w:pPr>
     </w:lvl>
   </w:abstractNum>
-  <w:abstractNum w:abstractNumId="19" w15:restartNumberingAfterBreak="0">
+  <w:abstractNum w:abstractNumId="23" w15:restartNumberingAfterBreak="0">
     <w:nsid w:val="4CC56C0A"/>
     <w:multiLevelType w:val="multilevel"/>
     <w:tmpl w:val="275C5398"/>
@@ -7486,7 +7217,156 @@
       </w:rPr>
     </w:lvl>
   </w:abstractNum>
-  <w:abstractNum w:abstractNumId="20" w15:restartNumberingAfterBreak="0">
+  <w:abstractNum w:abstractNumId="24" w15:restartNumberingAfterBreak="0">
+    <w:nsid w:val="53CE5A10"/>
+    <w:multiLevelType w:val="multilevel"/>
+    <w:tmpl w:val="C3EE3252"/>
+    <w:lvl w:ilvl="0">
+      <w:start w:val="1"/>
+      <w:numFmt w:val="bullet"/>
+      <w:lvlText w:val=""/>
+      <w:lvlJc w:val="left"/>
+      <w:pPr>
+        <w:tabs>
+          <w:tab w:val="num" w:pos="720"/>
+        </w:tabs>
+        <w:ind w:left="720" w:hanging="360"/>
+      </w:pPr>
+      <w:rPr>
+        <w:rFonts w:ascii="Symbol" w:hAnsi="Symbol" w:hint="default"/>
+        <w:sz w:val="20"/>
+      </w:rPr>
+    </w:lvl>
+    <w:lvl w:ilvl="1" w:tentative="1">
+      <w:start w:val="1"/>
+      <w:numFmt w:val="bullet"/>
+      <w:lvlText w:val="o"/>
+      <w:lvlJc w:val="left"/>
+      <w:pPr>
+        <w:tabs>
+          <w:tab w:val="num" w:pos="1440"/>
+        </w:tabs>
+        <w:ind w:left="1440" w:hanging="360"/>
+      </w:pPr>
+      <w:rPr>
+        <w:rFonts w:ascii="Courier New" w:hAnsi="Courier New" w:hint="default"/>
+        <w:sz w:val="20"/>
+      </w:rPr>
+    </w:lvl>
+    <w:lvl w:ilvl="2" w:tentative="1">
+      <w:start w:val="1"/>
+      <w:numFmt w:val="bullet"/>
+      <w:lvlText w:val=""/>
+      <w:lvlJc w:val="left"/>
+      <w:pPr>
+        <w:tabs>
+          <w:tab w:val="num" w:pos="2160"/>
+        </w:tabs>
+        <w:ind w:left="2160" w:hanging="360"/>
+      </w:pPr>
+      <w:rPr>
+        <w:rFonts w:ascii="Wingdings" w:hAnsi="Wingdings" w:hint="default"/>
+        <w:sz w:val="20"/>
+      </w:rPr>
+    </w:lvl>
+    <w:lvl w:ilvl="3" w:tentative="1">
+      <w:start w:val="1"/>
+      <w:numFmt w:val="bullet"/>
+      <w:lvlText w:val=""/>
+      <w:lvlJc w:val="left"/>
+      <w:pPr>
+        <w:tabs>
+          <w:tab w:val="num" w:pos="2880"/>
+        </w:tabs>
+        <w:ind w:left="2880" w:hanging="360"/>
+      </w:pPr>
+      <w:rPr>
+        <w:rFonts w:ascii="Wingdings" w:hAnsi="Wingdings" w:hint="default"/>
+        <w:sz w:val="20"/>
+      </w:rPr>
+    </w:lvl>
+    <w:lvl w:ilvl="4" w:tentative="1">
+      <w:start w:val="1"/>
+      <w:numFmt w:val="bullet"/>
+      <w:lvlText w:val=""/>
+      <w:lvlJc w:val="left"/>
+      <w:pPr>
+        <w:tabs>
+          <w:tab w:val="num" w:pos="3600"/>
+        </w:tabs>
+        <w:ind w:left="3600" w:hanging="360"/>
+      </w:pPr>
+      <w:rPr>
+        <w:rFonts w:ascii="Wingdings" w:hAnsi="Wingdings" w:hint="default"/>
+        <w:sz w:val="20"/>
+      </w:rPr>
+    </w:lvl>
+    <w:lvl w:ilvl="5" w:tentative="1">
+      <w:start w:val="1"/>
+      <w:numFmt w:val="bullet"/>
+      <w:lvlText w:val=""/>
+      <w:lvlJc w:val="left"/>
+      <w:pPr>
+        <w:tabs>
+          <w:tab w:val="num" w:pos="4320"/>
+        </w:tabs>
+        <w:ind w:left="4320" w:hanging="360"/>
+      </w:pPr>
+      <w:rPr>
+        <w:rFonts w:ascii="Wingdings" w:hAnsi="Wingdings" w:hint="default"/>
+        <w:sz w:val="20"/>
+      </w:rPr>
+    </w:lvl>
+    <w:lvl w:ilvl="6" w:tentative="1">
+      <w:start w:val="1"/>
+      <w:numFmt w:val="bullet"/>
+      <w:lvlText w:val=""/>
+      <w:lvlJc w:val="left"/>
+      <w:pPr>
+        <w:tabs>
+          <w:tab w:val="num" w:pos="5040"/>
+        </w:tabs>
+        <w:ind w:left="5040" w:hanging="360"/>
+      </w:pPr>
+      <w:rPr>
+        <w:rFonts w:ascii="Wingdings" w:hAnsi="Wingdings" w:hint="default"/>
+        <w:sz w:val="20"/>
+      </w:rPr>
+    </w:lvl>
+    <w:lvl w:ilvl="7" w:tentative="1">
+      <w:start w:val="1"/>
+      <w:numFmt w:val="bullet"/>
+      <w:lvlText w:val=""/>
+      <w:lvlJc w:val="left"/>
+      <w:pPr>
+        <w:tabs>
+          <w:tab w:val="num" w:pos="5760"/>
+        </w:tabs>
+        <w:ind w:left="5760" w:hanging="360"/>
+      </w:pPr>
+      <w:rPr>
+        <w:rFonts w:ascii="Wingdings" w:hAnsi="Wingdings" w:hint="default"/>
+        <w:sz w:val="20"/>
+      </w:rPr>
+    </w:lvl>
+    <w:lvl w:ilvl="8" w:tentative="1">
+      <w:start w:val="1"/>
+      <w:numFmt w:val="bullet"/>
+      <w:lvlText w:val=""/>
+      <w:lvlJc w:val="left"/>
+      <w:pPr>
+        <w:tabs>
+          <w:tab w:val="num" w:pos="6480"/>
+        </w:tabs>
+        <w:ind w:left="6480" w:hanging="360"/>
+      </w:pPr>
+      <w:rPr>
+        <w:rFonts w:ascii="Wingdings" w:hAnsi="Wingdings" w:hint="default"/>
+        <w:sz w:val="20"/>
+      </w:rPr>
+    </w:lvl>
+  </w:abstractNum>
+  <w:abstractNum w:abstractNumId="25" w15:restartNumberingAfterBreak="0">
     <w:nsid w:val="54190CE6"/>
     <w:multiLevelType w:val="multilevel"/>
     <w:tmpl w:val="0192A83A"/>
@@ -7599,7 +7479,305 @@
       </w:pPr>
     </w:lvl>
   </w:abstractNum>
-  <w:abstractNum w:abstractNumId="21" w15:restartNumberingAfterBreak="0">
+  <w:abstractNum w:abstractNumId="26" w15:restartNumberingAfterBreak="0">
+    <w:nsid w:val="661E56A7"/>
+    <w:multiLevelType w:val="multilevel"/>
+    <w:tmpl w:val="2488E240"/>
+    <w:lvl w:ilvl="0">
+      <w:start w:val="1"/>
+      <w:numFmt w:val="bullet"/>
+      <w:lvlText w:val=""/>
+      <w:lvlJc w:val="left"/>
+      <w:pPr>
+        <w:tabs>
+          <w:tab w:val="num" w:pos="720"/>
+        </w:tabs>
+        <w:ind w:left="720" w:hanging="360"/>
+      </w:pPr>
+      <w:rPr>
+        <w:rFonts w:ascii="Symbol" w:hAnsi="Symbol" w:hint="default"/>
+        <w:sz w:val="20"/>
+      </w:rPr>
+    </w:lvl>
+    <w:lvl w:ilvl="1" w:tentative="1">
+      <w:start w:val="1"/>
+      <w:numFmt w:val="bullet"/>
+      <w:lvlText w:val="o"/>
+      <w:lvlJc w:val="left"/>
+      <w:pPr>
+        <w:tabs>
+          <w:tab w:val="num" w:pos="1440"/>
+        </w:tabs>
+        <w:ind w:left="1440" w:hanging="360"/>
+      </w:pPr>
+      <w:rPr>
+        <w:rFonts w:ascii="Courier New" w:hAnsi="Courier New" w:hint="default"/>
+        <w:sz w:val="20"/>
+      </w:rPr>
+    </w:lvl>
+    <w:lvl w:ilvl="2" w:tentative="1">
+      <w:start w:val="1"/>
+      <w:numFmt w:val="bullet"/>
+      <w:lvlText w:val=""/>
+      <w:lvlJc w:val="left"/>
+      <w:pPr>
+        <w:tabs>
+          <w:tab w:val="num" w:pos="2160"/>
+        </w:tabs>
+        <w:ind w:left="2160" w:hanging="360"/>
+      </w:pPr>
+      <w:rPr>
+        <w:rFonts w:ascii="Wingdings" w:hAnsi="Wingdings" w:hint="default"/>
+        <w:sz w:val="20"/>
+      </w:rPr>
+    </w:lvl>
+    <w:lvl w:ilvl="3" w:tentative="1">
+      <w:start w:val="1"/>
+      <w:numFmt w:val="bullet"/>
+      <w:lvlText w:val=""/>
+      <w:lvlJc w:val="left"/>
+      <w:pPr>
+        <w:tabs>
+          <w:tab w:val="num" w:pos="2880"/>
+        </w:tabs>
+        <w:ind w:left="2880" w:hanging="360"/>
+      </w:pPr>
+      <w:rPr>
+        <w:rFonts w:ascii="Wingdings" w:hAnsi="Wingdings" w:hint="default"/>
+        <w:sz w:val="20"/>
+      </w:rPr>
+    </w:lvl>
+    <w:lvl w:ilvl="4" w:tentative="1">
+      <w:start w:val="1"/>
+      <w:numFmt w:val="bullet"/>
+      <w:lvlText w:val=""/>
+      <w:lvlJc w:val="left"/>
+      <w:pPr>
+        <w:tabs>
+          <w:tab w:val="num" w:pos="3600"/>
+        </w:tabs>
+        <w:ind w:left="3600" w:hanging="360"/>
+      </w:pPr>
+      <w:rPr>
+        <w:rFonts w:ascii="Wingdings" w:hAnsi="Wingdings" w:hint="default"/>
+        <w:sz w:val="20"/>
+      </w:rPr>
+    </w:lvl>
+    <w:lvl w:ilvl="5" w:tentative="1">
+      <w:start w:val="1"/>
+      <w:numFmt w:val="bullet"/>
+      <w:lvlText w:val=""/>
+      <w:lvlJc w:val="left"/>
+      <w:pPr>
+        <w:tabs>
+          <w:tab w:val="num" w:pos="4320"/>
+        </w:tabs>
+        <w:ind w:left="4320" w:hanging="360"/>
+      </w:pPr>
+      <w:rPr>
+        <w:rFonts w:ascii="Wingdings" w:hAnsi="Wingdings" w:hint="default"/>
+        <w:sz w:val="20"/>
+      </w:rPr>
+    </w:lvl>
+    <w:lvl w:ilvl="6" w:tentative="1">
+      <w:start w:val="1"/>
+      <w:numFmt w:val="bullet"/>
+      <w:lvlText w:val=""/>
+      <w:lvlJc w:val="left"/>
+      <w:pPr>
+        <w:tabs>
+          <w:tab w:val="num" w:pos="5040"/>
+        </w:tabs>
+        <w:ind w:left="5040" w:hanging="360"/>
+      </w:pPr>
+      <w:rPr>
+        <w:rFonts w:ascii="Wingdings" w:hAnsi="Wingdings" w:hint="default"/>
+        <w:sz w:val="20"/>
+      </w:rPr>
+    </w:lvl>
+    <w:lvl w:ilvl="7" w:tentative="1">
+      <w:start w:val="1"/>
+      <w:numFmt w:val="bullet"/>
+      <w:lvlText w:val=""/>
+      <w:lvlJc w:val="left"/>
+      <w:pPr>
+        <w:tabs>
+          <w:tab w:val="num" w:pos="5760"/>
+        </w:tabs>
+        <w:ind w:left="5760" w:hanging="360"/>
+      </w:pPr>
+      <w:rPr>
+        <w:rFonts w:ascii="Wingdings" w:hAnsi="Wingdings" w:hint="default"/>
+        <w:sz w:val="20"/>
+      </w:rPr>
+    </w:lvl>
+    <w:lvl w:ilvl="8" w:tentative="1">
+      <w:start w:val="1"/>
+      <w:numFmt w:val="bullet"/>
+      <w:lvlText w:val=""/>
+      <w:lvlJc w:val="left"/>
+      <w:pPr>
+        <w:tabs>
+          <w:tab w:val="num" w:pos="6480"/>
+        </w:tabs>
+        <w:ind w:left="6480" w:hanging="360"/>
+      </w:pPr>
+      <w:rPr>
+        <w:rFonts w:ascii="Wingdings" w:hAnsi="Wingdings" w:hint="default"/>
+        <w:sz w:val="20"/>
+      </w:rPr>
+    </w:lvl>
+  </w:abstractNum>
+  <w:abstractNum w:abstractNumId="27" w15:restartNumberingAfterBreak="0">
+    <w:nsid w:val="6D355115"/>
+    <w:multiLevelType w:val="multilevel"/>
+    <w:tmpl w:val="D55A5806"/>
+    <w:lvl w:ilvl="0">
+      <w:start w:val="1"/>
+      <w:numFmt w:val="bullet"/>
+      <w:lvlText w:val=""/>
+      <w:lvlJc w:val="left"/>
+      <w:pPr>
+        <w:tabs>
+          <w:tab w:val="num" w:pos="720"/>
+        </w:tabs>
+        <w:ind w:left="720" w:hanging="360"/>
+      </w:pPr>
+      <w:rPr>
+        <w:rFonts w:ascii="Symbol" w:hAnsi="Symbol" w:hint="default"/>
+        <w:sz w:val="20"/>
+      </w:rPr>
+    </w:lvl>
+    <w:lvl w:ilvl="1" w:tentative="1">
+      <w:start w:val="1"/>
+      <w:numFmt w:val="bullet"/>
+      <w:lvlText w:val="o"/>
+      <w:lvlJc w:val="left"/>
+      <w:pPr>
+        <w:tabs>
+          <w:tab w:val="num" w:pos="1440"/>
+        </w:tabs>
+        <w:ind w:left="1440" w:hanging="360"/>
+      </w:pPr>
+      <w:rPr>
+        <w:rFonts w:ascii="Courier New" w:hAnsi="Courier New" w:hint="default"/>
+        <w:sz w:val="20"/>
+      </w:rPr>
+    </w:lvl>
+    <w:lvl w:ilvl="2" w:tentative="1">
+      <w:start w:val="1"/>
+      <w:numFmt w:val="bullet"/>
+      <w:lvlText w:val=""/>
+      <w:lvlJc w:val="left"/>
+      <w:pPr>
+        <w:tabs>
+          <w:tab w:val="num" w:pos="2160"/>
+        </w:tabs>
+        <w:ind w:left="2160" w:hanging="360"/>
+      </w:pPr>
+      <w:rPr>
+        <w:rFonts w:ascii="Wingdings" w:hAnsi="Wingdings" w:hint="default"/>
+        <w:sz w:val="20"/>
+      </w:rPr>
+    </w:lvl>
+    <w:lvl w:ilvl="3" w:tentative="1">
+      <w:start w:val="1"/>
+      <w:numFmt w:val="bullet"/>
+      <w:lvlText w:val=""/>
+      <w:lvlJc w:val="left"/>
+      <w:pPr>
+        <w:tabs>
+          <w:tab w:val="num" w:pos="2880"/>
+        </w:tabs>
+        <w:ind w:left="2880" w:hanging="360"/>
+      </w:pPr>
+      <w:rPr>
+        <w:rFonts w:ascii="Wingdings" w:hAnsi="Wingdings" w:hint="default"/>
+        <w:sz w:val="20"/>
+      </w:rPr>
+    </w:lvl>
+    <w:lvl w:ilvl="4" w:tentative="1">
+      <w:start w:val="1"/>
+      <w:numFmt w:val="bullet"/>
+      <w:lvlText w:val=""/>
+      <w:lvlJc w:val="left"/>
+      <w:pPr>
+        <w:tabs>
+          <w:tab w:val="num" w:pos="3600"/>
+        </w:tabs>
+        <w:ind w:left="3600" w:hanging="360"/>
+      </w:pPr>
+      <w:rPr>
+        <w:rFonts w:ascii="Wingdings" w:hAnsi="Wingdings" w:hint="default"/>
+        <w:sz w:val="20"/>
+      </w:rPr>
+    </w:lvl>
+    <w:lvl w:ilvl="5" w:tentative="1">
+      <w:start w:val="1"/>
+      <w:numFmt w:val="bullet"/>
+      <w:lvlText w:val=""/>
+      <w:lvlJc w:val="left"/>
+      <w:pPr>
+        <w:tabs>
+          <w:tab w:val="num" w:pos="4320"/>
+        </w:tabs>
+        <w:ind w:left="4320" w:hanging="360"/>
+      </w:pPr>
+      <w:rPr>
+        <w:rFonts w:ascii="Wingdings" w:hAnsi="Wingdings" w:hint="default"/>
+        <w:sz w:val="20"/>
+      </w:rPr>
+    </w:lvl>
+    <w:lvl w:ilvl="6" w:tentative="1">
+      <w:start w:val="1"/>
+      <w:numFmt w:val="bullet"/>
+      <w:lvlText w:val=""/>
+      <w:lvlJc w:val="left"/>
+      <w:pPr>
+        <w:tabs>
+          <w:tab w:val="num" w:pos="5040"/>
+        </w:tabs>
+        <w:ind w:left="5040" w:hanging="360"/>
+      </w:pPr>
+      <w:rPr>
+        <w:rFonts w:ascii="Wingdings" w:hAnsi="Wingdings" w:hint="default"/>
+        <w:sz w:val="20"/>
+      </w:rPr>
+    </w:lvl>
+    <w:lvl w:ilvl="7" w:tentative="1">
+      <w:start w:val="1"/>
+      <w:numFmt w:val="bullet"/>
+      <w:lvlText w:val=""/>
+      <w:lvlJc w:val="left"/>
+      <w:pPr>
+        <w:tabs>
+          <w:tab w:val="num" w:pos="5760"/>
+        </w:tabs>
+        <w:ind w:left="5760" w:hanging="360"/>
+      </w:pPr>
+      <w:rPr>
+        <w:rFonts w:ascii="Wingdings" w:hAnsi="Wingdings" w:hint="default"/>
+        <w:sz w:val="20"/>
+      </w:rPr>
+    </w:lvl>
+    <w:lvl w:ilvl="8" w:tentative="1">
+      <w:start w:val="1"/>
+      <w:numFmt w:val="bullet"/>
+      <w:lvlText w:val=""/>
+      <w:lvlJc w:val="left"/>
+      <w:pPr>
+        <w:tabs>
+          <w:tab w:val="num" w:pos="6480"/>
+        </w:tabs>
+        <w:ind w:left="6480" w:hanging="360"/>
+      </w:pPr>
+      <w:rPr>
+        <w:rFonts w:ascii="Wingdings" w:hAnsi="Wingdings" w:hint="default"/>
+        <w:sz w:val="20"/>
+      </w:rPr>
+    </w:lvl>
+  </w:abstractNum>
+  <w:abstractNum w:abstractNumId="28" w15:restartNumberingAfterBreak="0">
     <w:nsid w:val="6D786612"/>
     <w:multiLevelType w:val="multilevel"/>
     <w:tmpl w:val="05EEF868"/>
@@ -7748,7 +7926,7 @@
       </w:rPr>
     </w:lvl>
   </w:abstractNum>
-  <w:abstractNum w:abstractNumId="22" w15:restartNumberingAfterBreak="0">
+  <w:abstractNum w:abstractNumId="29" w15:restartNumberingAfterBreak="0">
     <w:nsid w:val="6DF6384F"/>
     <w:multiLevelType w:val="multilevel"/>
     <w:tmpl w:val="F7F4E8D8"/>
@@ -7897,7 +8075,156 @@
       </w:rPr>
     </w:lvl>
   </w:abstractNum>
-  <w:abstractNum w:abstractNumId="23" w15:restartNumberingAfterBreak="0">
+  <w:abstractNum w:abstractNumId="30" w15:restartNumberingAfterBreak="0">
+    <w:nsid w:val="7B960710"/>
+    <w:multiLevelType w:val="multilevel"/>
+    <w:tmpl w:val="5B147438"/>
+    <w:lvl w:ilvl="0">
+      <w:start w:val="1"/>
+      <w:numFmt w:val="bullet"/>
+      <w:lvlText w:val=""/>
+      <w:lvlJc w:val="left"/>
+      <w:pPr>
+        <w:tabs>
+          <w:tab w:val="num" w:pos="720"/>
+        </w:tabs>
+        <w:ind w:left="720" w:hanging="360"/>
+      </w:pPr>
+      <w:rPr>
+        <w:rFonts w:ascii="Symbol" w:hAnsi="Symbol" w:hint="default"/>
+        <w:sz w:val="20"/>
+      </w:rPr>
+    </w:lvl>
+    <w:lvl w:ilvl="1" w:tentative="1">
+      <w:start w:val="1"/>
+      <w:numFmt w:val="bullet"/>
+      <w:lvlText w:val="o"/>
+      <w:lvlJc w:val="left"/>
+      <w:pPr>
+        <w:tabs>
+          <w:tab w:val="num" w:pos="1440"/>
+        </w:tabs>
+        <w:ind w:left="1440" w:hanging="360"/>
+      </w:pPr>
+      <w:rPr>
+        <w:rFonts w:ascii="Courier New" w:hAnsi="Courier New" w:hint="default"/>
+        <w:sz w:val="20"/>
+      </w:rPr>
+    </w:lvl>
+    <w:lvl w:ilvl="2" w:tentative="1">
+      <w:start w:val="1"/>
+      <w:numFmt w:val="bullet"/>
+      <w:lvlText w:val=""/>
+      <w:lvlJc w:val="left"/>
+      <w:pPr>
+        <w:tabs>
+          <w:tab w:val="num" w:pos="2160"/>
+        </w:tabs>
+        <w:ind w:left="2160" w:hanging="360"/>
+      </w:pPr>
+      <w:rPr>
+        <w:rFonts w:ascii="Wingdings" w:hAnsi="Wingdings" w:hint="default"/>
+        <w:sz w:val="20"/>
+      </w:rPr>
+    </w:lvl>
+    <w:lvl w:ilvl="3" w:tentative="1">
+      <w:start w:val="1"/>
+      <w:numFmt w:val="bullet"/>
+      <w:lvlText w:val=""/>
+      <w:lvlJc w:val="left"/>
+      <w:pPr>
+        <w:tabs>
+          <w:tab w:val="num" w:pos="2880"/>
+        </w:tabs>
+        <w:ind w:left="2880" w:hanging="360"/>
+      </w:pPr>
+      <w:rPr>
+        <w:rFonts w:ascii="Wingdings" w:hAnsi="Wingdings" w:hint="default"/>
+        <w:sz w:val="20"/>
+      </w:rPr>
+    </w:lvl>
+    <w:lvl w:ilvl="4" w:tentative="1">
+      <w:start w:val="1"/>
+      <w:numFmt w:val="bullet"/>
+      <w:lvlText w:val=""/>
+      <w:lvlJc w:val="left"/>
+      <w:pPr>
+        <w:tabs>
+          <w:tab w:val="num" w:pos="3600"/>
+        </w:tabs>
+        <w:ind w:left="3600" w:hanging="360"/>
+      </w:pPr>
+      <w:rPr>
+        <w:rFonts w:ascii="Wingdings" w:hAnsi="Wingdings" w:hint="default"/>
+        <w:sz w:val="20"/>
+      </w:rPr>
+    </w:lvl>
+    <w:lvl w:ilvl="5" w:tentative="1">
+      <w:start w:val="1"/>
+      <w:numFmt w:val="bullet"/>
+      <w:lvlText w:val=""/>
+      <w:lvlJc w:val="left"/>
+      <w:pPr>
+        <w:tabs>
+          <w:tab w:val="num" w:pos="4320"/>
+        </w:tabs>
+        <w:ind w:left="4320" w:hanging="360"/>
+      </w:pPr>
+      <w:rPr>
+        <w:rFonts w:ascii="Wingdings" w:hAnsi="Wingdings" w:hint="default"/>
+        <w:sz w:val="20"/>
+      </w:rPr>
+    </w:lvl>
+    <w:lvl w:ilvl="6" w:tentative="1">
+      <w:start w:val="1"/>
+      <w:numFmt w:val="bullet"/>
+      <w:lvlText w:val=""/>
+      <w:lvlJc w:val="left"/>
+      <w:pPr>
+        <w:tabs>
+          <w:tab w:val="num" w:pos="5040"/>
+        </w:tabs>
+        <w:ind w:left="5040" w:hanging="360"/>
+      </w:pPr>
+      <w:rPr>
+        <w:rFonts w:ascii="Wingdings" w:hAnsi="Wingdings" w:hint="default"/>
+        <w:sz w:val="20"/>
+      </w:rPr>
+    </w:lvl>
+    <w:lvl w:ilvl="7" w:tentative="1">
+      <w:start w:val="1"/>
+      <w:numFmt w:val="bullet"/>
+      <w:lvlText w:val=""/>
+      <w:lvlJc w:val="left"/>
+      <w:pPr>
+        <w:tabs>
+          <w:tab w:val="num" w:pos="5760"/>
+        </w:tabs>
+        <w:ind w:left="5760" w:hanging="360"/>
+      </w:pPr>
+      <w:rPr>
+        <w:rFonts w:ascii="Wingdings" w:hAnsi="Wingdings" w:hint="default"/>
+        <w:sz w:val="20"/>
+      </w:rPr>
+    </w:lvl>
+    <w:lvl w:ilvl="8" w:tentative="1">
+      <w:start w:val="1"/>
+      <w:numFmt w:val="bullet"/>
+      <w:lvlText w:val=""/>
+      <w:lvlJc w:val="left"/>
+      <w:pPr>
+        <w:tabs>
+          <w:tab w:val="num" w:pos="6480"/>
+        </w:tabs>
+        <w:ind w:left="6480" w:hanging="360"/>
+      </w:pPr>
+      <w:rPr>
+        <w:rFonts w:ascii="Wingdings" w:hAnsi="Wingdings" w:hint="default"/>
+        <w:sz w:val="20"/>
+      </w:rPr>
+    </w:lvl>
+  </w:abstractNum>
+  <w:abstractNum w:abstractNumId="31" w15:restartNumberingAfterBreak="0">
     <w:nsid w:val="7C6C065F"/>
     <w:multiLevelType w:val="multilevel"/>
     <w:tmpl w:val="529C90F2"/>
@@ -8046,7 +8373,7 @@
       </w:rPr>
     </w:lvl>
   </w:abstractNum>
-  <w:abstractNum w:abstractNumId="24" w15:restartNumberingAfterBreak="0">
+  <w:abstractNum w:abstractNumId="32" w15:restartNumberingAfterBreak="0">
     <w:nsid w:val="7D113798"/>
     <w:multiLevelType w:val="multilevel"/>
     <w:tmpl w:val="01A461F0"/>
@@ -8195,11 +8522,309 @@
       </w:rPr>
     </w:lvl>
   </w:abstractNum>
+  <w:abstractNum w:abstractNumId="33" w15:restartNumberingAfterBreak="0">
+    <w:nsid w:val="7DCE2B10"/>
+    <w:multiLevelType w:val="multilevel"/>
+    <w:tmpl w:val="87844EB6"/>
+    <w:lvl w:ilvl="0">
+      <w:start w:val="1"/>
+      <w:numFmt w:val="bullet"/>
+      <w:lvlText w:val=""/>
+      <w:lvlJc w:val="left"/>
+      <w:pPr>
+        <w:tabs>
+          <w:tab w:val="num" w:pos="720"/>
+        </w:tabs>
+        <w:ind w:left="720" w:hanging="360"/>
+      </w:pPr>
+      <w:rPr>
+        <w:rFonts w:ascii="Symbol" w:hAnsi="Symbol" w:hint="default"/>
+        <w:sz w:val="20"/>
+      </w:rPr>
+    </w:lvl>
+    <w:lvl w:ilvl="1" w:tentative="1">
+      <w:start w:val="1"/>
+      <w:numFmt w:val="bullet"/>
+      <w:lvlText w:val="o"/>
+      <w:lvlJc w:val="left"/>
+      <w:pPr>
+        <w:tabs>
+          <w:tab w:val="num" w:pos="1440"/>
+        </w:tabs>
+        <w:ind w:left="1440" w:hanging="360"/>
+      </w:pPr>
+      <w:rPr>
+        <w:rFonts w:ascii="Courier New" w:hAnsi="Courier New" w:hint="default"/>
+        <w:sz w:val="20"/>
+      </w:rPr>
+    </w:lvl>
+    <w:lvl w:ilvl="2" w:tentative="1">
+      <w:start w:val="1"/>
+      <w:numFmt w:val="bullet"/>
+      <w:lvlText w:val=""/>
+      <w:lvlJc w:val="left"/>
+      <w:pPr>
+        <w:tabs>
+          <w:tab w:val="num" w:pos="2160"/>
+        </w:tabs>
+        <w:ind w:left="2160" w:hanging="360"/>
+      </w:pPr>
+      <w:rPr>
+        <w:rFonts w:ascii="Wingdings" w:hAnsi="Wingdings" w:hint="default"/>
+        <w:sz w:val="20"/>
+      </w:rPr>
+    </w:lvl>
+    <w:lvl w:ilvl="3" w:tentative="1">
+      <w:start w:val="1"/>
+      <w:numFmt w:val="bullet"/>
+      <w:lvlText w:val=""/>
+      <w:lvlJc w:val="left"/>
+      <w:pPr>
+        <w:tabs>
+          <w:tab w:val="num" w:pos="2880"/>
+        </w:tabs>
+        <w:ind w:left="2880" w:hanging="360"/>
+      </w:pPr>
+      <w:rPr>
+        <w:rFonts w:ascii="Wingdings" w:hAnsi="Wingdings" w:hint="default"/>
+        <w:sz w:val="20"/>
+      </w:rPr>
+    </w:lvl>
+    <w:lvl w:ilvl="4" w:tentative="1">
+      <w:start w:val="1"/>
+      <w:numFmt w:val="bullet"/>
+      <w:lvlText w:val=""/>
+      <w:lvlJc w:val="left"/>
+      <w:pPr>
+        <w:tabs>
+          <w:tab w:val="num" w:pos="3600"/>
+        </w:tabs>
+        <w:ind w:left="3600" w:hanging="360"/>
+      </w:pPr>
+      <w:rPr>
+        <w:rFonts w:ascii="Wingdings" w:hAnsi="Wingdings" w:hint="default"/>
+        <w:sz w:val="20"/>
+      </w:rPr>
+    </w:lvl>
+    <w:lvl w:ilvl="5" w:tentative="1">
+      <w:start w:val="1"/>
+      <w:numFmt w:val="bullet"/>
+      <w:lvlText w:val=""/>
+      <w:lvlJc w:val="left"/>
+      <w:pPr>
+        <w:tabs>
+          <w:tab w:val="num" w:pos="4320"/>
+        </w:tabs>
+        <w:ind w:left="4320" w:hanging="360"/>
+      </w:pPr>
+      <w:rPr>
+        <w:rFonts w:ascii="Wingdings" w:hAnsi="Wingdings" w:hint="default"/>
+        <w:sz w:val="20"/>
+      </w:rPr>
+    </w:lvl>
+    <w:lvl w:ilvl="6" w:tentative="1">
+      <w:start w:val="1"/>
+      <w:numFmt w:val="bullet"/>
+      <w:lvlText w:val=""/>
+      <w:lvlJc w:val="left"/>
+      <w:pPr>
+        <w:tabs>
+          <w:tab w:val="num" w:pos="5040"/>
+        </w:tabs>
+        <w:ind w:left="5040" w:hanging="360"/>
+      </w:pPr>
+      <w:rPr>
+        <w:rFonts w:ascii="Wingdings" w:hAnsi="Wingdings" w:hint="default"/>
+        <w:sz w:val="20"/>
+      </w:rPr>
+    </w:lvl>
+    <w:lvl w:ilvl="7" w:tentative="1">
+      <w:start w:val="1"/>
+      <w:numFmt w:val="bullet"/>
+      <w:lvlText w:val=""/>
+      <w:lvlJc w:val="left"/>
+      <w:pPr>
+        <w:tabs>
+          <w:tab w:val="num" w:pos="5760"/>
+        </w:tabs>
+        <w:ind w:left="5760" w:hanging="360"/>
+      </w:pPr>
+      <w:rPr>
+        <w:rFonts w:ascii="Wingdings" w:hAnsi="Wingdings" w:hint="default"/>
+        <w:sz w:val="20"/>
+      </w:rPr>
+    </w:lvl>
+    <w:lvl w:ilvl="8" w:tentative="1">
+      <w:start w:val="1"/>
+      <w:numFmt w:val="bullet"/>
+      <w:lvlText w:val=""/>
+      <w:lvlJc w:val="left"/>
+      <w:pPr>
+        <w:tabs>
+          <w:tab w:val="num" w:pos="6480"/>
+        </w:tabs>
+        <w:ind w:left="6480" w:hanging="360"/>
+      </w:pPr>
+      <w:rPr>
+        <w:rFonts w:ascii="Wingdings" w:hAnsi="Wingdings" w:hint="default"/>
+        <w:sz w:val="20"/>
+      </w:rPr>
+    </w:lvl>
+  </w:abstractNum>
+  <w:abstractNum w:abstractNumId="34" w15:restartNumberingAfterBreak="0">
+    <w:nsid w:val="7F5529AA"/>
+    <w:multiLevelType w:val="multilevel"/>
+    <w:tmpl w:val="5746B348"/>
+    <w:lvl w:ilvl="0">
+      <w:start w:val="1"/>
+      <w:numFmt w:val="bullet"/>
+      <w:lvlText w:val=""/>
+      <w:lvlJc w:val="left"/>
+      <w:pPr>
+        <w:tabs>
+          <w:tab w:val="num" w:pos="720"/>
+        </w:tabs>
+        <w:ind w:left="720" w:hanging="360"/>
+      </w:pPr>
+      <w:rPr>
+        <w:rFonts w:ascii="Symbol" w:hAnsi="Symbol" w:hint="default"/>
+        <w:sz w:val="20"/>
+      </w:rPr>
+    </w:lvl>
+    <w:lvl w:ilvl="1" w:tentative="1">
+      <w:start w:val="1"/>
+      <w:numFmt w:val="bullet"/>
+      <w:lvlText w:val="o"/>
+      <w:lvlJc w:val="left"/>
+      <w:pPr>
+        <w:tabs>
+          <w:tab w:val="num" w:pos="1440"/>
+        </w:tabs>
+        <w:ind w:left="1440" w:hanging="360"/>
+      </w:pPr>
+      <w:rPr>
+        <w:rFonts w:ascii="Courier New" w:hAnsi="Courier New" w:hint="default"/>
+        <w:sz w:val="20"/>
+      </w:rPr>
+    </w:lvl>
+    <w:lvl w:ilvl="2" w:tentative="1">
+      <w:start w:val="1"/>
+      <w:numFmt w:val="bullet"/>
+      <w:lvlText w:val=""/>
+      <w:lvlJc w:val="left"/>
+      <w:pPr>
+        <w:tabs>
+          <w:tab w:val="num" w:pos="2160"/>
+        </w:tabs>
+        <w:ind w:left="2160" w:hanging="360"/>
+      </w:pPr>
+      <w:rPr>
+        <w:rFonts w:ascii="Wingdings" w:hAnsi="Wingdings" w:hint="default"/>
+        <w:sz w:val="20"/>
+      </w:rPr>
+    </w:lvl>
+    <w:lvl w:ilvl="3" w:tentative="1">
+      <w:start w:val="1"/>
+      <w:numFmt w:val="bullet"/>
+      <w:lvlText w:val=""/>
+      <w:lvlJc w:val="left"/>
+      <w:pPr>
+        <w:tabs>
+          <w:tab w:val="num" w:pos="2880"/>
+        </w:tabs>
+        <w:ind w:left="2880" w:hanging="360"/>
+      </w:pPr>
+      <w:rPr>
+        <w:rFonts w:ascii="Wingdings" w:hAnsi="Wingdings" w:hint="default"/>
+        <w:sz w:val="20"/>
+      </w:rPr>
+    </w:lvl>
+    <w:lvl w:ilvl="4" w:tentative="1">
+      <w:start w:val="1"/>
+      <w:numFmt w:val="bullet"/>
+      <w:lvlText w:val=""/>
+      <w:lvlJc w:val="left"/>
+      <w:pPr>
+        <w:tabs>
+          <w:tab w:val="num" w:pos="3600"/>
+        </w:tabs>
+        <w:ind w:left="3600" w:hanging="360"/>
+      </w:pPr>
+      <w:rPr>
+        <w:rFonts w:ascii="Wingdings" w:hAnsi="Wingdings" w:hint="default"/>
+        <w:sz w:val="20"/>
+      </w:rPr>
+    </w:lvl>
+    <w:lvl w:ilvl="5" w:tentative="1">
+      <w:start w:val="1"/>
+      <w:numFmt w:val="bullet"/>
+      <w:lvlText w:val=""/>
+      <w:lvlJc w:val="left"/>
+      <w:pPr>
+        <w:tabs>
+          <w:tab w:val="num" w:pos="4320"/>
+        </w:tabs>
+        <w:ind w:left="4320" w:hanging="360"/>
+      </w:pPr>
+      <w:rPr>
+        <w:rFonts w:ascii="Wingdings" w:hAnsi="Wingdings" w:hint="default"/>
+        <w:sz w:val="20"/>
+      </w:rPr>
+    </w:lvl>
+    <w:lvl w:ilvl="6" w:tentative="1">
+      <w:start w:val="1"/>
+      <w:numFmt w:val="bullet"/>
+      <w:lvlText w:val=""/>
+      <w:lvlJc w:val="left"/>
+      <w:pPr>
+        <w:tabs>
+          <w:tab w:val="num" w:pos="5040"/>
+        </w:tabs>
+        <w:ind w:left="5040" w:hanging="360"/>
+      </w:pPr>
+      <w:rPr>
+        <w:rFonts w:ascii="Wingdings" w:hAnsi="Wingdings" w:hint="default"/>
+        <w:sz w:val="20"/>
+      </w:rPr>
+    </w:lvl>
+    <w:lvl w:ilvl="7" w:tentative="1">
+      <w:start w:val="1"/>
+      <w:numFmt w:val="bullet"/>
+      <w:lvlText w:val=""/>
+      <w:lvlJc w:val="left"/>
+      <w:pPr>
+        <w:tabs>
+          <w:tab w:val="num" w:pos="5760"/>
+        </w:tabs>
+        <w:ind w:left="5760" w:hanging="360"/>
+      </w:pPr>
+      <w:rPr>
+        <w:rFonts w:ascii="Wingdings" w:hAnsi="Wingdings" w:hint="default"/>
+        <w:sz w:val="20"/>
+      </w:rPr>
+    </w:lvl>
+    <w:lvl w:ilvl="8" w:tentative="1">
+      <w:start w:val="1"/>
+      <w:numFmt w:val="bullet"/>
+      <w:lvlText w:val=""/>
+      <w:lvlJc w:val="left"/>
+      <w:pPr>
+        <w:tabs>
+          <w:tab w:val="num" w:pos="6480"/>
+        </w:tabs>
+        <w:ind w:left="6480" w:hanging="360"/>
+      </w:pPr>
+      <w:rPr>
+        <w:rFonts w:ascii="Wingdings" w:hAnsi="Wingdings" w:hint="default"/>
+        <w:sz w:val="20"/>
+      </w:rPr>
+    </w:lvl>
+  </w:abstractNum>
   <w:num w:numId="1" w16cid:durableId="2051299829">
-    <w:abstractNumId w:val="11"/>
+    <w:abstractNumId w:val="12"/>
   </w:num>
   <w:num w:numId="2" w16cid:durableId="112598177">
-    <w:abstractNumId w:val="15"/>
+    <w:abstractNumId w:val="17"/>
   </w:num>
   <w:num w:numId="3" w16cid:durableId="1893887324">
     <w:abstractNumId w:val="5"/>
@@ -8208,52 +8833,52 @@
     <w:abstractNumId w:val="6"/>
   </w:num>
   <w:num w:numId="5" w16cid:durableId="301421703">
-    <w:abstractNumId w:val="23"/>
+    <w:abstractNumId w:val="31"/>
   </w:num>
   <w:num w:numId="6" w16cid:durableId="1655184781">
     <w:abstractNumId w:val="2"/>
   </w:num>
   <w:num w:numId="7" w16cid:durableId="388069162">
-    <w:abstractNumId w:val="8"/>
+    <w:abstractNumId w:val="9"/>
   </w:num>
   <w:num w:numId="8" w16cid:durableId="179899021">
-    <w:abstractNumId w:val="18"/>
+    <w:abstractNumId w:val="22"/>
   </w:num>
   <w:num w:numId="9" w16cid:durableId="1730150583">
-    <w:abstractNumId w:val="16"/>
+    <w:abstractNumId w:val="19"/>
   </w:num>
   <w:num w:numId="10" w16cid:durableId="2132043640">
-    <w:abstractNumId w:val="14"/>
+    <w:abstractNumId w:val="16"/>
   </w:num>
   <w:num w:numId="11" w16cid:durableId="1453162055">
     <w:abstractNumId w:val="0"/>
   </w:num>
   <w:num w:numId="12" w16cid:durableId="2111509282">
-    <w:abstractNumId w:val="17"/>
+    <w:abstractNumId w:val="21"/>
   </w:num>
   <w:num w:numId="13" w16cid:durableId="937179549">
     <w:abstractNumId w:val="1"/>
   </w:num>
   <w:num w:numId="14" w16cid:durableId="311443191">
-    <w:abstractNumId w:val="22"/>
+    <w:abstractNumId w:val="29"/>
   </w:num>
   <w:num w:numId="15" w16cid:durableId="1042827482">
-    <w:abstractNumId w:val="19"/>
+    <w:abstractNumId w:val="23"/>
   </w:num>
   <w:num w:numId="16" w16cid:durableId="564292256">
-    <w:abstractNumId w:val="9"/>
+    <w:abstractNumId w:val="10"/>
   </w:num>
   <w:num w:numId="17" w16cid:durableId="363361422">
-    <w:abstractNumId w:val="20"/>
+    <w:abstractNumId w:val="25"/>
   </w:num>
   <w:num w:numId="18" w16cid:durableId="1798066199">
-    <w:abstractNumId w:val="13"/>
+    <w:abstractNumId w:val="15"/>
   </w:num>
   <w:num w:numId="19" w16cid:durableId="1037924084">
-    <w:abstractNumId w:val="12"/>
+    <w:abstractNumId w:val="14"/>
   </w:num>
   <w:num w:numId="20" w16cid:durableId="1211071593">
-    <w:abstractNumId w:val="24"/>
+    <w:abstractNumId w:val="32"/>
   </w:num>
   <w:num w:numId="21" w16cid:durableId="258567061">
     <w:abstractNumId w:val="4"/>
@@ -8262,13 +8887,43 @@
     <w:abstractNumId w:val="3"/>
   </w:num>
   <w:num w:numId="23" w16cid:durableId="1133132679">
-    <w:abstractNumId w:val="10"/>
+    <w:abstractNumId w:val="11"/>
   </w:num>
   <w:num w:numId="24" w16cid:durableId="720637489">
-    <w:abstractNumId w:val="21"/>
+    <w:abstractNumId w:val="28"/>
   </w:num>
   <w:num w:numId="25" w16cid:durableId="1794514175">
+    <w:abstractNumId w:val="8"/>
+  </w:num>
+  <w:num w:numId="26" w16cid:durableId="2020234973">
+    <w:abstractNumId w:val="24"/>
+  </w:num>
+  <w:num w:numId="27" w16cid:durableId="1852403683">
+    <w:abstractNumId w:val="13"/>
+  </w:num>
+  <w:num w:numId="28" w16cid:durableId="604650222">
     <w:abstractNumId w:val="7"/>
+  </w:num>
+  <w:num w:numId="29" w16cid:durableId="434718524">
+    <w:abstractNumId w:val="27"/>
+  </w:num>
+  <w:num w:numId="30" w16cid:durableId="1794322198">
+    <w:abstractNumId w:val="20"/>
+  </w:num>
+  <w:num w:numId="31" w16cid:durableId="575821975">
+    <w:abstractNumId w:val="34"/>
+  </w:num>
+  <w:num w:numId="32" w16cid:durableId="759762595">
+    <w:abstractNumId w:val="26"/>
+  </w:num>
+  <w:num w:numId="33" w16cid:durableId="753433441">
+    <w:abstractNumId w:val="18"/>
+  </w:num>
+  <w:num w:numId="34" w16cid:durableId="2067796342">
+    <w:abstractNumId w:val="30"/>
+  </w:num>
+  <w:num w:numId="35" w16cid:durableId="179010069">
+    <w:abstractNumId w:val="33"/>
   </w:num>
 </w:numbering>
 </file>
@@ -8695,6 +9350,29 @@
       <w:szCs w:val="32"/>
     </w:rPr>
   </w:style>
+  <w:style w:type="paragraph" w:styleId="Ttulo2">
+    <w:name w:val="heading 2"/>
+    <w:basedOn w:val="Normal"/>
+    <w:next w:val="Normal"/>
+    <w:link w:val="Ttulo2Car"/>
+    <w:uiPriority w:val="9"/>
+    <w:semiHidden/>
+    <w:unhideWhenUsed/>
+    <w:qFormat/>
+    <w:rsid w:val="00480F19"/>
+    <w:pPr>
+      <w:keepNext/>
+      <w:keepLines/>
+      <w:spacing w:before="40" w:after="0"/>
+      <w:outlineLvl w:val="1"/>
+    </w:pPr>
+    <w:rPr>
+      <w:rFonts w:asciiTheme="majorHAnsi" w:eastAsiaTheme="majorEastAsia" w:hAnsiTheme="majorHAnsi" w:cstheme="majorBidi"/>
+      <w:color w:val="365F91" w:themeColor="accent1" w:themeShade="BF"/>
+      <w:sz w:val="26"/>
+      <w:szCs w:val="26"/>
+    </w:rPr>
+  </w:style>
   <w:style w:type="paragraph" w:styleId="Ttulo3">
     <w:name w:val="heading 3"/>
     <w:basedOn w:val="Normal"/>
@@ -8715,6 +9393,29 @@
       <w:szCs w:val="27"/>
       <w:lang w:eastAsia="es-MX"/>
       <w14:ligatures w14:val="none"/>
+    </w:rPr>
+  </w:style>
+  <w:style w:type="paragraph" w:styleId="Ttulo4">
+    <w:name w:val="heading 4"/>
+    <w:basedOn w:val="Normal"/>
+    <w:next w:val="Normal"/>
+    <w:link w:val="Ttulo4Car"/>
+    <w:uiPriority w:val="9"/>
+    <w:semiHidden/>
+    <w:unhideWhenUsed/>
+    <w:qFormat/>
+    <w:rsid w:val="00480F19"/>
+    <w:pPr>
+      <w:keepNext/>
+      <w:keepLines/>
+      <w:spacing w:before="40" w:after="0"/>
+      <w:outlineLvl w:val="3"/>
+    </w:pPr>
+    <w:rPr>
+      <w:rFonts w:asciiTheme="majorHAnsi" w:eastAsiaTheme="majorEastAsia" w:hAnsiTheme="majorHAnsi" w:cstheme="majorBidi"/>
+      <w:i/>
+      <w:iCs/>
+      <w:color w:val="365F91" w:themeColor="accent1" w:themeShade="BF"/>
     </w:rPr>
   </w:style>
   <w:style w:type="character" w:default="1" w:styleId="Fuentedeprrafopredeter">
@@ -8915,6 +9616,78 @@
       <w:sz w:val="32"/>
       <w:szCs w:val="32"/>
     </w:rPr>
+  </w:style>
+  <w:style w:type="character" w:customStyle="1" w:styleId="Ttulo2Car">
+    <w:name w:val="Título 2 Car"/>
+    <w:basedOn w:val="Fuentedeprrafopredeter"/>
+    <w:link w:val="Ttulo2"/>
+    <w:uiPriority w:val="9"/>
+    <w:semiHidden/>
+    <w:rsid w:val="00480F19"/>
+    <w:rPr>
+      <w:rFonts w:asciiTheme="majorHAnsi" w:eastAsiaTheme="majorEastAsia" w:hAnsiTheme="majorHAnsi" w:cstheme="majorBidi"/>
+      <w:color w:val="365F91" w:themeColor="accent1" w:themeShade="BF"/>
+      <w:sz w:val="26"/>
+      <w:szCs w:val="26"/>
+    </w:rPr>
+  </w:style>
+  <w:style w:type="character" w:customStyle="1" w:styleId="Ttulo4Car">
+    <w:name w:val="Título 4 Car"/>
+    <w:basedOn w:val="Fuentedeprrafopredeter"/>
+    <w:link w:val="Ttulo4"/>
+    <w:uiPriority w:val="9"/>
+    <w:semiHidden/>
+    <w:rsid w:val="00480F19"/>
+    <w:rPr>
+      <w:rFonts w:asciiTheme="majorHAnsi" w:eastAsiaTheme="majorEastAsia" w:hAnsiTheme="majorHAnsi" w:cstheme="majorBidi"/>
+      <w:i/>
+      <w:iCs/>
+      <w:color w:val="365F91" w:themeColor="accent1" w:themeShade="BF"/>
+    </w:rPr>
+  </w:style>
+  <w:style w:type="paragraph" w:styleId="Encabezado">
+    <w:name w:val="header"/>
+    <w:basedOn w:val="Normal"/>
+    <w:link w:val="EncabezadoCar"/>
+    <w:uiPriority w:val="99"/>
+    <w:unhideWhenUsed/>
+    <w:rsid w:val="00480F19"/>
+    <w:pPr>
+      <w:tabs>
+        <w:tab w:val="center" w:pos="4680"/>
+        <w:tab w:val="right" w:pos="9360"/>
+      </w:tabs>
+      <w:spacing w:after="0" w:line="240" w:lineRule="auto"/>
+    </w:pPr>
+  </w:style>
+  <w:style w:type="character" w:customStyle="1" w:styleId="EncabezadoCar">
+    <w:name w:val="Encabezado Car"/>
+    <w:basedOn w:val="Fuentedeprrafopredeter"/>
+    <w:link w:val="Encabezado"/>
+    <w:uiPriority w:val="99"/>
+    <w:rsid w:val="00480F19"/>
+  </w:style>
+  <w:style w:type="paragraph" w:styleId="Piedepgina">
+    <w:name w:val="footer"/>
+    <w:basedOn w:val="Normal"/>
+    <w:link w:val="PiedepginaCar"/>
+    <w:uiPriority w:val="99"/>
+    <w:unhideWhenUsed/>
+    <w:rsid w:val="00480F19"/>
+    <w:pPr>
+      <w:tabs>
+        <w:tab w:val="center" w:pos="4680"/>
+        <w:tab w:val="right" w:pos="9360"/>
+      </w:tabs>
+      <w:spacing w:after="0" w:line="240" w:lineRule="auto"/>
+    </w:pPr>
+  </w:style>
+  <w:style w:type="character" w:customStyle="1" w:styleId="PiedepginaCar">
+    <w:name w:val="Pie de página Car"/>
+    <w:basedOn w:val="Fuentedeprrafopredeter"/>
+    <w:link w:val="Piedepgina"/>
+    <w:uiPriority w:val="99"/>
+    <w:rsid w:val="00480F19"/>
   </w:style>
 </w:styles>
 </file>
